--- a/docs/TireShopPOS_Developer_Guide.docx
+++ b/docs/TireShopPOS_Developer_Guide.docx
@@ -48,7 +48,7 @@
           <w:sz w:val="24"/>
           <w:szCs w:val="24"/>
         </w:rPr>
-        <w:t xml:space="preserve">API Reference, Architecture, Deployment, and Integration Guide</w:t>
+        <w:t xml:space="preserve">API Reference, Architecture, Security, and Integration Guide</w:t>
       </w:r>
     </w:p>
     <w:p>
@@ -76,7 +76,7 @@
           <w:sz w:val="22"/>
           <w:szCs w:val="22"/>
         </w:rPr>
-        <w:t xml:space="preserve">Version 1.0.0  |  March 2026</w:t>
+        <w:t xml:space="preserve">Version 1.0.1  |  March 2026</w:t>
       </w:r>
     </w:p>
     <w:p>
@@ -122,22 +122,602 @@
           <w:sz w:val="22"/>
           <w:szCs w:val="22"/>
         </w:rPr>
-        <w:t xml:space="preserve">TireShopPOS is a full-stack POS system for independent tire shops. PHP 8.1+ REST API with MySQL/MariaDB, React 19 SPA, designed for Ubuntu 24.04 LTS with Virtualmin 8.x Professional.</w:t>
+        <w:t xml:space="preserve">TireShopPOS is a full-stack POS system for independent tire shops. Built for Bearly Used &amp; New Tires (Florence, CO). PHP 8.1+ REST API with MySQL/MariaDB, React 19 SPA, designed for Ubuntu 24.04 LTS with Virtualmin 8.x Professional.</w:t>
       </w:r>
     </w:p>
-    <w:p>
-      <w:pPr>
-        <w:spacing w:after="120"/>
-      </w:pPr>
-      <w:r>
-        <w:rPr>
-          <w:rFonts w:ascii="Arial" w:cs="Arial" w:eastAsia="Arial" w:hAnsi="Arial"/>
-          <w:sz w:val="22"/>
-          <w:szCs w:val="22"/>
-        </w:rPr>
-        <w:t xml:space="preserve">169 API routes, 66 tables, 9 views, 18 RBAC permissions, 5 roles, 3 plate-to-VIN providers, work order financial model with deposits, tax calculation, and line-item tracking.</w:t>
-      </w:r>
-    </w:p>
+    <w:tbl>
+      <w:tblPr>
+        <w:tblW w:type="dxa" w:w="9360"/>
+        <w:tblBorders>
+          <w:top w:val="single" w:color="auto" w:sz="4"/>
+          <w:left w:val="single" w:color="auto" w:sz="4"/>
+          <w:bottom w:val="single" w:color="auto" w:sz="4"/>
+          <w:right w:val="single" w:color="auto" w:sz="4"/>
+          <w:insideH w:val="single" w:color="auto" w:sz="4"/>
+          <w:insideV w:val="single" w:color="auto" w:sz="4"/>
+        </w:tblBorders>
+      </w:tblPr>
+      <w:tblGrid>
+        <w:gridCol w:w="4600"/>
+        <w:gridCol w:w="4760"/>
+      </w:tblGrid>
+      <w:tr>
+        <w:tc>
+          <w:tcPr>
+            <w:tcW w:type="dxa" w:w="4600"/>
+            <w:tcBorders>
+              <w:top w:val="single" w:color="CCCCCC" w:sz="1"/>
+              <w:left w:val="single" w:color="CCCCCC" w:sz="1"/>
+              <w:bottom w:val="single" w:color="CCCCCC" w:sz="1"/>
+              <w:right w:val="single" w:color="CCCCCC" w:sz="1"/>
+            </w:tcBorders>
+            <w:shd w:fill="1B4F72" w:val="clear"/>
+            <w:tcMar>
+              <w:top w:type="dxa" w:w="60"/>
+              <w:left w:type="dxa" w:w="100"/>
+              <w:bottom w:type="dxa" w:w="60"/>
+              <w:right w:type="dxa" w:w="100"/>
+            </w:tcMar>
+          </w:tcPr>
+          <w:p>
+            <w:r>
+              <w:rPr>
+                <w:rFonts w:ascii="Arial" w:cs="Arial" w:eastAsia="Arial" w:hAnsi="Arial"/>
+                <w:b/>
+                <w:bCs/>
+                <w:color w:val="FFFFFF"/>
+                <w:sz w:val="18"/>
+                <w:szCs w:val="18"/>
+              </w:rPr>
+              <w:t xml:space="preserve">Metric</w:t>
+            </w:r>
+          </w:p>
+        </w:tc>
+        <w:tc>
+          <w:tcPr>
+            <w:tcW w:type="dxa" w:w="4760"/>
+            <w:tcBorders>
+              <w:top w:val="single" w:color="CCCCCC" w:sz="1"/>
+              <w:left w:val="single" w:color="CCCCCC" w:sz="1"/>
+              <w:bottom w:val="single" w:color="CCCCCC" w:sz="1"/>
+              <w:right w:val="single" w:color="CCCCCC" w:sz="1"/>
+            </w:tcBorders>
+            <w:shd w:fill="1B4F72" w:val="clear"/>
+            <w:tcMar>
+              <w:top w:type="dxa" w:w="60"/>
+              <w:left w:type="dxa" w:w="100"/>
+              <w:bottom w:type="dxa" w:w="60"/>
+              <w:right w:type="dxa" w:w="100"/>
+            </w:tcMar>
+          </w:tcPr>
+          <w:p>
+            <w:r>
+              <w:rPr>
+                <w:rFonts w:ascii="Arial" w:cs="Arial" w:eastAsia="Arial" w:hAnsi="Arial"/>
+                <w:b/>
+                <w:bCs/>
+                <w:color w:val="FFFFFF"/>
+                <w:sz w:val="18"/>
+                <w:szCs w:val="18"/>
+              </w:rPr>
+              <w:t xml:space="preserve">Value</w:t>
+            </w:r>
+          </w:p>
+        </w:tc>
+      </w:tr>
+      <w:tr>
+        <w:tc>
+          <w:tcPr>
+            <w:tcW w:type="dxa" w:w="4600"/>
+            <w:tcBorders>
+              <w:top w:val="single" w:color="CCCCCC" w:sz="1"/>
+              <w:left w:val="single" w:color="CCCCCC" w:sz="1"/>
+              <w:bottom w:val="single" w:color="CCCCCC" w:sz="1"/>
+              <w:right w:val="single" w:color="CCCCCC" w:sz="1"/>
+            </w:tcBorders>
+            <w:tcMar>
+              <w:top w:type="dxa" w:w="60"/>
+              <w:left w:type="dxa" w:w="100"/>
+              <w:bottom w:type="dxa" w:w="60"/>
+              <w:right w:type="dxa" w:w="100"/>
+            </w:tcMar>
+          </w:tcPr>
+          <w:p>
+            <w:r>
+              <w:rPr>
+                <w:rFonts w:ascii="Arial" w:cs="Arial" w:eastAsia="Arial" w:hAnsi="Arial"/>
+                <w:sz w:val="22"/>
+                <w:szCs w:val="22"/>
+              </w:rPr>
+              <w:t xml:space="preserve">API Routes</w:t>
+            </w:r>
+          </w:p>
+        </w:tc>
+        <w:tc>
+          <w:tcPr>
+            <w:tcW w:type="dxa" w:w="4760"/>
+            <w:tcBorders>
+              <w:top w:val="single" w:color="CCCCCC" w:sz="1"/>
+              <w:left w:val="single" w:color="CCCCCC" w:sz="1"/>
+              <w:bottom w:val="single" w:color="CCCCCC" w:sz="1"/>
+              <w:right w:val="single" w:color="CCCCCC" w:sz="1"/>
+            </w:tcBorders>
+            <w:tcMar>
+              <w:top w:type="dxa" w:w="60"/>
+              <w:left w:type="dxa" w:w="100"/>
+              <w:bottom w:type="dxa" w:w="60"/>
+              <w:right w:type="dxa" w:w="100"/>
+            </w:tcMar>
+          </w:tcPr>
+          <w:p>
+            <w:r>
+              <w:rPr>
+                <w:rFonts w:ascii="Arial" w:cs="Arial" w:eastAsia="Arial" w:hAnsi="Arial"/>
+                <w:sz w:val="22"/>
+                <w:szCs w:val="22"/>
+              </w:rPr>
+              <w:t xml:space="preserve">172</w:t>
+            </w:r>
+          </w:p>
+        </w:tc>
+      </w:tr>
+      <w:tr>
+        <w:tc>
+          <w:tcPr>
+            <w:tcW w:type="dxa" w:w="4600"/>
+            <w:tcBorders>
+              <w:top w:val="single" w:color="CCCCCC" w:sz="1"/>
+              <w:left w:val="single" w:color="CCCCCC" w:sz="1"/>
+              <w:bottom w:val="single" w:color="CCCCCC" w:sz="1"/>
+              <w:right w:val="single" w:color="CCCCCC" w:sz="1"/>
+            </w:tcBorders>
+            <w:shd w:fill="F4F6F7" w:val="clear"/>
+            <w:tcMar>
+              <w:top w:type="dxa" w:w="60"/>
+              <w:left w:type="dxa" w:w="100"/>
+              <w:bottom w:type="dxa" w:w="60"/>
+              <w:right w:type="dxa" w:w="100"/>
+            </w:tcMar>
+          </w:tcPr>
+          <w:p>
+            <w:r>
+              <w:rPr>
+                <w:rFonts w:ascii="Arial" w:cs="Arial" w:eastAsia="Arial" w:hAnsi="Arial"/>
+                <w:sz w:val="22"/>
+                <w:szCs w:val="22"/>
+              </w:rPr>
+              <w:t xml:space="preserve">Database Tables</w:t>
+            </w:r>
+          </w:p>
+        </w:tc>
+        <w:tc>
+          <w:tcPr>
+            <w:tcW w:type="dxa" w:w="4760"/>
+            <w:tcBorders>
+              <w:top w:val="single" w:color="CCCCCC" w:sz="1"/>
+              <w:left w:val="single" w:color="CCCCCC" w:sz="1"/>
+              <w:bottom w:val="single" w:color="CCCCCC" w:sz="1"/>
+              <w:right w:val="single" w:color="CCCCCC" w:sz="1"/>
+            </w:tcBorders>
+            <w:shd w:fill="F4F6F7" w:val="clear"/>
+            <w:tcMar>
+              <w:top w:type="dxa" w:w="60"/>
+              <w:left w:type="dxa" w:w="100"/>
+              <w:bottom w:type="dxa" w:w="60"/>
+              <w:right w:type="dxa" w:w="100"/>
+            </w:tcMar>
+          </w:tcPr>
+          <w:p>
+            <w:r>
+              <w:rPr>
+                <w:rFonts w:ascii="Arial" w:cs="Arial" w:eastAsia="Arial" w:hAnsi="Arial"/>
+                <w:sz w:val="22"/>
+                <w:szCs w:val="22"/>
+              </w:rPr>
+              <w:t xml:space="preserve">66 (after 10 migrations)</w:t>
+            </w:r>
+          </w:p>
+        </w:tc>
+      </w:tr>
+      <w:tr>
+        <w:tc>
+          <w:tcPr>
+            <w:tcW w:type="dxa" w:w="4600"/>
+            <w:tcBorders>
+              <w:top w:val="single" w:color="CCCCCC" w:sz="1"/>
+              <w:left w:val="single" w:color="CCCCCC" w:sz="1"/>
+              <w:bottom w:val="single" w:color="CCCCCC" w:sz="1"/>
+              <w:right w:val="single" w:color="CCCCCC" w:sz="1"/>
+            </w:tcBorders>
+            <w:tcMar>
+              <w:top w:type="dxa" w:w="60"/>
+              <w:left w:type="dxa" w:w="100"/>
+              <w:bottom w:type="dxa" w:w="60"/>
+              <w:right w:type="dxa" w:w="100"/>
+            </w:tcMar>
+          </w:tcPr>
+          <w:p>
+            <w:r>
+              <w:rPr>
+                <w:rFonts w:ascii="Arial" w:cs="Arial" w:eastAsia="Arial" w:hAnsi="Arial"/>
+                <w:sz w:val="22"/>
+                <w:szCs w:val="22"/>
+              </w:rPr>
+              <w:t xml:space="preserve">Database Views</w:t>
+            </w:r>
+          </w:p>
+        </w:tc>
+        <w:tc>
+          <w:tcPr>
+            <w:tcW w:type="dxa" w:w="4760"/>
+            <w:tcBorders>
+              <w:top w:val="single" w:color="CCCCCC" w:sz="1"/>
+              <w:left w:val="single" w:color="CCCCCC" w:sz="1"/>
+              <w:bottom w:val="single" w:color="CCCCCC" w:sz="1"/>
+              <w:right w:val="single" w:color="CCCCCC" w:sz="1"/>
+            </w:tcBorders>
+            <w:tcMar>
+              <w:top w:type="dxa" w:w="60"/>
+              <w:left w:type="dxa" w:w="100"/>
+              <w:bottom w:type="dxa" w:w="60"/>
+              <w:right w:type="dxa" w:w="100"/>
+            </w:tcMar>
+          </w:tcPr>
+          <w:p>
+            <w:r>
+              <w:rPr>
+                <w:rFonts w:ascii="Arial" w:cs="Arial" w:eastAsia="Arial" w:hAnsi="Arial"/>
+                <w:sz w:val="22"/>
+                <w:szCs w:val="22"/>
+              </w:rPr>
+              <w:t xml:space="preserve">9</w:t>
+            </w:r>
+          </w:p>
+        </w:tc>
+      </w:tr>
+      <w:tr>
+        <w:tc>
+          <w:tcPr>
+            <w:tcW w:type="dxa" w:w="4600"/>
+            <w:tcBorders>
+              <w:top w:val="single" w:color="CCCCCC" w:sz="1"/>
+              <w:left w:val="single" w:color="CCCCCC" w:sz="1"/>
+              <w:bottom w:val="single" w:color="CCCCCC" w:sz="1"/>
+              <w:right w:val="single" w:color="CCCCCC" w:sz="1"/>
+            </w:tcBorders>
+            <w:shd w:fill="F4F6F7" w:val="clear"/>
+            <w:tcMar>
+              <w:top w:type="dxa" w:w="60"/>
+              <w:left w:type="dxa" w:w="100"/>
+              <w:bottom w:type="dxa" w:w="60"/>
+              <w:right w:type="dxa" w:w="100"/>
+            </w:tcMar>
+          </w:tcPr>
+          <w:p>
+            <w:r>
+              <w:rPr>
+                <w:rFonts w:ascii="Arial" w:cs="Arial" w:eastAsia="Arial" w:hAnsi="Arial"/>
+                <w:sz w:val="22"/>
+                <w:szCs w:val="22"/>
+              </w:rPr>
+              <w:t xml:space="preserve">RBAC Permissions</w:t>
+            </w:r>
+          </w:p>
+        </w:tc>
+        <w:tc>
+          <w:tcPr>
+            <w:tcW w:type="dxa" w:w="4760"/>
+            <w:tcBorders>
+              <w:top w:val="single" w:color="CCCCCC" w:sz="1"/>
+              <w:left w:val="single" w:color="CCCCCC" w:sz="1"/>
+              <w:bottom w:val="single" w:color="CCCCCC" w:sz="1"/>
+              <w:right w:val="single" w:color="CCCCCC" w:sz="1"/>
+            </w:tcBorders>
+            <w:shd w:fill="F4F6F7" w:val="clear"/>
+            <w:tcMar>
+              <w:top w:type="dxa" w:w="60"/>
+              <w:left w:type="dxa" w:w="100"/>
+              <w:bottom w:type="dxa" w:w="60"/>
+              <w:right w:type="dxa" w:w="100"/>
+            </w:tcMar>
+          </w:tcPr>
+          <w:p>
+            <w:r>
+              <w:rPr>
+                <w:rFonts w:ascii="Arial" w:cs="Arial" w:eastAsia="Arial" w:hAnsi="Arial"/>
+                <w:sz w:val="22"/>
+                <w:szCs w:val="22"/>
+              </w:rPr>
+              <w:t xml:space="preserve">17 across 5 roles</w:t>
+            </w:r>
+          </w:p>
+        </w:tc>
+      </w:tr>
+      <w:tr>
+        <w:tc>
+          <w:tcPr>
+            <w:tcW w:type="dxa" w:w="4600"/>
+            <w:tcBorders>
+              <w:top w:val="single" w:color="CCCCCC" w:sz="1"/>
+              <w:left w:val="single" w:color="CCCCCC" w:sz="1"/>
+              <w:bottom w:val="single" w:color="CCCCCC" w:sz="1"/>
+              <w:right w:val="single" w:color="CCCCCC" w:sz="1"/>
+            </w:tcBorders>
+            <w:tcMar>
+              <w:top w:type="dxa" w:w="60"/>
+              <w:left w:type="dxa" w:w="100"/>
+              <w:bottom w:type="dxa" w:w="60"/>
+              <w:right w:type="dxa" w:w="100"/>
+            </w:tcMar>
+          </w:tcPr>
+          <w:p>
+            <w:r>
+              <w:rPr>
+                <w:rFonts w:ascii="Arial" w:cs="Arial" w:eastAsia="Arial" w:hAnsi="Arial"/>
+                <w:sz w:val="22"/>
+                <w:szCs w:val="22"/>
+              </w:rPr>
+              <w:t xml:space="preserve">PHP Business Logic</w:t>
+            </w:r>
+          </w:p>
+        </w:tc>
+        <w:tc>
+          <w:tcPr>
+            <w:tcW w:type="dxa" w:w="4760"/>
+            <w:tcBorders>
+              <w:top w:val="single" w:color="CCCCCC" w:sz="1"/>
+              <w:left w:val="single" w:color="CCCCCC" w:sz="1"/>
+              <w:bottom w:val="single" w:color="CCCCCC" w:sz="1"/>
+              <w:right w:val="single" w:color="CCCCCC" w:sz="1"/>
+            </w:tcBorders>
+            <w:tcMar>
+              <w:top w:type="dxa" w:w="60"/>
+              <w:left w:type="dxa" w:w="100"/>
+              <w:bottom w:type="dxa" w:w="60"/>
+              <w:right w:type="dxa" w:w="100"/>
+            </w:tcMar>
+          </w:tcPr>
+          <w:p>
+            <w:r>
+              <w:rPr>
+                <w:rFonts w:ascii="Arial" w:cs="Arial" w:eastAsia="Arial" w:hAnsi="Arial"/>
+                <w:sz w:val="22"/>
+                <w:szCs w:val="22"/>
+              </w:rPr>
+              <w:t xml:space="preserve">4,202 lines across 5 files + provider layer</w:t>
+            </w:r>
+          </w:p>
+        </w:tc>
+      </w:tr>
+      <w:tr>
+        <w:tc>
+          <w:tcPr>
+            <w:tcW w:type="dxa" w:w="4600"/>
+            <w:tcBorders>
+              <w:top w:val="single" w:color="CCCCCC" w:sz="1"/>
+              <w:left w:val="single" w:color="CCCCCC" w:sz="1"/>
+              <w:bottom w:val="single" w:color="CCCCCC" w:sz="1"/>
+              <w:right w:val="single" w:color="CCCCCC" w:sz="1"/>
+            </w:tcBorders>
+            <w:shd w:fill="F4F6F7" w:val="clear"/>
+            <w:tcMar>
+              <w:top w:type="dxa" w:w="60"/>
+              <w:left w:type="dxa" w:w="100"/>
+              <w:bottom w:type="dxa" w:w="60"/>
+              <w:right w:type="dxa" w:w="100"/>
+            </w:tcMar>
+          </w:tcPr>
+          <w:p>
+            <w:r>
+              <w:rPr>
+                <w:rFonts w:ascii="Arial" w:cs="Arial" w:eastAsia="Arial" w:hAnsi="Arial"/>
+                <w:sz w:val="22"/>
+                <w:szCs w:val="22"/>
+              </w:rPr>
+              <w:t xml:space="preserve">Frontend Pages</w:t>
+            </w:r>
+          </w:p>
+        </w:tc>
+        <w:tc>
+          <w:tcPr>
+            <w:tcW w:type="dxa" w:w="4760"/>
+            <w:tcBorders>
+              <w:top w:val="single" w:color="CCCCCC" w:sz="1"/>
+              <w:left w:val="single" w:color="CCCCCC" w:sz="1"/>
+              <w:bottom w:val="single" w:color="CCCCCC" w:sz="1"/>
+              <w:right w:val="single" w:color="CCCCCC" w:sz="1"/>
+            </w:tcBorders>
+            <w:shd w:fill="F4F6F7" w:val="clear"/>
+            <w:tcMar>
+              <w:top w:type="dxa" w:w="60"/>
+              <w:left w:type="dxa" w:w="100"/>
+              <w:bottom w:type="dxa" w:w="60"/>
+              <w:right w:type="dxa" w:w="100"/>
+            </w:tcMar>
+          </w:tcPr>
+          <w:p>
+            <w:r>
+              <w:rPr>
+                <w:rFonts w:ascii="Arial" w:cs="Arial" w:eastAsia="Arial" w:hAnsi="Arial"/>
+                <w:sz w:val="22"/>
+                <w:szCs w:val="22"/>
+              </w:rPr>
+              <w:t xml:space="preserve">31 React components</w:t>
+            </w:r>
+          </w:p>
+        </w:tc>
+      </w:tr>
+      <w:tr>
+        <w:tc>
+          <w:tcPr>
+            <w:tcW w:type="dxa" w:w="4600"/>
+            <w:tcBorders>
+              <w:top w:val="single" w:color="CCCCCC" w:sz="1"/>
+              <w:left w:val="single" w:color="CCCCCC" w:sz="1"/>
+              <w:bottom w:val="single" w:color="CCCCCC" w:sz="1"/>
+              <w:right w:val="single" w:color="CCCCCC" w:sz="1"/>
+            </w:tcBorders>
+            <w:tcMar>
+              <w:top w:type="dxa" w:w="60"/>
+              <w:left w:type="dxa" w:w="100"/>
+              <w:bottom w:type="dxa" w:w="60"/>
+              <w:right w:type="dxa" w:w="100"/>
+            </w:tcMar>
+          </w:tcPr>
+          <w:p>
+            <w:r>
+              <w:rPr>
+                <w:rFonts w:ascii="Arial" w:cs="Arial" w:eastAsia="Arial" w:hAnsi="Arial"/>
+                <w:sz w:val="22"/>
+                <w:szCs w:val="22"/>
+              </w:rPr>
+              <w:t xml:space="preserve">Audit Coverage</w:t>
+            </w:r>
+          </w:p>
+        </w:tc>
+        <w:tc>
+          <w:tcPr>
+            <w:tcW w:type="dxa" w:w="4760"/>
+            <w:tcBorders>
+              <w:top w:val="single" w:color="CCCCCC" w:sz="1"/>
+              <w:left w:val="single" w:color="CCCCCC" w:sz="1"/>
+              <w:bottom w:val="single" w:color="CCCCCC" w:sz="1"/>
+              <w:right w:val="single" w:color="CCCCCC" w:sz="1"/>
+            </w:tcBorders>
+            <w:tcMar>
+              <w:top w:type="dxa" w:w="60"/>
+              <w:left w:type="dxa" w:w="100"/>
+              <w:bottom w:type="dxa" w:w="60"/>
+              <w:right w:type="dxa" w:w="100"/>
+            </w:tcMar>
+          </w:tcPr>
+          <w:p>
+            <w:r>
+              <w:rPr>
+                <w:rFonts w:ascii="Arial" w:cs="Arial" w:eastAsia="Arial" w:hAnsi="Arial"/>
+                <w:sz w:val="22"/>
+                <w:szCs w:val="22"/>
+              </w:rPr>
+              <w:t xml:space="preserve">69 auditLog() calls covering every write operation</w:t>
+            </w:r>
+          </w:p>
+        </w:tc>
+      </w:tr>
+      <w:tr>
+        <w:tc>
+          <w:tcPr>
+            <w:tcW w:type="dxa" w:w="4600"/>
+            <w:tcBorders>
+              <w:top w:val="single" w:color="CCCCCC" w:sz="1"/>
+              <w:left w:val="single" w:color="CCCCCC" w:sz="1"/>
+              <w:bottom w:val="single" w:color="CCCCCC" w:sz="1"/>
+              <w:right w:val="single" w:color="CCCCCC" w:sz="1"/>
+            </w:tcBorders>
+            <w:shd w:fill="F4F6F7" w:val="clear"/>
+            <w:tcMar>
+              <w:top w:type="dxa" w:w="60"/>
+              <w:left w:type="dxa" w:w="100"/>
+              <w:bottom w:type="dxa" w:w="60"/>
+              <w:right w:type="dxa" w:w="100"/>
+            </w:tcMar>
+          </w:tcPr>
+          <w:p>
+            <w:r>
+              <w:rPr>
+                <w:rFonts w:ascii="Arial" w:cs="Arial" w:eastAsia="Arial" w:hAnsi="Arial"/>
+                <w:sz w:val="22"/>
+                <w:szCs w:val="22"/>
+              </w:rPr>
+              <w:t xml:space="preserve">Test Assertions</w:t>
+            </w:r>
+          </w:p>
+        </w:tc>
+        <w:tc>
+          <w:tcPr>
+            <w:tcW w:type="dxa" w:w="4760"/>
+            <w:tcBorders>
+              <w:top w:val="single" w:color="CCCCCC" w:sz="1"/>
+              <w:left w:val="single" w:color="CCCCCC" w:sz="1"/>
+              <w:bottom w:val="single" w:color="CCCCCC" w:sz="1"/>
+              <w:right w:val="single" w:color="CCCCCC" w:sz="1"/>
+            </w:tcBorders>
+            <w:shd w:fill="F4F6F7" w:val="clear"/>
+            <w:tcMar>
+              <w:top w:type="dxa" w:w="60"/>
+              <w:left w:type="dxa" w:w="100"/>
+              <w:bottom w:type="dxa" w:w="60"/>
+              <w:right w:type="dxa" w:w="100"/>
+            </w:tcMar>
+          </w:tcPr>
+          <w:p>
+            <w:r>
+              <w:rPr>
+                <w:rFonts w:ascii="Arial" w:cs="Arial" w:eastAsia="Arial" w:hAnsi="Arial"/>
+                <w:sz w:val="22"/>
+                <w:szCs w:val="22"/>
+              </w:rPr>
+              <w:t xml:space="preserve">177 (122 backend + 55 installer)</w:t>
+            </w:r>
+          </w:p>
+        </w:tc>
+      </w:tr>
+      <w:tr>
+        <w:tc>
+          <w:tcPr>
+            <w:tcW w:type="dxa" w:w="4600"/>
+            <w:tcBorders>
+              <w:top w:val="single" w:color="CCCCCC" w:sz="1"/>
+              <w:left w:val="single" w:color="CCCCCC" w:sz="1"/>
+              <w:bottom w:val="single" w:color="CCCCCC" w:sz="1"/>
+              <w:right w:val="single" w:color="CCCCCC" w:sz="1"/>
+            </w:tcBorders>
+            <w:tcMar>
+              <w:top w:type="dxa" w:w="60"/>
+              <w:left w:type="dxa" w:w="100"/>
+              <w:bottom w:type="dxa" w:w="60"/>
+              <w:right w:type="dxa" w:w="100"/>
+            </w:tcMar>
+          </w:tcPr>
+          <w:p>
+            <w:r>
+              <w:rPr>
+                <w:rFonts w:ascii="Arial" w:cs="Arial" w:eastAsia="Arial" w:hAnsi="Arial"/>
+                <w:sz w:val="22"/>
+                <w:szCs w:val="22"/>
+              </w:rPr>
+              <w:t xml:space="preserve">Plate-to-VIN Providers</w:t>
+            </w:r>
+          </w:p>
+        </w:tc>
+        <w:tc>
+          <w:tcPr>
+            <w:tcW w:type="dxa" w:w="4760"/>
+            <w:tcBorders>
+              <w:top w:val="single" w:color="CCCCCC" w:sz="1"/>
+              <w:left w:val="single" w:color="CCCCCC" w:sz="1"/>
+              <w:bottom w:val="single" w:color="CCCCCC" w:sz="1"/>
+              <w:right w:val="single" w:color="CCCCCC" w:sz="1"/>
+            </w:tcBorders>
+            <w:tcMar>
+              <w:top w:type="dxa" w:w="60"/>
+              <w:left w:type="dxa" w:w="100"/>
+              <w:bottom w:type="dxa" w:w="60"/>
+              <w:right w:type="dxa" w:w="100"/>
+            </w:tcMar>
+          </w:tcPr>
+          <w:p>
+            <w:r>
+              <w:rPr>
+                <w:rFonts w:ascii="Arial" w:cs="Arial" w:eastAsia="Arial" w:hAnsi="Arial"/>
+                <w:sz w:val="22"/>
+                <w:szCs w:val="22"/>
+              </w:rPr>
+              <w:t xml:space="preserve">3 (Auto.dev, PlateToVIN, VehicleDatabases)</w:t>
+            </w:r>
+          </w:p>
+        </w:tc>
+      </w:tr>
+    </w:tbl>
     <w:p>
       <w:r>
         <w:br w:type="page"/>
@@ -153,7 +733,20 @@
           <w:b/>
           <w:bCs/>
         </w:rPr>
-        <w:t xml:space="preserve">2. System Requirements</w:t>
+        <w:t xml:space="preserve">2. Architecture</w:t>
+      </w:r>
+    </w:p>
+    <w:p>
+      <w:pPr>
+        <w:pStyle w:val="Heading2"/>
+        <w:spacing w:after="160" w:before="280"/>
+      </w:pPr>
+      <w:r>
+        <w:rPr>
+          <w:b/>
+          <w:bCs/>
+        </w:rPr>
+        <w:t xml:space="preserve">2.1 Request Lifecycle</w:t>
       </w:r>
     </w:p>
     <w:p>
@@ -166,25 +759,7 @@
           <w:sz w:val="22"/>
           <w:szCs w:val="22"/>
         </w:rPr>
-        <w:t xml:space="preserve">Ubuntu 24.04 LTS, Virtualmin 8.x Pro, Apache 2.4, PHP 8.1+ (8.3 recommended) with extensions: mysqli, pdo_mysql, bcmath, curl, mbstring. MySQL 8.0+ or MariaDB 10.11+. Node.js 22 LTS (build only).</w:t>
-      </w:r>
-    </w:p>
-    <w:p>
-      <w:r>
-        <w:br w:type="page"/>
-      </w:r>
-    </w:p>
-    <w:p>
-      <w:pPr>
-        <w:pStyle w:val="Heading1"/>
-        <w:spacing w:after="200" w:before="360"/>
-      </w:pPr>
-      <w:r>
-        <w:rPr>
-          <w:b/>
-          <w:bCs/>
-        </w:rPr>
-        <w:t xml:space="preserve">3. Architecture</w:t>
+        <w:t xml:space="preserve">Apache receives request. .htaccess rewrites to api/index.php or index.html. Front controller bootstraps autoloader, boots App, conditionally loads PHP files by URI prefix, registers routes, dispatches. All responses are JSON through the Router class.</w:t>
       </w:r>
     </w:p>
     <w:p>
@@ -197,7 +772,7 @@
           <w:b/>
           <w:bCs/>
         </w:rPr>
-        <w:t xml:space="preserve">3.1 Request Lifecycle</w:t>
+        <w:t xml:space="preserve">2.2 Lazy-Loading</w:t>
       </w:r>
     </w:p>
     <w:p>
@@ -210,20 +785,7 @@
           <w:sz w:val="22"/>
           <w:szCs w:val="22"/>
         </w:rPr>
-        <w:t xml:space="preserve">Apache receives request. .htaccess rewrites to api/index.php or index.html. Front controller bootstraps autoloader, boots App, conditionally loads PHP files by URI prefix, registers routes, dispatches.</w:t>
-      </w:r>
-    </w:p>
-    <w:p>
-      <w:pPr>
-        <w:pStyle w:val="Heading2"/>
-        <w:spacing w:after="160" w:before="280"/>
-      </w:pPr>
-      <w:r>
-        <w:rPr>
-          <w:b/>
-          <w:bCs/>
-        </w:rPr>
-        <w:t xml:space="preserve">3.2 Lazy-Loading</w:t>
+        <w:t xml:space="preserve">Business logic is split across 5 files loaded conditionally by URI prefix to minimize parse time:</w:t>
       </w:r>
     </w:p>
     <w:tbl>
@@ -389,7 +951,7 @@
                 <w:sz w:val="22"/>
                 <w:szCs w:val="22"/>
               </w:rPr>
-              <w:t xml:space="preserve">2,106</w:t>
+              <w:t xml:space="preserve">2,089</w:t>
             </w:r>
           </w:p>
         </w:tc>
@@ -416,7 +978,7 @@
                 <w:sz w:val="22"/>
                 <w:szCs w:val="22"/>
               </w:rPr>
-              <w:t xml:space="preserve">Always</w:t>
+              <w:t xml:space="preserve">Always (core auth, audit, tire parsing, CRUD)</w:t>
             </w:r>
           </w:p>
         </w:tc>
@@ -474,7 +1036,7 @@
                 <w:sz w:val="22"/>
                 <w:szCs w:val="22"/>
               </w:rPr>
-              <w:t xml:space="preserve">935</w:t>
+              <w:t xml:space="preserve">945</w:t>
             </w:r>
           </w:p>
         </w:tc>
@@ -502,7 +1064,7 @@
                 <w:sz w:val="22"/>
                 <w:szCs w:val="22"/>
               </w:rPr>
-              <w:t xml:space="preserve">/settings, /warranty*, /wheels, /public/*</w:t>
+              <w:t xml:space="preserve">/settings, /warranty*, /wheels, /public/*, /custom-fields, /api-keys</w:t>
             </w:r>
           </w:p>
         </w:tc>
@@ -558,7 +1120,7 @@
                 <w:sz w:val="22"/>
                 <w:szCs w:val="22"/>
               </w:rPr>
-              <w:t xml:space="preserve">370</w:t>
+              <w:t xml:space="preserve">373</w:t>
             </w:r>
           </w:p>
         </w:tc>
@@ -672,6 +1234,89 @@
                 <w:szCs w:val="22"/>
               </w:rPr>
               <w:t xml:space="preserve">/vehicles/lookup, /vehicles/validate</w:t>
+            </w:r>
+          </w:p>
+        </w:tc>
+      </w:tr>
+      <w:tr>
+        <w:tc>
+          <w:tcPr>
+            <w:tcW w:type="dxa" w:w="3000"/>
+            <w:tcBorders>
+              <w:top w:val="single" w:color="CCCCCC" w:sz="1"/>
+              <w:left w:val="single" w:color="CCCCCC" w:sz="1"/>
+              <w:bottom w:val="single" w:color="CCCCCC" w:sz="1"/>
+              <w:right w:val="single" w:color="CCCCCC" w:sz="1"/>
+            </w:tcBorders>
+            <w:tcMar>
+              <w:top w:type="dxa" w:w="60"/>
+              <w:left w:type="dxa" w:w="100"/>
+              <w:bottom w:type="dxa" w:w="60"/>
+              <w:right w:type="dxa" w:w="100"/>
+            </w:tcMar>
+          </w:tcPr>
+          <w:p>
+            <w:r>
+              <w:rPr>
+                <w:rFonts w:ascii="Consolas" w:cs="Consolas" w:eastAsia="Consolas" w:hAnsi="Consolas"/>
+                <w:sz w:val="18"/>
+                <w:szCs w:val="18"/>
+              </w:rPr>
+              <w:t xml:space="preserve">PlateProviders/*</w:t>
+            </w:r>
+          </w:p>
+        </w:tc>
+        <w:tc>
+          <w:tcPr>
+            <w:tcW w:type="dxa" w:w="1200"/>
+            <w:tcBorders>
+              <w:top w:val="single" w:color="CCCCCC" w:sz="1"/>
+              <w:left w:val="single" w:color="CCCCCC" w:sz="1"/>
+              <w:bottom w:val="single" w:color="CCCCCC" w:sz="1"/>
+              <w:right w:val="single" w:color="CCCCCC" w:sz="1"/>
+            </w:tcBorders>
+            <w:tcMar>
+              <w:top w:type="dxa" w:w="60"/>
+              <w:left w:type="dxa" w:w="100"/>
+              <w:bottom w:type="dxa" w:w="60"/>
+              <w:right w:type="dxa" w:w="100"/>
+            </w:tcMar>
+          </w:tcPr>
+          <w:p>
+            <w:r>
+              <w:rPr>
+                <w:rFonts w:ascii="Arial" w:cs="Arial" w:eastAsia="Arial" w:hAnsi="Arial"/>
+                <w:sz w:val="22"/>
+                <w:szCs w:val="22"/>
+              </w:rPr>
+              <w:t xml:space="preserve">~300</w:t>
+            </w:r>
+          </w:p>
+        </w:tc>
+        <w:tc>
+          <w:tcPr>
+            <w:tcW w:type="dxa" w:w="5160"/>
+            <w:tcBorders>
+              <w:top w:val="single" w:color="CCCCCC" w:sz="1"/>
+              <w:left w:val="single" w:color="CCCCCC" w:sz="1"/>
+              <w:bottom w:val="single" w:color="CCCCCC" w:sz="1"/>
+              <w:right w:val="single" w:color="CCCCCC" w:sz="1"/>
+            </w:tcBorders>
+            <w:tcMar>
+              <w:top w:type="dxa" w:w="60"/>
+              <w:left w:type="dxa" w:w="100"/>
+              <w:bottom w:type="dxa" w:w="60"/>
+              <w:right w:type="dxa" w:w="100"/>
+            </w:tcMar>
+          </w:tcPr>
+          <w:p>
+            <w:r>
+              <w:rPr>
+                <w:rFonts w:ascii="Arial" w:cs="Arial" w:eastAsia="Arial" w:hAnsi="Arial"/>
+                <w:sz w:val="22"/>
+                <w:szCs w:val="22"/>
+              </w:rPr>
+              <w:t xml:space="preserve">/plate-providers/* (provider abstraction)</w:t>
             </w:r>
           </w:p>
         </w:tc>
@@ -687,7 +1332,7 @@
           <w:b/>
           <w:bCs/>
         </w:rPr>
-        <w:t xml:space="preserve">3.3 Database</w:t>
+        <w:t xml:space="preserve">2.3 Database</w:t>
       </w:r>
     </w:p>
     <w:p>
@@ -700,7 +1345,7 @@
           <w:sz w:val="22"/>
           <w:szCs w:val="22"/>
         </w:rPr>
-        <w:t xml:space="preserve">Database singleton (App\Core\Database). Static methods: query(), queryOne(), execute(), scalar(). Prepared statements, native parameter binding, STRICT_TRANS_TABLES enforced.</w:t>
+        <w:t xml:space="preserve">Database singleton (App\Core\Database). Static methods: query(), queryOne(), execute(), scalar(), lastInsertId(). All queries use prepared statements with native parameter binding. STRICT_TRANS_TABLES enforced. Both MySQL 8.0+ and MariaDB 10.11+ fully supported with auto-detection.</w:t>
       </w:r>
     </w:p>
     <w:p>
@@ -718,7 +1363,20 @@
           <w:b/>
           <w:bCs/>
         </w:rPr>
-        <w:t xml:space="preserve">4. Authentication and RBAC</w:t>
+        <w:t xml:space="preserve">3. Authentication and Security</w:t>
+      </w:r>
+    </w:p>
+    <w:p>
+      <w:pPr>
+        <w:pStyle w:val="Heading2"/>
+        <w:spacing w:after="160" w:before="280"/>
+      </w:pPr>
+      <w:r>
+        <w:rPr>
+          <w:b/>
+          <w:bCs/>
+        </w:rPr>
+        <w:t xml:space="preserve">3.1 Dual Auth</w:t>
       </w:r>
     </w:p>
     <w:p>
@@ -731,7 +1389,7 @@
           <w:sz w:val="22"/>
           <w:szCs w:val="22"/>
         </w:rPr>
-        <w:t xml:space="preserve">POST /api/auth/login returns token + user + permissions. bcrypt cost 12, account lockout after 5 failures. 5 roles: owner, manager, tech, sales, readonly. 18 active permissions.</w:t>
+        <w:t xml:space="preserve">The Middleware::auth() method supports two authentication methods, tried in order:</w:t>
       </w:r>
     </w:p>
     <w:p>
@@ -744,7 +1402,124 @@
           <w:sz w:val="22"/>
           <w:szCs w:val="22"/>
         </w:rPr>
-        <w:t xml:space="preserve">GET /api/config/{key} is accessible by any authenticated user (e.g., tech reading tax_rate). Full config dump and config writes require CONFIG_MANAGE (owner only).</w:t>
+        <w:t xml:space="preserve">1. Session token: Authorization: Bearer &lt;token&gt;. 64-char hex from random_bytes(32), stored in DB with expiry, validated on every request.</w:t>
+      </w:r>
+    </w:p>
+    <w:p>
+      <w:pPr>
+        <w:spacing w:after="120"/>
+      </w:pPr>
+      <w:r>
+        <w:rPr>
+          <w:rFonts w:ascii="Arial" w:cs="Arial" w:eastAsia="Arial" w:hAnsi="Arial"/>
+          <w:sz w:val="22"/>
+          <w:szCs w:val="22"/>
+        </w:rPr>
+        <w:t xml:space="preserve">2. API key: X-API-Key: &lt;raw_key&gt;. SHA-256 hashed, looked up in api_keys table, builds synthetic session from creating user's role. Rate limit field read but advisory in v1.</w:t>
+      </w:r>
+    </w:p>
+    <w:p>
+      <w:pPr>
+        <w:pStyle w:val="Heading2"/>
+        <w:spacing w:after="160" w:before="280"/>
+      </w:pPr>
+      <w:r>
+        <w:rPr>
+          <w:b/>
+          <w:bCs/>
+        </w:rPr>
+        <w:t xml:space="preserve">3.2 Password Security</w:t>
+      </w:r>
+    </w:p>
+    <w:p>
+      <w:pPr>
+        <w:spacing w:after="120"/>
+      </w:pPr>
+      <w:r>
+        <w:rPr>
+          <w:rFonts w:ascii="Arial" w:cs="Arial" w:eastAsia="Arial" w:hAnsi="Arial"/>
+          <w:sz w:val="22"/>
+          <w:szCs w:val="22"/>
+        </w:rPr>
+        <w:t xml:space="preserve">bcrypt cost 12. Password strength: 8+ chars, uppercase, lowercase, digit. Password history: last 5 checked, reuse rejected. Expiry: 30 days. Force change flag with session termination. Account lockout: 5 failures, 15 minute cooldown.</w:t>
+      </w:r>
+    </w:p>
+    <w:p>
+      <w:pPr>
+        <w:pStyle w:val="Heading2"/>
+        <w:spacing w:after="160" w:before="280"/>
+      </w:pPr>
+      <w:r>
+        <w:rPr>
+          <w:b/>
+          <w:bCs/>
+        </w:rPr>
+        <w:t xml:space="preserve">3.3 RBAC</w:t>
+      </w:r>
+    </w:p>
+    <w:p>
+      <w:pPr>
+        <w:spacing w:after="120"/>
+      </w:pPr>
+      <w:r>
+        <w:rPr>
+          <w:rFonts w:ascii="Arial" w:cs="Arial" w:eastAsia="Arial" w:hAnsi="Arial"/>
+          <w:sz w:val="22"/>
+          <w:szCs w:val="22"/>
+        </w:rPr>
+        <w:t xml:space="preserve">5 roles (owner, manager, tech, sales, readonly). 17 permissions. permit() middleware checks OR logic (any listed permission suffices). permitAll() checks AND logic. The custom-field-values PATCH route uses dynamic permission based on entity type (CUSTOMER_MANAGE for customer, INVENTORY_EDIT for tire, etc.).</w:t>
+      </w:r>
+    </w:p>
+    <w:p>
+      <w:pPr>
+        <w:pStyle w:val="Heading2"/>
+        <w:spacing w:after="160" w:before="280"/>
+      </w:pPr>
+      <w:r>
+        <w:rPr>
+          <w:b/>
+          <w:bCs/>
+        </w:rPr>
+        <w:t xml:space="preserve">3.4 Config Access</w:t>
+      </w:r>
+    </w:p>
+    <w:p>
+      <w:pPr>
+        <w:spacing w:after="120"/>
+      </w:pPr>
+      <w:r>
+        <w:rPr>
+          <w:rFonts w:ascii="Arial" w:cs="Arial" w:eastAsia="Arial" w:hAnsi="Arial"/>
+          <w:sz w:val="22"/>
+          <w:szCs w:val="22"/>
+        </w:rPr>
+        <w:t xml:space="preserve">GET /api/config/{key} is accessible by any authenticated user (tech needs tax_rate, shop_name). Full config dump and writes require CONFIG_MANAGE.</w:t>
+      </w:r>
+    </w:p>
+    <w:p>
+      <w:pPr>
+        <w:pStyle w:val="Heading2"/>
+        <w:spacing w:after="160" w:before="280"/>
+      </w:pPr>
+      <w:r>
+        <w:rPr>
+          <w:b/>
+          <w:bCs/>
+        </w:rPr>
+        <w:t xml:space="preserve">3.5 Audit Trail</w:t>
+      </w:r>
+    </w:p>
+    <w:p>
+      <w:pPr>
+        <w:spacing w:after="120"/>
+      </w:pPr>
+      <w:r>
+        <w:rPr>
+          <w:rFonts w:ascii="Arial" w:cs="Arial" w:eastAsia="Arial" w:hAnsi="Arial"/>
+          <w:sz w:val="22"/>
+          <w:szCs w:val="22"/>
+        </w:rPr>
+        <w:t xml:space="preserve">69 auditLog() calls across the codebase cover every write operation. Audit log records: table, record ID, action (INSERT/UPDATE/DELETE), field name, old value, new value, user ID, timestamp. Viewable in the Audit Log page with filters by table, action, and user.</w:t>
       </w:r>
     </w:p>
     <w:p>
@@ -762,7 +1537,7 @@
           <w:b/>
           <w:bCs/>
         </w:rPr>
-        <w:t xml:space="preserve">5. Work Order Financial Model</w:t>
+        <w:t xml:space="preserve">4. Work Order Financial Model</w:t>
       </w:r>
     </w:p>
     <w:p>
@@ -775,7 +1550,7 @@
           <w:sz w:val="22"/>
           <w:szCs w:val="22"/>
         </w:rPr>
-        <w:t xml:space="preserve">Work orders carry the complete financial picture: deposits, material/labor/fee subtotals, tax calculation, and per-position tire pricing.</w:t>
+        <w:t xml:space="preserve">Work orders carry the complete financial picture: deposits, material/labor/fee subtotals, tax calculation, and per-position tire pricing. Tax rate is stored in shop_settings (key: tax_rate, default 0.0790 = 7.9%) and editable in Settings &gt; Shop Info.</w:t>
       </w:r>
     </w:p>
     <w:p>
@@ -788,7 +1563,7 @@
           <w:b/>
           <w:bCs/>
         </w:rPr>
-        <w:t xml:space="preserve">5.1 Work Order Financial Fields</w:t>
+        <w:t xml:space="preserve">4.1 Financial Fields on work_orders</w:t>
       </w:r>
     </w:p>
     <w:tbl>
@@ -1508,7 +2283,7 @@
           <w:b/>
           <w:bCs/>
         </w:rPr>
-        <w:t xml:space="preserve">5.2 Tax Calculation</w:t>
+        <w:t xml:space="preserve">4.2 Tax Calculation (Colorado Rules)</w:t>
       </w:r>
     </w:p>
     <w:p>
@@ -1521,72 +2296,7 @@
           <w:sz w:val="22"/>
           <w:szCs w:val="22"/>
         </w:rPr>
-        <w:t xml:space="preserve">The tax rate is stored in shop_settings (key: tax_rate, seeded at 0.0790 = 7.9%) and editable in Settings &gt; Shop Info. When building a work order estimate:</w:t>
-      </w:r>
-    </w:p>
-    <w:p>
-      <w:pPr>
-        <w:spacing w:after="120"/>
-      </w:pPr>
-      <w:r>
-        <w:rPr>
-          <w:rFonts w:ascii="Arial" w:cs="Arial" w:eastAsia="Arial" w:hAnsi="Arial"/>
-          <w:sz w:val="22"/>
-          <w:szCs w:val="22"/>
-        </w:rPr>
-        <w:t xml:space="preserve">1. Sum all work_order_line_items where is_taxable = 1 (tires, parts) into subtotal_materials.</w:t>
-      </w:r>
-    </w:p>
-    <w:p>
-      <w:pPr>
-        <w:spacing w:after="120"/>
-      </w:pPr>
-      <w:r>
-        <w:rPr>
-          <w:rFonts w:ascii="Arial" w:cs="Arial" w:eastAsia="Arial" w:hAnsi="Arial"/>
-          <w:sz w:val="22"/>
-          <w:szCs w:val="22"/>
-        </w:rPr>
-        <w:t xml:space="preserve">2. Sum all work_order_line_items where is_taxable = 0 (labor, fees) into subtotal_labor + subtotal_fees.</w:t>
-      </w:r>
-    </w:p>
-    <w:p>
-      <w:pPr>
-        <w:spacing w:after="120"/>
-      </w:pPr>
-      <w:r>
-        <w:rPr>
-          <w:rFonts w:ascii="Arial" w:cs="Arial" w:eastAsia="Arial" w:hAnsi="Arial"/>
-          <w:sz w:val="22"/>
-          <w:szCs w:val="22"/>
-        </w:rPr>
-        <w:t xml:space="preserve">3. tax_amount = subtotal_materials * tax_rate.</w:t>
-      </w:r>
-    </w:p>
-    <w:p>
-      <w:pPr>
-        <w:spacing w:after="120"/>
-      </w:pPr>
-      <w:r>
-        <w:rPr>
-          <w:rFonts w:ascii="Arial" w:cs="Arial" w:eastAsia="Arial" w:hAnsi="Arial"/>
-          <w:sz w:val="22"/>
-          <w:szCs w:val="22"/>
-        </w:rPr>
-        <w:t xml:space="preserve">4. total_estimate = subtotal_materials + subtotal_labor + subtotal_fees + tax_amount.</w:t>
-      </w:r>
-    </w:p>
-    <w:p>
-      <w:pPr>
-        <w:spacing w:after="120"/>
-      </w:pPr>
-      <w:r>
-        <w:rPr>
-          <w:rFonts w:ascii="Arial" w:cs="Arial" w:eastAsia="Arial" w:hAnsi="Arial"/>
-          <w:sz w:val="22"/>
-          <w:szCs w:val="22"/>
-        </w:rPr>
-        <w:t xml:space="preserve">Labor and government fees are never taxed. This follows Colorado sales tax rules (services exempt, tangible goods taxable).</w:t>
+        <w:t xml:space="preserve">Materials and parts are taxable (is_taxable = 1). Labor and government fees are not taxed (is_taxable = 0). tax_amount = subtotal_materials * tax_rate. total_estimate = materials + labor + fees + tax.</w:t>
       </w:r>
     </w:p>
     <w:p>
@@ -1599,20 +2309,7 @@
           <w:b/>
           <w:bCs/>
         </w:rPr>
-        <w:t xml:space="preserve">5.3 Work Order Line Items</w:t>
-      </w:r>
-    </w:p>
-    <w:p>
-      <w:pPr>
-        <w:spacing w:after="120"/>
-      </w:pPr>
-      <w:r>
-        <w:rPr>
-          <w:rFonts w:ascii="Arial" w:cs="Arial" w:eastAsia="Arial" w:hAnsi="Arial"/>
-          <w:sz w:val="22"/>
-          <w:szCs w:val="22"/>
-        </w:rPr>
-        <w:t xml:space="preserve">The work_order_line_items table replaces the old invoice_line_items. Each row is a charge on the work order:</w:t>
+        <w:t xml:space="preserve">4.3 Line Items (work_order_line_items)</w:t>
       </w:r>
     </w:p>
     <w:tbl>
@@ -1778,7 +2475,7 @@
                 <w:sz w:val="22"/>
                 <w:szCs w:val="22"/>
               </w:rPr>
-              <w:t xml:space="preserve">Mount and balance, alignment, etc.</w:t>
+              <w:t xml:space="preserve">Mount and balance, alignment</w:t>
             </w:r>
           </w:p>
         </w:tc>
@@ -1863,7 +2560,7 @@
                 <w:sz w:val="22"/>
                 <w:szCs w:val="22"/>
               </w:rPr>
-              <w:t xml:space="preserve">Valve stems, TPMS sensors, bead sealant</w:t>
+              <w:t xml:space="preserve">Valve stems, TPMS sensors</w:t>
             </w:r>
           </w:p>
         </w:tc>
@@ -1947,7 +2644,7 @@
                 <w:sz w:val="22"/>
                 <w:szCs w:val="22"/>
               </w:rPr>
-              <w:t xml:space="preserve">Tire disposal, environmental fees</w:t>
+              <w:t xml:space="preserve">Tire disposal, environmental</w:t>
             </w:r>
           </w:p>
         </w:tc>
@@ -2032,7 +2729,7 @@
                 <w:sz w:val="22"/>
                 <w:szCs w:val="22"/>
               </w:rPr>
-              <w:t xml:space="preserve">Road hazard warranty coverage</w:t>
+              <w:t xml:space="preserve">Road hazard coverage</w:t>
             </w:r>
           </w:p>
         </w:tc>
@@ -2116,7 +2813,7 @@
                 <w:sz w:val="22"/>
                 <w:szCs w:val="22"/>
               </w:rPr>
-              <w:t xml:space="preserve">Tire disposal charge per tire</w:t>
+              <w:t xml:space="preserve">Per-tire disposal charge</w:t>
             </w:r>
           </w:p>
         </w:tc>
@@ -2229,38 +2926,12 @@
                 <w:sz w:val="22"/>
                 <w:szCs w:val="22"/>
               </w:rPr>
-              <w:t xml:space="preserve">is_taxable varies</w:t>
+              <w:t xml:space="preserve">varies</w:t>
             </w:r>
           </w:p>
         </w:tc>
       </w:tr>
     </w:tbl>
-    <w:p>
-      <w:pPr>
-        <w:pStyle w:val="Heading2"/>
-        <w:spacing w:after="160" w:before="280"/>
-      </w:pPr>
-      <w:r>
-        <w:rPr>
-          <w:b/>
-          <w:bCs/>
-        </w:rPr>
-        <w:t xml:space="preserve">5.4 Per-Tire Pricing</w:t>
-      </w:r>
-    </w:p>
-    <w:p>
-      <w:pPr>
-        <w:spacing w:after="120"/>
-      </w:pPr>
-      <w:r>
-        <w:rPr>
-          <w:rFonts w:ascii="Arial" w:cs="Arial" w:eastAsia="Arial" w:hAnsi="Arial"/>
-          <w:sz w:val="22"/>
-          <w:szCs w:val="22"/>
-        </w:rPr>
-        <w:t xml:space="preserve">work_order_positions.unit_price captures the retail price of the tire at the time the position is added. This preserves pricing history even if the tire's retail_price changes later.</w:t>
-      </w:r>
-    </w:p>
     <w:p>
       <w:r>
         <w:br w:type="page"/>
@@ -2276,7 +2947,7 @@
           <w:b/>
           <w:bCs/>
         </w:rPr>
-        <w:t xml:space="preserve">6. Plate-to-VIN Provider System</w:t>
+        <w:t xml:space="preserve">5. Plate-to-VIN Provider System</w:t>
       </w:r>
     </w:p>
     <w:p>
@@ -2289,7 +2960,7 @@
           <w:sz w:val="22"/>
           <w:szCs w:val="22"/>
         </w:rPr>
-        <w:t xml:space="preserve">Configurable via Settings &gt; Vehicle Lookup. Three providers: Auto.dev (default, 1,000 free/month), PlateToVIN ($0.05/call), VehicleDatabases (tiered plans). Pipeline: cache check, plate provider, NHTSA enrichment, torque match. See php/PlateProviders/ for implementation.</w:t>
+        <w:t xml:space="preserve">Configurable in Settings &gt; Vehicle Lookup. Provider abstraction in php/PlateProviders/ (5 files). Pipeline: cache check, plate provider API, NHTSA VIN decode enrichment, torque spec match.</w:t>
       </w:r>
     </w:p>
     <w:tbl>
@@ -2431,7 +3102,7 @@
                 <w:sz w:val="18"/>
                 <w:szCs w:val="18"/>
               </w:rPr>
-              <w:t xml:space="preserve">Endpoint</w:t>
+              <w:t xml:space="preserve">Notes</w:t>
             </w:r>
           </w:p>
         </w:tc>
@@ -2537,11 +3208,11 @@
           <w:p>
             <w:r>
               <w:rPr>
-                <w:rFonts w:ascii="Consolas" w:cs="Consolas" w:eastAsia="Consolas" w:hAnsi="Consolas"/>
-                <w:sz w:val="18"/>
-                <w:szCs w:val="18"/>
-              </w:rPr>
-              <w:t xml:space="preserve">GET api.auto.dev/plate/{state}/{plate}</w:t>
+                <w:rFonts w:ascii="Arial" w:cs="Arial" w:eastAsia="Arial" w:hAnsi="Arial"/>
+                <w:sz w:val="22"/>
+                <w:szCs w:val="22"/>
+              </w:rPr>
+              <w:t xml:space="preserve">Default provider</w:t>
             </w:r>
           </w:p>
         </w:tc>
@@ -2651,11 +3322,11 @@
           <w:p>
             <w:r>
               <w:rPr>
-                <w:rFonts w:ascii="Consolas" w:cs="Consolas" w:eastAsia="Consolas" w:hAnsi="Consolas"/>
-                <w:sz w:val="18"/>
-                <w:szCs w:val="18"/>
-              </w:rPr>
-              <w:t xml:space="preserve">POST platetovin.com/api/convert</w:t>
+                <w:rFonts w:ascii="Arial" w:cs="Arial" w:eastAsia="Arial" w:hAnsi="Arial"/>
+                <w:sz w:val="22"/>
+                <w:szCs w:val="22"/>
+              </w:rPr>
+              <w:t xml:space="preserve">Secondary option</w:t>
             </w:r>
           </w:p>
         </w:tc>
@@ -2761,16 +3432,29 @@
           <w:p>
             <w:r>
               <w:rPr>
-                <w:rFonts w:ascii="Consolas" w:cs="Consolas" w:eastAsia="Consolas" w:hAnsi="Consolas"/>
-                <w:sz w:val="18"/>
-                <w:szCs w:val="18"/>
-              </w:rPr>
-              <w:t xml:space="preserve">GET api.vehicledatabases.com/...</w:t>
+                <w:rFonts w:ascii="Arial" w:cs="Arial" w:eastAsia="Arial" w:hAnsi="Arial"/>
+                <w:sz w:val="22"/>
+                <w:szCs w:val="22"/>
+              </w:rPr>
+              <w:t xml:space="preserve">Enterprise tier</w:t>
             </w:r>
           </w:p>
         </w:tc>
       </w:tr>
     </w:tbl>
+    <w:p>
+      <w:pPr>
+        <w:spacing w:after="120"/>
+      </w:pPr>
+      <w:r>
+        <w:rPr>
+          <w:rFonts w:ascii="Arial" w:cs="Arial" w:eastAsia="Arial" w:hAnsi="Arial"/>
+          <w:sz w:val="22"/>
+          <w:szCs w:val="22"/>
+        </w:rPr>
+        <w:t xml:space="preserve">Cache entries auto-purge on every health check via purgeExpiredCache(). Dashboard widget shows monthly API cost, call count, cache hit rate. Reports tab shows per-provider breakdown from v_plate_lookup_monthly_cost view.</w:t>
+      </w:r>
+    </w:p>
     <w:p>
       <w:r>
         <w:br w:type="page"/>
@@ -2786,7 +3470,7 @@
           <w:b/>
           <w:bCs/>
         </w:rPr>
-        <w:t xml:space="preserve">7. API Reference (169 Routes)</w:t>
+        <w:t xml:space="preserve">6. API Reference (172 Routes)</w:t>
       </w:r>
     </w:p>
     <w:p>
@@ -2799,20 +3483,7 @@
           <w:sz w:val="22"/>
           <w:szCs w:val="22"/>
         </w:rPr>
-        <w:t xml:space="preserve">All endpoints return JSON. Auth endpoints: Authorization: Bearer &lt;token&gt;. Error: { success: false, error: true, code, message }. Success: { success: true, data: { ... } }.</w:t>
-      </w:r>
-    </w:p>
-    <w:p>
-      <w:pPr>
-        <w:spacing w:after="120"/>
-      </w:pPr>
-      <w:r>
-        <w:rPr>
-          <w:rFonts w:ascii="Arial" w:cs="Arial" w:eastAsia="Arial" w:hAnsi="Arial"/>
-          <w:sz w:val="22"/>
-          <w:szCs w:val="22"/>
-        </w:rPr>
-        <w:t xml:space="preserve">Permission AUTH = any logged-in user. NONE = no auth needed (public, health).</w:t>
+        <w:t xml:space="preserve">All endpoints return JSON. Session auth: Authorization: Bearer &lt;token&gt;. API key auth: X-API-Key: &lt;raw_key&gt;. Error: { success: false, error: true, code, message }. Permission AUTH = any logged-in user or valid API key. NONE = no auth needed (public, health).</w:t>
       </w:r>
     </w:p>
     <w:p>
@@ -2825,7 +3496,7 @@
           <w:b/>
           <w:bCs/>
         </w:rPr>
-        <w:t xml:space="preserve">7.1  Health</w:t>
+        <w:t xml:space="preserve">6.1  Health</w:t>
       </w:r>
     </w:p>
     <w:tbl>
@@ -3039,7 +3710,7 @@
           <w:b/>
           <w:bCs/>
         </w:rPr>
-        <w:t xml:space="preserve">7.2  Ops</w:t>
+        <w:t xml:space="preserve">6.2  Ops</w:t>
       </w:r>
     </w:p>
     <w:tbl>
@@ -3253,7 +3924,7 @@
           <w:b/>
           <w:bCs/>
         </w:rPr>
-        <w:t xml:space="preserve">7.3  Authentication</w:t>
+        <w:t xml:space="preserve">6.3  Authentication</w:t>
       </w:r>
     </w:p>
     <w:tbl>
@@ -3722,7 +4393,7 @@
           <w:b/>
           <w:bCs/>
         </w:rPr>
-        <w:t xml:space="preserve">7.4  Users</w:t>
+        <w:t xml:space="preserve">6.4  Users</w:t>
       </w:r>
     </w:p>
     <w:tbl>
@@ -4360,7 +5031,7 @@
           <w:b/>
           <w:bCs/>
         </w:rPr>
-        <w:t xml:space="preserve">7.5  Roles</w:t>
+        <w:t xml:space="preserve">6.5  Roles</w:t>
       </w:r>
     </w:p>
     <w:tbl>
@@ -4660,7 +5331,7 @@
           <w:b/>
           <w:bCs/>
         </w:rPr>
-        <w:t xml:space="preserve">7.6  Sequences</w:t>
+        <w:t xml:space="preserve">6.6  Sequences</w:t>
       </w:r>
     </w:p>
     <w:tbl>
@@ -4960,7 +5631,7 @@
           <w:b/>
           <w:bCs/>
         </w:rPr>
-        <w:t xml:space="preserve">7.7  Customers</w:t>
+        <w:t xml:space="preserve">6.7  Customers</w:t>
       </w:r>
     </w:p>
     <w:tbl>
@@ -5681,7 +6352,7 @@
           <w:b/>
           <w:bCs/>
         </w:rPr>
-        <w:t xml:space="preserve">7.8  Vehicles</w:t>
+        <w:t xml:space="preserve">6.8  Vehicles</w:t>
       </w:r>
     </w:p>
     <w:tbl>
@@ -6657,7 +7328,7 @@
           <w:b/>
           <w:bCs/>
         </w:rPr>
-        <w:t xml:space="preserve">7.9  Tires</w:t>
+        <w:t xml:space="preserve">6.9  Tires</w:t>
       </w:r>
     </w:p>
     <w:tbl>
@@ -7357,7 +8028,7 @@
                 <w:sz w:val="22"/>
                 <w:szCs w:val="22"/>
               </w:rPr>
-              <w:t xml:space="preserve">INVENTORY_EDIT</w:t>
+              <w:t xml:space="preserve">INVENTORY_VIEW</w:t>
             </w:r>
           </w:p>
         </w:tc>
@@ -7612,7 +8283,7 @@
                 <w:sz w:val="22"/>
                 <w:szCs w:val="22"/>
               </w:rPr>
-              <w:t xml:space="preserve">PHOTO_UPLOAD</w:t>
+              <w:t xml:space="preserve">INVENTORY_VIEW</w:t>
             </w:r>
           </w:p>
         </w:tc>
@@ -7802,7 +8473,7 @@
           <w:b/>
           <w:bCs/>
         </w:rPr>
-        <w:t xml:space="preserve">7.10  Work Orders</w:t>
+        <w:t xml:space="preserve">6.10  Work Orders</w:t>
       </w:r>
     </w:p>
     <w:tbl>
@@ -7995,7 +8666,7 @@
                 <w:sz w:val="22"/>
                 <w:szCs w:val="22"/>
               </w:rPr>
-              <w:t xml:space="preserve">WORK_ORDER_CREATE, WORK_ORDER_ASSIGN</w:t>
+              <w:t xml:space="preserve">NONE</w:t>
             </w:r>
           </w:p>
         </w:tc>
@@ -8081,6 +8752,175 @@
                 <w:sz w:val="22"/>
                 <w:szCs w:val="22"/>
               </w:rPr>
+              <w:t xml:space="preserve">NONE</w:t>
+            </w:r>
+          </w:p>
+        </w:tc>
+      </w:tr>
+      <w:tr>
+        <w:tc>
+          <w:tcPr>
+            <w:tcW w:type="dxa" w:w="1200"/>
+            <w:tcBorders>
+              <w:top w:val="single" w:color="CCCCCC" w:sz="1"/>
+              <w:left w:val="single" w:color="CCCCCC" w:sz="1"/>
+              <w:bottom w:val="single" w:color="CCCCCC" w:sz="1"/>
+              <w:right w:val="single" w:color="CCCCCC" w:sz="1"/>
+            </w:tcBorders>
+            <w:tcMar>
+              <w:top w:type="dxa" w:w="60"/>
+              <w:left w:type="dxa" w:w="100"/>
+              <w:bottom w:type="dxa" w:w="60"/>
+              <w:right w:type="dxa" w:w="100"/>
+            </w:tcMar>
+          </w:tcPr>
+          <w:p>
+            <w:r>
+              <w:rPr>
+                <w:rFonts w:ascii="Consolas" w:cs="Consolas" w:eastAsia="Consolas" w:hAnsi="Consolas"/>
+                <w:sz w:val="18"/>
+                <w:szCs w:val="18"/>
+              </w:rPr>
+              <w:t xml:space="preserve">GET</w:t>
+            </w:r>
+          </w:p>
+        </w:tc>
+        <w:tc>
+          <w:tcPr>
+            <w:tcW w:type="dxa" w:w="5400"/>
+            <w:tcBorders>
+              <w:top w:val="single" w:color="CCCCCC" w:sz="1"/>
+              <w:left w:val="single" w:color="CCCCCC" w:sz="1"/>
+              <w:bottom w:val="single" w:color="CCCCCC" w:sz="1"/>
+              <w:right w:val="single" w:color="CCCCCC" w:sz="1"/>
+            </w:tcBorders>
+            <w:tcMar>
+              <w:top w:type="dxa" w:w="60"/>
+              <w:left w:type="dxa" w:w="100"/>
+              <w:bottom w:type="dxa" w:w="60"/>
+              <w:right w:type="dxa" w:w="100"/>
+            </w:tcMar>
+          </w:tcPr>
+          <w:p>
+            <w:r>
+              <w:rPr>
+                <w:rFonts w:ascii="Consolas" w:cs="Consolas" w:eastAsia="Consolas" w:hAnsi="Consolas"/>
+                <w:sz w:val="18"/>
+                <w:szCs w:val="18"/>
+              </w:rPr>
+              <w:t xml:space="preserve">/api/work-orders/open</w:t>
+            </w:r>
+          </w:p>
+        </w:tc>
+        <w:tc>
+          <w:tcPr>
+            <w:tcW w:type="dxa" w:w="2760"/>
+            <w:tcBorders>
+              <w:top w:val="single" w:color="CCCCCC" w:sz="1"/>
+              <w:left w:val="single" w:color="CCCCCC" w:sz="1"/>
+              <w:bottom w:val="single" w:color="CCCCCC" w:sz="1"/>
+              <w:right w:val="single" w:color="CCCCCC" w:sz="1"/>
+            </w:tcBorders>
+            <w:tcMar>
+              <w:top w:type="dxa" w:w="60"/>
+              <w:left w:type="dxa" w:w="100"/>
+              <w:bottom w:type="dxa" w:w="60"/>
+              <w:right w:type="dxa" w:w="100"/>
+            </w:tcMar>
+          </w:tcPr>
+          <w:p>
+            <w:r>
+              <w:rPr>
+                <w:rFonts w:ascii="Arial" w:cs="Arial" w:eastAsia="Arial" w:hAnsi="Arial"/>
+                <w:sz w:val="22"/>
+                <w:szCs w:val="22"/>
+              </w:rPr>
+              <w:t xml:space="preserve">NONE</w:t>
+            </w:r>
+          </w:p>
+        </w:tc>
+      </w:tr>
+      <w:tr>
+        <w:tc>
+          <w:tcPr>
+            <w:tcW w:type="dxa" w:w="1200"/>
+            <w:tcBorders>
+              <w:top w:val="single" w:color="CCCCCC" w:sz="1"/>
+              <w:left w:val="single" w:color="CCCCCC" w:sz="1"/>
+              <w:bottom w:val="single" w:color="CCCCCC" w:sz="1"/>
+              <w:right w:val="single" w:color="CCCCCC" w:sz="1"/>
+            </w:tcBorders>
+            <w:shd w:fill="F4F6F7" w:val="clear"/>
+            <w:tcMar>
+              <w:top w:type="dxa" w:w="60"/>
+              <w:left w:type="dxa" w:w="100"/>
+              <w:bottom w:type="dxa" w:w="60"/>
+              <w:right w:type="dxa" w:w="100"/>
+            </w:tcMar>
+          </w:tcPr>
+          <w:p>
+            <w:r>
+              <w:rPr>
+                <w:rFonts w:ascii="Consolas" w:cs="Consolas" w:eastAsia="Consolas" w:hAnsi="Consolas"/>
+                <w:sz w:val="18"/>
+                <w:szCs w:val="18"/>
+              </w:rPr>
+              <w:t xml:space="preserve">PATCH</w:t>
+            </w:r>
+          </w:p>
+        </w:tc>
+        <w:tc>
+          <w:tcPr>
+            <w:tcW w:type="dxa" w:w="5400"/>
+            <w:tcBorders>
+              <w:top w:val="single" w:color="CCCCCC" w:sz="1"/>
+              <w:left w:val="single" w:color="CCCCCC" w:sz="1"/>
+              <w:bottom w:val="single" w:color="CCCCCC" w:sz="1"/>
+              <w:right w:val="single" w:color="CCCCCC" w:sz="1"/>
+            </w:tcBorders>
+            <w:shd w:fill="F4F6F7" w:val="clear"/>
+            <w:tcMar>
+              <w:top w:type="dxa" w:w="60"/>
+              <w:left w:type="dxa" w:w="100"/>
+              <w:bottom w:type="dxa" w:w="60"/>
+              <w:right w:type="dxa" w:w="100"/>
+            </w:tcMar>
+          </w:tcPr>
+          <w:p>
+            <w:r>
+              <w:rPr>
+                <w:rFonts w:ascii="Consolas" w:cs="Consolas" w:eastAsia="Consolas" w:hAnsi="Consolas"/>
+                <w:sz w:val="18"/>
+                <w:szCs w:val="18"/>
+              </w:rPr>
+              <w:t xml:space="preserve">/api/work-orders/positions/{id}</w:t>
+            </w:r>
+          </w:p>
+        </w:tc>
+        <w:tc>
+          <w:tcPr>
+            <w:tcW w:type="dxa" w:w="2760"/>
+            <w:tcBorders>
+              <w:top w:val="single" w:color="CCCCCC" w:sz="1"/>
+              <w:left w:val="single" w:color="CCCCCC" w:sz="1"/>
+              <w:bottom w:val="single" w:color="CCCCCC" w:sz="1"/>
+              <w:right w:val="single" w:color="CCCCCC" w:sz="1"/>
+            </w:tcBorders>
+            <w:shd w:fill="F4F6F7" w:val="clear"/>
+            <w:tcMar>
+              <w:top w:type="dxa" w:w="60"/>
+              <w:left w:type="dxa" w:w="100"/>
+              <w:bottom w:type="dxa" w:w="60"/>
+              <w:right w:type="dxa" w:w="100"/>
+            </w:tcMar>
+          </w:tcPr>
+          <w:p>
+            <w:r>
+              <w:rPr>
+                <w:rFonts w:ascii="Arial" w:cs="Arial" w:eastAsia="Arial" w:hAnsi="Arial"/>
+                <w:sz w:val="22"/>
+                <w:szCs w:val="22"/>
+              </w:rPr>
               <w:t xml:space="preserve">WORK_ORDER_CREATE</w:t>
             </w:r>
           </w:p>
@@ -8137,7 +8977,7 @@
                 <w:sz w:val="18"/>
                 <w:szCs w:val="18"/>
               </w:rPr>
-              <w:t xml:space="preserve">/api/work-orders/open</w:t>
+              <w:t xml:space="preserve">/api/work-orders/{id}</w:t>
             </w:r>
           </w:p>
         </w:tc>
@@ -8164,7 +9004,7 @@
                 <w:sz w:val="22"/>
                 <w:szCs w:val="22"/>
               </w:rPr>
-              <w:t xml:space="preserve">WORK_ORDER_CREATE, WORK_ORDER_ASSIGN</w:t>
+              <w:t xml:space="preserve">NONE</w:t>
             </w:r>
           </w:p>
         </w:tc>
@@ -8222,7 +9062,7 @@
                 <w:sz w:val="18"/>
                 <w:szCs w:val="18"/>
               </w:rPr>
-              <w:t xml:space="preserve">/api/work-orders/positions/{id}</w:t>
+              <w:t xml:space="preserve">/api/work-orders/{id}</w:t>
             </w:r>
           </w:p>
         </w:tc>
@@ -8250,176 +9090,7 @@
                 <w:sz w:val="22"/>
                 <w:szCs w:val="22"/>
               </w:rPr>
-              <w:t xml:space="preserve">WORK_ORDER_CREATE</w:t>
-            </w:r>
-          </w:p>
-        </w:tc>
-      </w:tr>
-      <w:tr>
-        <w:tc>
-          <w:tcPr>
-            <w:tcW w:type="dxa" w:w="1200"/>
-            <w:tcBorders>
-              <w:top w:val="single" w:color="CCCCCC" w:sz="1"/>
-              <w:left w:val="single" w:color="CCCCCC" w:sz="1"/>
-              <w:bottom w:val="single" w:color="CCCCCC" w:sz="1"/>
-              <w:right w:val="single" w:color="CCCCCC" w:sz="1"/>
-            </w:tcBorders>
-            <w:tcMar>
-              <w:top w:type="dxa" w:w="60"/>
-              <w:left w:type="dxa" w:w="100"/>
-              <w:bottom w:type="dxa" w:w="60"/>
-              <w:right w:type="dxa" w:w="100"/>
-            </w:tcMar>
-          </w:tcPr>
-          <w:p>
-            <w:r>
-              <w:rPr>
-                <w:rFonts w:ascii="Consolas" w:cs="Consolas" w:eastAsia="Consolas" w:hAnsi="Consolas"/>
-                <w:sz w:val="18"/>
-                <w:szCs w:val="18"/>
-              </w:rPr>
-              <w:t xml:space="preserve">GET</w:t>
-            </w:r>
-          </w:p>
-        </w:tc>
-        <w:tc>
-          <w:tcPr>
-            <w:tcW w:type="dxa" w:w="5400"/>
-            <w:tcBorders>
-              <w:top w:val="single" w:color="CCCCCC" w:sz="1"/>
-              <w:left w:val="single" w:color="CCCCCC" w:sz="1"/>
-              <w:bottom w:val="single" w:color="CCCCCC" w:sz="1"/>
-              <w:right w:val="single" w:color="CCCCCC" w:sz="1"/>
-            </w:tcBorders>
-            <w:tcMar>
-              <w:top w:type="dxa" w:w="60"/>
-              <w:left w:type="dxa" w:w="100"/>
-              <w:bottom w:type="dxa" w:w="60"/>
-              <w:right w:type="dxa" w:w="100"/>
-            </w:tcMar>
-          </w:tcPr>
-          <w:p>
-            <w:r>
-              <w:rPr>
-                <w:rFonts w:ascii="Consolas" w:cs="Consolas" w:eastAsia="Consolas" w:hAnsi="Consolas"/>
-                <w:sz w:val="18"/>
-                <w:szCs w:val="18"/>
-              </w:rPr>
-              <w:t xml:space="preserve">/api/work-orders/{id}</w:t>
-            </w:r>
-          </w:p>
-        </w:tc>
-        <w:tc>
-          <w:tcPr>
-            <w:tcW w:type="dxa" w:w="2760"/>
-            <w:tcBorders>
-              <w:top w:val="single" w:color="CCCCCC" w:sz="1"/>
-              <w:left w:val="single" w:color="CCCCCC" w:sz="1"/>
-              <w:bottom w:val="single" w:color="CCCCCC" w:sz="1"/>
-              <w:right w:val="single" w:color="CCCCCC" w:sz="1"/>
-            </w:tcBorders>
-            <w:tcMar>
-              <w:top w:type="dxa" w:w="60"/>
-              <w:left w:type="dxa" w:w="100"/>
-              <w:bottom w:type="dxa" w:w="60"/>
-              <w:right w:type="dxa" w:w="100"/>
-            </w:tcMar>
-          </w:tcPr>
-          <w:p>
-            <w:r>
-              <w:rPr>
-                <w:rFonts w:ascii="Arial" w:cs="Arial" w:eastAsia="Arial" w:hAnsi="Arial"/>
-                <w:sz w:val="22"/>
-                <w:szCs w:val="22"/>
-              </w:rPr>
-              <w:t xml:space="preserve">WORK_ORDER_CREATE, WORK_ORDER_ASSIGN</w:t>
-            </w:r>
-          </w:p>
-        </w:tc>
-      </w:tr>
-      <w:tr>
-        <w:tc>
-          <w:tcPr>
-            <w:tcW w:type="dxa" w:w="1200"/>
-            <w:tcBorders>
-              <w:top w:val="single" w:color="CCCCCC" w:sz="1"/>
-              <w:left w:val="single" w:color="CCCCCC" w:sz="1"/>
-              <w:bottom w:val="single" w:color="CCCCCC" w:sz="1"/>
-              <w:right w:val="single" w:color="CCCCCC" w:sz="1"/>
-            </w:tcBorders>
-            <w:shd w:fill="F4F6F7" w:val="clear"/>
-            <w:tcMar>
-              <w:top w:type="dxa" w:w="60"/>
-              <w:left w:type="dxa" w:w="100"/>
-              <w:bottom w:type="dxa" w:w="60"/>
-              <w:right w:type="dxa" w:w="100"/>
-            </w:tcMar>
-          </w:tcPr>
-          <w:p>
-            <w:r>
-              <w:rPr>
-                <w:rFonts w:ascii="Consolas" w:cs="Consolas" w:eastAsia="Consolas" w:hAnsi="Consolas"/>
-                <w:sz w:val="18"/>
-                <w:szCs w:val="18"/>
-              </w:rPr>
-              <w:t xml:space="preserve">PATCH</w:t>
-            </w:r>
-          </w:p>
-        </w:tc>
-        <w:tc>
-          <w:tcPr>
-            <w:tcW w:type="dxa" w:w="5400"/>
-            <w:tcBorders>
-              <w:top w:val="single" w:color="CCCCCC" w:sz="1"/>
-              <w:left w:val="single" w:color="CCCCCC" w:sz="1"/>
-              <w:bottom w:val="single" w:color="CCCCCC" w:sz="1"/>
-              <w:right w:val="single" w:color="CCCCCC" w:sz="1"/>
-            </w:tcBorders>
-            <w:shd w:fill="F4F6F7" w:val="clear"/>
-            <w:tcMar>
-              <w:top w:type="dxa" w:w="60"/>
-              <w:left w:type="dxa" w:w="100"/>
-              <w:bottom w:type="dxa" w:w="60"/>
-              <w:right w:type="dxa" w:w="100"/>
-            </w:tcMar>
-          </w:tcPr>
-          <w:p>
-            <w:r>
-              <w:rPr>
-                <w:rFonts w:ascii="Consolas" w:cs="Consolas" w:eastAsia="Consolas" w:hAnsi="Consolas"/>
-                <w:sz w:val="18"/>
-                <w:szCs w:val="18"/>
-              </w:rPr>
-              <w:t xml:space="preserve">/api/work-orders/{id}</w:t>
-            </w:r>
-          </w:p>
-        </w:tc>
-        <w:tc>
-          <w:tcPr>
-            <w:tcW w:type="dxa" w:w="2760"/>
-            <w:tcBorders>
-              <w:top w:val="single" w:color="CCCCCC" w:sz="1"/>
-              <w:left w:val="single" w:color="CCCCCC" w:sz="1"/>
-              <w:bottom w:val="single" w:color="CCCCCC" w:sz="1"/>
-              <w:right w:val="single" w:color="CCCCCC" w:sz="1"/>
-            </w:tcBorders>
-            <w:shd w:fill="F4F6F7" w:val="clear"/>
-            <w:tcMar>
-              <w:top w:type="dxa" w:w="60"/>
-              <w:left w:type="dxa" w:w="100"/>
-              <w:bottom w:type="dxa" w:w="60"/>
-              <w:right w:type="dxa" w:w="100"/>
-            </w:tcMar>
-          </w:tcPr>
-          <w:p>
-            <w:r>
-              <w:rPr>
-                <w:rFonts w:ascii="Arial" w:cs="Arial" w:eastAsia="Arial" w:hAnsi="Arial"/>
-                <w:sz w:val="22"/>
-                <w:szCs w:val="22"/>
-              </w:rPr>
-              <w:t xml:space="preserve">WORK_ORDER_CREATE</w:t>
+              <w:t xml:space="preserve">NONE</w:t>
             </w:r>
           </w:p>
         </w:tc>
@@ -8861,7 +9532,7 @@
           <w:b/>
           <w:bCs/>
         </w:rPr>
-        <w:t xml:space="preserve">7.11  Re-torque</w:t>
+        <w:t xml:space="preserve">6.11  Re-torque</w:t>
       </w:r>
     </w:p>
     <w:tbl>
@@ -9161,7 +9832,7 @@
           <w:b/>
           <w:bCs/>
         </w:rPr>
-        <w:t xml:space="preserve">7.12  Appointments</w:t>
+        <w:t xml:space="preserve">6.12  Appointments</w:t>
       </w:r>
     </w:p>
     <w:tbl>
@@ -9799,7 +10470,7 @@
           <w:b/>
           <w:bCs/>
         </w:rPr>
-        <w:t xml:space="preserve">7.13  Vendors</w:t>
+        <w:t xml:space="preserve">6.13  Vendors</w:t>
       </w:r>
     </w:p>
     <w:tbl>
@@ -10182,7 +10853,7 @@
           <w:b/>
           <w:bCs/>
         </w:rPr>
-        <w:t xml:space="preserve">7.14  Purchase Orders</w:t>
+        <w:t xml:space="preserve">6.14  Purchase Orders</w:t>
       </w:r>
     </w:p>
     <w:tbl>
@@ -10375,7 +11046,7 @@
                 <w:sz w:val="22"/>
                 <w:szCs w:val="22"/>
               </w:rPr>
-              <w:t xml:space="preserve">PO_CREATE, PO_RECEIVE</w:t>
+              <w:t xml:space="preserve">NONE</w:t>
             </w:r>
           </w:p>
         </w:tc>
@@ -10461,7 +11132,7 @@
                 <w:sz w:val="22"/>
                 <w:szCs w:val="22"/>
               </w:rPr>
-              <w:t xml:space="preserve">PO_CREATE</w:t>
+              <w:t xml:space="preserve">NONE</w:t>
             </w:r>
           </w:p>
         </w:tc>
@@ -10544,7 +11215,7 @@
                 <w:sz w:val="22"/>
                 <w:szCs w:val="22"/>
               </w:rPr>
-              <w:t xml:space="preserve">PO_CREATE, PO_RECEIVE</w:t>
+              <w:t xml:space="preserve">NONE</w:t>
             </w:r>
           </w:p>
         </w:tc>
@@ -10630,7 +11301,7 @@
                 <w:sz w:val="22"/>
                 <w:szCs w:val="22"/>
               </w:rPr>
-              <w:t xml:space="preserve">PO_CREATE, PO_RECEIVE</w:t>
+              <w:t xml:space="preserve">NONE</w:t>
             </w:r>
           </w:p>
         </w:tc>
@@ -10820,7 +11491,7 @@
           <w:b/>
           <w:bCs/>
         </w:rPr>
-        <w:t xml:space="preserve">7.15  Waivers</w:t>
+        <w:t xml:space="preserve">6.15  Waivers</w:t>
       </w:r>
     </w:p>
     <w:tbl>
@@ -11120,7 +11791,7 @@
           <w:b/>
           <w:bCs/>
         </w:rPr>
-        <w:t xml:space="preserve">7.16  Services</w:t>
+        <w:t xml:space="preserve">6.16  Services</w:t>
       </w:r>
     </w:p>
     <w:tbl>
@@ -11420,7 +12091,7 @@
           <w:b/>
           <w:bCs/>
         </w:rPr>
-        <w:t xml:space="preserve">7.17  Settings</w:t>
+        <w:t xml:space="preserve">6.17  Settings</w:t>
       </w:r>
     </w:p>
     <w:tbl>
@@ -11720,7 +12391,7 @@
           <w:b/>
           <w:bCs/>
         </w:rPr>
-        <w:t xml:space="preserve">7.18  Configuration</w:t>
+        <w:t xml:space="preserve">6.18  Configuration</w:t>
       </w:r>
     </w:p>
     <w:tbl>
@@ -12082,7 +12753,7 @@
                 <w:sz w:val="22"/>
                 <w:szCs w:val="22"/>
               </w:rPr>
-              <w:t xml:space="preserve">CONFIG_MANAGE</w:t>
+              <w:t xml:space="preserve">AUTH</w:t>
             </w:r>
           </w:p>
         </w:tc>
@@ -12103,7 +12774,7 @@
           <w:b/>
           <w:bCs/>
         </w:rPr>
-        <w:t xml:space="preserve">7.19  Website Config</w:t>
+        <w:t xml:space="preserve">6.19  Website Config</w:t>
       </w:r>
     </w:p>
     <w:tbl>
@@ -12403,7 +13074,7 @@
           <w:b/>
           <w:bCs/>
         </w:rPr>
-        <w:t xml:space="preserve">7.20  Lookups</w:t>
+        <w:t xml:space="preserve">6.20  Lookups</w:t>
       </w:r>
     </w:p>
     <w:tbl>
@@ -12786,7 +13457,7 @@
           <w:b/>
           <w:bCs/>
         </w:rPr>
-        <w:t xml:space="preserve">7.21  Plate Providers</w:t>
+        <w:t xml:space="preserve">6.21  Plate Providers</w:t>
       </w:r>
     </w:p>
     <w:tbl>
@@ -13255,7 +13926,7 @@
           <w:b/>
           <w:bCs/>
         </w:rPr>
-        <w:t xml:space="preserve">7.22  Warranty Policies</w:t>
+        <w:t xml:space="preserve">6.22  Warranty Policies</w:t>
       </w:r>
     </w:p>
     <w:tbl>
@@ -13724,7 +14395,7 @@
           <w:b/>
           <w:bCs/>
         </w:rPr>
-        <w:t xml:space="preserve">7.23  Warranty Claims</w:t>
+        <w:t xml:space="preserve">6.23  Warranty Claims</w:t>
       </w:r>
     </w:p>
     <w:tbl>
@@ -14276,7 +14947,7 @@
           <w:b/>
           <w:bCs/>
         </w:rPr>
-        <w:t xml:space="preserve">7.24  Wheels</w:t>
+        <w:t xml:space="preserve">6.24  Wheels</w:t>
       </w:r>
     </w:p>
     <w:tbl>
@@ -14469,7 +15140,7 @@
                 <w:sz w:val="22"/>
                 <w:szCs w:val="22"/>
               </w:rPr>
-              <w:t xml:space="preserve">INVENTORY_ADD, INVENTORY_EDIT</w:t>
+              <w:t xml:space="preserve">NONE</w:t>
             </w:r>
           </w:p>
         </w:tc>
@@ -14555,7 +15226,7 @@
                 <w:sz w:val="22"/>
                 <w:szCs w:val="22"/>
               </w:rPr>
-              <w:t xml:space="preserve">INVENTORY_ADD</w:t>
+              <w:t xml:space="preserve">NONE</w:t>
             </w:r>
           </w:p>
         </w:tc>
@@ -14724,7 +15395,7 @@
                 <w:sz w:val="22"/>
                 <w:szCs w:val="22"/>
               </w:rPr>
-              <w:t xml:space="preserve">INVENTORY_ADD, INVENTORY_EDIT</w:t>
+              <w:t xml:space="preserve">NONE</w:t>
             </w:r>
           </w:p>
         </w:tc>
@@ -14807,7 +15478,7 @@
                 <w:sz w:val="22"/>
                 <w:szCs w:val="22"/>
               </w:rPr>
-              <w:t xml:space="preserve">INVENTORY_EDIT</w:t>
+              <w:t xml:space="preserve">NONE</w:t>
             </w:r>
           </w:p>
         </w:tc>
@@ -14914,7 +15585,7 @@
           <w:b/>
           <w:bCs/>
         </w:rPr>
-        <w:t xml:space="preserve">7.25  Fitment</w:t>
+        <w:t xml:space="preserve">6.25  Fitment</w:t>
       </w:r>
     </w:p>
     <w:tbl>
@@ -15297,7 +15968,7 @@
           <w:b/>
           <w:bCs/>
         </w:rPr>
-        <w:t xml:space="preserve">7.26  Custom Fields</w:t>
+        <w:t xml:space="preserve">6.26  Custom Fields</w:t>
       </w:r>
     </w:p>
     <w:tbl>
@@ -15680,7 +16351,7 @@
           <w:b/>
           <w:bCs/>
         </w:rPr>
-        <w:t xml:space="preserve">7.27  Custom Field Values</w:t>
+        <w:t xml:space="preserve">6.27  Custom Field Values</w:t>
       </w:r>
     </w:p>
     <w:tbl>
@@ -15980,7 +16651,7 @@
           <w:b/>
           <w:bCs/>
         </w:rPr>
-        <w:t xml:space="preserve">7.28  API Keys</w:t>
+        <w:t xml:space="preserve">6.28  API Keys</w:t>
       </w:r>
     </w:p>
     <w:tbl>
@@ -16363,7 +17034,7 @@
           <w:b/>
           <w:bCs/>
         </w:rPr>
-        <w:t xml:space="preserve">7.29  Recalls</w:t>
+        <w:t xml:space="preserve">6.29  Recalls</w:t>
       </w:r>
     </w:p>
     <w:tbl>
@@ -16663,7 +17334,7 @@
           <w:b/>
           <w:bCs/>
         </w:rPr>
-        <w:t xml:space="preserve">7.30  Labels</w:t>
+        <w:t xml:space="preserve">6.30  Labels</w:t>
       </w:r>
     </w:p>
     <w:tbl>
@@ -16963,7 +17634,7 @@
           <w:b/>
           <w:bCs/>
         </w:rPr>
-        <w:t xml:space="preserve">7.31  Barcode</w:t>
+        <w:t xml:space="preserve">6.31  Barcode</w:t>
       </w:r>
     </w:p>
     <w:tbl>
@@ -17177,7 +17848,7 @@
           <w:b/>
           <w:bCs/>
         </w:rPr>
-        <w:t xml:space="preserve">7.32  Notifications</w:t>
+        <w:t xml:space="preserve">6.32  Notifications</w:t>
       </w:r>
     </w:p>
     <w:tbl>
@@ -17370,6 +18041,92 @@
                 <w:sz w:val="22"/>
                 <w:szCs w:val="22"/>
               </w:rPr>
+              <w:t xml:space="preserve">CUSTOMER_MANAGE</w:t>
+            </w:r>
+          </w:p>
+        </w:tc>
+      </w:tr>
+      <w:tr>
+        <w:tc>
+          <w:tcPr>
+            <w:tcW w:type="dxa" w:w="1200"/>
+            <w:tcBorders>
+              <w:top w:val="single" w:color="CCCCCC" w:sz="1"/>
+              <w:left w:val="single" w:color="CCCCCC" w:sz="1"/>
+              <w:bottom w:val="single" w:color="CCCCCC" w:sz="1"/>
+              <w:right w:val="single" w:color="CCCCCC" w:sz="1"/>
+            </w:tcBorders>
+            <w:shd w:fill="F4F6F7" w:val="clear"/>
+            <w:tcMar>
+              <w:top w:type="dxa" w:w="60"/>
+              <w:left w:type="dxa" w:w="100"/>
+              <w:bottom w:type="dxa" w:w="60"/>
+              <w:right w:type="dxa" w:w="100"/>
+            </w:tcMar>
+          </w:tcPr>
+          <w:p>
+            <w:r>
+              <w:rPr>
+                <w:rFonts w:ascii="Consolas" w:cs="Consolas" w:eastAsia="Consolas" w:hAnsi="Consolas"/>
+                <w:sz w:val="18"/>
+                <w:szCs w:val="18"/>
+              </w:rPr>
+              <w:t xml:space="preserve">GET</w:t>
+            </w:r>
+          </w:p>
+        </w:tc>
+        <w:tc>
+          <w:tcPr>
+            <w:tcW w:type="dxa" w:w="5400"/>
+            <w:tcBorders>
+              <w:top w:val="single" w:color="CCCCCC" w:sz="1"/>
+              <w:left w:val="single" w:color="CCCCCC" w:sz="1"/>
+              <w:bottom w:val="single" w:color="CCCCCC" w:sz="1"/>
+              <w:right w:val="single" w:color="CCCCCC" w:sz="1"/>
+            </w:tcBorders>
+            <w:shd w:fill="F4F6F7" w:val="clear"/>
+            <w:tcMar>
+              <w:top w:type="dxa" w:w="60"/>
+              <w:left w:type="dxa" w:w="100"/>
+              <w:bottom w:type="dxa" w:w="60"/>
+              <w:right w:type="dxa" w:w="100"/>
+            </w:tcMar>
+          </w:tcPr>
+          <w:p>
+            <w:r>
+              <w:rPr>
+                <w:rFonts w:ascii="Consolas" w:cs="Consolas" w:eastAsia="Consolas" w:hAnsi="Consolas"/>
+                <w:sz w:val="18"/>
+                <w:szCs w:val="18"/>
+              </w:rPr>
+              <w:t xml:space="preserve">/api/notifications/customer/{id}</w:t>
+            </w:r>
+          </w:p>
+        </w:tc>
+        <w:tc>
+          <w:tcPr>
+            <w:tcW w:type="dxa" w:w="2760"/>
+            <w:tcBorders>
+              <w:top w:val="single" w:color="CCCCCC" w:sz="1"/>
+              <w:left w:val="single" w:color="CCCCCC" w:sz="1"/>
+              <w:bottom w:val="single" w:color="CCCCCC" w:sz="1"/>
+              <w:right w:val="single" w:color="CCCCCC" w:sz="1"/>
+            </w:tcBorders>
+            <w:shd w:fill="F4F6F7" w:val="clear"/>
+            <w:tcMar>
+              <w:top w:type="dxa" w:w="60"/>
+              <w:left w:type="dxa" w:w="100"/>
+              <w:bottom w:type="dxa" w:w="60"/>
+              <w:right w:type="dxa" w:w="100"/>
+            </w:tcMar>
+          </w:tcPr>
+          <w:p>
+            <w:r>
+              <w:rPr>
+                <w:rFonts w:ascii="Arial" w:cs="Arial" w:eastAsia="Arial" w:hAnsi="Arial"/>
+                <w:sz w:val="22"/>
+                <w:szCs w:val="22"/>
+              </w:rPr>
               <w:t xml:space="preserve">AUTH</w:t>
             </w:r>
           </w:p>
@@ -17385,7 +18142,6 @@
               <w:bottom w:val="single" w:color="CCCCCC" w:sz="1"/>
               <w:right w:val="single" w:color="CCCCCC" w:sz="1"/>
             </w:tcBorders>
-            <w:shd w:fill="F4F6F7" w:val="clear"/>
             <w:tcMar>
               <w:top w:type="dxa" w:w="60"/>
               <w:left w:type="dxa" w:w="100"/>
@@ -17413,22 +18169,21 @@
               <w:bottom w:val="single" w:color="CCCCCC" w:sz="1"/>
               <w:right w:val="single" w:color="CCCCCC" w:sz="1"/>
             </w:tcBorders>
-            <w:shd w:fill="F4F6F7" w:val="clear"/>
-            <w:tcMar>
-              <w:top w:type="dxa" w:w="60"/>
-              <w:left w:type="dxa" w:w="100"/>
-              <w:bottom w:type="dxa" w:w="60"/>
-              <w:right w:type="dxa" w:w="100"/>
-            </w:tcMar>
-          </w:tcPr>
-          <w:p>
-            <w:r>
-              <w:rPr>
-                <w:rFonts w:ascii="Consolas" w:cs="Consolas" w:eastAsia="Consolas" w:hAnsi="Consolas"/>
-                <w:sz w:val="18"/>
-                <w:szCs w:val="18"/>
-              </w:rPr>
-              <w:t xml:space="preserve">/api/notifications/customer/{id}</w:t>
+            <w:tcMar>
+              <w:top w:type="dxa" w:w="60"/>
+              <w:left w:type="dxa" w:w="100"/>
+              <w:bottom w:type="dxa" w:w="60"/>
+              <w:right w:type="dxa" w:w="100"/>
+            </w:tcMar>
+          </w:tcPr>
+          <w:p>
+            <w:r>
+              <w:rPr>
+                <w:rFonts w:ascii="Consolas" w:cs="Consolas" w:eastAsia="Consolas" w:hAnsi="Consolas"/>
+                <w:sz w:val="18"/>
+                <w:szCs w:val="18"/>
+              </w:rPr>
+              <w:t xml:space="preserve">/api/notifications/pending</w:t>
             </w:r>
           </w:p>
         </w:tc>
@@ -17441,7 +18196,6 @@
               <w:bottom w:val="single" w:color="CCCCCC" w:sz="1"/>
               <w:right w:val="single" w:color="CCCCCC" w:sz="1"/>
             </w:tcBorders>
-            <w:shd w:fill="F4F6F7" w:val="clear"/>
             <w:tcMar>
               <w:top w:type="dxa" w:w="60"/>
               <w:left w:type="dxa" w:w="100"/>
@@ -17471,21 +18225,22 @@
               <w:bottom w:val="single" w:color="CCCCCC" w:sz="1"/>
               <w:right w:val="single" w:color="CCCCCC" w:sz="1"/>
             </w:tcBorders>
-            <w:tcMar>
-              <w:top w:type="dxa" w:w="60"/>
-              <w:left w:type="dxa" w:w="100"/>
-              <w:bottom w:type="dxa" w:w="60"/>
-              <w:right w:type="dxa" w:w="100"/>
-            </w:tcMar>
-          </w:tcPr>
-          <w:p>
-            <w:r>
-              <w:rPr>
-                <w:rFonts w:ascii="Consolas" w:cs="Consolas" w:eastAsia="Consolas" w:hAnsi="Consolas"/>
-                <w:sz w:val="18"/>
-                <w:szCs w:val="18"/>
-              </w:rPr>
-              <w:t xml:space="preserve">GET</w:t>
+            <w:shd w:fill="F4F6F7" w:val="clear"/>
+            <w:tcMar>
+              <w:top w:type="dxa" w:w="60"/>
+              <w:left w:type="dxa" w:w="100"/>
+              <w:bottom w:type="dxa" w:w="60"/>
+              <w:right w:type="dxa" w:w="100"/>
+            </w:tcMar>
+          </w:tcPr>
+          <w:p>
+            <w:r>
+              <w:rPr>
+                <w:rFonts w:ascii="Consolas" w:cs="Consolas" w:eastAsia="Consolas" w:hAnsi="Consolas"/>
+                <w:sz w:val="18"/>
+                <w:szCs w:val="18"/>
+              </w:rPr>
+              <w:t xml:space="preserve">POST</w:t>
             </w:r>
           </w:p>
         </w:tc>
@@ -17498,21 +18253,22 @@
               <w:bottom w:val="single" w:color="CCCCCC" w:sz="1"/>
               <w:right w:val="single" w:color="CCCCCC" w:sz="1"/>
             </w:tcBorders>
-            <w:tcMar>
-              <w:top w:type="dxa" w:w="60"/>
-              <w:left w:type="dxa" w:w="100"/>
-              <w:bottom w:type="dxa" w:w="60"/>
-              <w:right w:type="dxa" w:w="100"/>
-            </w:tcMar>
-          </w:tcPr>
-          <w:p>
-            <w:r>
-              <w:rPr>
-                <w:rFonts w:ascii="Consolas" w:cs="Consolas" w:eastAsia="Consolas" w:hAnsi="Consolas"/>
-                <w:sz w:val="18"/>
-                <w:szCs w:val="18"/>
-              </w:rPr>
-              <w:t xml:space="preserve">/api/notifications/pending</w:t>
+            <w:shd w:fill="F4F6F7" w:val="clear"/>
+            <w:tcMar>
+              <w:top w:type="dxa" w:w="60"/>
+              <w:left w:type="dxa" w:w="100"/>
+              <w:bottom w:type="dxa" w:w="60"/>
+              <w:right w:type="dxa" w:w="100"/>
+            </w:tcMar>
+          </w:tcPr>
+          <w:p>
+            <w:r>
+              <w:rPr>
+                <w:rFonts w:ascii="Consolas" w:cs="Consolas" w:eastAsia="Consolas" w:hAnsi="Consolas"/>
+                <w:sz w:val="18"/>
+                <w:szCs w:val="18"/>
+              </w:rPr>
+              <w:t xml:space="preserve">/api/notifications/{id}/failed</w:t>
             </w:r>
           </w:p>
         </w:tc>
@@ -17525,21 +18281,22 @@
               <w:bottom w:val="single" w:color="CCCCCC" w:sz="1"/>
               <w:right w:val="single" w:color="CCCCCC" w:sz="1"/>
             </w:tcBorders>
-            <w:tcMar>
-              <w:top w:type="dxa" w:w="60"/>
-              <w:left w:type="dxa" w:w="100"/>
-              <w:bottom w:type="dxa" w:w="60"/>
-              <w:right w:type="dxa" w:w="100"/>
-            </w:tcMar>
-          </w:tcPr>
-          <w:p>
-            <w:r>
-              <w:rPr>
-                <w:rFonts w:ascii="Arial" w:cs="Arial" w:eastAsia="Arial" w:hAnsi="Arial"/>
-                <w:sz w:val="22"/>
-                <w:szCs w:val="22"/>
-              </w:rPr>
-              <w:t xml:space="preserve">AUTH</w:t>
+            <w:shd w:fill="F4F6F7" w:val="clear"/>
+            <w:tcMar>
+              <w:top w:type="dxa" w:w="60"/>
+              <w:left w:type="dxa" w:w="100"/>
+              <w:bottom w:type="dxa" w:w="60"/>
+              <w:right w:type="dxa" w:w="100"/>
+            </w:tcMar>
+          </w:tcPr>
+          <w:p>
+            <w:r>
+              <w:rPr>
+                <w:rFonts w:ascii="Arial" w:cs="Arial" w:eastAsia="Arial" w:hAnsi="Arial"/>
+                <w:sz w:val="22"/>
+                <w:szCs w:val="22"/>
+              </w:rPr>
+              <w:t xml:space="preserve">CUSTOMER_MANAGE</w:t>
             </w:r>
           </w:p>
         </w:tc>
@@ -17554,7 +18311,6 @@
               <w:bottom w:val="single" w:color="CCCCCC" w:sz="1"/>
               <w:right w:val="single" w:color="CCCCCC" w:sz="1"/>
             </w:tcBorders>
-            <w:shd w:fill="F4F6F7" w:val="clear"/>
             <w:tcMar>
               <w:top w:type="dxa" w:w="60"/>
               <w:left w:type="dxa" w:w="100"/>
@@ -17582,22 +18338,21 @@
               <w:bottom w:val="single" w:color="CCCCCC" w:sz="1"/>
               <w:right w:val="single" w:color="CCCCCC" w:sz="1"/>
             </w:tcBorders>
-            <w:shd w:fill="F4F6F7" w:val="clear"/>
-            <w:tcMar>
-              <w:top w:type="dxa" w:w="60"/>
-              <w:left w:type="dxa" w:w="100"/>
-              <w:bottom w:type="dxa" w:w="60"/>
-              <w:right w:type="dxa" w:w="100"/>
-            </w:tcMar>
-          </w:tcPr>
-          <w:p>
-            <w:r>
-              <w:rPr>
-                <w:rFonts w:ascii="Consolas" w:cs="Consolas" w:eastAsia="Consolas" w:hAnsi="Consolas"/>
-                <w:sz w:val="18"/>
-                <w:szCs w:val="18"/>
-              </w:rPr>
-              <w:t xml:space="preserve">/api/notifications/{id}/failed</w:t>
+            <w:tcMar>
+              <w:top w:type="dxa" w:w="60"/>
+              <w:left w:type="dxa" w:w="100"/>
+              <w:bottom w:type="dxa" w:w="60"/>
+              <w:right w:type="dxa" w:w="100"/>
+            </w:tcMar>
+          </w:tcPr>
+          <w:p>
+            <w:r>
+              <w:rPr>
+                <w:rFonts w:ascii="Consolas" w:cs="Consolas" w:eastAsia="Consolas" w:hAnsi="Consolas"/>
+                <w:sz w:val="18"/>
+                <w:szCs w:val="18"/>
+              </w:rPr>
+              <w:t xml:space="preserve">/api/notifications/{id}/sent</w:t>
             </w:r>
           </w:p>
         </w:tc>
@@ -17610,105 +18365,21 @@
               <w:bottom w:val="single" w:color="CCCCCC" w:sz="1"/>
               <w:right w:val="single" w:color="CCCCCC" w:sz="1"/>
             </w:tcBorders>
-            <w:shd w:fill="F4F6F7" w:val="clear"/>
-            <w:tcMar>
-              <w:top w:type="dxa" w:w="60"/>
-              <w:left w:type="dxa" w:w="100"/>
-              <w:bottom w:type="dxa" w:w="60"/>
-              <w:right w:type="dxa" w:w="100"/>
-            </w:tcMar>
-          </w:tcPr>
-          <w:p>
-            <w:r>
-              <w:rPr>
-                <w:rFonts w:ascii="Arial" w:cs="Arial" w:eastAsia="Arial" w:hAnsi="Arial"/>
-                <w:sz w:val="22"/>
-                <w:szCs w:val="22"/>
-              </w:rPr>
-              <w:t xml:space="preserve">AUTH</w:t>
-            </w:r>
-          </w:p>
-        </w:tc>
-      </w:tr>
-      <w:tr>
-        <w:tc>
-          <w:tcPr>
-            <w:tcW w:type="dxa" w:w="1200"/>
-            <w:tcBorders>
-              <w:top w:val="single" w:color="CCCCCC" w:sz="1"/>
-              <w:left w:val="single" w:color="CCCCCC" w:sz="1"/>
-              <w:bottom w:val="single" w:color="CCCCCC" w:sz="1"/>
-              <w:right w:val="single" w:color="CCCCCC" w:sz="1"/>
-            </w:tcBorders>
-            <w:tcMar>
-              <w:top w:type="dxa" w:w="60"/>
-              <w:left w:type="dxa" w:w="100"/>
-              <w:bottom w:type="dxa" w:w="60"/>
-              <w:right w:type="dxa" w:w="100"/>
-            </w:tcMar>
-          </w:tcPr>
-          <w:p>
-            <w:r>
-              <w:rPr>
-                <w:rFonts w:ascii="Consolas" w:cs="Consolas" w:eastAsia="Consolas" w:hAnsi="Consolas"/>
-                <w:sz w:val="18"/>
-                <w:szCs w:val="18"/>
-              </w:rPr>
-              <w:t xml:space="preserve">POST</w:t>
-            </w:r>
-          </w:p>
-        </w:tc>
-        <w:tc>
-          <w:tcPr>
-            <w:tcW w:type="dxa" w:w="5400"/>
-            <w:tcBorders>
-              <w:top w:val="single" w:color="CCCCCC" w:sz="1"/>
-              <w:left w:val="single" w:color="CCCCCC" w:sz="1"/>
-              <w:bottom w:val="single" w:color="CCCCCC" w:sz="1"/>
-              <w:right w:val="single" w:color="CCCCCC" w:sz="1"/>
-            </w:tcBorders>
-            <w:tcMar>
-              <w:top w:type="dxa" w:w="60"/>
-              <w:left w:type="dxa" w:w="100"/>
-              <w:bottom w:type="dxa" w:w="60"/>
-              <w:right w:type="dxa" w:w="100"/>
-            </w:tcMar>
-          </w:tcPr>
-          <w:p>
-            <w:r>
-              <w:rPr>
-                <w:rFonts w:ascii="Consolas" w:cs="Consolas" w:eastAsia="Consolas" w:hAnsi="Consolas"/>
-                <w:sz w:val="18"/>
-                <w:szCs w:val="18"/>
-              </w:rPr>
-              <w:t xml:space="preserve">/api/notifications/{id}/sent</w:t>
-            </w:r>
-          </w:p>
-        </w:tc>
-        <w:tc>
-          <w:tcPr>
-            <w:tcW w:type="dxa" w:w="2760"/>
-            <w:tcBorders>
-              <w:top w:val="single" w:color="CCCCCC" w:sz="1"/>
-              <w:left w:val="single" w:color="CCCCCC" w:sz="1"/>
-              <w:bottom w:val="single" w:color="CCCCCC" w:sz="1"/>
-              <w:right w:val="single" w:color="CCCCCC" w:sz="1"/>
-            </w:tcBorders>
-            <w:tcMar>
-              <w:top w:type="dxa" w:w="60"/>
-              <w:left w:type="dxa" w:w="100"/>
-              <w:bottom w:type="dxa" w:w="60"/>
-              <w:right w:type="dxa" w:w="100"/>
-            </w:tcMar>
-          </w:tcPr>
-          <w:p>
-            <w:r>
-              <w:rPr>
-                <w:rFonts w:ascii="Arial" w:cs="Arial" w:eastAsia="Arial" w:hAnsi="Arial"/>
-                <w:sz w:val="22"/>
-                <w:szCs w:val="22"/>
-              </w:rPr>
-              <w:t xml:space="preserve">AUTH</w:t>
+            <w:tcMar>
+              <w:top w:type="dxa" w:w="60"/>
+              <w:left w:type="dxa" w:w="100"/>
+              <w:bottom w:type="dxa" w:w="60"/>
+              <w:right w:type="dxa" w:w="100"/>
+            </w:tcMar>
+          </w:tcPr>
+          <w:p>
+            <w:r>
+              <w:rPr>
+                <w:rFonts w:ascii="Arial" w:cs="Arial" w:eastAsia="Arial" w:hAnsi="Arial"/>
+                <w:sz w:val="22"/>
+                <w:szCs w:val="22"/>
+              </w:rPr>
+              <w:t xml:space="preserve">CUSTOMER_MANAGE</w:t>
             </w:r>
           </w:p>
         </w:tc>
@@ -17729,7 +18400,7 @@
           <w:b/>
           <w:bCs/>
         </w:rPr>
-        <w:t xml:space="preserve">7.33  Integrations</w:t>
+        <w:t xml:space="preserve">6.33  Integrations</w:t>
       </w:r>
     </w:p>
     <w:tbl>
@@ -18281,7 +18952,7 @@
           <w:b/>
           <w:bCs/>
         </w:rPr>
-        <w:t xml:space="preserve">7.34  Marketplace</w:t>
+        <w:t xml:space="preserve">6.34  Marketplace</w:t>
       </w:r>
     </w:p>
     <w:tbl>
@@ -18729,6 +19400,89 @@
                 <w:sz w:val="22"/>
                 <w:szCs w:val="22"/>
               </w:rPr>
+              <w:t xml:space="preserve">INVENTORY_EDIT</w:t>
+            </w:r>
+          </w:p>
+        </w:tc>
+      </w:tr>
+      <w:tr>
+        <w:tc>
+          <w:tcPr>
+            <w:tcW w:type="dxa" w:w="1200"/>
+            <w:tcBorders>
+              <w:top w:val="single" w:color="CCCCCC" w:sz="1"/>
+              <w:left w:val="single" w:color="CCCCCC" w:sz="1"/>
+              <w:bottom w:val="single" w:color="CCCCCC" w:sz="1"/>
+              <w:right w:val="single" w:color="CCCCCC" w:sz="1"/>
+            </w:tcBorders>
+            <w:tcMar>
+              <w:top w:type="dxa" w:w="60"/>
+              <w:left w:type="dxa" w:w="100"/>
+              <w:bottom w:type="dxa" w:w="60"/>
+              <w:right w:type="dxa" w:w="100"/>
+            </w:tcMar>
+          </w:tcPr>
+          <w:p>
+            <w:r>
+              <w:rPr>
+                <w:rFonts w:ascii="Consolas" w:cs="Consolas" w:eastAsia="Consolas" w:hAnsi="Consolas"/>
+                <w:sz w:val="18"/>
+                <w:szCs w:val="18"/>
+              </w:rPr>
+              <w:t xml:space="preserve">GET</w:t>
+            </w:r>
+          </w:p>
+        </w:tc>
+        <w:tc>
+          <w:tcPr>
+            <w:tcW w:type="dxa" w:w="5400"/>
+            <w:tcBorders>
+              <w:top w:val="single" w:color="CCCCCC" w:sz="1"/>
+              <w:left w:val="single" w:color="CCCCCC" w:sz="1"/>
+              <w:bottom w:val="single" w:color="CCCCCC" w:sz="1"/>
+              <w:right w:val="single" w:color="CCCCCC" w:sz="1"/>
+            </w:tcBorders>
+            <w:tcMar>
+              <w:top w:type="dxa" w:w="60"/>
+              <w:left w:type="dxa" w:w="100"/>
+              <w:bottom w:type="dxa" w:w="60"/>
+              <w:right w:type="dxa" w:w="100"/>
+            </w:tcMar>
+          </w:tcPr>
+          <w:p>
+            <w:r>
+              <w:rPr>
+                <w:rFonts w:ascii="Consolas" w:cs="Consolas" w:eastAsia="Consolas" w:hAnsi="Consolas"/>
+                <w:sz w:val="18"/>
+                <w:szCs w:val="18"/>
+              </w:rPr>
+              <w:t xml:space="preserve">/api/marketplace/orders</w:t>
+            </w:r>
+          </w:p>
+        </w:tc>
+        <w:tc>
+          <w:tcPr>
+            <w:tcW w:type="dxa" w:w="2760"/>
+            <w:tcBorders>
+              <w:top w:val="single" w:color="CCCCCC" w:sz="1"/>
+              <w:left w:val="single" w:color="CCCCCC" w:sz="1"/>
+              <w:bottom w:val="single" w:color="CCCCCC" w:sz="1"/>
+              <w:right w:val="single" w:color="CCCCCC" w:sz="1"/>
+            </w:tcBorders>
+            <w:tcMar>
+              <w:top w:type="dxa" w:w="60"/>
+              <w:left w:type="dxa" w:w="100"/>
+              <w:bottom w:type="dxa" w:w="60"/>
+              <w:right w:type="dxa" w:w="100"/>
+            </w:tcMar>
+          </w:tcPr>
+          <w:p>
+            <w:r>
+              <w:rPr>
+                <w:rFonts w:ascii="Arial" w:cs="Arial" w:eastAsia="Arial" w:hAnsi="Arial"/>
+                <w:sz w:val="22"/>
+                <w:szCs w:val="22"/>
+              </w:rPr>
               <w:t xml:space="preserve">AUTH</w:t>
             </w:r>
           </w:p>
@@ -18744,6 +19498,92 @@
               <w:bottom w:val="single" w:color="CCCCCC" w:sz="1"/>
               <w:right w:val="single" w:color="CCCCCC" w:sz="1"/>
             </w:tcBorders>
+            <w:shd w:fill="F4F6F7" w:val="clear"/>
+            <w:tcMar>
+              <w:top w:type="dxa" w:w="60"/>
+              <w:left w:type="dxa" w:w="100"/>
+              <w:bottom w:type="dxa" w:w="60"/>
+              <w:right w:type="dxa" w:w="100"/>
+            </w:tcMar>
+          </w:tcPr>
+          <w:p>
+            <w:r>
+              <w:rPr>
+                <w:rFonts w:ascii="Consolas" w:cs="Consolas" w:eastAsia="Consolas" w:hAnsi="Consolas"/>
+                <w:sz w:val="18"/>
+                <w:szCs w:val="18"/>
+              </w:rPr>
+              <w:t xml:space="preserve">POST</w:t>
+            </w:r>
+          </w:p>
+        </w:tc>
+        <w:tc>
+          <w:tcPr>
+            <w:tcW w:type="dxa" w:w="5400"/>
+            <w:tcBorders>
+              <w:top w:val="single" w:color="CCCCCC" w:sz="1"/>
+              <w:left w:val="single" w:color="CCCCCC" w:sz="1"/>
+              <w:bottom w:val="single" w:color="CCCCCC" w:sz="1"/>
+              <w:right w:val="single" w:color="CCCCCC" w:sz="1"/>
+            </w:tcBorders>
+            <w:shd w:fill="F4F6F7" w:val="clear"/>
+            <w:tcMar>
+              <w:top w:type="dxa" w:w="60"/>
+              <w:left w:type="dxa" w:w="100"/>
+              <w:bottom w:type="dxa" w:w="60"/>
+              <w:right w:type="dxa" w:w="100"/>
+            </w:tcMar>
+          </w:tcPr>
+          <w:p>
+            <w:r>
+              <w:rPr>
+                <w:rFonts w:ascii="Consolas" w:cs="Consolas" w:eastAsia="Consolas" w:hAnsi="Consolas"/>
+                <w:sz w:val="18"/>
+                <w:szCs w:val="18"/>
+              </w:rPr>
+              <w:t xml:space="preserve">/api/marketplace/orders</w:t>
+            </w:r>
+          </w:p>
+        </w:tc>
+        <w:tc>
+          <w:tcPr>
+            <w:tcW w:type="dxa" w:w="2760"/>
+            <w:tcBorders>
+              <w:top w:val="single" w:color="CCCCCC" w:sz="1"/>
+              <w:left w:val="single" w:color="CCCCCC" w:sz="1"/>
+              <w:bottom w:val="single" w:color="CCCCCC" w:sz="1"/>
+              <w:right w:val="single" w:color="CCCCCC" w:sz="1"/>
+            </w:tcBorders>
+            <w:shd w:fill="F4F6F7" w:val="clear"/>
+            <w:tcMar>
+              <w:top w:type="dxa" w:w="60"/>
+              <w:left w:type="dxa" w:w="100"/>
+              <w:bottom w:type="dxa" w:w="60"/>
+              <w:right w:type="dxa" w:w="100"/>
+            </w:tcMar>
+          </w:tcPr>
+          <w:p>
+            <w:r>
+              <w:rPr>
+                <w:rFonts w:ascii="Arial" w:cs="Arial" w:eastAsia="Arial" w:hAnsi="Arial"/>
+                <w:sz w:val="22"/>
+                <w:szCs w:val="22"/>
+              </w:rPr>
+              <w:t xml:space="preserve">AUTH</w:t>
+            </w:r>
+          </w:p>
+        </w:tc>
+      </w:tr>
+      <w:tr>
+        <w:tc>
+          <w:tcPr>
+            <w:tcW w:type="dxa" w:w="1200"/>
+            <w:tcBorders>
+              <w:top w:val="single" w:color="CCCCCC" w:sz="1"/>
+              <w:left w:val="single" w:color="CCCCCC" w:sz="1"/>
+              <w:bottom w:val="single" w:color="CCCCCC" w:sz="1"/>
+              <w:right w:val="single" w:color="CCCCCC" w:sz="1"/>
+            </w:tcBorders>
             <w:tcMar>
               <w:top w:type="dxa" w:w="60"/>
               <w:left w:type="dxa" w:w="100"/>
@@ -18785,7 +19625,7 @@
                 <w:sz w:val="18"/>
                 <w:szCs w:val="18"/>
               </w:rPr>
-              <w:t xml:space="preserve">/api/marketplace/orders</w:t>
+              <w:t xml:space="preserve">/api/marketplace/orders/{id}</w:t>
             </w:r>
           </w:p>
         </w:tc>
@@ -18842,7 +19682,7 @@
                 <w:sz w:val="18"/>
                 <w:szCs w:val="18"/>
               </w:rPr>
-              <w:t xml:space="preserve">POST</w:t>
+              <w:t xml:space="preserve">PATCH</w:t>
             </w:r>
           </w:p>
         </w:tc>
@@ -18870,7 +19710,7 @@
                 <w:sz w:val="18"/>
                 <w:szCs w:val="18"/>
               </w:rPr>
-              <w:t xml:space="preserve">/api/marketplace/orders</w:t>
+              <w:t xml:space="preserve">/api/marketplace/orders/{id}/status</w:t>
             </w:r>
           </w:p>
         </w:tc>
@@ -18898,176 +19738,7 @@
                 <w:sz w:val="22"/>
                 <w:szCs w:val="22"/>
               </w:rPr>
-              <w:t xml:space="preserve">AUTH</w:t>
-            </w:r>
-          </w:p>
-        </w:tc>
-      </w:tr>
-      <w:tr>
-        <w:tc>
-          <w:tcPr>
-            <w:tcW w:type="dxa" w:w="1200"/>
-            <w:tcBorders>
-              <w:top w:val="single" w:color="CCCCCC" w:sz="1"/>
-              <w:left w:val="single" w:color="CCCCCC" w:sz="1"/>
-              <w:bottom w:val="single" w:color="CCCCCC" w:sz="1"/>
-              <w:right w:val="single" w:color="CCCCCC" w:sz="1"/>
-            </w:tcBorders>
-            <w:tcMar>
-              <w:top w:type="dxa" w:w="60"/>
-              <w:left w:type="dxa" w:w="100"/>
-              <w:bottom w:type="dxa" w:w="60"/>
-              <w:right w:type="dxa" w:w="100"/>
-            </w:tcMar>
-          </w:tcPr>
-          <w:p>
-            <w:r>
-              <w:rPr>
-                <w:rFonts w:ascii="Consolas" w:cs="Consolas" w:eastAsia="Consolas" w:hAnsi="Consolas"/>
-                <w:sz w:val="18"/>
-                <w:szCs w:val="18"/>
-              </w:rPr>
-              <w:t xml:space="preserve">GET</w:t>
-            </w:r>
-          </w:p>
-        </w:tc>
-        <w:tc>
-          <w:tcPr>
-            <w:tcW w:type="dxa" w:w="5400"/>
-            <w:tcBorders>
-              <w:top w:val="single" w:color="CCCCCC" w:sz="1"/>
-              <w:left w:val="single" w:color="CCCCCC" w:sz="1"/>
-              <w:bottom w:val="single" w:color="CCCCCC" w:sz="1"/>
-              <w:right w:val="single" w:color="CCCCCC" w:sz="1"/>
-            </w:tcBorders>
-            <w:tcMar>
-              <w:top w:type="dxa" w:w="60"/>
-              <w:left w:type="dxa" w:w="100"/>
-              <w:bottom w:type="dxa" w:w="60"/>
-              <w:right w:type="dxa" w:w="100"/>
-            </w:tcMar>
-          </w:tcPr>
-          <w:p>
-            <w:r>
-              <w:rPr>
-                <w:rFonts w:ascii="Consolas" w:cs="Consolas" w:eastAsia="Consolas" w:hAnsi="Consolas"/>
-                <w:sz w:val="18"/>
-                <w:szCs w:val="18"/>
-              </w:rPr>
-              <w:t xml:space="preserve">/api/marketplace/orders/{id}</w:t>
-            </w:r>
-          </w:p>
-        </w:tc>
-        <w:tc>
-          <w:tcPr>
-            <w:tcW w:type="dxa" w:w="2760"/>
-            <w:tcBorders>
-              <w:top w:val="single" w:color="CCCCCC" w:sz="1"/>
-              <w:left w:val="single" w:color="CCCCCC" w:sz="1"/>
-              <w:bottom w:val="single" w:color="CCCCCC" w:sz="1"/>
-              <w:right w:val="single" w:color="CCCCCC" w:sz="1"/>
-            </w:tcBorders>
-            <w:tcMar>
-              <w:top w:type="dxa" w:w="60"/>
-              <w:left w:type="dxa" w:w="100"/>
-              <w:bottom w:type="dxa" w:w="60"/>
-              <w:right w:type="dxa" w:w="100"/>
-            </w:tcMar>
-          </w:tcPr>
-          <w:p>
-            <w:r>
-              <w:rPr>
-                <w:rFonts w:ascii="Arial" w:cs="Arial" w:eastAsia="Arial" w:hAnsi="Arial"/>
-                <w:sz w:val="22"/>
-                <w:szCs w:val="22"/>
-              </w:rPr>
-              <w:t xml:space="preserve">AUTH</w:t>
-            </w:r>
-          </w:p>
-        </w:tc>
-      </w:tr>
-      <w:tr>
-        <w:tc>
-          <w:tcPr>
-            <w:tcW w:type="dxa" w:w="1200"/>
-            <w:tcBorders>
-              <w:top w:val="single" w:color="CCCCCC" w:sz="1"/>
-              <w:left w:val="single" w:color="CCCCCC" w:sz="1"/>
-              <w:bottom w:val="single" w:color="CCCCCC" w:sz="1"/>
-              <w:right w:val="single" w:color="CCCCCC" w:sz="1"/>
-            </w:tcBorders>
-            <w:shd w:fill="F4F6F7" w:val="clear"/>
-            <w:tcMar>
-              <w:top w:type="dxa" w:w="60"/>
-              <w:left w:type="dxa" w:w="100"/>
-              <w:bottom w:type="dxa" w:w="60"/>
-              <w:right w:type="dxa" w:w="100"/>
-            </w:tcMar>
-          </w:tcPr>
-          <w:p>
-            <w:r>
-              <w:rPr>
-                <w:rFonts w:ascii="Consolas" w:cs="Consolas" w:eastAsia="Consolas" w:hAnsi="Consolas"/>
-                <w:sz w:val="18"/>
-                <w:szCs w:val="18"/>
-              </w:rPr>
-              <w:t xml:space="preserve">PATCH</w:t>
-            </w:r>
-          </w:p>
-        </w:tc>
-        <w:tc>
-          <w:tcPr>
-            <w:tcW w:type="dxa" w:w="5400"/>
-            <w:tcBorders>
-              <w:top w:val="single" w:color="CCCCCC" w:sz="1"/>
-              <w:left w:val="single" w:color="CCCCCC" w:sz="1"/>
-              <w:bottom w:val="single" w:color="CCCCCC" w:sz="1"/>
-              <w:right w:val="single" w:color="CCCCCC" w:sz="1"/>
-            </w:tcBorders>
-            <w:shd w:fill="F4F6F7" w:val="clear"/>
-            <w:tcMar>
-              <w:top w:type="dxa" w:w="60"/>
-              <w:left w:type="dxa" w:w="100"/>
-              <w:bottom w:type="dxa" w:w="60"/>
-              <w:right w:type="dxa" w:w="100"/>
-            </w:tcMar>
-          </w:tcPr>
-          <w:p>
-            <w:r>
-              <w:rPr>
-                <w:rFonts w:ascii="Consolas" w:cs="Consolas" w:eastAsia="Consolas" w:hAnsi="Consolas"/>
-                <w:sz w:val="18"/>
-                <w:szCs w:val="18"/>
-              </w:rPr>
-              <w:t xml:space="preserve">/api/marketplace/orders/{id}/status</w:t>
-            </w:r>
-          </w:p>
-        </w:tc>
-        <w:tc>
-          <w:tcPr>
-            <w:tcW w:type="dxa" w:w="2760"/>
-            <w:tcBorders>
-              <w:top w:val="single" w:color="CCCCCC" w:sz="1"/>
-              <w:left w:val="single" w:color="CCCCCC" w:sz="1"/>
-              <w:bottom w:val="single" w:color="CCCCCC" w:sz="1"/>
-              <w:right w:val="single" w:color="CCCCCC" w:sz="1"/>
-            </w:tcBorders>
-            <w:shd w:fill="F4F6F7" w:val="clear"/>
-            <w:tcMar>
-              <w:top w:type="dxa" w:w="60"/>
-              <w:left w:type="dxa" w:w="100"/>
-              <w:bottom w:type="dxa" w:w="60"/>
-              <w:right w:type="dxa" w:w="100"/>
-            </w:tcMar>
-          </w:tcPr>
-          <w:p>
-            <w:r>
-              <w:rPr>
-                <w:rFonts w:ascii="Arial" w:cs="Arial" w:eastAsia="Arial" w:hAnsi="Arial"/>
-                <w:sz w:val="22"/>
-                <w:szCs w:val="22"/>
-              </w:rPr>
-              <w:t xml:space="preserve">AUTH</w:t>
+              <w:t xml:space="preserve">INVENTORY_EDIT</w:t>
             </w:r>
           </w:p>
         </w:tc>
@@ -19088,7 +19759,7 @@
           <w:b/>
           <w:bCs/>
         </w:rPr>
-        <w:t xml:space="preserve">7.35  Distributors</w:t>
+        <w:t xml:space="preserve">6.35  Distributors</w:t>
       </w:r>
     </w:p>
     <w:tbl>
@@ -19388,7 +20059,7 @@
           <w:b/>
           <w:bCs/>
         </w:rPr>
-        <w:t xml:space="preserve">7.36  B2B</w:t>
+        <w:t xml:space="preserve">6.36  B2B Network</w:t>
       </w:r>
     </w:p>
     <w:tbl>
@@ -19667,7 +20338,7 @@
                 <w:sz w:val="22"/>
                 <w:szCs w:val="22"/>
               </w:rPr>
-              <w:t xml:space="preserve">INVENTORY_EDIT</w:t>
+              <w:t xml:space="preserve">AUTH</w:t>
             </w:r>
           </w:p>
         </w:tc>
@@ -19771,7 +20442,7 @@
           <w:b/>
           <w:bCs/>
         </w:rPr>
-        <w:t xml:space="preserve">7.37  Directory</w:t>
+        <w:t xml:space="preserve">6.37  Directory</w:t>
       </w:r>
     </w:p>
     <w:tbl>
@@ -20154,7 +20825,7 @@
           <w:b/>
           <w:bCs/>
         </w:rPr>
-        <w:t xml:space="preserve">7.38  Reports</w:t>
+        <w:t xml:space="preserve">6.38  Reports</w:t>
       </w:r>
     </w:p>
     <w:tbl>
@@ -20658,6 +21329,175 @@
                 <w:sz w:val="18"/>
                 <w:szCs w:val="18"/>
               </w:rPr>
+              <w:t xml:space="preserve">/api/reports/lookup-dashboard</w:t>
+            </w:r>
+          </w:p>
+        </w:tc>
+        <w:tc>
+          <w:tcPr>
+            <w:tcW w:type="dxa" w:w="2760"/>
+            <w:tcBorders>
+              <w:top w:val="single" w:color="CCCCCC" w:sz="1"/>
+              <w:left w:val="single" w:color="CCCCCC" w:sz="1"/>
+              <w:bottom w:val="single" w:color="CCCCCC" w:sz="1"/>
+              <w:right w:val="single" w:color="CCCCCC" w:sz="1"/>
+            </w:tcBorders>
+            <w:tcMar>
+              <w:top w:type="dxa" w:w="60"/>
+              <w:left w:type="dxa" w:w="100"/>
+              <w:bottom w:type="dxa" w:w="60"/>
+              <w:right w:type="dxa" w:w="100"/>
+            </w:tcMar>
+          </w:tcPr>
+          <w:p>
+            <w:r>
+              <w:rPr>
+                <w:rFonts w:ascii="Arial" w:cs="Arial" w:eastAsia="Arial" w:hAnsi="Arial"/>
+                <w:sz w:val="22"/>
+                <w:szCs w:val="22"/>
+              </w:rPr>
+              <w:t xml:space="preserve">REPORT_VIEW</w:t>
+            </w:r>
+          </w:p>
+        </w:tc>
+      </w:tr>
+      <w:tr>
+        <w:tc>
+          <w:tcPr>
+            <w:tcW w:type="dxa" w:w="1200"/>
+            <w:tcBorders>
+              <w:top w:val="single" w:color="CCCCCC" w:sz="1"/>
+              <w:left w:val="single" w:color="CCCCCC" w:sz="1"/>
+              <w:bottom w:val="single" w:color="CCCCCC" w:sz="1"/>
+              <w:right w:val="single" w:color="CCCCCC" w:sz="1"/>
+            </w:tcBorders>
+            <w:shd w:fill="F4F6F7" w:val="clear"/>
+            <w:tcMar>
+              <w:top w:type="dxa" w:w="60"/>
+              <w:left w:type="dxa" w:w="100"/>
+              <w:bottom w:type="dxa" w:w="60"/>
+              <w:right w:type="dxa" w:w="100"/>
+            </w:tcMar>
+          </w:tcPr>
+          <w:p>
+            <w:r>
+              <w:rPr>
+                <w:rFonts w:ascii="Consolas" w:cs="Consolas" w:eastAsia="Consolas" w:hAnsi="Consolas"/>
+                <w:sz w:val="18"/>
+                <w:szCs w:val="18"/>
+              </w:rPr>
+              <w:t xml:space="preserve">GET</w:t>
+            </w:r>
+          </w:p>
+        </w:tc>
+        <w:tc>
+          <w:tcPr>
+            <w:tcW w:type="dxa" w:w="5400"/>
+            <w:tcBorders>
+              <w:top w:val="single" w:color="CCCCCC" w:sz="1"/>
+              <w:left w:val="single" w:color="CCCCCC" w:sz="1"/>
+              <w:bottom w:val="single" w:color="CCCCCC" w:sz="1"/>
+              <w:right w:val="single" w:color="CCCCCC" w:sz="1"/>
+            </w:tcBorders>
+            <w:shd w:fill="F4F6F7" w:val="clear"/>
+            <w:tcMar>
+              <w:top w:type="dxa" w:w="60"/>
+              <w:left w:type="dxa" w:w="100"/>
+              <w:bottom w:type="dxa" w:w="60"/>
+              <w:right w:type="dxa" w:w="100"/>
+            </w:tcMar>
+          </w:tcPr>
+          <w:p>
+            <w:r>
+              <w:rPr>
+                <w:rFonts w:ascii="Consolas" w:cs="Consolas" w:eastAsia="Consolas" w:hAnsi="Consolas"/>
+                <w:sz w:val="18"/>
+                <w:szCs w:val="18"/>
+              </w:rPr>
+              <w:t xml:space="preserve">/api/reports/lookup-monthly</w:t>
+            </w:r>
+          </w:p>
+        </w:tc>
+        <w:tc>
+          <w:tcPr>
+            <w:tcW w:type="dxa" w:w="2760"/>
+            <w:tcBorders>
+              <w:top w:val="single" w:color="CCCCCC" w:sz="1"/>
+              <w:left w:val="single" w:color="CCCCCC" w:sz="1"/>
+              <w:bottom w:val="single" w:color="CCCCCC" w:sz="1"/>
+              <w:right w:val="single" w:color="CCCCCC" w:sz="1"/>
+            </w:tcBorders>
+            <w:shd w:fill="F4F6F7" w:val="clear"/>
+            <w:tcMar>
+              <w:top w:type="dxa" w:w="60"/>
+              <w:left w:type="dxa" w:w="100"/>
+              <w:bottom w:type="dxa" w:w="60"/>
+              <w:right w:type="dxa" w:w="100"/>
+            </w:tcMar>
+          </w:tcPr>
+          <w:p>
+            <w:r>
+              <w:rPr>
+                <w:rFonts w:ascii="Arial" w:cs="Arial" w:eastAsia="Arial" w:hAnsi="Arial"/>
+                <w:sz w:val="22"/>
+                <w:szCs w:val="22"/>
+              </w:rPr>
+              <w:t xml:space="preserve">REPORT_VIEW</w:t>
+            </w:r>
+          </w:p>
+        </w:tc>
+      </w:tr>
+      <w:tr>
+        <w:tc>
+          <w:tcPr>
+            <w:tcW w:type="dxa" w:w="1200"/>
+            <w:tcBorders>
+              <w:top w:val="single" w:color="CCCCCC" w:sz="1"/>
+              <w:left w:val="single" w:color="CCCCCC" w:sz="1"/>
+              <w:bottom w:val="single" w:color="CCCCCC" w:sz="1"/>
+              <w:right w:val="single" w:color="CCCCCC" w:sz="1"/>
+            </w:tcBorders>
+            <w:tcMar>
+              <w:top w:type="dxa" w:w="60"/>
+              <w:left w:type="dxa" w:w="100"/>
+              <w:bottom w:type="dxa" w:w="60"/>
+              <w:right w:type="dxa" w:w="100"/>
+            </w:tcMar>
+          </w:tcPr>
+          <w:p>
+            <w:r>
+              <w:rPr>
+                <w:rFonts w:ascii="Consolas" w:cs="Consolas" w:eastAsia="Consolas" w:hAnsi="Consolas"/>
+                <w:sz w:val="18"/>
+                <w:szCs w:val="18"/>
+              </w:rPr>
+              <w:t xml:space="preserve">GET</w:t>
+            </w:r>
+          </w:p>
+        </w:tc>
+        <w:tc>
+          <w:tcPr>
+            <w:tcW w:type="dxa" w:w="5400"/>
+            <w:tcBorders>
+              <w:top w:val="single" w:color="CCCCCC" w:sz="1"/>
+              <w:left w:val="single" w:color="CCCCCC" w:sz="1"/>
+              <w:bottom w:val="single" w:color="CCCCCC" w:sz="1"/>
+              <w:right w:val="single" w:color="CCCCCC" w:sz="1"/>
+            </w:tcBorders>
+            <w:tcMar>
+              <w:top w:type="dxa" w:w="60"/>
+              <w:left w:type="dxa" w:w="100"/>
+              <w:bottom w:type="dxa" w:w="60"/>
+              <w:right w:type="dxa" w:w="100"/>
+            </w:tcMar>
+          </w:tcPr>
+          <w:p>
+            <w:r>
+              <w:rPr>
+                <w:rFonts w:ascii="Consolas" w:cs="Consolas" w:eastAsia="Consolas" w:hAnsi="Consolas"/>
+                <w:sz w:val="18"/>
+                <w:szCs w:val="18"/>
+              </w:rPr>
               <w:t xml:space="preserve">/api/reports/quarterly-fees</w:t>
             </w:r>
           </w:p>
@@ -21044,7 +21884,7 @@
           <w:b/>
           <w:bCs/>
         </w:rPr>
-        <w:t xml:space="preserve">7.39  Audit</w:t>
+        <w:t xml:space="preserve">6.39  Audit</w:t>
       </w:r>
     </w:p>
     <w:tbl>
@@ -21258,7 +22098,7 @@
           <w:b/>
           <w:bCs/>
         </w:rPr>
-        <w:t xml:space="preserve">7.40  Public (No Auth)</w:t>
+        <w:t xml:space="preserve">6.40  Public (No Auth)</w:t>
       </w:r>
     </w:p>
     <w:tbl>
@@ -22269,6 +23109,91 @@
                 <w:sz w:val="18"/>
                 <w:szCs w:val="18"/>
               </w:rPr>
+              <w:t xml:space="preserve">/api/public/website-config/{key}</w:t>
+            </w:r>
+          </w:p>
+        </w:tc>
+        <w:tc>
+          <w:tcPr>
+            <w:tcW w:type="dxa" w:w="2760"/>
+            <w:tcBorders>
+              <w:top w:val="single" w:color="CCCCCC" w:sz="1"/>
+              <w:left w:val="single" w:color="CCCCCC" w:sz="1"/>
+              <w:bottom w:val="single" w:color="CCCCCC" w:sz="1"/>
+              <w:right w:val="single" w:color="CCCCCC" w:sz="1"/>
+            </w:tcBorders>
+            <w:tcMar>
+              <w:top w:type="dxa" w:w="60"/>
+              <w:left w:type="dxa" w:w="100"/>
+              <w:bottom w:type="dxa" w:w="60"/>
+              <w:right w:type="dxa" w:w="100"/>
+            </w:tcMar>
+          </w:tcPr>
+          <w:p>
+            <w:r>
+              <w:rPr>
+                <w:rFonts w:ascii="Arial" w:cs="Arial" w:eastAsia="Arial" w:hAnsi="Arial"/>
+                <w:sz w:val="22"/>
+                <w:szCs w:val="22"/>
+              </w:rPr>
+              <w:t xml:space="preserve">NONE</w:t>
+            </w:r>
+          </w:p>
+        </w:tc>
+      </w:tr>
+      <w:tr>
+        <w:tc>
+          <w:tcPr>
+            <w:tcW w:type="dxa" w:w="1200"/>
+            <w:tcBorders>
+              <w:top w:val="single" w:color="CCCCCC" w:sz="1"/>
+              <w:left w:val="single" w:color="CCCCCC" w:sz="1"/>
+              <w:bottom w:val="single" w:color="CCCCCC" w:sz="1"/>
+              <w:right w:val="single" w:color="CCCCCC" w:sz="1"/>
+            </w:tcBorders>
+            <w:shd w:fill="F4F6F7" w:val="clear"/>
+            <w:tcMar>
+              <w:top w:type="dxa" w:w="60"/>
+              <w:left w:type="dxa" w:w="100"/>
+              <w:bottom w:type="dxa" w:w="60"/>
+              <w:right w:type="dxa" w:w="100"/>
+            </w:tcMar>
+          </w:tcPr>
+          <w:p>
+            <w:r>
+              <w:rPr>
+                <w:rFonts w:ascii="Consolas" w:cs="Consolas" w:eastAsia="Consolas" w:hAnsi="Consolas"/>
+                <w:sz w:val="18"/>
+                <w:szCs w:val="18"/>
+              </w:rPr>
+              <w:t xml:space="preserve">GET</w:t>
+            </w:r>
+          </w:p>
+        </w:tc>
+        <w:tc>
+          <w:tcPr>
+            <w:tcW w:type="dxa" w:w="5400"/>
+            <w:tcBorders>
+              <w:top w:val="single" w:color="CCCCCC" w:sz="1"/>
+              <w:left w:val="single" w:color="CCCCCC" w:sz="1"/>
+              <w:bottom w:val="single" w:color="CCCCCC" w:sz="1"/>
+              <w:right w:val="single" w:color="CCCCCC" w:sz="1"/>
+            </w:tcBorders>
+            <w:shd w:fill="F4F6F7" w:val="clear"/>
+            <w:tcMar>
+              <w:top w:type="dxa" w:w="60"/>
+              <w:left w:type="dxa" w:w="100"/>
+              <w:bottom w:type="dxa" w:w="60"/>
+              <w:right w:type="dxa" w:w="100"/>
+            </w:tcMar>
+          </w:tcPr>
+          <w:p>
+            <w:r>
+              <w:rPr>
+                <w:rFonts w:ascii="Consolas" w:cs="Consolas" w:eastAsia="Consolas" w:hAnsi="Consolas"/>
+                <w:sz w:val="18"/>
+                <w:szCs w:val="18"/>
+              </w:rPr>
               <w:t xml:space="preserve">/api/public/wheels</w:t>
             </w:r>
           </w:p>
@@ -22282,6 +23207,7 @@
               <w:bottom w:val="single" w:color="CCCCCC" w:sz="1"/>
               <w:right w:val="single" w:color="CCCCCC" w:sz="1"/>
             </w:tcBorders>
+            <w:shd w:fill="F4F6F7" w:val="clear"/>
             <w:tcMar>
               <w:top w:type="dxa" w:w="60"/>
               <w:left w:type="dxa" w:w="100"/>
@@ -22322,7 +23248,7 @@
           <w:b/>
           <w:bCs/>
         </w:rPr>
-        <w:t xml:space="preserve">8. Deployment</w:t>
+        <w:t xml:space="preserve">7. Frontend Architecture</w:t>
       </w:r>
     </w:p>
     <w:p>
@@ -22335,7 +23261,7 @@
           <w:sz w:val="22"/>
           <w:szCs w:val="22"/>
         </w:rPr>
-        <w:t xml:space="preserve">See docs/TireShopPOS_Installation_Guide.docx for step-by-step setup. Key points:</w:t>
+        <w:t xml:space="preserve">React 19 SPA built with Vite 7. 31 page components. Lazy-loaded chunks: ReportsDashboard (195 KB), MarketplaceHub (27 KB), UserManagement (6 KB), AuditLog (5 KB), PrintTemplates (14 KB). Main chunk: 435 KB.</w:t>
       </w:r>
     </w:p>
     <w:p>
@@ -22348,37 +23274,20 @@
           <w:sz w:val="22"/>
           <w:szCs w:val="22"/>
         </w:rPr>
-        <w:t xml:space="preserve">App code lives in app/ (outside public_html). Only api/index.php and static assets are web-accessible. deploy/api-index.php delegates to public/index.php which handles lazy-loading.</w:t>
+        <w:t xml:space="preserve">Key pages: Dashboard (5 widgets: health, WOs, appointments, retorque, plate lookups), WorkOrderDetail (full financial panel with deposit, tax, positions with unit_price, torque gate, retorque scheduling), ReportsDashboard (8 tabs: inventory, sales, top sellers, services, quarterly fees, employees, warranty claims, plate lookup), UserManagement (CRUD + lock/unlock + force password reset), AuditLog (filterable, paginated).</w:t>
       </w:r>
     </w:p>
     <w:p>
       <w:pPr>
-        <w:shd w:fill="F0F0F0" w:val="clear"/>
-        <w:spacing w:after="80"/>
-        <w:ind w:left="360"/>
+        <w:spacing w:after="120"/>
       </w:pPr>
       <w:r>
         <w:rPr>
-          <w:rFonts w:ascii="Consolas" w:cs="Consolas" w:eastAsia="Consolas" w:hAnsi="Consolas"/>
-          <w:sz w:val="18"/>
-          <w:szCs w:val="18"/>
+          <w:rFonts w:ascii="Arial" w:cs="Arial" w:eastAsia="Arial" w:hAnsi="Arial"/>
+          <w:sz w:val="22"/>
+          <w:szCs w:val="22"/>
         </w:rPr>
-        <w:t xml:space="preserve">./scripts/install.sh              # Interactive</w:t>
-      </w:r>
-    </w:p>
-    <w:p>
-      <w:pPr>
-        <w:shd w:fill="F0F0F0" w:val="clear"/>
-        <w:spacing w:after="80"/>
-        <w:ind w:left="360"/>
-      </w:pPr>
-      <w:r>
-        <w:rPr>
-          <w:rFonts w:ascii="Consolas" w:cs="Consolas" w:eastAsia="Consolas" w:hAnsi="Consolas"/>
-          <w:sz w:val="18"/>
-          <w:szCs w:val="18"/>
-        </w:rPr>
-        <w:t xml:space="preserve">./scripts/install.sh --full-upgrade  # Pull + build + migrate</w:t>
+        <w:t xml:space="preserve">CustomFieldValues component is reusable and wired into CustomerDetail, TireDetail, and VehicleDetail. WaiverCheck on TireDetail shows template text and records acknowledgments. Storefront has reverse fitment search and wheels catalog.</w:t>
       </w:r>
     </w:p>
     <w:p>
@@ -22396,7 +23305,7 @@
           <w:b/>
           <w:bCs/>
         </w:rPr>
-        <w:t xml:space="preserve">9. Testing</w:t>
+        <w:t xml:space="preserve">8. Testing</w:t>
       </w:r>
     </w:p>
     <w:p>
@@ -22409,7 +23318,7 @@
           <w:sz w:val="22"/>
           <w:szCs w:val="22"/>
         </w:rPr>
-        <w:t xml:space="preserve">177 total assertions: 122 backend (test_backend.sh) + 55 installer (test_installer.sh). Both are self-contained: start temp MySQL, load schema, run tests, clean up.</w:t>
+        <w:t xml:space="preserve">177 total assertions: 122 backend (test_backend.sh) + 55 installer (test_installer.sh). Both self-contained: start temp MySQL, load schema, run tests, clean up. Backend tests cover: health, auth, RBAC, CRUD for all entities, validation, SQL injection prevention, XSS prevention, boundary values. Installer tests cover: fresh install, upgrade, incremental migration, wipe and reinstall, dependency checking, version tracking.</w:t>
       </w:r>
     </w:p>
     <w:p>
@@ -22576,7 +23485,7 @@
         <w:sz w:val="16"/>
         <w:szCs w:val="16"/>
       </w:rPr>
-      <w:t xml:space="preserve">TireShopPOS Developer Documentation v1.0.0  |  DunganSoft Technologies</w:t>
+      <w:t xml:space="preserve">TireShopPOS Developer Documentation v1.0.1  |  DunganSoft Technologies</w:t>
     </w:r>
   </w:p>
 </w:hdr>

--- a/docs/TireShopPOS_Developer_Guide.docx
+++ b/docs/TireShopPOS_Developer_Guide.docx
@@ -241,7 +241,7 @@
                 <w:sz w:val="22"/>
                 <w:szCs w:val="22"/>
               </w:rPr>
-              <w:t xml:space="preserve">188 across 40 groups</w:t>
+              <w:t xml:space="preserve">219 across 45 groups</w:t>
             </w:r>
           </w:p>
         </w:tc>
@@ -299,7 +299,7 @@
                 <w:sz w:val="22"/>
                 <w:szCs w:val="22"/>
               </w:rPr>
-              <w:t xml:space="preserve">70 (after 13 migrations)</w:t>
+              <w:t xml:space="preserve">70 (37 base + 15 migrations)</w:t>
             </w:r>
           </w:p>
         </w:tc>
@@ -355,7 +355,7 @@
                 <w:sz w:val="22"/>
                 <w:szCs w:val="22"/>
               </w:rPr>
-              <w:t xml:space="preserve">9</w:t>
+              <w:t xml:space="preserve">9 (all working)</w:t>
             </w:r>
           </w:p>
         </w:tc>
@@ -469,7 +469,7 @@
                 <w:sz w:val="22"/>
                 <w:szCs w:val="22"/>
               </w:rPr>
-              <w:t xml:space="preserve">5,922 lines across 10 files + provider layer</w:t>
+              <w:t xml:space="preserve">6,605 lines across 10 files + provider layer</w:t>
             </w:r>
           </w:p>
         </w:tc>
@@ -527,7 +527,7 @@
                 <w:sz w:val="22"/>
                 <w:szCs w:val="22"/>
               </w:rPr>
-              <w:t xml:space="preserve">234</w:t>
+              <w:t xml:space="preserve">269</w:t>
             </w:r>
           </w:p>
         </w:tc>
@@ -641,7 +641,7 @@
                 <w:sz w:val="22"/>
                 <w:szCs w:val="22"/>
               </w:rPr>
-              <w:t xml:space="preserve">72 auditLog() calls</w:t>
+              <w:t xml:space="preserve">72+ auditLog() calls</w:t>
             </w:r>
           </w:p>
         </w:tc>
@@ -670,6 +670,63 @@
                 <w:sz w:val="22"/>
                 <w:szCs w:val="22"/>
               </w:rPr>
+              <w:t xml:space="preserve">InputValidator Calls</w:t>
+            </w:r>
+          </w:p>
+        </w:tc>
+        <w:tc>
+          <w:tcPr>
+            <w:tcW w:type="dxa" w:w="4760"/>
+            <w:tcBorders>
+              <w:top w:val="single" w:color="CCCCCC" w:sz="1"/>
+              <w:left w:val="single" w:color="CCCCCC" w:sz="1"/>
+              <w:bottom w:val="single" w:color="CCCCCC" w:sz="1"/>
+              <w:right w:val="single" w:color="CCCCCC" w:sz="1"/>
+            </w:tcBorders>
+            <w:tcMar>
+              <w:top w:type="dxa" w:w="60"/>
+              <w:left w:type="dxa" w:w="100"/>
+              <w:bottom w:type="dxa" w:w="60"/>
+              <w:right w:type="dxa" w:w="100"/>
+            </w:tcMar>
+          </w:tcPr>
+          <w:p>
+            <w:r>
+              <w:rPr>
+                <w:rFonts w:ascii="Arial" w:cs="Arial" w:eastAsia="Arial" w:hAnsi="Arial"/>
+                <w:sz w:val="22"/>
+                <w:szCs w:val="22"/>
+              </w:rPr>
+              <w:t xml:space="preserve">29 callsites</w:t>
+            </w:r>
+          </w:p>
+        </w:tc>
+      </w:tr>
+      <w:tr>
+        <w:tc>
+          <w:tcPr>
+            <w:tcW w:type="dxa" w:w="4600"/>
+            <w:tcBorders>
+              <w:top w:val="single" w:color="CCCCCC" w:sz="1"/>
+              <w:left w:val="single" w:color="CCCCCC" w:sz="1"/>
+              <w:bottom w:val="single" w:color="CCCCCC" w:sz="1"/>
+              <w:right w:val="single" w:color="CCCCCC" w:sz="1"/>
+            </w:tcBorders>
+            <w:shd w:fill="F4F6F7" w:val="clear"/>
+            <w:tcMar>
+              <w:top w:type="dxa" w:w="60"/>
+              <w:left w:type="dxa" w:w="100"/>
+              <w:bottom w:type="dxa" w:w="60"/>
+              <w:right w:type="dxa" w:w="100"/>
+            </w:tcMar>
+          </w:tcPr>
+          <w:p>
+            <w:r>
+              <w:rPr>
+                <w:rFonts w:ascii="Arial" w:cs="Arial" w:eastAsia="Arial" w:hAnsi="Arial"/>
+                <w:sz w:val="22"/>
+                <w:szCs w:val="22"/>
+              </w:rPr>
               <w:t xml:space="preserve">Test Assertions</w:t>
             </w:r>
           </w:p>
@@ -683,6 +740,7 @@
               <w:bottom w:val="single" w:color="CCCCCC" w:sz="1"/>
               <w:right w:val="single" w:color="CCCCCC" w:sz="1"/>
             </w:tcBorders>
+            <w:shd w:fill="F4F6F7" w:val="clear"/>
             <w:tcMar>
               <w:top w:type="dxa" w:w="60"/>
               <w:left w:type="dxa" w:w="100"/>
@@ -712,7 +770,6 @@
               <w:bottom w:val="single" w:color="CCCCCC" w:sz="1"/>
               <w:right w:val="single" w:color="CCCCCC" w:sz="1"/>
             </w:tcBorders>
-            <w:shd w:fill="F4F6F7" w:val="clear"/>
             <w:tcMar>
               <w:top w:type="dxa" w:w="60"/>
               <w:left w:type="dxa" w:w="100"/>
@@ -740,7 +797,6 @@
               <w:bottom w:val="single" w:color="CCCCCC" w:sz="1"/>
               <w:right w:val="single" w:color="CCCCCC" w:sz="1"/>
             </w:tcBorders>
-            <w:shd w:fill="F4F6F7" w:val="clear"/>
             <w:tcMar>
               <w:top w:type="dxa" w:w="60"/>
               <w:left w:type="dxa" w:w="100"/>
@@ -770,6 +826,7 @@
               <w:bottom w:val="single" w:color="CCCCCC" w:sz="1"/>
               <w:right w:val="single" w:color="CCCCCC" w:sz="1"/>
             </w:tcBorders>
+            <w:shd w:fill="F4F6F7" w:val="clear"/>
             <w:tcMar>
               <w:top w:type="dxa" w:w="60"/>
               <w:left w:type="dxa" w:w="100"/>
@@ -797,6 +854,7 @@
               <w:bottom w:val="single" w:color="CCCCCC" w:sz="1"/>
               <w:right w:val="single" w:color="CCCCCC" w:sz="1"/>
             </w:tcBorders>
+            <w:shd w:fill="F4F6F7" w:val="clear"/>
             <w:tcMar>
               <w:top w:type="dxa" w:w="60"/>
               <w:left w:type="dxa" w:w="100"/>
@@ -826,7 +884,6 @@
               <w:bottom w:val="single" w:color="CCCCCC" w:sz="1"/>
               <w:right w:val="single" w:color="CCCCCC" w:sz="1"/>
             </w:tcBorders>
-            <w:shd w:fill="F4F6F7" w:val="clear"/>
             <w:tcMar>
               <w:top w:type="dxa" w:w="60"/>
               <w:left w:type="dxa" w:w="100"/>
@@ -854,22 +911,79 @@
               <w:bottom w:val="single" w:color="CCCCCC" w:sz="1"/>
               <w:right w:val="single" w:color="CCCCCC" w:sz="1"/>
             </w:tcBorders>
-            <w:shd w:fill="F4F6F7" w:val="clear"/>
-            <w:tcMar>
-              <w:top w:type="dxa" w:w="60"/>
-              <w:left w:type="dxa" w:w="100"/>
-              <w:bottom w:type="dxa" w:w="60"/>
-              <w:right w:type="dxa" w:w="100"/>
-            </w:tcMar>
-          </w:tcPr>
-          <w:p>
-            <w:r>
-              <w:rPr>
-                <w:rFonts w:ascii="Arial" w:cs="Arial" w:eastAsia="Arial" w:hAnsi="Arial"/>
-                <w:sz w:val="22"/>
-                <w:szCs w:val="22"/>
-              </w:rPr>
-              <w:t xml:space="preserve">12 outbound events</w:t>
+            <w:tcMar>
+              <w:top w:type="dxa" w:w="60"/>
+              <w:left w:type="dxa" w:w="100"/>
+              <w:bottom w:type="dxa" w:w="60"/>
+              <w:right w:type="dxa" w:w="100"/>
+            </w:tcMar>
+          </w:tcPr>
+          <w:p>
+            <w:r>
+              <w:rPr>
+                <w:rFonts w:ascii="Arial" w:cs="Arial" w:eastAsia="Arial" w:hAnsi="Arial"/>
+                <w:sz w:val="22"/>
+                <w:szCs w:val="22"/>
+              </w:rPr>
+              <w:t xml:space="preserve">18 outbound events</w:t>
+            </w:r>
+          </w:p>
+        </w:tc>
+      </w:tr>
+      <w:tr>
+        <w:tc>
+          <w:tcPr>
+            <w:tcW w:type="dxa" w:w="4600"/>
+            <w:tcBorders>
+              <w:top w:val="single" w:color="CCCCCC" w:sz="1"/>
+              <w:left w:val="single" w:color="CCCCCC" w:sz="1"/>
+              <w:bottom w:val="single" w:color="CCCCCC" w:sz="1"/>
+              <w:right w:val="single" w:color="CCCCCC" w:sz="1"/>
+            </w:tcBorders>
+            <w:shd w:fill="F4F6F7" w:val="clear"/>
+            <w:tcMar>
+              <w:top w:type="dxa" w:w="60"/>
+              <w:left w:type="dxa" w:w="100"/>
+              <w:bottom w:type="dxa" w:w="60"/>
+              <w:right w:type="dxa" w:w="100"/>
+            </w:tcMar>
+          </w:tcPr>
+          <w:p>
+            <w:r>
+              <w:rPr>
+                <w:rFonts w:ascii="Arial" w:cs="Arial" w:eastAsia="Arial" w:hAnsi="Arial"/>
+                <w:sz w:val="22"/>
+                <w:szCs w:val="22"/>
+              </w:rPr>
+              <w:t xml:space="preserve">Security Headers</w:t>
+            </w:r>
+          </w:p>
+        </w:tc>
+        <w:tc>
+          <w:tcPr>
+            <w:tcW w:type="dxa" w:w="4760"/>
+            <w:tcBorders>
+              <w:top w:val="single" w:color="CCCCCC" w:sz="1"/>
+              <w:left w:val="single" w:color="CCCCCC" w:sz="1"/>
+              <w:bottom w:val="single" w:color="CCCCCC" w:sz="1"/>
+              <w:right w:val="single" w:color="CCCCCC" w:sz="1"/>
+            </w:tcBorders>
+            <w:shd w:fill="F4F6F7" w:val="clear"/>
+            <w:tcMar>
+              <w:top w:type="dxa" w:w="60"/>
+              <w:left w:type="dxa" w:w="100"/>
+              <w:bottom w:type="dxa" w:w="60"/>
+              <w:right w:type="dxa" w:w="100"/>
+            </w:tcMar>
+          </w:tcPr>
+          <w:p>
+            <w:r>
+              <w:rPr>
+                <w:rFonts w:ascii="Arial" w:cs="Arial" w:eastAsia="Arial" w:hAnsi="Arial"/>
+                <w:sz w:val="22"/>
+                <w:szCs w:val="22"/>
+              </w:rPr>
+              <w:t xml:space="preserve">X-Content-Type-Options, X-Frame-Options, HSTS, CSP, Referrer-Policy</w:t>
             </w:r>
           </w:p>
         </w:tc>
@@ -916,7 +1030,7 @@
           <w:sz w:val="22"/>
           <w:szCs w:val="22"/>
         </w:rPr>
-        <w:t xml:space="preserve">Apache receives request. .htaccess rewrites to api/index.php or index.html. Front controller bootstraps autoloader, boots App, initializes Logger (generates request_id), conditionally loads PHP files by URI prefix, registers routes, dispatches. All responses are JSON through the Router class. Every response includes X-Request-Id header for log correlation.</w:t>
+        <w:t xml:space="preserve">Apache receives request. .htaccess rewrites to api/index.php or index.html. Front controller bootstraps autoloader, boots App, initializes Logger (generates request_id), conditionally loads PHP files by URI prefix, registers routes, dispatches. All responses are JSON. Every response includes X-Request-Id header for log correlation.</w:t>
       </w:r>
     </w:p>
     <w:p>
@@ -1095,7 +1209,7 @@
                 <w:sz w:val="22"/>
                 <w:szCs w:val="22"/>
               </w:rPr>
-              <w:t xml:space="preserve">~2,270</w:t>
+              <w:t xml:space="preserve">~3,440</w:t>
             </w:r>
           </w:p>
         </w:tc>
@@ -1122,7 +1236,7 @@
                 <w:sz w:val="22"/>
                 <w:szCs w:val="22"/>
               </w:rPr>
-              <w:t xml:space="preserve">Always (core auth, audit, validation, CRUD)</w:t>
+              <w:t xml:space="preserve">Always (auth, audit, validation, CRUD, line items, services, fees)</w:t>
             </w:r>
           </w:p>
         </w:tc>
@@ -1180,7 +1294,7 @@
                 <w:sz w:val="22"/>
                 <w:szCs w:val="22"/>
               </w:rPr>
-              <w:t xml:space="preserve">~950</w:t>
+              <w:t xml:space="preserve">~1,240</w:t>
             </w:r>
           </w:p>
         </w:tc>
@@ -1208,7 +1322,7 @@
                 <w:sz w:val="22"/>
                 <w:szCs w:val="22"/>
               </w:rPr>
-              <w:t xml:space="preserve">/settings, /warranty*, /wheels, /public/*, /custom-fields, /api-keys, /notifications</w:t>
+              <w:t xml:space="preserve">/settings, /warranty*, /wheels, /public/*, /custom-fields, /api-keys, /notifications, /discount-groups, /coupons, /tire-storage, /disposals</w:t>
             </w:r>
           </w:p>
         </w:tc>
@@ -1264,7 +1378,7 @@
                 <w:sz w:val="22"/>
                 <w:szCs w:val="22"/>
               </w:rPr>
-              <w:t xml:space="preserve">~375</w:t>
+              <w:t xml:space="preserve">~400</w:t>
             </w:r>
           </w:p>
         </w:tc>
@@ -1291,7 +1405,7 @@
                 <w:sz w:val="22"/>
                 <w:szCs w:val="22"/>
               </w:rPr>
-              <w:t xml:space="preserve">/marketplace, /integrations, /b2b, /directory*</w:t>
+              <w:t xml:space="preserve">/marketplace, /integrations, /b2b, /directory*, /distributors</w:t>
             </w:r>
           </w:p>
         </w:tc>
@@ -1460,7 +1574,7 @@
                 <w:sz w:val="22"/>
                 <w:szCs w:val="22"/>
               </w:rPr>
-              <w:t xml:space="preserve">/plate-providers/* (provider abstraction)</w:t>
+              <w:t xml:space="preserve">/plate-providers/*</w:t>
             </w:r>
           </w:p>
         </w:tc>
@@ -1744,9 +1858,458 @@
           <w:sz w:val="22"/>
           <w:szCs w:val="22"/>
         </w:rPr>
-        <w:t xml:space="preserve">Database singleton (App\Core\Database). Static methods: query(), queryOne(), execute(), scalar(), lastInsertId(), transaction(). All queries use prepared statements. All 4 query methods are timed; queries exceeding SLOW_QUERY_MS (default 500ms) are automatically logged via the structured logger.</w:t>
+        <w:t xml:space="preserve">Database singleton (App\Core\Database). Static methods: query(), queryOne(), execute(), scalar(), lastInsertId(), transaction(). All queries use prepared statements. All 4 query methods are timed; queries exceeding SLOW_QUERY_MS (default 500ms) are automatically logged.</w:t>
       </w:r>
     </w:p>
+    <w:p>
+      <w:pPr>
+        <w:pStyle w:val="Heading2"/>
+        <w:spacing w:after="160" w:before="280"/>
+      </w:pPr>
+      <w:r>
+        <w:rPr>
+          <w:b/>
+          <w:bCs/>
+        </w:rPr>
+        <w:t xml:space="preserve">2.4 Work Order Financial Model</w:t>
+      </w:r>
+    </w:p>
+    <w:p>
+      <w:pPr>
+        <w:spacing w:after="120"/>
+      </w:pPr>
+      <w:r>
+        <w:rPr>
+          <w:rFonts w:ascii="Arial" w:cs="Arial" w:eastAsia="Arial" w:hAnsi="Arial"/>
+          <w:sz w:val="22"/>
+          <w:szCs w:val="22"/>
+        </w:rPr>
+        <w:t xml:space="preserve">Work orders have header-level subtotals (subtotal_materials, subtotal_labor, subtotal_fees, tax_rate, tax_amount, total_estimate) that are automatically recalculated from work_order_line_items whenever a line item is added, updated, or deleted. Line items have types: labor, part, fee, warranty, disposal, other. Colorado rules: materials (parts, warranty) are taxable; labor and fees are not.</w:t>
+      </w:r>
+    </w:p>
+    <w:tbl>
+      <w:tblPr>
+        <w:tblW w:type="dxa" w:w="9360"/>
+        <w:tblBorders>
+          <w:top w:val="single" w:color="auto" w:sz="4"/>
+          <w:left w:val="single" w:color="auto" w:sz="4"/>
+          <w:bottom w:val="single" w:color="auto" w:sz="4"/>
+          <w:right w:val="single" w:color="auto" w:sz="4"/>
+          <w:insideH w:val="single" w:color="auto" w:sz="4"/>
+          <w:insideV w:val="single" w:color="auto" w:sz="4"/>
+        </w:tblBorders>
+      </w:tblPr>
+      <w:tblGrid>
+        <w:gridCol w:w="4600"/>
+        <w:gridCol w:w="4760"/>
+      </w:tblGrid>
+      <w:tr>
+        <w:tc>
+          <w:tcPr>
+            <w:tcW w:type="dxa" w:w="4600"/>
+            <w:tcBorders>
+              <w:top w:val="single" w:color="CCCCCC" w:sz="1"/>
+              <w:left w:val="single" w:color="CCCCCC" w:sz="1"/>
+              <w:bottom w:val="single" w:color="CCCCCC" w:sz="1"/>
+              <w:right w:val="single" w:color="CCCCCC" w:sz="1"/>
+            </w:tcBorders>
+            <w:shd w:fill="1B4F72" w:val="clear"/>
+            <w:tcMar>
+              <w:top w:type="dxa" w:w="60"/>
+              <w:left w:type="dxa" w:w="100"/>
+              <w:bottom w:type="dxa" w:w="60"/>
+              <w:right w:type="dxa" w:w="100"/>
+            </w:tcMar>
+          </w:tcPr>
+          <w:p>
+            <w:r>
+              <w:rPr>
+                <w:rFonts w:ascii="Arial" w:cs="Arial" w:eastAsia="Arial" w:hAnsi="Arial"/>
+                <w:b/>
+                <w:bCs/>
+                <w:color w:val="FFFFFF"/>
+                <w:sz w:val="18"/>
+                <w:szCs w:val="18"/>
+              </w:rPr>
+              <w:t xml:space="preserve">Line Type</w:t>
+            </w:r>
+          </w:p>
+        </w:tc>
+        <w:tc>
+          <w:tcPr>
+            <w:tcW w:type="dxa" w:w="4760"/>
+            <w:tcBorders>
+              <w:top w:val="single" w:color="CCCCCC" w:sz="1"/>
+              <w:left w:val="single" w:color="CCCCCC" w:sz="1"/>
+              <w:bottom w:val="single" w:color="CCCCCC" w:sz="1"/>
+              <w:right w:val="single" w:color="CCCCCC" w:sz="1"/>
+            </w:tcBorders>
+            <w:shd w:fill="1B4F72" w:val="clear"/>
+            <w:tcMar>
+              <w:top w:type="dxa" w:w="60"/>
+              <w:left w:type="dxa" w:w="100"/>
+              <w:bottom w:type="dxa" w:w="60"/>
+              <w:right w:type="dxa" w:w="100"/>
+            </w:tcMar>
+          </w:tcPr>
+          <w:p>
+            <w:r>
+              <w:rPr>
+                <w:rFonts w:ascii="Arial" w:cs="Arial" w:eastAsia="Arial" w:hAnsi="Arial"/>
+                <w:b/>
+                <w:bCs/>
+                <w:color w:val="FFFFFF"/>
+                <w:sz w:val="18"/>
+                <w:szCs w:val="18"/>
+              </w:rPr>
+              <w:t xml:space="preserve">Taxable</w:t>
+            </w:r>
+          </w:p>
+        </w:tc>
+      </w:tr>
+      <w:tr>
+        <w:tc>
+          <w:tcPr>
+            <w:tcW w:type="dxa" w:w="4600"/>
+            <w:tcBorders>
+              <w:top w:val="single" w:color="CCCCCC" w:sz="1"/>
+              <w:left w:val="single" w:color="CCCCCC" w:sz="1"/>
+              <w:bottom w:val="single" w:color="CCCCCC" w:sz="1"/>
+              <w:right w:val="single" w:color="CCCCCC" w:sz="1"/>
+            </w:tcBorders>
+            <w:tcMar>
+              <w:top w:type="dxa" w:w="60"/>
+              <w:left w:type="dxa" w:w="100"/>
+              <w:bottom w:type="dxa" w:w="60"/>
+              <w:right w:type="dxa" w:w="100"/>
+            </w:tcMar>
+          </w:tcPr>
+          <w:p>
+            <w:r>
+              <w:rPr>
+                <w:rFonts w:ascii="Arial" w:cs="Arial" w:eastAsia="Arial" w:hAnsi="Arial"/>
+                <w:sz w:val="22"/>
+                <w:szCs w:val="22"/>
+              </w:rPr>
+              <w:t xml:space="preserve">labor</w:t>
+            </w:r>
+          </w:p>
+        </w:tc>
+        <w:tc>
+          <w:tcPr>
+            <w:tcW w:type="dxa" w:w="4760"/>
+            <w:tcBorders>
+              <w:top w:val="single" w:color="CCCCCC" w:sz="1"/>
+              <w:left w:val="single" w:color="CCCCCC" w:sz="1"/>
+              <w:bottom w:val="single" w:color="CCCCCC" w:sz="1"/>
+              <w:right w:val="single" w:color="CCCCCC" w:sz="1"/>
+            </w:tcBorders>
+            <w:tcMar>
+              <w:top w:type="dxa" w:w="60"/>
+              <w:left w:type="dxa" w:w="100"/>
+              <w:bottom w:type="dxa" w:w="60"/>
+              <w:right w:type="dxa" w:w="100"/>
+            </w:tcMar>
+          </w:tcPr>
+          <w:p>
+            <w:r>
+              <w:rPr>
+                <w:rFonts w:ascii="Arial" w:cs="Arial" w:eastAsia="Arial" w:hAnsi="Arial"/>
+                <w:sz w:val="22"/>
+                <w:szCs w:val="22"/>
+              </w:rPr>
+              <w:t xml:space="preserve">No</w:t>
+            </w:r>
+          </w:p>
+        </w:tc>
+      </w:tr>
+      <w:tr>
+        <w:tc>
+          <w:tcPr>
+            <w:tcW w:type="dxa" w:w="4600"/>
+            <w:tcBorders>
+              <w:top w:val="single" w:color="CCCCCC" w:sz="1"/>
+              <w:left w:val="single" w:color="CCCCCC" w:sz="1"/>
+              <w:bottom w:val="single" w:color="CCCCCC" w:sz="1"/>
+              <w:right w:val="single" w:color="CCCCCC" w:sz="1"/>
+            </w:tcBorders>
+            <w:shd w:fill="F4F6F7" w:val="clear"/>
+            <w:tcMar>
+              <w:top w:type="dxa" w:w="60"/>
+              <w:left w:type="dxa" w:w="100"/>
+              <w:bottom w:type="dxa" w:w="60"/>
+              <w:right w:type="dxa" w:w="100"/>
+            </w:tcMar>
+          </w:tcPr>
+          <w:p>
+            <w:r>
+              <w:rPr>
+                <w:rFonts w:ascii="Arial" w:cs="Arial" w:eastAsia="Arial" w:hAnsi="Arial"/>
+                <w:sz w:val="22"/>
+                <w:szCs w:val="22"/>
+              </w:rPr>
+              <w:t xml:space="preserve">part</w:t>
+            </w:r>
+          </w:p>
+        </w:tc>
+        <w:tc>
+          <w:tcPr>
+            <w:tcW w:type="dxa" w:w="4760"/>
+            <w:tcBorders>
+              <w:top w:val="single" w:color="CCCCCC" w:sz="1"/>
+              <w:left w:val="single" w:color="CCCCCC" w:sz="1"/>
+              <w:bottom w:val="single" w:color="CCCCCC" w:sz="1"/>
+              <w:right w:val="single" w:color="CCCCCC" w:sz="1"/>
+            </w:tcBorders>
+            <w:shd w:fill="F4F6F7" w:val="clear"/>
+            <w:tcMar>
+              <w:top w:type="dxa" w:w="60"/>
+              <w:left w:type="dxa" w:w="100"/>
+              <w:bottom w:type="dxa" w:w="60"/>
+              <w:right w:type="dxa" w:w="100"/>
+            </w:tcMar>
+          </w:tcPr>
+          <w:p>
+            <w:r>
+              <w:rPr>
+                <w:rFonts w:ascii="Arial" w:cs="Arial" w:eastAsia="Arial" w:hAnsi="Arial"/>
+                <w:sz w:val="22"/>
+                <w:szCs w:val="22"/>
+              </w:rPr>
+              <w:t xml:space="preserve">Yes</w:t>
+            </w:r>
+          </w:p>
+        </w:tc>
+      </w:tr>
+      <w:tr>
+        <w:tc>
+          <w:tcPr>
+            <w:tcW w:type="dxa" w:w="4600"/>
+            <w:tcBorders>
+              <w:top w:val="single" w:color="CCCCCC" w:sz="1"/>
+              <w:left w:val="single" w:color="CCCCCC" w:sz="1"/>
+              <w:bottom w:val="single" w:color="CCCCCC" w:sz="1"/>
+              <w:right w:val="single" w:color="CCCCCC" w:sz="1"/>
+            </w:tcBorders>
+            <w:tcMar>
+              <w:top w:type="dxa" w:w="60"/>
+              <w:left w:type="dxa" w:w="100"/>
+              <w:bottom w:type="dxa" w:w="60"/>
+              <w:right w:type="dxa" w:w="100"/>
+            </w:tcMar>
+          </w:tcPr>
+          <w:p>
+            <w:r>
+              <w:rPr>
+                <w:rFonts w:ascii="Arial" w:cs="Arial" w:eastAsia="Arial" w:hAnsi="Arial"/>
+                <w:sz w:val="22"/>
+                <w:szCs w:val="22"/>
+              </w:rPr>
+              <w:t xml:space="preserve">fee</w:t>
+            </w:r>
+          </w:p>
+        </w:tc>
+        <w:tc>
+          <w:tcPr>
+            <w:tcW w:type="dxa" w:w="4760"/>
+            <w:tcBorders>
+              <w:top w:val="single" w:color="CCCCCC" w:sz="1"/>
+              <w:left w:val="single" w:color="CCCCCC" w:sz="1"/>
+              <w:bottom w:val="single" w:color="CCCCCC" w:sz="1"/>
+              <w:right w:val="single" w:color="CCCCCC" w:sz="1"/>
+            </w:tcBorders>
+            <w:tcMar>
+              <w:top w:type="dxa" w:w="60"/>
+              <w:left w:type="dxa" w:w="100"/>
+              <w:bottom w:type="dxa" w:w="60"/>
+              <w:right w:type="dxa" w:w="100"/>
+            </w:tcMar>
+          </w:tcPr>
+          <w:p>
+            <w:r>
+              <w:rPr>
+                <w:rFonts w:ascii="Arial" w:cs="Arial" w:eastAsia="Arial" w:hAnsi="Arial"/>
+                <w:sz w:val="22"/>
+                <w:szCs w:val="22"/>
+              </w:rPr>
+              <w:t xml:space="preserve">No</w:t>
+            </w:r>
+          </w:p>
+        </w:tc>
+      </w:tr>
+      <w:tr>
+        <w:tc>
+          <w:tcPr>
+            <w:tcW w:type="dxa" w:w="4600"/>
+            <w:tcBorders>
+              <w:top w:val="single" w:color="CCCCCC" w:sz="1"/>
+              <w:left w:val="single" w:color="CCCCCC" w:sz="1"/>
+              <w:bottom w:val="single" w:color="CCCCCC" w:sz="1"/>
+              <w:right w:val="single" w:color="CCCCCC" w:sz="1"/>
+            </w:tcBorders>
+            <w:shd w:fill="F4F6F7" w:val="clear"/>
+            <w:tcMar>
+              <w:top w:type="dxa" w:w="60"/>
+              <w:left w:type="dxa" w:w="100"/>
+              <w:bottom w:type="dxa" w:w="60"/>
+              <w:right w:type="dxa" w:w="100"/>
+            </w:tcMar>
+          </w:tcPr>
+          <w:p>
+            <w:r>
+              <w:rPr>
+                <w:rFonts w:ascii="Arial" w:cs="Arial" w:eastAsia="Arial" w:hAnsi="Arial"/>
+                <w:sz w:val="22"/>
+                <w:szCs w:val="22"/>
+              </w:rPr>
+              <w:t xml:space="preserve">warranty</w:t>
+            </w:r>
+          </w:p>
+        </w:tc>
+        <w:tc>
+          <w:tcPr>
+            <w:tcW w:type="dxa" w:w="4760"/>
+            <w:tcBorders>
+              <w:top w:val="single" w:color="CCCCCC" w:sz="1"/>
+              <w:left w:val="single" w:color="CCCCCC" w:sz="1"/>
+              <w:bottom w:val="single" w:color="CCCCCC" w:sz="1"/>
+              <w:right w:val="single" w:color="CCCCCC" w:sz="1"/>
+            </w:tcBorders>
+            <w:shd w:fill="F4F6F7" w:val="clear"/>
+            <w:tcMar>
+              <w:top w:type="dxa" w:w="60"/>
+              <w:left w:type="dxa" w:w="100"/>
+              <w:bottom w:type="dxa" w:w="60"/>
+              <w:right w:type="dxa" w:w="100"/>
+            </w:tcMar>
+          </w:tcPr>
+          <w:p>
+            <w:r>
+              <w:rPr>
+                <w:rFonts w:ascii="Arial" w:cs="Arial" w:eastAsia="Arial" w:hAnsi="Arial"/>
+                <w:sz w:val="22"/>
+                <w:szCs w:val="22"/>
+              </w:rPr>
+              <w:t xml:space="preserve">Yes</w:t>
+            </w:r>
+          </w:p>
+        </w:tc>
+      </w:tr>
+      <w:tr>
+        <w:tc>
+          <w:tcPr>
+            <w:tcW w:type="dxa" w:w="4600"/>
+            <w:tcBorders>
+              <w:top w:val="single" w:color="CCCCCC" w:sz="1"/>
+              <w:left w:val="single" w:color="CCCCCC" w:sz="1"/>
+              <w:bottom w:val="single" w:color="CCCCCC" w:sz="1"/>
+              <w:right w:val="single" w:color="CCCCCC" w:sz="1"/>
+            </w:tcBorders>
+            <w:tcMar>
+              <w:top w:type="dxa" w:w="60"/>
+              <w:left w:type="dxa" w:w="100"/>
+              <w:bottom w:type="dxa" w:w="60"/>
+              <w:right w:type="dxa" w:w="100"/>
+            </w:tcMar>
+          </w:tcPr>
+          <w:p>
+            <w:r>
+              <w:rPr>
+                <w:rFonts w:ascii="Arial" w:cs="Arial" w:eastAsia="Arial" w:hAnsi="Arial"/>
+                <w:sz w:val="22"/>
+                <w:szCs w:val="22"/>
+              </w:rPr>
+              <w:t xml:space="preserve">disposal</w:t>
+            </w:r>
+          </w:p>
+        </w:tc>
+        <w:tc>
+          <w:tcPr>
+            <w:tcW w:type="dxa" w:w="4760"/>
+            <w:tcBorders>
+              <w:top w:val="single" w:color="CCCCCC" w:sz="1"/>
+              <w:left w:val="single" w:color="CCCCCC" w:sz="1"/>
+              <w:bottom w:val="single" w:color="CCCCCC" w:sz="1"/>
+              <w:right w:val="single" w:color="CCCCCC" w:sz="1"/>
+            </w:tcBorders>
+            <w:tcMar>
+              <w:top w:type="dxa" w:w="60"/>
+              <w:left w:type="dxa" w:w="100"/>
+              <w:bottom w:type="dxa" w:w="60"/>
+              <w:right w:type="dxa" w:w="100"/>
+            </w:tcMar>
+          </w:tcPr>
+          <w:p>
+            <w:r>
+              <w:rPr>
+                <w:rFonts w:ascii="Arial" w:cs="Arial" w:eastAsia="Arial" w:hAnsi="Arial"/>
+                <w:sz w:val="22"/>
+                <w:szCs w:val="22"/>
+              </w:rPr>
+              <w:t xml:space="preserve">No</w:t>
+            </w:r>
+          </w:p>
+        </w:tc>
+      </w:tr>
+      <w:tr>
+        <w:tc>
+          <w:tcPr>
+            <w:tcW w:type="dxa" w:w="4600"/>
+            <w:tcBorders>
+              <w:top w:val="single" w:color="CCCCCC" w:sz="1"/>
+              <w:left w:val="single" w:color="CCCCCC" w:sz="1"/>
+              <w:bottom w:val="single" w:color="CCCCCC" w:sz="1"/>
+              <w:right w:val="single" w:color="CCCCCC" w:sz="1"/>
+            </w:tcBorders>
+            <w:shd w:fill="F4F6F7" w:val="clear"/>
+            <w:tcMar>
+              <w:top w:type="dxa" w:w="60"/>
+              <w:left w:type="dxa" w:w="100"/>
+              <w:bottom w:type="dxa" w:w="60"/>
+              <w:right w:type="dxa" w:w="100"/>
+            </w:tcMar>
+          </w:tcPr>
+          <w:p>
+            <w:r>
+              <w:rPr>
+                <w:rFonts w:ascii="Arial" w:cs="Arial" w:eastAsia="Arial" w:hAnsi="Arial"/>
+                <w:sz w:val="22"/>
+                <w:szCs w:val="22"/>
+              </w:rPr>
+              <w:t xml:space="preserve">other</w:t>
+            </w:r>
+          </w:p>
+        </w:tc>
+        <w:tc>
+          <w:tcPr>
+            <w:tcW w:type="dxa" w:w="4760"/>
+            <w:tcBorders>
+              <w:top w:val="single" w:color="CCCCCC" w:sz="1"/>
+              <w:left w:val="single" w:color="CCCCCC" w:sz="1"/>
+              <w:bottom w:val="single" w:color="CCCCCC" w:sz="1"/>
+              <w:right w:val="single" w:color="CCCCCC" w:sz="1"/>
+            </w:tcBorders>
+            <w:shd w:fill="F4F6F7" w:val="clear"/>
+            <w:tcMar>
+              <w:top w:type="dxa" w:w="60"/>
+              <w:left w:type="dxa" w:w="100"/>
+              <w:bottom w:type="dxa" w:w="60"/>
+              <w:right w:type="dxa" w:w="100"/>
+            </w:tcMar>
+          </w:tcPr>
+          <w:p>
+            <w:r>
+              <w:rPr>
+                <w:rFonts w:ascii="Arial" w:cs="Arial" w:eastAsia="Arial" w:hAnsi="Arial"/>
+                <w:sz w:val="22"/>
+                <w:szCs w:val="22"/>
+              </w:rPr>
+              <w:t xml:space="preserve">No</w:t>
+            </w:r>
+          </w:p>
+        </w:tc>
+      </w:tr>
+    </w:tbl>
     <w:p>
       <w:r>
         <w:br w:type="page"/>
@@ -1788,7 +2351,7 @@
           <w:sz w:val="22"/>
           <w:szCs w:val="22"/>
         </w:rPr>
-        <w:t xml:space="preserve">Middleware::auth() supports session tokens (Authorization: Bearer &lt;token&gt;) and API keys (X-API-Key: &lt;raw_key&gt;). Session tokens are 64-char hex from random_bytes(32), DB-validated with expiry. API keys are SHA-256 hashed, build a synthetic session from the creating user's role. All auth failures logged via Logger::authFailure().</w:t>
+        <w:t xml:space="preserve">Middleware::auth() supports session tokens (Authorization: Bearer &lt;token&gt;) and API keys (X-API-Key: &lt;raw_key&gt;). Session tokens are 64-char hex, DB-validated with expiry. API keys are SHA-256 hashed, build synthetic session from creating user's role. All auth failures logged via Logger::authFailure().</w:t>
       </w:r>
     </w:p>
     <w:p>
@@ -1814,7 +2377,7 @@
           <w:sz w:val="22"/>
           <w:szCs w:val="22"/>
         </w:rPr>
-        <w:t xml:space="preserve">bcrypt cost 12. Strength: 8+ chars, uppercase, lowercase, digit. History: last 5 checked. Expiry: 30 days. Force change flag. Lockout: 5 failures, 15 min cooldown. Password history INSERT + user UPDATE wrapped in Database::transaction().</w:t>
+        <w:t xml:space="preserve">bcrypt cost 12. Strength: 8+ chars, uppercase, lowercase, digit. History: last 5. Expiry: 30 days. Lockout: 5 failures, 15 min cooldown. Password history INSERT + user UPDATE wrapped in transaction.</w:t>
       </w:r>
     </w:p>
     <w:p>
@@ -1840,7 +2403,7 @@
           <w:sz w:val="22"/>
           <w:szCs w:val="22"/>
         </w:rPr>
-        <w:t xml:space="preserve">5 roles (owner, manager, tech, sales, readonly). 17 permissions. permit() middleware (OR logic). permitAll() (AND logic). Dynamic entity-type permissions on custom-field-values PATCH.</w:t>
+        <w:t xml:space="preserve">5 roles (owner, manager, tech, sales, readonly). 17 permissions. permit() middleware (OR logic). permitAll() (AND logic).</w:t>
       </w:r>
     </w:p>
     <w:p>
@@ -1866,7 +2429,7 @@
           <w:sz w:val="22"/>
           <w:szCs w:val="22"/>
         </w:rPr>
-        <w:t xml:space="preserve">Middleware::rateLimit() implements sliding window counter using rate_limit_hits table. Scope: user:{id} for authenticated, ip:{addr} for anonymous. X-RateLimit-Limit and X-RateLimit-Remaining headers on every rate-limited response. 429 with Retry-After on exceeded. Rate limit hits logged via Logger::rateLimitHit().</w:t>
+        <w:t xml:space="preserve">Middleware::rateLimit() implements sliding window using rate_limit_hits table. Scope: user:{id} for authenticated, ip:{addr} for anonymous, apikey:{id} for API keys. API key rate limiting uses the same mechanism, enforced at the configured rate_limit per hour.</w:t>
       </w:r>
     </w:p>
     <w:tbl>
@@ -2173,6 +2736,62 @@
                 <w:szCs w:val="22"/>
               </w:rPr>
               <w:t xml:space="preserve">5/min per IP</w:t>
+            </w:r>
+          </w:p>
+        </w:tc>
+      </w:tr>
+      <w:tr>
+        <w:tc>
+          <w:tcPr>
+            <w:tcW w:type="dxa" w:w="4600"/>
+            <w:tcBorders>
+              <w:top w:val="single" w:color="CCCCCC" w:sz="1"/>
+              <w:left w:val="single" w:color="CCCCCC" w:sz="1"/>
+              <w:bottom w:val="single" w:color="CCCCCC" w:sz="1"/>
+              <w:right w:val="single" w:color="CCCCCC" w:sz="1"/>
+            </w:tcBorders>
+            <w:tcMar>
+              <w:top w:type="dxa" w:w="60"/>
+              <w:left w:type="dxa" w:w="100"/>
+              <w:bottom w:type="dxa" w:w="60"/>
+              <w:right w:type="dxa" w:w="100"/>
+            </w:tcMar>
+          </w:tcPr>
+          <w:p>
+            <w:r>
+              <w:rPr>
+                <w:rFonts w:ascii="Arial" w:cs="Arial" w:eastAsia="Arial" w:hAnsi="Arial"/>
+                <w:sz w:val="22"/>
+                <w:szCs w:val="22"/>
+              </w:rPr>
+              <w:t xml:space="preserve">API keys</w:t>
+            </w:r>
+          </w:p>
+        </w:tc>
+        <w:tc>
+          <w:tcPr>
+            <w:tcW w:type="dxa" w:w="4760"/>
+            <w:tcBorders>
+              <w:top w:val="single" w:color="CCCCCC" w:sz="1"/>
+              <w:left w:val="single" w:color="CCCCCC" w:sz="1"/>
+              <w:bottom w:val="single" w:color="CCCCCC" w:sz="1"/>
+              <w:right w:val="single" w:color="CCCCCC" w:sz="1"/>
+            </w:tcBorders>
+            <w:tcMar>
+              <w:top w:type="dxa" w:w="60"/>
+              <w:left w:type="dxa" w:w="100"/>
+              <w:bottom w:type="dxa" w:w="60"/>
+              <w:right w:type="dxa" w:w="100"/>
+            </w:tcMar>
+          </w:tcPr>
+          <w:p>
+            <w:r>
+              <w:rPr>
+                <w:rFonts w:ascii="Arial" w:cs="Arial" w:eastAsia="Arial" w:hAnsi="Arial"/>
+                <w:sz w:val="22"/>
+                <w:szCs w:val="22"/>
+              </w:rPr>
+              <w:t xml:space="preserve">Configured rate_limit/hour per key</w:t>
             </w:r>
           </w:p>
         </w:tc>
@@ -2201,7 +2820,7 @@
           <w:sz w:val="22"/>
           <w:szCs w:val="22"/>
         </w:rPr>
-        <w:t xml:space="preserve">InputValidator::check() validates all user input against VARCHAR column constraints before DB writes. 25 callsites across CRUD, P3, P6, and route files. 26 tables, 53+ columns tracked. Human-readable error messages: 'Email exceeds maximum length (145/120 characters)'.</w:t>
+        <w:t xml:space="preserve">InputValidator::check() validates all user input against VARCHAR column constraints. 29 callsites across CRUD, P3, P6, routes, and WebhookDispatcher. 28+ tables, 55+ columns tracked.</w:t>
       </w:r>
     </w:p>
     <w:p>
@@ -2227,7 +2846,7 @@
           <w:sz w:val="22"/>
           <w:szCs w:val="22"/>
         </w:rPr>
-        <w:t xml:space="preserve">Middleware::checkConflict() compares client-sent updated_at against DB record. Returns 409 Conflict if stale. Wired to 5 update functions: work orders, customers, tires, vehicles, appointments. Backward compatible (skips check if client omits updated_at).</w:t>
+        <w:t xml:space="preserve">Middleware::checkConflict() compares client-sent updated_at against DB record. 409 Conflict if stale. Wired to 5 update functions. Backward compatible.</w:t>
       </w:r>
     </w:p>
     <w:p>
@@ -2240,7 +2859,7 @@
           <w:b/>
           <w:bCs/>
         </w:rPr>
-        <w:t xml:space="preserve">3.7 Audit Trail</w:t>
+        <w:t xml:space="preserve">3.7 XSS Prevention</w:t>
       </w:r>
     </w:p>
     <w:p>
@@ -2253,38 +2872,20 @@
           <w:sz w:val="22"/>
           <w:szCs w:val="22"/>
         </w:rPr>
-        <w:t xml:space="preserve">72 auditLog() calls across the codebase cover every write operation. Audit log records: table, record ID, action (INSERT/UPDATE/DELETE), field name, old value, new value, user ID, timestamp. Viewable in the Audit Log page with filters.</w:t>
-      </w:r>
-    </w:p>
-    <w:p>
-      <w:r>
-        <w:br w:type="page"/>
+        <w:t xml:space="preserve">Zero XSS attack surface. DOMPurify on client-side HTML rendering (Storefront about_html). Server-side sanitizeHtml() strips dangerous tags on write. textContent for ZPL label display (no document.write). Content-Security-Policy header: script-src 'self' blocks all inline/external script injection.</w:t>
       </w:r>
     </w:p>
     <w:p>
       <w:pPr>
-        <w:pStyle w:val="Heading1"/>
-        <w:spacing w:after="200" w:before="360"/>
+        <w:pStyle w:val="Heading2"/>
+        <w:spacing w:after="160" w:before="280"/>
       </w:pPr>
       <w:r>
         <w:rPr>
           <w:b/>
           <w:bCs/>
         </w:rPr>
-        <w:t xml:space="preserve">4. Work Order Financial Model</w:t>
-      </w:r>
-    </w:p>
-    <w:p>
-      <w:pPr>
-        <w:spacing w:after="120"/>
-      </w:pPr>
-      <w:r>
-        <w:rPr>
-          <w:rFonts w:ascii="Arial" w:cs="Arial" w:eastAsia="Arial" w:hAnsi="Arial"/>
-          <w:sz w:val="22"/>
-          <w:szCs w:val="22"/>
-        </w:rPr>
-        <w:t xml:space="preserve">Work orders carry deposits, material/labor/fee subtotals, tax calculation, and per-position tire pricing. Tax rate stored in shop_settings (default 7.9%). Colorado rules: materials taxable, labor/fees not taxed.</w:t>
+        <w:t xml:space="preserve">3.8 Security Headers (.htaccess)</w:t>
       </w:r>
     </w:p>
     <w:tbl>
@@ -2331,7 +2932,7 @@
                 <w:sz w:val="18"/>
                 <w:szCs w:val="18"/>
               </w:rPr>
-              <w:t xml:space="preserve">Column</w:t>
+              <w:t xml:space="preserve">Header</w:t>
             </w:r>
           </w:p>
         </w:tc>
@@ -2362,7 +2963,7 @@
                 <w:sz w:val="18"/>
                 <w:szCs w:val="18"/>
               </w:rPr>
-              <w:t xml:space="preserve">Purpose</w:t>
+              <w:t xml:space="preserve">Value</w:t>
             </w:r>
           </w:p>
         </w:tc>
@@ -2391,7 +2992,7 @@
                 <w:sz w:val="22"/>
                 <w:szCs w:val="22"/>
               </w:rPr>
-              <w:t xml:space="preserve">deposit_amount + deposit_method</w:t>
+              <w:t xml:space="preserve">X-Content-Type-Options</w:t>
             </w:r>
           </w:p>
         </w:tc>
@@ -2418,7 +3019,7 @@
                 <w:sz w:val="22"/>
                 <w:szCs w:val="22"/>
               </w:rPr>
-              <w:t xml:space="preserve">Customer deposit toward the job</w:t>
+              <w:t xml:space="preserve">nosniff</w:t>
             </w:r>
           </w:p>
         </w:tc>
@@ -2448,7 +3049,7 @@
                 <w:sz w:val="22"/>
                 <w:szCs w:val="22"/>
               </w:rPr>
-              <w:t xml:space="preserve">subtotal_materials</w:t>
+              <w:t xml:space="preserve">X-Frame-Options</w:t>
             </w:r>
           </w:p>
         </w:tc>
@@ -2476,7 +3077,7 @@
                 <w:sz w:val="22"/>
                 <w:szCs w:val="22"/>
               </w:rPr>
-              <w:t xml:space="preserve">Sum of taxable items (tires + parts)</w:t>
+              <w:t xml:space="preserve">SAMEORIGIN</w:t>
             </w:r>
           </w:p>
         </w:tc>
@@ -2505,7 +3106,7 @@
                 <w:sz w:val="22"/>
                 <w:szCs w:val="22"/>
               </w:rPr>
-              <w:t xml:space="preserve">subtotal_labor</w:t>
+              <w:t xml:space="preserve">Strict-Transport-Security</w:t>
             </w:r>
           </w:p>
         </w:tc>
@@ -2532,7 +3133,7 @@
                 <w:sz w:val="22"/>
                 <w:szCs w:val="22"/>
               </w:rPr>
-              <w:t xml:space="preserve">Sum of non-taxable services</w:t>
+              <w:t xml:space="preserve">max-age=31536000; includeSubDomains</w:t>
             </w:r>
           </w:p>
         </w:tc>
@@ -2562,7 +3163,7 @@
                 <w:sz w:val="22"/>
                 <w:szCs w:val="22"/>
               </w:rPr>
-              <w:t xml:space="preserve">subtotal_fees</w:t>
+              <w:t xml:space="preserve">Content-Security-Policy</w:t>
             </w:r>
           </w:p>
         </w:tc>
@@ -2590,7 +3191,7 @@
                 <w:sz w:val="22"/>
                 <w:szCs w:val="22"/>
               </w:rPr>
-              <w:t xml:space="preserve">Government and environmental fees</w:t>
+              <w:t xml:space="preserve">default-src 'self'; script-src 'self'; style-src 'self' 'unsafe-inline'; img-src 'self' data: blob:</w:t>
             </w:r>
           </w:p>
         </w:tc>
@@ -2619,7 +3220,7 @@
                 <w:sz w:val="22"/>
                 <w:szCs w:val="22"/>
               </w:rPr>
-              <w:t xml:space="preserve">tax_rate / tax_amount</w:t>
+              <w:t xml:space="preserve">Referrer-Policy</w:t>
             </w:r>
           </w:p>
         </w:tc>
@@ -2646,65 +3247,7 @@
                 <w:sz w:val="22"/>
                 <w:szCs w:val="22"/>
               </w:rPr>
-              <w:t xml:space="preserve">Rate applied to materials subtotal</w:t>
-            </w:r>
-          </w:p>
-        </w:tc>
-      </w:tr>
-      <w:tr>
-        <w:tc>
-          <w:tcPr>
-            <w:tcW w:type="dxa" w:w="4600"/>
-            <w:tcBorders>
-              <w:top w:val="single" w:color="CCCCCC" w:sz="1"/>
-              <w:left w:val="single" w:color="CCCCCC" w:sz="1"/>
-              <w:bottom w:val="single" w:color="CCCCCC" w:sz="1"/>
-              <w:right w:val="single" w:color="CCCCCC" w:sz="1"/>
-            </w:tcBorders>
-            <w:shd w:fill="F4F6F7" w:val="clear"/>
-            <w:tcMar>
-              <w:top w:type="dxa" w:w="60"/>
-              <w:left w:type="dxa" w:w="100"/>
-              <w:bottom w:type="dxa" w:w="60"/>
-              <w:right w:type="dxa" w:w="100"/>
-            </w:tcMar>
-          </w:tcPr>
-          <w:p>
-            <w:r>
-              <w:rPr>
-                <w:rFonts w:ascii="Arial" w:cs="Arial" w:eastAsia="Arial" w:hAnsi="Arial"/>
-                <w:sz w:val="22"/>
-                <w:szCs w:val="22"/>
-              </w:rPr>
-              <w:t xml:space="preserve">total_estimate</w:t>
-            </w:r>
-          </w:p>
-        </w:tc>
-        <w:tc>
-          <w:tcPr>
-            <w:tcW w:type="dxa" w:w="4760"/>
-            <w:tcBorders>
-              <w:top w:val="single" w:color="CCCCCC" w:sz="1"/>
-              <w:left w:val="single" w:color="CCCCCC" w:sz="1"/>
-              <w:bottom w:val="single" w:color="CCCCCC" w:sz="1"/>
-              <w:right w:val="single" w:color="CCCCCC" w:sz="1"/>
-            </w:tcBorders>
-            <w:shd w:fill="F4F6F7" w:val="clear"/>
-            <w:tcMar>
-              <w:top w:type="dxa" w:w="60"/>
-              <w:left w:type="dxa" w:w="100"/>
-              <w:bottom w:type="dxa" w:w="60"/>
-              <w:right w:type="dxa" w:w="100"/>
-            </w:tcMar>
-          </w:tcPr>
-          <w:p>
-            <w:r>
-              <w:rPr>
-                <w:rFonts w:ascii="Arial" w:cs="Arial" w:eastAsia="Arial" w:hAnsi="Arial"/>
-                <w:sz w:val="22"/>
-                <w:szCs w:val="22"/>
-              </w:rPr>
-              <w:t xml:space="preserve">materials + labor + fees + tax</w:t>
+              <w:t xml:space="preserve">strict-origin-when-cross-origin</w:t>
             </w:r>
           </w:p>
         </w:tc>
@@ -2725,7 +3268,7 @@
           <w:b/>
           <w:bCs/>
         </w:rPr>
-        <w:t xml:space="preserve">5. Infrastructure Frameworks</w:t>
+        <w:t xml:space="preserve">4. Infrastructure Frameworks</w:t>
       </w:r>
     </w:p>
     <w:p>
@@ -2738,7 +3281,7 @@
           <w:b/>
           <w:bCs/>
         </w:rPr>
-        <w:t xml:space="preserve">5.1 Notification Delivery</w:t>
+        <w:t xml:space="preserve">4.1 Notification Delivery</w:t>
       </w:r>
     </w:p>
     <w:p>
@@ -2751,7 +3294,7 @@
           <w:sz w:val="22"/>
           <w:szCs w:val="22"/>
         </w:rPr>
-        <w:t xml:space="preserve">NotificationDelivery.php processes the notification_log queue by channel. Email: SMTP socket with STARTTLS (configurable host/port/user/pass) or PHP mail() fallback (server Postfix). SMS: Flowroute API v2.1 via curl with E.164 normalization. Internal: auto-marked sent. Settings UI: Settings &gt; Notifications tab with test buttons for both channels. Cron: deliver-notifications.sh via API key.</w:t>
+        <w:t xml:space="preserve">NotificationDelivery.php processes the notification_log queue. Email: SMTP socket with STARTTLS or PHP mail() fallback. SMS: Flowroute API v2.1 with E.164 normalization. Cron: deliver-notifications.sh via API key every 5 minutes.</w:t>
       </w:r>
     </w:p>
     <w:p>
@@ -2764,7 +3307,7 @@
           <w:b/>
           <w:bCs/>
         </w:rPr>
-        <w:t xml:space="preserve">5.2 CSV Export</w:t>
+        <w:t xml:space="preserve">4.2 CSV Export</w:t>
       </w:r>
     </w:p>
     <w:p>
@@ -2777,7 +3320,7 @@
           <w:sz w:val="22"/>
           <w:szCs w:val="22"/>
         </w:rPr>
-        <w:t xml:space="preserve">CsvExport.php: append ?format=csv to any report URL. UTF-8 BOM for Excel compatibility. Column rename map. 8 report routes support CSV: quarterly-fees, service-usage, employee-activity, active-warranties, sales-summary, top-selling-tires, lookup-cost, lookup-monthly. Download buttons on all report tabs in the frontend.</w:t>
+        <w:t xml:space="preserve">Append ?format=csv to any of 8 report routes. UTF-8 BOM for Excel. Column rename map. Download buttons on all report tabs. Uses getToken() from api/client.js for auth.</w:t>
       </w:r>
     </w:p>
     <w:p>
@@ -2790,7 +3333,7 @@
           <w:b/>
           <w:bCs/>
         </w:rPr>
-        <w:t xml:space="preserve">5.3 Transaction Wrapping</w:t>
+        <w:t xml:space="preserve">4.3 Transaction Wrapping</w:t>
       </w:r>
     </w:p>
     <w:p>
@@ -2803,7 +3346,7 @@
           <w:sz w:val="22"/>
           <w:szCs w:val="22"/>
         </w:rPr>
-        <w:t xml:space="preserve">Database::transaction() wraps multi-step writes. 6 operations protected: receivePurchaseOrder (loop + status), saveTirePhoto (clear primary + insert), setCustomFieldValues (loop upsert), bulkUpdateSettings (loop), bulkUpdateWebsiteConfig (loop), User PATCH (password history + user update + audit).</w:t>
+        <w:t xml:space="preserve">Database::transaction() wraps: receivePurchaseOrder, saveTirePhoto, setCustomFieldValues, bulkUpdateSettings, bulkUpdateWebsiteConfig, User PATCH, importMarketplaceOrder (with order items).</w:t>
       </w:r>
     </w:p>
     <w:p>
@@ -2816,7 +3359,7 @@
           <w:b/>
           <w:bCs/>
         </w:rPr>
-        <w:t xml:space="preserve">5.4 Structured Logging</w:t>
+        <w:t xml:space="preserve">4.4 Structured Logging</w:t>
       </w:r>
     </w:p>
     <w:p>
@@ -2829,7 +3372,7 @@
           <w:sz w:val="22"/>
           <w:szCs w:val="22"/>
         </w:rPr>
-        <w:t xml:space="preserve">Logger.php: JSON-line output to storage/logs/app.log. Every entry has ts, level, request_id, message, ctx. request_id is a 16-char hex unique per request, also sent as X-Request-Id response header. Level filtering via APP_LOG_LEVEL. Specialized methods: request() (every HTTP response), exception(), slowQuery() (param types only, no PII), rateLimitHit(), authFailure(). All 4 Database query methods timed; slow queries auto-logged above SLOW_QUERY_MS threshold.</w:t>
+        <w:t xml:space="preserve">Logger.php: JSON-line output to storage/logs/app.log. Every entry has ts, level, request_id, message, ctx. Specialized: request() (every HTTP response), exception(), slowQuery() (param types only, no PII), rateLimitHit(), authFailure(). All DB queries timed. X-Request-Id response header on every request.</w:t>
       </w:r>
     </w:p>
     <w:p>
@@ -2842,7 +3385,7 @@
           <w:b/>
           <w:bCs/>
         </w:rPr>
-        <w:t xml:space="preserve">5.5 Webhook Support</w:t>
+        <w:t xml:space="preserve">4.5 Webhook Support</w:t>
       </w:r>
     </w:p>
     <w:p>
@@ -2855,7 +3398,7 @@
           <w:sz w:val="22"/>
           <w:szCs w:val="22"/>
         </w:rPr>
-        <w:t xml:space="preserve">WebhookDispatcher.php: outbound event dispatch + inbound receiver. Outbound: WebhookDispatcher::fire() called from logActivity() on every business event. HMAC-SHA256 signed payloads. Delivery logged in webhook_deliveries. Exponential backoff retry (30s, 120s, 480s). Inbound: POST /api/webhooks/inbound/{provider} logs payload with optional signature verification. 12 event types, wildcard subscription support, endpoint CRUD with test ping.</w:t>
+        <w:t xml:space="preserve">WebhookDispatcher.php: outbound event dispatch + inbound receiver. 18 event types. HMAC-SHA256 signed payloads. Exponential backoff retry (30s, 120s, 480s). Endpoint CRUD with test ping. Inbound receiver at POST /api/webhooks/inbound/{provider}.</w:t>
       </w:r>
     </w:p>
     <w:p>
@@ -2868,7 +3411,7 @@
           <w:b/>
           <w:bCs/>
         </w:rPr>
-        <w:t xml:space="preserve">5.6 Migration Rollback</w:t>
+        <w:t xml:space="preserve">4.6 Migration Rollback</w:t>
       </w:r>
     </w:p>
     <w:p>
@@ -2881,7 +3424,7 @@
           <w:sz w:val="22"/>
           <w:szCs w:val="22"/>
         </w:rPr>
-        <w:t xml:space="preserve">Down files in sql/migrations/down/. Migrations 001-009 are NON-ROLLBACKABLE (foundational schema). Migrations 010-013 have reversible down files. install.sh option 5 (rollback) and option 6 (retry failed). CLI flags: --rollback, --retry. Rollback confirmation requires typing ROLLBACK.</w:t>
+        <w:t xml:space="preserve">15 migrations with down files. Migrations 001-009: NON-ROLLBACKABLE. Migrations 010-015: reversible. install.sh option 5 (rollback) and option 6 (retry). CLI: --rollback, --retry.</w:t>
       </w:r>
     </w:p>
     <w:p>
@@ -2894,7 +3437,7 @@
           <w:b/>
           <w:bCs/>
         </w:rPr>
-        <w:t xml:space="preserve">5.7 Cron Orchestration</w:t>
+        <w:t xml:space="preserve">4.7 Cron Orchestration</w:t>
       </w:r>
     </w:p>
     <w:p>
@@ -2907,7 +3450,7 @@
           <w:sz w:val="22"/>
           <w:szCs w:val="22"/>
         </w:rPr>
-        <w:t xml:space="preserve">cron-runner.sh: unified orchestrator with file locking, stale lock cleanup, per-job logging to storage/logs/cron.log, duration tracking. 7 jobs: sessions (15 min), notifications (5 min), webhooks (5 min), rate-limits (hourly), backup-db (daily), backup-photos (daily), rotate-logs (daily). Two compound jobs: all-frequent and all-daily. Crontab needs only 2 lines.</w:t>
+        <w:t xml:space="preserve">cron-runner.sh: unified orchestrator with file locking, stale lock cleanup, per-job logging, duration tracking. 7 jobs: sessions (15 min), notifications (5 min), webhooks (5 min), rate-limits (hourly), backup-db (daily), backup-photos (daily), rotate-logs (daily). Two crontab lines needed.</w:t>
       </w:r>
     </w:p>
     <w:p>
@@ -2925,7 +3468,181 @@
           <w:b/>
           <w:bCs/>
         </w:rPr>
-        <w:t xml:space="preserve">6. API Reference (188 Routes)</w:t>
+        <w:t xml:space="preserve">5. Business Modules</w:t>
+      </w:r>
+    </w:p>
+    <w:p>
+      <w:pPr>
+        <w:pStyle w:val="Heading2"/>
+        <w:spacing w:after="160" w:before="280"/>
+      </w:pPr>
+      <w:r>
+        <w:rPr>
+          <w:b/>
+          <w:bCs/>
+        </w:rPr>
+        <w:t xml:space="preserve">5.1 Work Order Line Items</w:t>
+      </w:r>
+    </w:p>
+    <w:p>
+      <w:pPr>
+        <w:spacing w:after="120"/>
+      </w:pPr>
+      <w:r>
+        <w:rPr>
+          <w:rFonts w:ascii="Arial" w:cs="Arial" w:eastAsia="Arial" w:hAnsi="Arial"/>
+          <w:sz w:val="22"/>
+          <w:szCs w:val="22"/>
+        </w:rPr>
+        <w:t xml:space="preserve">CRUD for labor, parts, fees, warranties, disposal charges. addWorkOrderLineItem() auto-calculates line_total and is_taxable. recalcWorkOrderTotals() updates WO header subtotals after every add/update/delete. Three reports depend on this data: Service Usage (v_service_usage), Quarterly Fees (v_quarterly_fee_report), Active Warranties (getActiveWarranties).</w:t>
+      </w:r>
+    </w:p>
+    <w:p>
+      <w:pPr>
+        <w:pStyle w:val="Heading2"/>
+        <w:spacing w:after="160" w:before="280"/>
+      </w:pPr>
+      <w:r>
+        <w:rPr>
+          <w:b/>
+          <w:bCs/>
+        </w:rPr>
+        <w:t xml:space="preserve">5.2 Service Catalog</w:t>
+      </w:r>
+    </w:p>
+    <w:p>
+      <w:pPr>
+        <w:spacing w:after="120"/>
+      </w:pPr>
+      <w:r>
+        <w:rPr>
+          <w:rFonts w:ascii="Arial" w:cs="Arial" w:eastAsia="Arial" w:hAnsi="Arial"/>
+          <w:sz w:val="22"/>
+          <w:szCs w:val="22"/>
+        </w:rPr>
+        <w:t xml:space="preserve">CRUD for services (mount/balance, rotation, alignment, etc.). Seeded with 12 default services. Soft delete (is_active = 0) to preserve FK from work_order_line_items. CONFIG_MANAGE permission for writes. QuoteTool reads services for pricing.</w:t>
+      </w:r>
+    </w:p>
+    <w:p>
+      <w:pPr>
+        <w:pStyle w:val="Heading2"/>
+        <w:spacing w:after="160" w:before="280"/>
+      </w:pPr>
+      <w:r>
+        <w:rPr>
+          <w:b/>
+          <w:bCs/>
+        </w:rPr>
+        <w:t xml:space="preserve">5.3 Fee Configuration</w:t>
+      </w:r>
+    </w:p>
+    <w:p>
+      <w:pPr>
+        <w:spacing w:after="120"/>
+      </w:pPr>
+      <w:r>
+        <w:rPr>
+          <w:rFonts w:ascii="Arial" w:cs="Arial" w:eastAsia="Arial" w:hAnsi="Arial"/>
+          <w:sz w:val="22"/>
+          <w:szCs w:val="22"/>
+        </w:rPr>
+        <w:t xml:space="preserve">CRUD for Colorado tire disposal and environmental fees. getConfigValue() does dual lookup: fee_configuration by fee_key, then shop_settings by setting_key. QuoteTool's tax_rate resolves from shop_settings. Soft delete for FK safety.</w:t>
+      </w:r>
+    </w:p>
+    <w:p>
+      <w:pPr>
+        <w:pStyle w:val="Heading2"/>
+        <w:spacing w:after="160" w:before="280"/>
+      </w:pPr>
+      <w:r>
+        <w:rPr>
+          <w:b/>
+          <w:bCs/>
+        </w:rPr>
+        <w:t xml:space="preserve">5.4 Customer Engagement</w:t>
+      </w:r>
+    </w:p>
+    <w:p>
+      <w:pPr>
+        <w:spacing w:after="120"/>
+      </w:pPr>
+      <w:r>
+        <w:rPr>
+          <w:rFonts w:ascii="Arial" w:cs="Arial" w:eastAsia="Arial" w:hAnsi="Arial"/>
+          <w:sz w:val="22"/>
+          <w:szCs w:val="22"/>
+        </w:rPr>
+        <w:t xml:space="preserve">Discount Groups: named discount tiers (fleet, military, employee). Percentage, fixed per tire, or fixed per invoice. Auto-apply when customer is in group. Coupons: promotional codes with validation (date range, max uses, per-customer limits). Store vs manufacturer type (manufacturer reduces taxable base). Tire Storage: seasonal tire storage with optional monthly billing.</w:t>
+      </w:r>
+    </w:p>
+    <w:p>
+      <w:pPr>
+        <w:pStyle w:val="Heading2"/>
+        <w:spacing w:after="160" w:before="280"/>
+      </w:pPr>
+      <w:r>
+        <w:rPr>
+          <w:b/>
+          <w:bCs/>
+        </w:rPr>
+        <w:t xml:space="preserve">5.5 Tire Disposal Log</w:t>
+      </w:r>
+    </w:p>
+    <w:p>
+      <w:pPr>
+        <w:spacing w:after="120"/>
+      </w:pPr>
+      <w:r>
+        <w:rPr>
+          <w:rFonts w:ascii="Arial" w:cs="Arial" w:eastAsia="Arial" w:hAnsi="Arial"/>
+          <w:sz w:val="22"/>
+          <w:szCs w:val="22"/>
+        </w:rPr>
+        <w:t xml:space="preserve">Colorado environmental compliance. Tracks hauler name, manifest number, quantity, disposal date. CDPHE requires disposal manifests for all waste tires.</w:t>
+      </w:r>
+    </w:p>
+    <w:p>
+      <w:pPr>
+        <w:pStyle w:val="Heading2"/>
+        <w:spacing w:after="160" w:before="280"/>
+      </w:pPr>
+      <w:r>
+        <w:rPr>
+          <w:b/>
+          <w:bCs/>
+        </w:rPr>
+        <w:t xml:space="preserve">5.6 Marketplace Orders</w:t>
+      </w:r>
+    </w:p>
+    <w:p>
+      <w:pPr>
+        <w:spacing w:after="120"/>
+      </w:pPr>
+      <w:r>
+        <w:rPr>
+          <w:rFonts w:ascii="Arial" w:cs="Arial" w:eastAsia="Arial" w:hAnsi="Arial"/>
+          <w:sz w:val="22"/>
+          <w:szCs w:val="22"/>
+        </w:rPr>
+        <w:t xml:space="preserve">importMarketplaceOrder() now inserts items into marketplace_order_items inside a transaction with the order header. getMarketplaceOrder() returns items array.</w:t>
+      </w:r>
+    </w:p>
+    <w:p>
+      <w:r>
+        <w:br w:type="page"/>
+      </w:r>
+    </w:p>
+    <w:p>
+      <w:pPr>
+        <w:pStyle w:val="Heading1"/>
+        <w:spacing w:after="200" w:before="360"/>
+      </w:pPr>
+      <w:r>
+        <w:rPr>
+          <w:b/>
+          <w:bCs/>
+        </w:rPr>
+        <w:t xml:space="preserve">6. API Reference (219 Routes)</w:t>
       </w:r>
     </w:p>
     <w:p>
@@ -5791,6 +6508,261 @@
           </w:p>
         </w:tc>
       </w:tr>
+      <w:tr>
+        <w:tc>
+          <w:tcPr>
+            <w:tcW w:type="dxa" w:w="1200"/>
+            <w:tcBorders>
+              <w:top w:val="single" w:color="CCCCCC" w:sz="1"/>
+              <w:left w:val="single" w:color="CCCCCC" w:sz="1"/>
+              <w:bottom w:val="single" w:color="CCCCCC" w:sz="1"/>
+              <w:right w:val="single" w:color="CCCCCC" w:sz="1"/>
+            </w:tcBorders>
+            <w:shd w:fill="F4F6F7" w:val="clear"/>
+            <w:tcMar>
+              <w:top w:type="dxa" w:w="60"/>
+              <w:left w:type="dxa" w:w="100"/>
+              <w:bottom w:type="dxa" w:w="60"/>
+              <w:right w:type="dxa" w:w="100"/>
+            </w:tcMar>
+          </w:tcPr>
+          <w:p>
+            <w:r>
+              <w:rPr>
+                <w:rFonts w:ascii="Consolas" w:cs="Consolas" w:eastAsia="Consolas" w:hAnsi="Consolas"/>
+                <w:sz w:val="18"/>
+                <w:szCs w:val="18"/>
+              </w:rPr>
+              <w:t xml:space="preserve">GET</w:t>
+            </w:r>
+          </w:p>
+        </w:tc>
+        <w:tc>
+          <w:tcPr>
+            <w:tcW w:type="dxa" w:w="5400"/>
+            <w:tcBorders>
+              <w:top w:val="single" w:color="CCCCCC" w:sz="1"/>
+              <w:left w:val="single" w:color="CCCCCC" w:sz="1"/>
+              <w:bottom w:val="single" w:color="CCCCCC" w:sz="1"/>
+              <w:right w:val="single" w:color="CCCCCC" w:sz="1"/>
+            </w:tcBorders>
+            <w:shd w:fill="F4F6F7" w:val="clear"/>
+            <w:tcMar>
+              <w:top w:type="dxa" w:w="60"/>
+              <w:left w:type="dxa" w:w="100"/>
+              <w:bottom w:type="dxa" w:w="60"/>
+              <w:right w:type="dxa" w:w="100"/>
+            </w:tcMar>
+          </w:tcPr>
+          <w:p>
+            <w:r>
+              <w:rPr>
+                <w:rFonts w:ascii="Consolas" w:cs="Consolas" w:eastAsia="Consolas" w:hAnsi="Consolas"/>
+                <w:sz w:val="18"/>
+                <w:szCs w:val="18"/>
+              </w:rPr>
+              <w:t xml:space="preserve">/api/customers/{id}/discount-groups</w:t>
+            </w:r>
+          </w:p>
+        </w:tc>
+        <w:tc>
+          <w:tcPr>
+            <w:tcW w:type="dxa" w:w="2760"/>
+            <w:tcBorders>
+              <w:top w:val="single" w:color="CCCCCC" w:sz="1"/>
+              <w:left w:val="single" w:color="CCCCCC" w:sz="1"/>
+              <w:bottom w:val="single" w:color="CCCCCC" w:sz="1"/>
+              <w:right w:val="single" w:color="CCCCCC" w:sz="1"/>
+            </w:tcBorders>
+            <w:shd w:fill="F4F6F7" w:val="clear"/>
+            <w:tcMar>
+              <w:top w:type="dxa" w:w="60"/>
+              <w:left w:type="dxa" w:w="100"/>
+              <w:bottom w:type="dxa" w:w="60"/>
+              <w:right w:type="dxa" w:w="100"/>
+            </w:tcMar>
+          </w:tcPr>
+          <w:p>
+            <w:r>
+              <w:rPr>
+                <w:rFonts w:ascii="Arial" w:cs="Arial" w:eastAsia="Arial" w:hAnsi="Arial"/>
+                <w:sz w:val="22"/>
+                <w:szCs w:val="22"/>
+              </w:rPr>
+              <w:t xml:space="preserve">CUSTOMER_MANAGE</w:t>
+            </w:r>
+          </w:p>
+        </w:tc>
+      </w:tr>
+      <w:tr>
+        <w:tc>
+          <w:tcPr>
+            <w:tcW w:type="dxa" w:w="1200"/>
+            <w:tcBorders>
+              <w:top w:val="single" w:color="CCCCCC" w:sz="1"/>
+              <w:left w:val="single" w:color="CCCCCC" w:sz="1"/>
+              <w:bottom w:val="single" w:color="CCCCCC" w:sz="1"/>
+              <w:right w:val="single" w:color="CCCCCC" w:sz="1"/>
+            </w:tcBorders>
+            <w:tcMar>
+              <w:top w:type="dxa" w:w="60"/>
+              <w:left w:type="dxa" w:w="100"/>
+              <w:bottom w:type="dxa" w:w="60"/>
+              <w:right w:type="dxa" w:w="100"/>
+            </w:tcMar>
+          </w:tcPr>
+          <w:p>
+            <w:r>
+              <w:rPr>
+                <w:rFonts w:ascii="Consolas" w:cs="Consolas" w:eastAsia="Consolas" w:hAnsi="Consolas"/>
+                <w:sz w:val="18"/>
+                <w:szCs w:val="18"/>
+              </w:rPr>
+              <w:t xml:space="preserve">POST</w:t>
+            </w:r>
+          </w:p>
+        </w:tc>
+        <w:tc>
+          <w:tcPr>
+            <w:tcW w:type="dxa" w:w="5400"/>
+            <w:tcBorders>
+              <w:top w:val="single" w:color="CCCCCC" w:sz="1"/>
+              <w:left w:val="single" w:color="CCCCCC" w:sz="1"/>
+              <w:bottom w:val="single" w:color="CCCCCC" w:sz="1"/>
+              <w:right w:val="single" w:color="CCCCCC" w:sz="1"/>
+            </w:tcBorders>
+            <w:tcMar>
+              <w:top w:type="dxa" w:w="60"/>
+              <w:left w:type="dxa" w:w="100"/>
+              <w:bottom w:type="dxa" w:w="60"/>
+              <w:right w:type="dxa" w:w="100"/>
+            </w:tcMar>
+          </w:tcPr>
+          <w:p>
+            <w:r>
+              <w:rPr>
+                <w:rFonts w:ascii="Consolas" w:cs="Consolas" w:eastAsia="Consolas" w:hAnsi="Consolas"/>
+                <w:sz w:val="18"/>
+                <w:szCs w:val="18"/>
+              </w:rPr>
+              <w:t xml:space="preserve">/api/customers/{id}/discount-groups</w:t>
+            </w:r>
+          </w:p>
+        </w:tc>
+        <w:tc>
+          <w:tcPr>
+            <w:tcW w:type="dxa" w:w="2760"/>
+            <w:tcBorders>
+              <w:top w:val="single" w:color="CCCCCC" w:sz="1"/>
+              <w:left w:val="single" w:color="CCCCCC" w:sz="1"/>
+              <w:bottom w:val="single" w:color="CCCCCC" w:sz="1"/>
+              <w:right w:val="single" w:color="CCCCCC" w:sz="1"/>
+            </w:tcBorders>
+            <w:tcMar>
+              <w:top w:type="dxa" w:w="60"/>
+              <w:left w:type="dxa" w:w="100"/>
+              <w:bottom w:type="dxa" w:w="60"/>
+              <w:right w:type="dxa" w:w="100"/>
+            </w:tcMar>
+          </w:tcPr>
+          <w:p>
+            <w:r>
+              <w:rPr>
+                <w:rFonts w:ascii="Arial" w:cs="Arial" w:eastAsia="Arial" w:hAnsi="Arial"/>
+                <w:sz w:val="22"/>
+                <w:szCs w:val="22"/>
+              </w:rPr>
+              <w:t xml:space="preserve">CUSTOMER_MANAGE</w:t>
+            </w:r>
+          </w:p>
+        </w:tc>
+      </w:tr>
+      <w:tr>
+        <w:tc>
+          <w:tcPr>
+            <w:tcW w:type="dxa" w:w="1200"/>
+            <w:tcBorders>
+              <w:top w:val="single" w:color="CCCCCC" w:sz="1"/>
+              <w:left w:val="single" w:color="CCCCCC" w:sz="1"/>
+              <w:bottom w:val="single" w:color="CCCCCC" w:sz="1"/>
+              <w:right w:val="single" w:color="CCCCCC" w:sz="1"/>
+            </w:tcBorders>
+            <w:shd w:fill="F4F6F7" w:val="clear"/>
+            <w:tcMar>
+              <w:top w:type="dxa" w:w="60"/>
+              <w:left w:type="dxa" w:w="100"/>
+              <w:bottom w:type="dxa" w:w="60"/>
+              <w:right w:type="dxa" w:w="100"/>
+            </w:tcMar>
+          </w:tcPr>
+          <w:p>
+            <w:r>
+              <w:rPr>
+                <w:rFonts w:ascii="Consolas" w:cs="Consolas" w:eastAsia="Consolas" w:hAnsi="Consolas"/>
+                <w:sz w:val="18"/>
+                <w:szCs w:val="18"/>
+              </w:rPr>
+              <w:t xml:space="preserve">DELETE</w:t>
+            </w:r>
+          </w:p>
+        </w:tc>
+        <w:tc>
+          <w:tcPr>
+            <w:tcW w:type="dxa" w:w="5400"/>
+            <w:tcBorders>
+              <w:top w:val="single" w:color="CCCCCC" w:sz="1"/>
+              <w:left w:val="single" w:color="CCCCCC" w:sz="1"/>
+              <w:bottom w:val="single" w:color="CCCCCC" w:sz="1"/>
+              <w:right w:val="single" w:color="CCCCCC" w:sz="1"/>
+            </w:tcBorders>
+            <w:shd w:fill="F4F6F7" w:val="clear"/>
+            <w:tcMar>
+              <w:top w:type="dxa" w:w="60"/>
+              <w:left w:type="dxa" w:w="100"/>
+              <w:bottom w:type="dxa" w:w="60"/>
+              <w:right w:type="dxa" w:w="100"/>
+            </w:tcMar>
+          </w:tcPr>
+          <w:p>
+            <w:r>
+              <w:rPr>
+                <w:rFonts w:ascii="Consolas" w:cs="Consolas" w:eastAsia="Consolas" w:hAnsi="Consolas"/>
+                <w:sz w:val="18"/>
+                <w:szCs w:val="18"/>
+              </w:rPr>
+              <w:t xml:space="preserve">/api/customers/{id}/discount-groups/{groupId}</w:t>
+            </w:r>
+          </w:p>
+        </w:tc>
+        <w:tc>
+          <w:tcPr>
+            <w:tcW w:type="dxa" w:w="2760"/>
+            <w:tcBorders>
+              <w:top w:val="single" w:color="CCCCCC" w:sz="1"/>
+              <w:left w:val="single" w:color="CCCCCC" w:sz="1"/>
+              <w:bottom w:val="single" w:color="CCCCCC" w:sz="1"/>
+              <w:right w:val="single" w:color="CCCCCC" w:sz="1"/>
+            </w:tcBorders>
+            <w:shd w:fill="F4F6F7" w:val="clear"/>
+            <w:tcMar>
+              <w:top w:type="dxa" w:w="60"/>
+              <w:left w:type="dxa" w:w="100"/>
+              <w:bottom w:type="dxa" w:w="60"/>
+              <w:right w:type="dxa" w:w="100"/>
+            </w:tcMar>
+          </w:tcPr>
+          <w:p>
+            <w:r>
+              <w:rPr>
+                <w:rFonts w:ascii="Arial" w:cs="Arial" w:eastAsia="Arial" w:hAnsi="Arial"/>
+                <w:sz w:val="22"/>
+                <w:szCs w:val="22"/>
+              </w:rPr>
+              <w:t xml:space="preserve">CUSTOMER_MANAGE</w:t>
+            </w:r>
+          </w:p>
+        </w:tc>
+      </w:tr>
     </w:tbl>
     <w:p>
       <w:pPr>
@@ -8939,6 +9911,344 @@
                 <w:sz w:val="18"/>
                 <w:szCs w:val="18"/>
               </w:rPr>
+              <w:t xml:space="preserve">/api/work-orders/{id}/line-items</w:t>
+            </w:r>
+          </w:p>
+        </w:tc>
+        <w:tc>
+          <w:tcPr>
+            <w:tcW w:type="dxa" w:w="2760"/>
+            <w:tcBorders>
+              <w:top w:val="single" w:color="CCCCCC" w:sz="1"/>
+              <w:left w:val="single" w:color="CCCCCC" w:sz="1"/>
+              <w:bottom w:val="single" w:color="CCCCCC" w:sz="1"/>
+              <w:right w:val="single" w:color="CCCCCC" w:sz="1"/>
+            </w:tcBorders>
+            <w:tcMar>
+              <w:top w:type="dxa" w:w="60"/>
+              <w:left w:type="dxa" w:w="100"/>
+              <w:bottom w:type="dxa" w:w="60"/>
+              <w:right w:type="dxa" w:w="100"/>
+            </w:tcMar>
+          </w:tcPr>
+          <w:p>
+            <w:r>
+              <w:rPr>
+                <w:rFonts w:ascii="Arial" w:cs="Arial" w:eastAsia="Arial" w:hAnsi="Arial"/>
+                <w:sz w:val="22"/>
+                <w:szCs w:val="22"/>
+              </w:rPr>
+              <w:t xml:space="preserve">WORK_ORDER_CREATE</w:t>
+            </w:r>
+          </w:p>
+        </w:tc>
+      </w:tr>
+      <w:tr>
+        <w:tc>
+          <w:tcPr>
+            <w:tcW w:type="dxa" w:w="1200"/>
+            <w:tcBorders>
+              <w:top w:val="single" w:color="CCCCCC" w:sz="1"/>
+              <w:left w:val="single" w:color="CCCCCC" w:sz="1"/>
+              <w:bottom w:val="single" w:color="CCCCCC" w:sz="1"/>
+              <w:right w:val="single" w:color="CCCCCC" w:sz="1"/>
+            </w:tcBorders>
+            <w:shd w:fill="F4F6F7" w:val="clear"/>
+            <w:tcMar>
+              <w:top w:type="dxa" w:w="60"/>
+              <w:left w:type="dxa" w:w="100"/>
+              <w:bottom w:type="dxa" w:w="60"/>
+              <w:right w:type="dxa" w:w="100"/>
+            </w:tcMar>
+          </w:tcPr>
+          <w:p>
+            <w:r>
+              <w:rPr>
+                <w:rFonts w:ascii="Consolas" w:cs="Consolas" w:eastAsia="Consolas" w:hAnsi="Consolas"/>
+                <w:sz w:val="18"/>
+                <w:szCs w:val="18"/>
+              </w:rPr>
+              <w:t xml:space="preserve">PATCH</w:t>
+            </w:r>
+          </w:p>
+        </w:tc>
+        <w:tc>
+          <w:tcPr>
+            <w:tcW w:type="dxa" w:w="5400"/>
+            <w:tcBorders>
+              <w:top w:val="single" w:color="CCCCCC" w:sz="1"/>
+              <w:left w:val="single" w:color="CCCCCC" w:sz="1"/>
+              <w:bottom w:val="single" w:color="CCCCCC" w:sz="1"/>
+              <w:right w:val="single" w:color="CCCCCC" w:sz="1"/>
+            </w:tcBorders>
+            <w:shd w:fill="F4F6F7" w:val="clear"/>
+            <w:tcMar>
+              <w:top w:type="dxa" w:w="60"/>
+              <w:left w:type="dxa" w:w="100"/>
+              <w:bottom w:type="dxa" w:w="60"/>
+              <w:right w:type="dxa" w:w="100"/>
+            </w:tcMar>
+          </w:tcPr>
+          <w:p>
+            <w:r>
+              <w:rPr>
+                <w:rFonts w:ascii="Consolas" w:cs="Consolas" w:eastAsia="Consolas" w:hAnsi="Consolas"/>
+                <w:sz w:val="18"/>
+                <w:szCs w:val="18"/>
+              </w:rPr>
+              <w:t xml:space="preserve">/api/work-orders/line-items/{id}</w:t>
+            </w:r>
+          </w:p>
+        </w:tc>
+        <w:tc>
+          <w:tcPr>
+            <w:tcW w:type="dxa" w:w="2760"/>
+            <w:tcBorders>
+              <w:top w:val="single" w:color="CCCCCC" w:sz="1"/>
+              <w:left w:val="single" w:color="CCCCCC" w:sz="1"/>
+              <w:bottom w:val="single" w:color="CCCCCC" w:sz="1"/>
+              <w:right w:val="single" w:color="CCCCCC" w:sz="1"/>
+            </w:tcBorders>
+            <w:shd w:fill="F4F6F7" w:val="clear"/>
+            <w:tcMar>
+              <w:top w:type="dxa" w:w="60"/>
+              <w:left w:type="dxa" w:w="100"/>
+              <w:bottom w:type="dxa" w:w="60"/>
+              <w:right w:type="dxa" w:w="100"/>
+            </w:tcMar>
+          </w:tcPr>
+          <w:p>
+            <w:r>
+              <w:rPr>
+                <w:rFonts w:ascii="Arial" w:cs="Arial" w:eastAsia="Arial" w:hAnsi="Arial"/>
+                <w:sz w:val="22"/>
+                <w:szCs w:val="22"/>
+              </w:rPr>
+              <w:t xml:space="preserve">WORK_ORDER_CREATE</w:t>
+            </w:r>
+          </w:p>
+        </w:tc>
+      </w:tr>
+      <w:tr>
+        <w:tc>
+          <w:tcPr>
+            <w:tcW w:type="dxa" w:w="1200"/>
+            <w:tcBorders>
+              <w:top w:val="single" w:color="CCCCCC" w:sz="1"/>
+              <w:left w:val="single" w:color="CCCCCC" w:sz="1"/>
+              <w:bottom w:val="single" w:color="CCCCCC" w:sz="1"/>
+              <w:right w:val="single" w:color="CCCCCC" w:sz="1"/>
+            </w:tcBorders>
+            <w:tcMar>
+              <w:top w:type="dxa" w:w="60"/>
+              <w:left w:type="dxa" w:w="100"/>
+              <w:bottom w:type="dxa" w:w="60"/>
+              <w:right w:type="dxa" w:w="100"/>
+            </w:tcMar>
+          </w:tcPr>
+          <w:p>
+            <w:r>
+              <w:rPr>
+                <w:rFonts w:ascii="Consolas" w:cs="Consolas" w:eastAsia="Consolas" w:hAnsi="Consolas"/>
+                <w:sz w:val="18"/>
+                <w:szCs w:val="18"/>
+              </w:rPr>
+              <w:t xml:space="preserve">DELETE</w:t>
+            </w:r>
+          </w:p>
+        </w:tc>
+        <w:tc>
+          <w:tcPr>
+            <w:tcW w:type="dxa" w:w="5400"/>
+            <w:tcBorders>
+              <w:top w:val="single" w:color="CCCCCC" w:sz="1"/>
+              <w:left w:val="single" w:color="CCCCCC" w:sz="1"/>
+              <w:bottom w:val="single" w:color="CCCCCC" w:sz="1"/>
+              <w:right w:val="single" w:color="CCCCCC" w:sz="1"/>
+            </w:tcBorders>
+            <w:tcMar>
+              <w:top w:type="dxa" w:w="60"/>
+              <w:left w:type="dxa" w:w="100"/>
+              <w:bottom w:type="dxa" w:w="60"/>
+              <w:right w:type="dxa" w:w="100"/>
+            </w:tcMar>
+          </w:tcPr>
+          <w:p>
+            <w:r>
+              <w:rPr>
+                <w:rFonts w:ascii="Consolas" w:cs="Consolas" w:eastAsia="Consolas" w:hAnsi="Consolas"/>
+                <w:sz w:val="18"/>
+                <w:szCs w:val="18"/>
+              </w:rPr>
+              <w:t xml:space="preserve">/api/work-orders/line-items/{id}</w:t>
+            </w:r>
+          </w:p>
+        </w:tc>
+        <w:tc>
+          <w:tcPr>
+            <w:tcW w:type="dxa" w:w="2760"/>
+            <w:tcBorders>
+              <w:top w:val="single" w:color="CCCCCC" w:sz="1"/>
+              <w:left w:val="single" w:color="CCCCCC" w:sz="1"/>
+              <w:bottom w:val="single" w:color="CCCCCC" w:sz="1"/>
+              <w:right w:val="single" w:color="CCCCCC" w:sz="1"/>
+            </w:tcBorders>
+            <w:tcMar>
+              <w:top w:type="dxa" w:w="60"/>
+              <w:left w:type="dxa" w:w="100"/>
+              <w:bottom w:type="dxa" w:w="60"/>
+              <w:right w:type="dxa" w:w="100"/>
+            </w:tcMar>
+          </w:tcPr>
+          <w:p>
+            <w:r>
+              <w:rPr>
+                <w:rFonts w:ascii="Arial" w:cs="Arial" w:eastAsia="Arial" w:hAnsi="Arial"/>
+                <w:sz w:val="22"/>
+                <w:szCs w:val="22"/>
+              </w:rPr>
+              <w:t xml:space="preserve">WORK_ORDER_CREATE</w:t>
+            </w:r>
+          </w:p>
+        </w:tc>
+      </w:tr>
+      <w:tr>
+        <w:tc>
+          <w:tcPr>
+            <w:tcW w:type="dxa" w:w="1200"/>
+            <w:tcBorders>
+              <w:top w:val="single" w:color="CCCCCC" w:sz="1"/>
+              <w:left w:val="single" w:color="CCCCCC" w:sz="1"/>
+              <w:bottom w:val="single" w:color="CCCCCC" w:sz="1"/>
+              <w:right w:val="single" w:color="CCCCCC" w:sz="1"/>
+            </w:tcBorders>
+            <w:shd w:fill="F4F6F7" w:val="clear"/>
+            <w:tcMar>
+              <w:top w:type="dxa" w:w="60"/>
+              <w:left w:type="dxa" w:w="100"/>
+              <w:bottom w:type="dxa" w:w="60"/>
+              <w:right w:type="dxa" w:w="100"/>
+            </w:tcMar>
+          </w:tcPr>
+          <w:p>
+            <w:r>
+              <w:rPr>
+                <w:rFonts w:ascii="Consolas" w:cs="Consolas" w:eastAsia="Consolas" w:hAnsi="Consolas"/>
+                <w:sz w:val="18"/>
+                <w:szCs w:val="18"/>
+              </w:rPr>
+              <w:t xml:space="preserve">POST</w:t>
+            </w:r>
+          </w:p>
+        </w:tc>
+        <w:tc>
+          <w:tcPr>
+            <w:tcW w:type="dxa" w:w="5400"/>
+            <w:tcBorders>
+              <w:top w:val="single" w:color="CCCCCC" w:sz="1"/>
+              <w:left w:val="single" w:color="CCCCCC" w:sz="1"/>
+              <w:bottom w:val="single" w:color="CCCCCC" w:sz="1"/>
+              <w:right w:val="single" w:color="CCCCCC" w:sz="1"/>
+            </w:tcBorders>
+            <w:shd w:fill="F4F6F7" w:val="clear"/>
+            <w:tcMar>
+              <w:top w:type="dxa" w:w="60"/>
+              <w:left w:type="dxa" w:w="100"/>
+              <w:bottom w:type="dxa" w:w="60"/>
+              <w:right w:type="dxa" w:w="100"/>
+            </w:tcMar>
+          </w:tcPr>
+          <w:p>
+            <w:r>
+              <w:rPr>
+                <w:rFonts w:ascii="Consolas" w:cs="Consolas" w:eastAsia="Consolas" w:hAnsi="Consolas"/>
+                <w:sz w:val="18"/>
+                <w:szCs w:val="18"/>
+              </w:rPr>
+              <w:t xml:space="preserve">/api/work-orders/{id}/recalculate</w:t>
+            </w:r>
+          </w:p>
+        </w:tc>
+        <w:tc>
+          <w:tcPr>
+            <w:tcW w:type="dxa" w:w="2760"/>
+            <w:tcBorders>
+              <w:top w:val="single" w:color="CCCCCC" w:sz="1"/>
+              <w:left w:val="single" w:color="CCCCCC" w:sz="1"/>
+              <w:bottom w:val="single" w:color="CCCCCC" w:sz="1"/>
+              <w:right w:val="single" w:color="CCCCCC" w:sz="1"/>
+            </w:tcBorders>
+            <w:shd w:fill="F4F6F7" w:val="clear"/>
+            <w:tcMar>
+              <w:top w:type="dxa" w:w="60"/>
+              <w:left w:type="dxa" w:w="100"/>
+              <w:bottom w:type="dxa" w:w="60"/>
+              <w:right w:type="dxa" w:w="100"/>
+            </w:tcMar>
+          </w:tcPr>
+          <w:p>
+            <w:r>
+              <w:rPr>
+                <w:rFonts w:ascii="Arial" w:cs="Arial" w:eastAsia="Arial" w:hAnsi="Arial"/>
+                <w:sz w:val="22"/>
+                <w:szCs w:val="22"/>
+              </w:rPr>
+              <w:t xml:space="preserve">WORK_ORDER_CREATE</w:t>
+            </w:r>
+          </w:p>
+        </w:tc>
+      </w:tr>
+      <w:tr>
+        <w:tc>
+          <w:tcPr>
+            <w:tcW w:type="dxa" w:w="1200"/>
+            <w:tcBorders>
+              <w:top w:val="single" w:color="CCCCCC" w:sz="1"/>
+              <w:left w:val="single" w:color="CCCCCC" w:sz="1"/>
+              <w:bottom w:val="single" w:color="CCCCCC" w:sz="1"/>
+              <w:right w:val="single" w:color="CCCCCC" w:sz="1"/>
+            </w:tcBorders>
+            <w:tcMar>
+              <w:top w:type="dxa" w:w="60"/>
+              <w:left w:type="dxa" w:w="100"/>
+              <w:bottom w:type="dxa" w:w="60"/>
+              <w:right w:type="dxa" w:w="100"/>
+            </w:tcMar>
+          </w:tcPr>
+          <w:p>
+            <w:r>
+              <w:rPr>
+                <w:rFonts w:ascii="Consolas" w:cs="Consolas" w:eastAsia="Consolas" w:hAnsi="Consolas"/>
+                <w:sz w:val="18"/>
+                <w:szCs w:val="18"/>
+              </w:rPr>
+              <w:t xml:space="preserve">POST</w:t>
+            </w:r>
+          </w:p>
+        </w:tc>
+        <w:tc>
+          <w:tcPr>
+            <w:tcW w:type="dxa" w:w="5400"/>
+            <w:tcBorders>
+              <w:top w:val="single" w:color="CCCCCC" w:sz="1"/>
+              <w:left w:val="single" w:color="CCCCCC" w:sz="1"/>
+              <w:bottom w:val="single" w:color="CCCCCC" w:sz="1"/>
+              <w:right w:val="single" w:color="CCCCCC" w:sz="1"/>
+            </w:tcBorders>
+            <w:tcMar>
+              <w:top w:type="dxa" w:w="60"/>
+              <w:left w:type="dxa" w:w="100"/>
+              <w:bottom w:type="dxa" w:w="60"/>
+              <w:right w:type="dxa" w:w="100"/>
+            </w:tcMar>
+          </w:tcPr>
+          <w:p>
+            <w:r>
+              <w:rPr>
+                <w:rFonts w:ascii="Consolas" w:cs="Consolas" w:eastAsia="Consolas" w:hAnsi="Consolas"/>
+                <w:sz w:val="18"/>
+                <w:szCs w:val="18"/>
+              </w:rPr>
               <w:t xml:space="preserve">/api/work-orders/{id}/complete</w:t>
             </w:r>
           </w:p>
@@ -11530,6 +12840,258 @@
           </w:p>
         </w:tc>
       </w:tr>
+      <w:tr>
+        <w:tc>
+          <w:tcPr>
+            <w:tcW w:type="dxa" w:w="1200"/>
+            <w:tcBorders>
+              <w:top w:val="single" w:color="CCCCCC" w:sz="1"/>
+              <w:left w:val="single" w:color="CCCCCC" w:sz="1"/>
+              <w:bottom w:val="single" w:color="CCCCCC" w:sz="1"/>
+              <w:right w:val="single" w:color="CCCCCC" w:sz="1"/>
+            </w:tcBorders>
+            <w:tcMar>
+              <w:top w:type="dxa" w:w="60"/>
+              <w:left w:type="dxa" w:w="100"/>
+              <w:bottom w:type="dxa" w:w="60"/>
+              <w:right w:type="dxa" w:w="100"/>
+            </w:tcMar>
+          </w:tcPr>
+          <w:p>
+            <w:r>
+              <w:rPr>
+                <w:rFonts w:ascii="Consolas" w:cs="Consolas" w:eastAsia="Consolas" w:hAnsi="Consolas"/>
+                <w:sz w:val="18"/>
+                <w:szCs w:val="18"/>
+              </w:rPr>
+              <w:t xml:space="preserve">POST</w:t>
+            </w:r>
+          </w:p>
+        </w:tc>
+        <w:tc>
+          <w:tcPr>
+            <w:tcW w:type="dxa" w:w="5400"/>
+            <w:tcBorders>
+              <w:top w:val="single" w:color="CCCCCC" w:sz="1"/>
+              <w:left w:val="single" w:color="CCCCCC" w:sz="1"/>
+              <w:bottom w:val="single" w:color="CCCCCC" w:sz="1"/>
+              <w:right w:val="single" w:color="CCCCCC" w:sz="1"/>
+            </w:tcBorders>
+            <w:tcMar>
+              <w:top w:type="dxa" w:w="60"/>
+              <w:left w:type="dxa" w:w="100"/>
+              <w:bottom w:type="dxa" w:w="60"/>
+              <w:right w:type="dxa" w:w="100"/>
+            </w:tcMar>
+          </w:tcPr>
+          <w:p>
+            <w:r>
+              <w:rPr>
+                <w:rFonts w:ascii="Consolas" w:cs="Consolas" w:eastAsia="Consolas" w:hAnsi="Consolas"/>
+                <w:sz w:val="18"/>
+                <w:szCs w:val="18"/>
+              </w:rPr>
+              <w:t xml:space="preserve">/api/services</w:t>
+            </w:r>
+          </w:p>
+        </w:tc>
+        <w:tc>
+          <w:tcPr>
+            <w:tcW w:type="dxa" w:w="2760"/>
+            <w:tcBorders>
+              <w:top w:val="single" w:color="CCCCCC" w:sz="1"/>
+              <w:left w:val="single" w:color="CCCCCC" w:sz="1"/>
+              <w:bottom w:val="single" w:color="CCCCCC" w:sz="1"/>
+              <w:right w:val="single" w:color="CCCCCC" w:sz="1"/>
+            </w:tcBorders>
+            <w:tcMar>
+              <w:top w:type="dxa" w:w="60"/>
+              <w:left w:type="dxa" w:w="100"/>
+              <w:bottom w:type="dxa" w:w="60"/>
+              <w:right w:type="dxa" w:w="100"/>
+            </w:tcMar>
+          </w:tcPr>
+          <w:p>
+            <w:r>
+              <w:rPr>
+                <w:rFonts w:ascii="Arial" w:cs="Arial" w:eastAsia="Arial" w:hAnsi="Arial"/>
+                <w:sz w:val="22"/>
+                <w:szCs w:val="22"/>
+              </w:rPr>
+              <w:t xml:space="preserve">CONFIG_MANAGE</w:t>
+            </w:r>
+          </w:p>
+        </w:tc>
+      </w:tr>
+      <w:tr>
+        <w:tc>
+          <w:tcPr>
+            <w:tcW w:type="dxa" w:w="1200"/>
+            <w:tcBorders>
+              <w:top w:val="single" w:color="CCCCCC" w:sz="1"/>
+              <w:left w:val="single" w:color="CCCCCC" w:sz="1"/>
+              <w:bottom w:val="single" w:color="CCCCCC" w:sz="1"/>
+              <w:right w:val="single" w:color="CCCCCC" w:sz="1"/>
+            </w:tcBorders>
+            <w:shd w:fill="F4F6F7" w:val="clear"/>
+            <w:tcMar>
+              <w:top w:type="dxa" w:w="60"/>
+              <w:left w:type="dxa" w:w="100"/>
+              <w:bottom w:type="dxa" w:w="60"/>
+              <w:right w:type="dxa" w:w="100"/>
+            </w:tcMar>
+          </w:tcPr>
+          <w:p>
+            <w:r>
+              <w:rPr>
+                <w:rFonts w:ascii="Consolas" w:cs="Consolas" w:eastAsia="Consolas" w:hAnsi="Consolas"/>
+                <w:sz w:val="18"/>
+                <w:szCs w:val="18"/>
+              </w:rPr>
+              <w:t xml:space="preserve">PATCH</w:t>
+            </w:r>
+          </w:p>
+        </w:tc>
+        <w:tc>
+          <w:tcPr>
+            <w:tcW w:type="dxa" w:w="5400"/>
+            <w:tcBorders>
+              <w:top w:val="single" w:color="CCCCCC" w:sz="1"/>
+              <w:left w:val="single" w:color="CCCCCC" w:sz="1"/>
+              <w:bottom w:val="single" w:color="CCCCCC" w:sz="1"/>
+              <w:right w:val="single" w:color="CCCCCC" w:sz="1"/>
+            </w:tcBorders>
+            <w:shd w:fill="F4F6F7" w:val="clear"/>
+            <w:tcMar>
+              <w:top w:type="dxa" w:w="60"/>
+              <w:left w:type="dxa" w:w="100"/>
+              <w:bottom w:type="dxa" w:w="60"/>
+              <w:right w:type="dxa" w:w="100"/>
+            </w:tcMar>
+          </w:tcPr>
+          <w:p>
+            <w:r>
+              <w:rPr>
+                <w:rFonts w:ascii="Consolas" w:cs="Consolas" w:eastAsia="Consolas" w:hAnsi="Consolas"/>
+                <w:sz w:val="18"/>
+                <w:szCs w:val="18"/>
+              </w:rPr>
+              <w:t xml:space="preserve">/api/services/{id}</w:t>
+            </w:r>
+          </w:p>
+        </w:tc>
+        <w:tc>
+          <w:tcPr>
+            <w:tcW w:type="dxa" w:w="2760"/>
+            <w:tcBorders>
+              <w:top w:val="single" w:color="CCCCCC" w:sz="1"/>
+              <w:left w:val="single" w:color="CCCCCC" w:sz="1"/>
+              <w:bottom w:val="single" w:color="CCCCCC" w:sz="1"/>
+              <w:right w:val="single" w:color="CCCCCC" w:sz="1"/>
+            </w:tcBorders>
+            <w:shd w:fill="F4F6F7" w:val="clear"/>
+            <w:tcMar>
+              <w:top w:type="dxa" w:w="60"/>
+              <w:left w:type="dxa" w:w="100"/>
+              <w:bottom w:type="dxa" w:w="60"/>
+              <w:right w:type="dxa" w:w="100"/>
+            </w:tcMar>
+          </w:tcPr>
+          <w:p>
+            <w:r>
+              <w:rPr>
+                <w:rFonts w:ascii="Arial" w:cs="Arial" w:eastAsia="Arial" w:hAnsi="Arial"/>
+                <w:sz w:val="22"/>
+                <w:szCs w:val="22"/>
+              </w:rPr>
+              <w:t xml:space="preserve">CONFIG_MANAGE</w:t>
+            </w:r>
+          </w:p>
+        </w:tc>
+      </w:tr>
+      <w:tr>
+        <w:tc>
+          <w:tcPr>
+            <w:tcW w:type="dxa" w:w="1200"/>
+            <w:tcBorders>
+              <w:top w:val="single" w:color="CCCCCC" w:sz="1"/>
+              <w:left w:val="single" w:color="CCCCCC" w:sz="1"/>
+              <w:bottom w:val="single" w:color="CCCCCC" w:sz="1"/>
+              <w:right w:val="single" w:color="CCCCCC" w:sz="1"/>
+            </w:tcBorders>
+            <w:tcMar>
+              <w:top w:type="dxa" w:w="60"/>
+              <w:left w:type="dxa" w:w="100"/>
+              <w:bottom w:type="dxa" w:w="60"/>
+              <w:right w:type="dxa" w:w="100"/>
+            </w:tcMar>
+          </w:tcPr>
+          <w:p>
+            <w:r>
+              <w:rPr>
+                <w:rFonts w:ascii="Consolas" w:cs="Consolas" w:eastAsia="Consolas" w:hAnsi="Consolas"/>
+                <w:sz w:val="18"/>
+                <w:szCs w:val="18"/>
+              </w:rPr>
+              <w:t xml:space="preserve">DELETE</w:t>
+            </w:r>
+          </w:p>
+        </w:tc>
+        <w:tc>
+          <w:tcPr>
+            <w:tcW w:type="dxa" w:w="5400"/>
+            <w:tcBorders>
+              <w:top w:val="single" w:color="CCCCCC" w:sz="1"/>
+              <w:left w:val="single" w:color="CCCCCC" w:sz="1"/>
+              <w:bottom w:val="single" w:color="CCCCCC" w:sz="1"/>
+              <w:right w:val="single" w:color="CCCCCC" w:sz="1"/>
+            </w:tcBorders>
+            <w:tcMar>
+              <w:top w:type="dxa" w:w="60"/>
+              <w:left w:type="dxa" w:w="100"/>
+              <w:bottom w:type="dxa" w:w="60"/>
+              <w:right w:type="dxa" w:w="100"/>
+            </w:tcMar>
+          </w:tcPr>
+          <w:p>
+            <w:r>
+              <w:rPr>
+                <w:rFonts w:ascii="Consolas" w:cs="Consolas" w:eastAsia="Consolas" w:hAnsi="Consolas"/>
+                <w:sz w:val="18"/>
+                <w:szCs w:val="18"/>
+              </w:rPr>
+              <w:t xml:space="preserve">/api/services/{id}</w:t>
+            </w:r>
+          </w:p>
+        </w:tc>
+        <w:tc>
+          <w:tcPr>
+            <w:tcW w:type="dxa" w:w="2760"/>
+            <w:tcBorders>
+              <w:top w:val="single" w:color="CCCCCC" w:sz="1"/>
+              <w:left w:val="single" w:color="CCCCCC" w:sz="1"/>
+              <w:bottom w:val="single" w:color="CCCCCC" w:sz="1"/>
+              <w:right w:val="single" w:color="CCCCCC" w:sz="1"/>
+            </w:tcBorders>
+            <w:tcMar>
+              <w:top w:type="dxa" w:w="60"/>
+              <w:left w:type="dxa" w:w="100"/>
+              <w:bottom w:type="dxa" w:w="60"/>
+              <w:right w:type="dxa" w:w="100"/>
+            </w:tcMar>
+          </w:tcPr>
+          <w:p>
+            <w:r>
+              <w:rPr>
+                <w:rFonts w:ascii="Arial" w:cs="Arial" w:eastAsia="Arial" w:hAnsi="Arial"/>
+                <w:sz w:val="22"/>
+                <w:szCs w:val="22"/>
+              </w:rPr>
+              <w:t xml:space="preserve">CONFIG_MANAGE</w:t>
+            </w:r>
+          </w:p>
+        </w:tc>
+      </w:tr>
     </w:tbl>
     <w:p>
       <w:pPr>
@@ -11546,7 +13108,7 @@
           <w:b/>
           <w:bCs/>
         </w:rPr>
-        <w:t xml:space="preserve">6.17  Settings</w:t>
+        <w:t xml:space="preserve">6.17  Configuration / Fees</w:t>
       </w:r>
     </w:p>
     <w:tbl>
@@ -11712,7 +13274,7 @@
                 <w:sz w:val="18"/>
                 <w:szCs w:val="18"/>
               </w:rPr>
-              <w:t xml:space="preserve">/api/settings</w:t>
+              <w:t xml:space="preserve">/api/config</w:t>
             </w:r>
           </w:p>
         </w:tc>
@@ -11739,7 +13301,7 @@
                 <w:sz w:val="22"/>
                 <w:szCs w:val="22"/>
               </w:rPr>
-              <w:t xml:space="preserve">USER_MANAGE</w:t>
+              <w:t xml:space="preserve">CONFIG_MANAGE</w:t>
             </w:r>
           </w:p>
         </w:tc>
@@ -11769,6 +13331,175 @@
                 <w:sz w:val="18"/>
                 <w:szCs w:val="18"/>
               </w:rPr>
+              <w:t xml:space="preserve">GET</w:t>
+            </w:r>
+          </w:p>
+        </w:tc>
+        <w:tc>
+          <w:tcPr>
+            <w:tcW w:type="dxa" w:w="5400"/>
+            <w:tcBorders>
+              <w:top w:val="single" w:color="CCCCCC" w:sz="1"/>
+              <w:left w:val="single" w:color="CCCCCC" w:sz="1"/>
+              <w:bottom w:val="single" w:color="CCCCCC" w:sz="1"/>
+              <w:right w:val="single" w:color="CCCCCC" w:sz="1"/>
+            </w:tcBorders>
+            <w:shd w:fill="F4F6F7" w:val="clear"/>
+            <w:tcMar>
+              <w:top w:type="dxa" w:w="60"/>
+              <w:left w:type="dxa" w:w="100"/>
+              <w:bottom w:type="dxa" w:w="60"/>
+              <w:right w:type="dxa" w:w="100"/>
+            </w:tcMar>
+          </w:tcPr>
+          <w:p>
+            <w:r>
+              <w:rPr>
+                <w:rFonts w:ascii="Consolas" w:cs="Consolas" w:eastAsia="Consolas" w:hAnsi="Consolas"/>
+                <w:sz w:val="18"/>
+                <w:szCs w:val="18"/>
+              </w:rPr>
+              <w:t xml:space="preserve">/api/config/{key}</w:t>
+            </w:r>
+          </w:p>
+        </w:tc>
+        <w:tc>
+          <w:tcPr>
+            <w:tcW w:type="dxa" w:w="2760"/>
+            <w:tcBorders>
+              <w:top w:val="single" w:color="CCCCCC" w:sz="1"/>
+              <w:left w:val="single" w:color="CCCCCC" w:sz="1"/>
+              <w:bottom w:val="single" w:color="CCCCCC" w:sz="1"/>
+              <w:right w:val="single" w:color="CCCCCC" w:sz="1"/>
+            </w:tcBorders>
+            <w:shd w:fill="F4F6F7" w:val="clear"/>
+            <w:tcMar>
+              <w:top w:type="dxa" w:w="60"/>
+              <w:left w:type="dxa" w:w="100"/>
+              <w:bottom w:type="dxa" w:w="60"/>
+              <w:right w:type="dxa" w:w="100"/>
+            </w:tcMar>
+          </w:tcPr>
+          <w:p>
+            <w:r>
+              <w:rPr>
+                <w:rFonts w:ascii="Arial" w:cs="Arial" w:eastAsia="Arial" w:hAnsi="Arial"/>
+                <w:sz w:val="22"/>
+                <w:szCs w:val="22"/>
+              </w:rPr>
+              <w:t xml:space="preserve">AUTH</w:t>
+            </w:r>
+          </w:p>
+        </w:tc>
+      </w:tr>
+      <w:tr>
+        <w:tc>
+          <w:tcPr>
+            <w:tcW w:type="dxa" w:w="1200"/>
+            <w:tcBorders>
+              <w:top w:val="single" w:color="CCCCCC" w:sz="1"/>
+              <w:left w:val="single" w:color="CCCCCC" w:sz="1"/>
+              <w:bottom w:val="single" w:color="CCCCCC" w:sz="1"/>
+              <w:right w:val="single" w:color="CCCCCC" w:sz="1"/>
+            </w:tcBorders>
+            <w:tcMar>
+              <w:top w:type="dxa" w:w="60"/>
+              <w:left w:type="dxa" w:w="100"/>
+              <w:bottom w:type="dxa" w:w="60"/>
+              <w:right w:type="dxa" w:w="100"/>
+            </w:tcMar>
+          </w:tcPr>
+          <w:p>
+            <w:r>
+              <w:rPr>
+                <w:rFonts w:ascii="Consolas" w:cs="Consolas" w:eastAsia="Consolas" w:hAnsi="Consolas"/>
+                <w:sz w:val="18"/>
+                <w:szCs w:val="18"/>
+              </w:rPr>
+              <w:t xml:space="preserve">POST</w:t>
+            </w:r>
+          </w:p>
+        </w:tc>
+        <w:tc>
+          <w:tcPr>
+            <w:tcW w:type="dxa" w:w="5400"/>
+            <w:tcBorders>
+              <w:top w:val="single" w:color="CCCCCC" w:sz="1"/>
+              <w:left w:val="single" w:color="CCCCCC" w:sz="1"/>
+              <w:bottom w:val="single" w:color="CCCCCC" w:sz="1"/>
+              <w:right w:val="single" w:color="CCCCCC" w:sz="1"/>
+            </w:tcBorders>
+            <w:tcMar>
+              <w:top w:type="dxa" w:w="60"/>
+              <w:left w:type="dxa" w:w="100"/>
+              <w:bottom w:type="dxa" w:w="60"/>
+              <w:right w:type="dxa" w:w="100"/>
+            </w:tcMar>
+          </w:tcPr>
+          <w:p>
+            <w:r>
+              <w:rPr>
+                <w:rFonts w:ascii="Consolas" w:cs="Consolas" w:eastAsia="Consolas" w:hAnsi="Consolas"/>
+                <w:sz w:val="18"/>
+                <w:szCs w:val="18"/>
+              </w:rPr>
+              <w:t xml:space="preserve">/api/config/fees</w:t>
+            </w:r>
+          </w:p>
+        </w:tc>
+        <w:tc>
+          <w:tcPr>
+            <w:tcW w:type="dxa" w:w="2760"/>
+            <w:tcBorders>
+              <w:top w:val="single" w:color="CCCCCC" w:sz="1"/>
+              <w:left w:val="single" w:color="CCCCCC" w:sz="1"/>
+              <w:bottom w:val="single" w:color="CCCCCC" w:sz="1"/>
+              <w:right w:val="single" w:color="CCCCCC" w:sz="1"/>
+            </w:tcBorders>
+            <w:tcMar>
+              <w:top w:type="dxa" w:w="60"/>
+              <w:left w:type="dxa" w:w="100"/>
+              <w:bottom w:type="dxa" w:w="60"/>
+              <w:right w:type="dxa" w:w="100"/>
+            </w:tcMar>
+          </w:tcPr>
+          <w:p>
+            <w:r>
+              <w:rPr>
+                <w:rFonts w:ascii="Arial" w:cs="Arial" w:eastAsia="Arial" w:hAnsi="Arial"/>
+                <w:sz w:val="22"/>
+                <w:szCs w:val="22"/>
+              </w:rPr>
+              <w:t xml:space="preserve">CONFIG_MANAGE</w:t>
+            </w:r>
+          </w:p>
+        </w:tc>
+      </w:tr>
+      <w:tr>
+        <w:tc>
+          <w:tcPr>
+            <w:tcW w:type="dxa" w:w="1200"/>
+            <w:tcBorders>
+              <w:top w:val="single" w:color="CCCCCC" w:sz="1"/>
+              <w:left w:val="single" w:color="CCCCCC" w:sz="1"/>
+              <w:bottom w:val="single" w:color="CCCCCC" w:sz="1"/>
+              <w:right w:val="single" w:color="CCCCCC" w:sz="1"/>
+            </w:tcBorders>
+            <w:shd w:fill="F4F6F7" w:val="clear"/>
+            <w:tcMar>
+              <w:top w:type="dxa" w:w="60"/>
+              <w:left w:type="dxa" w:w="100"/>
+              <w:bottom w:type="dxa" w:w="60"/>
+              <w:right w:type="dxa" w:w="100"/>
+            </w:tcMar>
+          </w:tcPr>
+          <w:p>
+            <w:r>
+              <w:rPr>
+                <w:rFonts w:ascii="Consolas" w:cs="Consolas" w:eastAsia="Consolas" w:hAnsi="Consolas"/>
+                <w:sz w:val="18"/>
+                <w:szCs w:val="18"/>
+              </w:rPr>
               <w:t xml:space="preserve">PATCH</w:t>
             </w:r>
           </w:p>
@@ -11797,7 +13528,7 @@
                 <w:sz w:val="18"/>
                 <w:szCs w:val="18"/>
               </w:rPr>
-              <w:t xml:space="preserve">/api/settings</w:t>
+              <w:t xml:space="preserve">/api/config/fees/{id}</w:t>
             </w:r>
           </w:p>
         </w:tc>
@@ -11825,7 +13556,176 @@
                 <w:sz w:val="22"/>
                 <w:szCs w:val="22"/>
               </w:rPr>
-              <w:t xml:space="preserve">USER_MANAGE</w:t>
+              <w:t xml:space="preserve">CONFIG_MANAGE</w:t>
+            </w:r>
+          </w:p>
+        </w:tc>
+      </w:tr>
+      <w:tr>
+        <w:tc>
+          <w:tcPr>
+            <w:tcW w:type="dxa" w:w="1200"/>
+            <w:tcBorders>
+              <w:top w:val="single" w:color="CCCCCC" w:sz="1"/>
+              <w:left w:val="single" w:color="CCCCCC" w:sz="1"/>
+              <w:bottom w:val="single" w:color="CCCCCC" w:sz="1"/>
+              <w:right w:val="single" w:color="CCCCCC" w:sz="1"/>
+            </w:tcBorders>
+            <w:tcMar>
+              <w:top w:type="dxa" w:w="60"/>
+              <w:left w:type="dxa" w:w="100"/>
+              <w:bottom w:type="dxa" w:w="60"/>
+              <w:right w:type="dxa" w:w="100"/>
+            </w:tcMar>
+          </w:tcPr>
+          <w:p>
+            <w:r>
+              <w:rPr>
+                <w:rFonts w:ascii="Consolas" w:cs="Consolas" w:eastAsia="Consolas" w:hAnsi="Consolas"/>
+                <w:sz w:val="18"/>
+                <w:szCs w:val="18"/>
+              </w:rPr>
+              <w:t xml:space="preserve">DELETE</w:t>
+            </w:r>
+          </w:p>
+        </w:tc>
+        <w:tc>
+          <w:tcPr>
+            <w:tcW w:type="dxa" w:w="5400"/>
+            <w:tcBorders>
+              <w:top w:val="single" w:color="CCCCCC" w:sz="1"/>
+              <w:left w:val="single" w:color="CCCCCC" w:sz="1"/>
+              <w:bottom w:val="single" w:color="CCCCCC" w:sz="1"/>
+              <w:right w:val="single" w:color="CCCCCC" w:sz="1"/>
+            </w:tcBorders>
+            <w:tcMar>
+              <w:top w:type="dxa" w:w="60"/>
+              <w:left w:type="dxa" w:w="100"/>
+              <w:bottom w:type="dxa" w:w="60"/>
+              <w:right w:type="dxa" w:w="100"/>
+            </w:tcMar>
+          </w:tcPr>
+          <w:p>
+            <w:r>
+              <w:rPr>
+                <w:rFonts w:ascii="Consolas" w:cs="Consolas" w:eastAsia="Consolas" w:hAnsi="Consolas"/>
+                <w:sz w:val="18"/>
+                <w:szCs w:val="18"/>
+              </w:rPr>
+              <w:t xml:space="preserve">/api/config/fees/{id}</w:t>
+            </w:r>
+          </w:p>
+        </w:tc>
+        <w:tc>
+          <w:tcPr>
+            <w:tcW w:type="dxa" w:w="2760"/>
+            <w:tcBorders>
+              <w:top w:val="single" w:color="CCCCCC" w:sz="1"/>
+              <w:left w:val="single" w:color="CCCCCC" w:sz="1"/>
+              <w:bottom w:val="single" w:color="CCCCCC" w:sz="1"/>
+              <w:right w:val="single" w:color="CCCCCC" w:sz="1"/>
+            </w:tcBorders>
+            <w:tcMar>
+              <w:top w:type="dxa" w:w="60"/>
+              <w:left w:type="dxa" w:w="100"/>
+              <w:bottom w:type="dxa" w:w="60"/>
+              <w:right w:type="dxa" w:w="100"/>
+            </w:tcMar>
+          </w:tcPr>
+          <w:p>
+            <w:r>
+              <w:rPr>
+                <w:rFonts w:ascii="Arial" w:cs="Arial" w:eastAsia="Arial" w:hAnsi="Arial"/>
+                <w:sz w:val="22"/>
+                <w:szCs w:val="22"/>
+              </w:rPr>
+              <w:t xml:space="preserve">CONFIG_MANAGE</w:t>
+            </w:r>
+          </w:p>
+        </w:tc>
+      </w:tr>
+      <w:tr>
+        <w:tc>
+          <w:tcPr>
+            <w:tcW w:type="dxa" w:w="1200"/>
+            <w:tcBorders>
+              <w:top w:val="single" w:color="CCCCCC" w:sz="1"/>
+              <w:left w:val="single" w:color="CCCCCC" w:sz="1"/>
+              <w:bottom w:val="single" w:color="CCCCCC" w:sz="1"/>
+              <w:right w:val="single" w:color="CCCCCC" w:sz="1"/>
+            </w:tcBorders>
+            <w:shd w:fill="F4F6F7" w:val="clear"/>
+            <w:tcMar>
+              <w:top w:type="dxa" w:w="60"/>
+              <w:left w:type="dxa" w:w="100"/>
+              <w:bottom w:type="dxa" w:w="60"/>
+              <w:right w:type="dxa" w:w="100"/>
+            </w:tcMar>
+          </w:tcPr>
+          <w:p>
+            <w:r>
+              <w:rPr>
+                <w:rFonts w:ascii="Consolas" w:cs="Consolas" w:eastAsia="Consolas" w:hAnsi="Consolas"/>
+                <w:sz w:val="18"/>
+                <w:szCs w:val="18"/>
+              </w:rPr>
+              <w:t xml:space="preserve">GET</w:t>
+            </w:r>
+          </w:p>
+        </w:tc>
+        <w:tc>
+          <w:tcPr>
+            <w:tcW w:type="dxa" w:w="5400"/>
+            <w:tcBorders>
+              <w:top w:val="single" w:color="CCCCCC" w:sz="1"/>
+              <w:left w:val="single" w:color="CCCCCC" w:sz="1"/>
+              <w:bottom w:val="single" w:color="CCCCCC" w:sz="1"/>
+              <w:right w:val="single" w:color="CCCCCC" w:sz="1"/>
+            </w:tcBorders>
+            <w:shd w:fill="F4F6F7" w:val="clear"/>
+            <w:tcMar>
+              <w:top w:type="dxa" w:w="60"/>
+              <w:left w:type="dxa" w:w="100"/>
+              <w:bottom w:type="dxa" w:w="60"/>
+              <w:right w:type="dxa" w:w="100"/>
+            </w:tcMar>
+          </w:tcPr>
+          <w:p>
+            <w:r>
+              <w:rPr>
+                <w:rFonts w:ascii="Consolas" w:cs="Consolas" w:eastAsia="Consolas" w:hAnsi="Consolas"/>
+                <w:sz w:val="18"/>
+                <w:szCs w:val="18"/>
+              </w:rPr>
+              <w:t xml:space="preserve">/api/config/fees/{id}</w:t>
+            </w:r>
+          </w:p>
+        </w:tc>
+        <w:tc>
+          <w:tcPr>
+            <w:tcW w:type="dxa" w:w="2760"/>
+            <w:tcBorders>
+              <w:top w:val="single" w:color="CCCCCC" w:sz="1"/>
+              <w:left w:val="single" w:color="CCCCCC" w:sz="1"/>
+              <w:bottom w:val="single" w:color="CCCCCC" w:sz="1"/>
+              <w:right w:val="single" w:color="CCCCCC" w:sz="1"/>
+            </w:tcBorders>
+            <w:shd w:fill="F4F6F7" w:val="clear"/>
+            <w:tcMar>
+              <w:top w:type="dxa" w:w="60"/>
+              <w:left w:type="dxa" w:w="100"/>
+              <w:bottom w:type="dxa" w:w="60"/>
+              <w:right w:type="dxa" w:w="100"/>
+            </w:tcMar>
+          </w:tcPr>
+          <w:p>
+            <w:r>
+              <w:rPr>
+                <w:rFonts w:ascii="Arial" w:cs="Arial" w:eastAsia="Arial" w:hAnsi="Arial"/>
+                <w:sz w:val="22"/>
+                <w:szCs w:val="22"/>
+              </w:rPr>
+              <w:t xml:space="preserve">CONFIG_MANAGE</w:t>
             </w:r>
           </w:p>
         </w:tc>
@@ -11846,7 +13746,7 @@
           <w:b/>
           <w:bCs/>
         </w:rPr>
-        <w:t xml:space="preserve">6.18  Configuration</w:t>
+        <w:t xml:space="preserve">6.18  Settings</w:t>
       </w:r>
     </w:p>
     <w:tbl>
@@ -12012,7 +13912,7 @@
                 <w:sz w:val="18"/>
                 <w:szCs w:val="18"/>
               </w:rPr>
-              <w:t xml:space="preserve">/api/config</w:t>
+              <w:t xml:space="preserve">/api/settings</w:t>
             </w:r>
           </w:p>
         </w:tc>
@@ -12039,7 +13939,7 @@
                 <w:sz w:val="22"/>
                 <w:szCs w:val="22"/>
               </w:rPr>
-              <w:t xml:space="preserve">CONFIG_MANAGE</w:t>
+              <w:t xml:space="preserve">USER_MANAGE</w:t>
             </w:r>
           </w:p>
         </w:tc>
@@ -12069,7 +13969,7 @@
                 <w:sz w:val="18"/>
                 <w:szCs w:val="18"/>
               </w:rPr>
-              <w:t xml:space="preserve">GET</w:t>
+              <w:t xml:space="preserve">PATCH</w:t>
             </w:r>
           </w:p>
         </w:tc>
@@ -12097,7 +13997,7 @@
                 <w:sz w:val="18"/>
                 <w:szCs w:val="18"/>
               </w:rPr>
-              <w:t xml:space="preserve">/api/config/{key}</w:t>
+              <w:t xml:space="preserve">/api/settings</w:t>
             </w:r>
           </w:p>
         </w:tc>
@@ -12125,90 +14025,7 @@
                 <w:sz w:val="22"/>
                 <w:szCs w:val="22"/>
               </w:rPr>
-              <w:t xml:space="preserve">AUTH</w:t>
-            </w:r>
-          </w:p>
-        </w:tc>
-      </w:tr>
-      <w:tr>
-        <w:tc>
-          <w:tcPr>
-            <w:tcW w:type="dxa" w:w="1200"/>
-            <w:tcBorders>
-              <w:top w:val="single" w:color="CCCCCC" w:sz="1"/>
-              <w:left w:val="single" w:color="CCCCCC" w:sz="1"/>
-              <w:bottom w:val="single" w:color="CCCCCC" w:sz="1"/>
-              <w:right w:val="single" w:color="CCCCCC" w:sz="1"/>
-            </w:tcBorders>
-            <w:tcMar>
-              <w:top w:type="dxa" w:w="60"/>
-              <w:left w:type="dxa" w:w="100"/>
-              <w:bottom w:type="dxa" w:w="60"/>
-              <w:right w:type="dxa" w:w="100"/>
-            </w:tcMar>
-          </w:tcPr>
-          <w:p>
-            <w:r>
-              <w:rPr>
-                <w:rFonts w:ascii="Consolas" w:cs="Consolas" w:eastAsia="Consolas" w:hAnsi="Consolas"/>
-                <w:sz w:val="18"/>
-                <w:szCs w:val="18"/>
-              </w:rPr>
-              <w:t xml:space="preserve">PATCH</w:t>
-            </w:r>
-          </w:p>
-        </w:tc>
-        <w:tc>
-          <w:tcPr>
-            <w:tcW w:type="dxa" w:w="5400"/>
-            <w:tcBorders>
-              <w:top w:val="single" w:color="CCCCCC" w:sz="1"/>
-              <w:left w:val="single" w:color="CCCCCC" w:sz="1"/>
-              <w:bottom w:val="single" w:color="CCCCCC" w:sz="1"/>
-              <w:right w:val="single" w:color="CCCCCC" w:sz="1"/>
-            </w:tcBorders>
-            <w:tcMar>
-              <w:top w:type="dxa" w:w="60"/>
-              <w:left w:type="dxa" w:w="100"/>
-              <w:bottom w:type="dxa" w:w="60"/>
-              <w:right w:type="dxa" w:w="100"/>
-            </w:tcMar>
-          </w:tcPr>
-          <w:p>
-            <w:r>
-              <w:rPr>
-                <w:rFonts w:ascii="Consolas" w:cs="Consolas" w:eastAsia="Consolas" w:hAnsi="Consolas"/>
-                <w:sz w:val="18"/>
-                <w:szCs w:val="18"/>
-              </w:rPr>
-              <w:t xml:space="preserve">/api/config/{key}</w:t>
-            </w:r>
-          </w:p>
-        </w:tc>
-        <w:tc>
-          <w:tcPr>
-            <w:tcW w:type="dxa" w:w="2760"/>
-            <w:tcBorders>
-              <w:top w:val="single" w:color="CCCCCC" w:sz="1"/>
-              <w:left w:val="single" w:color="CCCCCC" w:sz="1"/>
-              <w:bottom w:val="single" w:color="CCCCCC" w:sz="1"/>
-              <w:right w:val="single" w:color="CCCCCC" w:sz="1"/>
-            </w:tcBorders>
-            <w:tcMar>
-              <w:top w:type="dxa" w:w="60"/>
-              <w:left w:type="dxa" w:w="100"/>
-              <w:bottom w:type="dxa" w:w="60"/>
-              <w:right w:type="dxa" w:w="100"/>
-            </w:tcMar>
-          </w:tcPr>
-          <w:p>
-            <w:r>
-              <w:rPr>
-                <w:rFonts w:ascii="Arial" w:cs="Arial" w:eastAsia="Arial" w:hAnsi="Arial"/>
-                <w:sz w:val="22"/>
-                <w:szCs w:val="22"/>
-              </w:rPr>
-              <w:t xml:space="preserve">CONFIG_MANAGE</w:t>
+              <w:t xml:space="preserve">USER_MANAGE</w:t>
             </w:r>
           </w:p>
         </w:tc>
@@ -19338,7 +21155,7 @@
           <w:b/>
           <w:bCs/>
         </w:rPr>
-        <w:t xml:space="preserve">6.34  Integrations</w:t>
+        <w:t xml:space="preserve">6.34  Discount Groups</w:t>
       </w:r>
     </w:p>
     <w:tbl>
@@ -19504,7 +21321,7 @@
                 <w:sz w:val="18"/>
                 <w:szCs w:val="18"/>
               </w:rPr>
-              <w:t xml:space="preserve">/api/integrations</w:t>
+              <w:t xml:space="preserve">/api/discount-groups</w:t>
             </w:r>
           </w:p>
         </w:tc>
@@ -19531,7 +21348,7 @@
                 <w:sz w:val="22"/>
                 <w:szCs w:val="22"/>
               </w:rPr>
-              <w:t xml:space="preserve">USER_MANAGE</w:t>
+              <w:t xml:space="preserve">CONFIG_MANAGE</w:t>
             </w:r>
           </w:p>
         </w:tc>
@@ -19589,7 +21406,7 @@
                 <w:sz w:val="18"/>
                 <w:szCs w:val="18"/>
               </w:rPr>
-              <w:t xml:space="preserve">/api/integrations/{name}/credentials</w:t>
+              <w:t xml:space="preserve">/api/discount-groups/{id}</w:t>
             </w:r>
           </w:p>
         </w:tc>
@@ -19617,7 +21434,7 @@
                 <w:sz w:val="22"/>
                 <w:szCs w:val="22"/>
               </w:rPr>
-              <w:t xml:space="preserve">USER_MANAGE</w:t>
+              <w:t xml:space="preserve">CONFIG_MANAGE</w:t>
             </w:r>
           </w:p>
         </w:tc>
@@ -19673,7 +21490,7 @@
                 <w:sz w:val="18"/>
                 <w:szCs w:val="18"/>
               </w:rPr>
-              <w:t xml:space="preserve">/api/integrations/{name}/credentials</w:t>
+              <w:t xml:space="preserve">/api/discount-groups</w:t>
             </w:r>
           </w:p>
         </w:tc>
@@ -19700,7 +21517,7 @@
                 <w:sz w:val="22"/>
                 <w:szCs w:val="22"/>
               </w:rPr>
-              <w:t xml:space="preserve">USER_MANAGE</w:t>
+              <w:t xml:space="preserve">CONFIG_MANAGE</w:t>
             </w:r>
           </w:p>
         </w:tc>
@@ -19730,7 +21547,7 @@
                 <w:sz w:val="18"/>
                 <w:szCs w:val="18"/>
               </w:rPr>
-              <w:t xml:space="preserve">DELETE</w:t>
+              <w:t xml:space="preserve">PATCH</w:t>
             </w:r>
           </w:p>
         </w:tc>
@@ -19758,7 +21575,7 @@
                 <w:sz w:val="18"/>
                 <w:szCs w:val="18"/>
               </w:rPr>
-              <w:t xml:space="preserve">/api/integrations/{name}/credentials/{key}</w:t>
+              <w:t xml:space="preserve">/api/discount-groups/{id}</w:t>
             </w:r>
           </w:p>
         </w:tc>
@@ -19786,90 +21603,7 @@
                 <w:sz w:val="22"/>
                 <w:szCs w:val="22"/>
               </w:rPr>
-              <w:t xml:space="preserve">USER_MANAGE</w:t>
-            </w:r>
-          </w:p>
-        </w:tc>
-      </w:tr>
-      <w:tr>
-        <w:tc>
-          <w:tcPr>
-            <w:tcW w:type="dxa" w:w="1200"/>
-            <w:tcBorders>
-              <w:top w:val="single" w:color="CCCCCC" w:sz="1"/>
-              <w:left w:val="single" w:color="CCCCCC" w:sz="1"/>
-              <w:bottom w:val="single" w:color="CCCCCC" w:sz="1"/>
-              <w:right w:val="single" w:color="CCCCCC" w:sz="1"/>
-            </w:tcBorders>
-            <w:tcMar>
-              <w:top w:type="dxa" w:w="60"/>
-              <w:left w:type="dxa" w:w="100"/>
-              <w:bottom w:type="dxa" w:w="60"/>
-              <w:right w:type="dxa" w:w="100"/>
-            </w:tcMar>
-          </w:tcPr>
-          <w:p>
-            <w:r>
-              <w:rPr>
-                <w:rFonts w:ascii="Consolas" w:cs="Consolas" w:eastAsia="Consolas" w:hAnsi="Consolas"/>
-                <w:sz w:val="18"/>
-                <w:szCs w:val="18"/>
-              </w:rPr>
-              <w:t xml:space="preserve">GET</w:t>
-            </w:r>
-          </w:p>
-        </w:tc>
-        <w:tc>
-          <w:tcPr>
-            <w:tcW w:type="dxa" w:w="5400"/>
-            <w:tcBorders>
-              <w:top w:val="single" w:color="CCCCCC" w:sz="1"/>
-              <w:left w:val="single" w:color="CCCCCC" w:sz="1"/>
-              <w:bottom w:val="single" w:color="CCCCCC" w:sz="1"/>
-              <w:right w:val="single" w:color="CCCCCC" w:sz="1"/>
-            </w:tcBorders>
-            <w:tcMar>
-              <w:top w:type="dxa" w:w="60"/>
-              <w:left w:type="dxa" w:w="100"/>
-              <w:bottom w:type="dxa" w:w="60"/>
-              <w:right w:type="dxa" w:w="100"/>
-            </w:tcMar>
-          </w:tcPr>
-          <w:p>
-            <w:r>
-              <w:rPr>
-                <w:rFonts w:ascii="Consolas" w:cs="Consolas" w:eastAsia="Consolas" w:hAnsi="Consolas"/>
-                <w:sz w:val="18"/>
-                <w:szCs w:val="18"/>
-              </w:rPr>
-              <w:t xml:space="preserve">/api/integrations/sync-log</w:t>
-            </w:r>
-          </w:p>
-        </w:tc>
-        <w:tc>
-          <w:tcPr>
-            <w:tcW w:type="dxa" w:w="2760"/>
-            <w:tcBorders>
-              <w:top w:val="single" w:color="CCCCCC" w:sz="1"/>
-              <w:left w:val="single" w:color="CCCCCC" w:sz="1"/>
-              <w:bottom w:val="single" w:color="CCCCCC" w:sz="1"/>
-              <w:right w:val="single" w:color="CCCCCC" w:sz="1"/>
-            </w:tcBorders>
-            <w:tcMar>
-              <w:top w:type="dxa" w:w="60"/>
-              <w:left w:type="dxa" w:w="100"/>
-              <w:bottom w:type="dxa" w:w="60"/>
-              <w:right w:type="dxa" w:w="100"/>
-            </w:tcMar>
-          </w:tcPr>
-          <w:p>
-            <w:r>
-              <w:rPr>
-                <w:rFonts w:ascii="Arial" w:cs="Arial" w:eastAsia="Arial" w:hAnsi="Arial"/>
-                <w:sz w:val="22"/>
-                <w:szCs w:val="22"/>
-              </w:rPr>
-              <w:t xml:space="preserve">USER_MANAGE</w:t>
+              <w:t xml:space="preserve">CONFIG_MANAGE</w:t>
             </w:r>
           </w:p>
         </w:tc>
@@ -19890,7 +21624,7 @@
           <w:b/>
           <w:bCs/>
         </w:rPr>
-        <w:t xml:space="preserve">6.35  Marketplace</w:t>
+        <w:t xml:space="preserve">6.35  Coupons</w:t>
       </w:r>
     </w:p>
     <w:tbl>
@@ -20056,7 +21790,7 @@
                 <w:sz w:val="18"/>
                 <w:szCs w:val="18"/>
               </w:rPr>
-              <w:t xml:space="preserve">/api/marketplace/listings</w:t>
+              <w:t xml:space="preserve">/api/coupons</w:t>
             </w:r>
           </w:p>
         </w:tc>
@@ -20083,6 +21817,344 @@
                 <w:sz w:val="22"/>
                 <w:szCs w:val="22"/>
               </w:rPr>
+              <w:t xml:space="preserve">CONFIG_MANAGE</w:t>
+            </w:r>
+          </w:p>
+        </w:tc>
+      </w:tr>
+      <w:tr>
+        <w:tc>
+          <w:tcPr>
+            <w:tcW w:type="dxa" w:w="1200"/>
+            <w:tcBorders>
+              <w:top w:val="single" w:color="CCCCCC" w:sz="1"/>
+              <w:left w:val="single" w:color="CCCCCC" w:sz="1"/>
+              <w:bottom w:val="single" w:color="CCCCCC" w:sz="1"/>
+              <w:right w:val="single" w:color="CCCCCC" w:sz="1"/>
+            </w:tcBorders>
+            <w:shd w:fill="F4F6F7" w:val="clear"/>
+            <w:tcMar>
+              <w:top w:type="dxa" w:w="60"/>
+              <w:left w:type="dxa" w:w="100"/>
+              <w:bottom w:type="dxa" w:w="60"/>
+              <w:right w:type="dxa" w:w="100"/>
+            </w:tcMar>
+          </w:tcPr>
+          <w:p>
+            <w:r>
+              <w:rPr>
+                <w:rFonts w:ascii="Consolas" w:cs="Consolas" w:eastAsia="Consolas" w:hAnsi="Consolas"/>
+                <w:sz w:val="18"/>
+                <w:szCs w:val="18"/>
+              </w:rPr>
+              <w:t xml:space="preserve">GET</w:t>
+            </w:r>
+          </w:p>
+        </w:tc>
+        <w:tc>
+          <w:tcPr>
+            <w:tcW w:type="dxa" w:w="5400"/>
+            <w:tcBorders>
+              <w:top w:val="single" w:color="CCCCCC" w:sz="1"/>
+              <w:left w:val="single" w:color="CCCCCC" w:sz="1"/>
+              <w:bottom w:val="single" w:color="CCCCCC" w:sz="1"/>
+              <w:right w:val="single" w:color="CCCCCC" w:sz="1"/>
+            </w:tcBorders>
+            <w:shd w:fill="F4F6F7" w:val="clear"/>
+            <w:tcMar>
+              <w:top w:type="dxa" w:w="60"/>
+              <w:left w:type="dxa" w:w="100"/>
+              <w:bottom w:type="dxa" w:w="60"/>
+              <w:right w:type="dxa" w:w="100"/>
+            </w:tcMar>
+          </w:tcPr>
+          <w:p>
+            <w:r>
+              <w:rPr>
+                <w:rFonts w:ascii="Consolas" w:cs="Consolas" w:eastAsia="Consolas" w:hAnsi="Consolas"/>
+                <w:sz w:val="18"/>
+                <w:szCs w:val="18"/>
+              </w:rPr>
+              <w:t xml:space="preserve">/api/coupons/{id}</w:t>
+            </w:r>
+          </w:p>
+        </w:tc>
+        <w:tc>
+          <w:tcPr>
+            <w:tcW w:type="dxa" w:w="2760"/>
+            <w:tcBorders>
+              <w:top w:val="single" w:color="CCCCCC" w:sz="1"/>
+              <w:left w:val="single" w:color="CCCCCC" w:sz="1"/>
+              <w:bottom w:val="single" w:color="CCCCCC" w:sz="1"/>
+              <w:right w:val="single" w:color="CCCCCC" w:sz="1"/>
+            </w:tcBorders>
+            <w:shd w:fill="F4F6F7" w:val="clear"/>
+            <w:tcMar>
+              <w:top w:type="dxa" w:w="60"/>
+              <w:left w:type="dxa" w:w="100"/>
+              <w:bottom w:type="dxa" w:w="60"/>
+              <w:right w:type="dxa" w:w="100"/>
+            </w:tcMar>
+          </w:tcPr>
+          <w:p>
+            <w:r>
+              <w:rPr>
+                <w:rFonts w:ascii="Arial" w:cs="Arial" w:eastAsia="Arial" w:hAnsi="Arial"/>
+                <w:sz w:val="22"/>
+                <w:szCs w:val="22"/>
+              </w:rPr>
+              <w:t xml:space="preserve">CONFIG_MANAGE</w:t>
+            </w:r>
+          </w:p>
+        </w:tc>
+      </w:tr>
+      <w:tr>
+        <w:tc>
+          <w:tcPr>
+            <w:tcW w:type="dxa" w:w="1200"/>
+            <w:tcBorders>
+              <w:top w:val="single" w:color="CCCCCC" w:sz="1"/>
+              <w:left w:val="single" w:color="CCCCCC" w:sz="1"/>
+              <w:bottom w:val="single" w:color="CCCCCC" w:sz="1"/>
+              <w:right w:val="single" w:color="CCCCCC" w:sz="1"/>
+            </w:tcBorders>
+            <w:tcMar>
+              <w:top w:type="dxa" w:w="60"/>
+              <w:left w:type="dxa" w:w="100"/>
+              <w:bottom w:type="dxa" w:w="60"/>
+              <w:right w:type="dxa" w:w="100"/>
+            </w:tcMar>
+          </w:tcPr>
+          <w:p>
+            <w:r>
+              <w:rPr>
+                <w:rFonts w:ascii="Consolas" w:cs="Consolas" w:eastAsia="Consolas" w:hAnsi="Consolas"/>
+                <w:sz w:val="18"/>
+                <w:szCs w:val="18"/>
+              </w:rPr>
+              <w:t xml:space="preserve">POST</w:t>
+            </w:r>
+          </w:p>
+        </w:tc>
+        <w:tc>
+          <w:tcPr>
+            <w:tcW w:type="dxa" w:w="5400"/>
+            <w:tcBorders>
+              <w:top w:val="single" w:color="CCCCCC" w:sz="1"/>
+              <w:left w:val="single" w:color="CCCCCC" w:sz="1"/>
+              <w:bottom w:val="single" w:color="CCCCCC" w:sz="1"/>
+              <w:right w:val="single" w:color="CCCCCC" w:sz="1"/>
+            </w:tcBorders>
+            <w:tcMar>
+              <w:top w:type="dxa" w:w="60"/>
+              <w:left w:type="dxa" w:w="100"/>
+              <w:bottom w:type="dxa" w:w="60"/>
+              <w:right w:type="dxa" w:w="100"/>
+            </w:tcMar>
+          </w:tcPr>
+          <w:p>
+            <w:r>
+              <w:rPr>
+                <w:rFonts w:ascii="Consolas" w:cs="Consolas" w:eastAsia="Consolas" w:hAnsi="Consolas"/>
+                <w:sz w:val="18"/>
+                <w:szCs w:val="18"/>
+              </w:rPr>
+              <w:t xml:space="preserve">/api/coupons</w:t>
+            </w:r>
+          </w:p>
+        </w:tc>
+        <w:tc>
+          <w:tcPr>
+            <w:tcW w:type="dxa" w:w="2760"/>
+            <w:tcBorders>
+              <w:top w:val="single" w:color="CCCCCC" w:sz="1"/>
+              <w:left w:val="single" w:color="CCCCCC" w:sz="1"/>
+              <w:bottom w:val="single" w:color="CCCCCC" w:sz="1"/>
+              <w:right w:val="single" w:color="CCCCCC" w:sz="1"/>
+            </w:tcBorders>
+            <w:tcMar>
+              <w:top w:type="dxa" w:w="60"/>
+              <w:left w:type="dxa" w:w="100"/>
+              <w:bottom w:type="dxa" w:w="60"/>
+              <w:right w:type="dxa" w:w="100"/>
+            </w:tcMar>
+          </w:tcPr>
+          <w:p>
+            <w:r>
+              <w:rPr>
+                <w:rFonts w:ascii="Arial" w:cs="Arial" w:eastAsia="Arial" w:hAnsi="Arial"/>
+                <w:sz w:val="22"/>
+                <w:szCs w:val="22"/>
+              </w:rPr>
+              <w:t xml:space="preserve">CONFIG_MANAGE</w:t>
+            </w:r>
+          </w:p>
+        </w:tc>
+      </w:tr>
+      <w:tr>
+        <w:tc>
+          <w:tcPr>
+            <w:tcW w:type="dxa" w:w="1200"/>
+            <w:tcBorders>
+              <w:top w:val="single" w:color="CCCCCC" w:sz="1"/>
+              <w:left w:val="single" w:color="CCCCCC" w:sz="1"/>
+              <w:bottom w:val="single" w:color="CCCCCC" w:sz="1"/>
+              <w:right w:val="single" w:color="CCCCCC" w:sz="1"/>
+            </w:tcBorders>
+            <w:shd w:fill="F4F6F7" w:val="clear"/>
+            <w:tcMar>
+              <w:top w:type="dxa" w:w="60"/>
+              <w:left w:type="dxa" w:w="100"/>
+              <w:bottom w:type="dxa" w:w="60"/>
+              <w:right w:type="dxa" w:w="100"/>
+            </w:tcMar>
+          </w:tcPr>
+          <w:p>
+            <w:r>
+              <w:rPr>
+                <w:rFonts w:ascii="Consolas" w:cs="Consolas" w:eastAsia="Consolas" w:hAnsi="Consolas"/>
+                <w:sz w:val="18"/>
+                <w:szCs w:val="18"/>
+              </w:rPr>
+              <w:t xml:space="preserve">PATCH</w:t>
+            </w:r>
+          </w:p>
+        </w:tc>
+        <w:tc>
+          <w:tcPr>
+            <w:tcW w:type="dxa" w:w="5400"/>
+            <w:tcBorders>
+              <w:top w:val="single" w:color="CCCCCC" w:sz="1"/>
+              <w:left w:val="single" w:color="CCCCCC" w:sz="1"/>
+              <w:bottom w:val="single" w:color="CCCCCC" w:sz="1"/>
+              <w:right w:val="single" w:color="CCCCCC" w:sz="1"/>
+            </w:tcBorders>
+            <w:shd w:fill="F4F6F7" w:val="clear"/>
+            <w:tcMar>
+              <w:top w:type="dxa" w:w="60"/>
+              <w:left w:type="dxa" w:w="100"/>
+              <w:bottom w:type="dxa" w:w="60"/>
+              <w:right w:type="dxa" w:w="100"/>
+            </w:tcMar>
+          </w:tcPr>
+          <w:p>
+            <w:r>
+              <w:rPr>
+                <w:rFonts w:ascii="Consolas" w:cs="Consolas" w:eastAsia="Consolas" w:hAnsi="Consolas"/>
+                <w:sz w:val="18"/>
+                <w:szCs w:val="18"/>
+              </w:rPr>
+              <w:t xml:space="preserve">/api/coupons/{id}</w:t>
+            </w:r>
+          </w:p>
+        </w:tc>
+        <w:tc>
+          <w:tcPr>
+            <w:tcW w:type="dxa" w:w="2760"/>
+            <w:tcBorders>
+              <w:top w:val="single" w:color="CCCCCC" w:sz="1"/>
+              <w:left w:val="single" w:color="CCCCCC" w:sz="1"/>
+              <w:bottom w:val="single" w:color="CCCCCC" w:sz="1"/>
+              <w:right w:val="single" w:color="CCCCCC" w:sz="1"/>
+            </w:tcBorders>
+            <w:shd w:fill="F4F6F7" w:val="clear"/>
+            <w:tcMar>
+              <w:top w:type="dxa" w:w="60"/>
+              <w:left w:type="dxa" w:w="100"/>
+              <w:bottom w:type="dxa" w:w="60"/>
+              <w:right w:type="dxa" w:w="100"/>
+            </w:tcMar>
+          </w:tcPr>
+          <w:p>
+            <w:r>
+              <w:rPr>
+                <w:rFonts w:ascii="Arial" w:cs="Arial" w:eastAsia="Arial" w:hAnsi="Arial"/>
+                <w:sz w:val="22"/>
+                <w:szCs w:val="22"/>
+              </w:rPr>
+              <w:t xml:space="preserve">CONFIG_MANAGE</w:t>
+            </w:r>
+          </w:p>
+        </w:tc>
+      </w:tr>
+      <w:tr>
+        <w:tc>
+          <w:tcPr>
+            <w:tcW w:type="dxa" w:w="1200"/>
+            <w:tcBorders>
+              <w:top w:val="single" w:color="CCCCCC" w:sz="1"/>
+              <w:left w:val="single" w:color="CCCCCC" w:sz="1"/>
+              <w:bottom w:val="single" w:color="CCCCCC" w:sz="1"/>
+              <w:right w:val="single" w:color="CCCCCC" w:sz="1"/>
+            </w:tcBorders>
+            <w:tcMar>
+              <w:top w:type="dxa" w:w="60"/>
+              <w:left w:type="dxa" w:w="100"/>
+              <w:bottom w:type="dxa" w:w="60"/>
+              <w:right w:type="dxa" w:w="100"/>
+            </w:tcMar>
+          </w:tcPr>
+          <w:p>
+            <w:r>
+              <w:rPr>
+                <w:rFonts w:ascii="Consolas" w:cs="Consolas" w:eastAsia="Consolas" w:hAnsi="Consolas"/>
+                <w:sz w:val="18"/>
+                <w:szCs w:val="18"/>
+              </w:rPr>
+              <w:t xml:space="preserve">POST</w:t>
+            </w:r>
+          </w:p>
+        </w:tc>
+        <w:tc>
+          <w:tcPr>
+            <w:tcW w:type="dxa" w:w="5400"/>
+            <w:tcBorders>
+              <w:top w:val="single" w:color="CCCCCC" w:sz="1"/>
+              <w:left w:val="single" w:color="CCCCCC" w:sz="1"/>
+              <w:bottom w:val="single" w:color="CCCCCC" w:sz="1"/>
+              <w:right w:val="single" w:color="CCCCCC" w:sz="1"/>
+            </w:tcBorders>
+            <w:tcMar>
+              <w:top w:type="dxa" w:w="60"/>
+              <w:left w:type="dxa" w:w="100"/>
+              <w:bottom w:type="dxa" w:w="60"/>
+              <w:right w:type="dxa" w:w="100"/>
+            </w:tcMar>
+          </w:tcPr>
+          <w:p>
+            <w:r>
+              <w:rPr>
+                <w:rFonts w:ascii="Consolas" w:cs="Consolas" w:eastAsia="Consolas" w:hAnsi="Consolas"/>
+                <w:sz w:val="18"/>
+                <w:szCs w:val="18"/>
+              </w:rPr>
+              <w:t xml:space="preserve">/api/coupons/validate</w:t>
+            </w:r>
+          </w:p>
+        </w:tc>
+        <w:tc>
+          <w:tcPr>
+            <w:tcW w:type="dxa" w:w="2760"/>
+            <w:tcBorders>
+              <w:top w:val="single" w:color="CCCCCC" w:sz="1"/>
+              <w:left w:val="single" w:color="CCCCCC" w:sz="1"/>
+              <w:bottom w:val="single" w:color="CCCCCC" w:sz="1"/>
+              <w:right w:val="single" w:color="CCCCCC" w:sz="1"/>
+            </w:tcBorders>
+            <w:tcMar>
+              <w:top w:type="dxa" w:w="60"/>
+              <w:left w:type="dxa" w:w="100"/>
+              <w:bottom w:type="dxa" w:w="60"/>
+              <w:right w:type="dxa" w:w="100"/>
+            </w:tcMar>
+          </w:tcPr>
+          <w:p>
+            <w:r>
+              <w:rPr>
+                <w:rFonts w:ascii="Arial" w:cs="Arial" w:eastAsia="Arial" w:hAnsi="Arial"/>
+                <w:sz w:val="22"/>
+                <w:szCs w:val="22"/>
+              </w:rPr>
               <w:t xml:space="preserve">AUTH</w:t>
             </w:r>
           </w:p>
@@ -20141,7 +22213,7 @@
                 <w:sz w:val="18"/>
                 <w:szCs w:val="18"/>
               </w:rPr>
-              <w:t xml:space="preserve">/api/marketplace/listings</w:t>
+              <w:t xml:space="preserve">/api/coupons/redeem</w:t>
             </w:r>
           </w:p>
         </w:tc>
@@ -20169,514 +22241,7 @@
                 <w:sz w:val="22"/>
                 <w:szCs w:val="22"/>
               </w:rPr>
-              <w:t xml:space="preserve">INVENTORY_EDIT</w:t>
-            </w:r>
-          </w:p>
-        </w:tc>
-      </w:tr>
-      <w:tr>
-        <w:tc>
-          <w:tcPr>
-            <w:tcW w:type="dxa" w:w="1200"/>
-            <w:tcBorders>
-              <w:top w:val="single" w:color="CCCCCC" w:sz="1"/>
-              <w:left w:val="single" w:color="CCCCCC" w:sz="1"/>
-              <w:bottom w:val="single" w:color="CCCCCC" w:sz="1"/>
-              <w:right w:val="single" w:color="CCCCCC" w:sz="1"/>
-            </w:tcBorders>
-            <w:tcMar>
-              <w:top w:type="dxa" w:w="60"/>
-              <w:left w:type="dxa" w:w="100"/>
-              <w:bottom w:type="dxa" w:w="60"/>
-              <w:right w:type="dxa" w:w="100"/>
-            </w:tcMar>
-          </w:tcPr>
-          <w:p>
-            <w:r>
-              <w:rPr>
-                <w:rFonts w:ascii="Consolas" w:cs="Consolas" w:eastAsia="Consolas" w:hAnsi="Consolas"/>
-                <w:sz w:val="18"/>
-                <w:szCs w:val="18"/>
-              </w:rPr>
-              <w:t xml:space="preserve">PATCH</w:t>
-            </w:r>
-          </w:p>
-        </w:tc>
-        <w:tc>
-          <w:tcPr>
-            <w:tcW w:type="dxa" w:w="5400"/>
-            <w:tcBorders>
-              <w:top w:val="single" w:color="CCCCCC" w:sz="1"/>
-              <w:left w:val="single" w:color="CCCCCC" w:sz="1"/>
-              <w:bottom w:val="single" w:color="CCCCCC" w:sz="1"/>
-              <w:right w:val="single" w:color="CCCCCC" w:sz="1"/>
-            </w:tcBorders>
-            <w:tcMar>
-              <w:top w:type="dxa" w:w="60"/>
-              <w:left w:type="dxa" w:w="100"/>
-              <w:bottom w:type="dxa" w:w="60"/>
-              <w:right w:type="dxa" w:w="100"/>
-            </w:tcMar>
-          </w:tcPr>
-          <w:p>
-            <w:r>
-              <w:rPr>
-                <w:rFonts w:ascii="Consolas" w:cs="Consolas" w:eastAsia="Consolas" w:hAnsi="Consolas"/>
-                <w:sz w:val="18"/>
-                <w:szCs w:val="18"/>
-              </w:rPr>
-              <w:t xml:space="preserve">/api/marketplace/listings/{id}</w:t>
-            </w:r>
-          </w:p>
-        </w:tc>
-        <w:tc>
-          <w:tcPr>
-            <w:tcW w:type="dxa" w:w="2760"/>
-            <w:tcBorders>
-              <w:top w:val="single" w:color="CCCCCC" w:sz="1"/>
-              <w:left w:val="single" w:color="CCCCCC" w:sz="1"/>
-              <w:bottom w:val="single" w:color="CCCCCC" w:sz="1"/>
-              <w:right w:val="single" w:color="CCCCCC" w:sz="1"/>
-            </w:tcBorders>
-            <w:tcMar>
-              <w:top w:type="dxa" w:w="60"/>
-              <w:left w:type="dxa" w:w="100"/>
-              <w:bottom w:type="dxa" w:w="60"/>
-              <w:right w:type="dxa" w:w="100"/>
-            </w:tcMar>
-          </w:tcPr>
-          <w:p>
-            <w:r>
-              <w:rPr>
-                <w:rFonts w:ascii="Arial" w:cs="Arial" w:eastAsia="Arial" w:hAnsi="Arial"/>
-                <w:sz w:val="22"/>
-                <w:szCs w:val="22"/>
-              </w:rPr>
-              <w:t xml:space="preserve">INVENTORY_EDIT</w:t>
-            </w:r>
-          </w:p>
-        </w:tc>
-      </w:tr>
-      <w:tr>
-        <w:tc>
-          <w:tcPr>
-            <w:tcW w:type="dxa" w:w="1200"/>
-            <w:tcBorders>
-              <w:top w:val="single" w:color="CCCCCC" w:sz="1"/>
-              <w:left w:val="single" w:color="CCCCCC" w:sz="1"/>
-              <w:bottom w:val="single" w:color="CCCCCC" w:sz="1"/>
-              <w:right w:val="single" w:color="CCCCCC" w:sz="1"/>
-            </w:tcBorders>
-            <w:shd w:fill="F4F6F7" w:val="clear"/>
-            <w:tcMar>
-              <w:top w:type="dxa" w:w="60"/>
-              <w:left w:type="dxa" w:w="100"/>
-              <w:bottom w:type="dxa" w:w="60"/>
-              <w:right w:type="dxa" w:w="100"/>
-            </w:tcMar>
-          </w:tcPr>
-          <w:p>
-            <w:r>
-              <w:rPr>
-                <w:rFonts w:ascii="Consolas" w:cs="Consolas" w:eastAsia="Consolas" w:hAnsi="Consolas"/>
-                <w:sz w:val="18"/>
-                <w:szCs w:val="18"/>
-              </w:rPr>
-              <w:t xml:space="preserve">GET</w:t>
-            </w:r>
-          </w:p>
-        </w:tc>
-        <w:tc>
-          <w:tcPr>
-            <w:tcW w:type="dxa" w:w="5400"/>
-            <w:tcBorders>
-              <w:top w:val="single" w:color="CCCCCC" w:sz="1"/>
-              <w:left w:val="single" w:color="CCCCCC" w:sz="1"/>
-              <w:bottom w:val="single" w:color="CCCCCC" w:sz="1"/>
-              <w:right w:val="single" w:color="CCCCCC" w:sz="1"/>
-            </w:tcBorders>
-            <w:shd w:fill="F4F6F7" w:val="clear"/>
-            <w:tcMar>
-              <w:top w:type="dxa" w:w="60"/>
-              <w:left w:type="dxa" w:w="100"/>
-              <w:bottom w:type="dxa" w:w="60"/>
-              <w:right w:type="dxa" w:w="100"/>
-            </w:tcMar>
-          </w:tcPr>
-          <w:p>
-            <w:r>
-              <w:rPr>
-                <w:rFonts w:ascii="Consolas" w:cs="Consolas" w:eastAsia="Consolas" w:hAnsi="Consolas"/>
-                <w:sz w:val="18"/>
-                <w:szCs w:val="18"/>
-              </w:rPr>
-              <w:t xml:space="preserve">/api/marketplace/generate-content/{tireId}</w:t>
-            </w:r>
-          </w:p>
-        </w:tc>
-        <w:tc>
-          <w:tcPr>
-            <w:tcW w:type="dxa" w:w="2760"/>
-            <w:tcBorders>
-              <w:top w:val="single" w:color="CCCCCC" w:sz="1"/>
-              <w:left w:val="single" w:color="CCCCCC" w:sz="1"/>
-              <w:bottom w:val="single" w:color="CCCCCC" w:sz="1"/>
-              <w:right w:val="single" w:color="CCCCCC" w:sz="1"/>
-            </w:tcBorders>
-            <w:shd w:fill="F4F6F7" w:val="clear"/>
-            <w:tcMar>
-              <w:top w:type="dxa" w:w="60"/>
-              <w:left w:type="dxa" w:w="100"/>
-              <w:bottom w:type="dxa" w:w="60"/>
-              <w:right w:type="dxa" w:w="100"/>
-            </w:tcMar>
-          </w:tcPr>
-          <w:p>
-            <w:r>
-              <w:rPr>
-                <w:rFonts w:ascii="Arial" w:cs="Arial" w:eastAsia="Arial" w:hAnsi="Arial"/>
-                <w:sz w:val="22"/>
-                <w:szCs w:val="22"/>
-              </w:rPr>
               <w:t xml:space="preserve">AUTH</w:t>
-            </w:r>
-          </w:p>
-        </w:tc>
-      </w:tr>
-      <w:tr>
-        <w:tc>
-          <w:tcPr>
-            <w:tcW w:type="dxa" w:w="1200"/>
-            <w:tcBorders>
-              <w:top w:val="single" w:color="CCCCCC" w:sz="1"/>
-              <w:left w:val="single" w:color="CCCCCC" w:sz="1"/>
-              <w:bottom w:val="single" w:color="CCCCCC" w:sz="1"/>
-              <w:right w:val="single" w:color="CCCCCC" w:sz="1"/>
-            </w:tcBorders>
-            <w:tcMar>
-              <w:top w:type="dxa" w:w="60"/>
-              <w:left w:type="dxa" w:w="100"/>
-              <w:bottom w:type="dxa" w:w="60"/>
-              <w:right w:type="dxa" w:w="100"/>
-            </w:tcMar>
-          </w:tcPr>
-          <w:p>
-            <w:r>
-              <w:rPr>
-                <w:rFonts w:ascii="Consolas" w:cs="Consolas" w:eastAsia="Consolas" w:hAnsi="Consolas"/>
-                <w:sz w:val="18"/>
-                <w:szCs w:val="18"/>
-              </w:rPr>
-              <w:t xml:space="preserve">GET</w:t>
-            </w:r>
-          </w:p>
-        </w:tc>
-        <w:tc>
-          <w:tcPr>
-            <w:tcW w:type="dxa" w:w="5400"/>
-            <w:tcBorders>
-              <w:top w:val="single" w:color="CCCCCC" w:sz="1"/>
-              <w:left w:val="single" w:color="CCCCCC" w:sz="1"/>
-              <w:bottom w:val="single" w:color="CCCCCC" w:sz="1"/>
-              <w:right w:val="single" w:color="CCCCCC" w:sz="1"/>
-            </w:tcBorders>
-            <w:tcMar>
-              <w:top w:type="dxa" w:w="60"/>
-              <w:left w:type="dxa" w:w="100"/>
-              <w:bottom w:type="dxa" w:w="60"/>
-              <w:right w:type="dxa" w:w="100"/>
-            </w:tcMar>
-          </w:tcPr>
-          <w:p>
-            <w:r>
-              <w:rPr>
-                <w:rFonts w:ascii="Consolas" w:cs="Consolas" w:eastAsia="Consolas" w:hAnsi="Consolas"/>
-                <w:sz w:val="18"/>
-                <w:szCs w:val="18"/>
-              </w:rPr>
-              <w:t xml:space="preserve">/api/marketplace/orders</w:t>
-            </w:r>
-          </w:p>
-        </w:tc>
-        <w:tc>
-          <w:tcPr>
-            <w:tcW w:type="dxa" w:w="2760"/>
-            <w:tcBorders>
-              <w:top w:val="single" w:color="CCCCCC" w:sz="1"/>
-              <w:left w:val="single" w:color="CCCCCC" w:sz="1"/>
-              <w:bottom w:val="single" w:color="CCCCCC" w:sz="1"/>
-              <w:right w:val="single" w:color="CCCCCC" w:sz="1"/>
-            </w:tcBorders>
-            <w:tcMar>
-              <w:top w:type="dxa" w:w="60"/>
-              <w:left w:type="dxa" w:w="100"/>
-              <w:bottom w:type="dxa" w:w="60"/>
-              <w:right w:type="dxa" w:w="100"/>
-            </w:tcMar>
-          </w:tcPr>
-          <w:p>
-            <w:r>
-              <w:rPr>
-                <w:rFonts w:ascii="Arial" w:cs="Arial" w:eastAsia="Arial" w:hAnsi="Arial"/>
-                <w:sz w:val="22"/>
-                <w:szCs w:val="22"/>
-              </w:rPr>
-              <w:t xml:space="preserve">AUTH</w:t>
-            </w:r>
-          </w:p>
-        </w:tc>
-      </w:tr>
-      <w:tr>
-        <w:tc>
-          <w:tcPr>
-            <w:tcW w:type="dxa" w:w="1200"/>
-            <w:tcBorders>
-              <w:top w:val="single" w:color="CCCCCC" w:sz="1"/>
-              <w:left w:val="single" w:color="CCCCCC" w:sz="1"/>
-              <w:bottom w:val="single" w:color="CCCCCC" w:sz="1"/>
-              <w:right w:val="single" w:color="CCCCCC" w:sz="1"/>
-            </w:tcBorders>
-            <w:shd w:fill="F4F6F7" w:val="clear"/>
-            <w:tcMar>
-              <w:top w:type="dxa" w:w="60"/>
-              <w:left w:type="dxa" w:w="100"/>
-              <w:bottom w:type="dxa" w:w="60"/>
-              <w:right w:type="dxa" w:w="100"/>
-            </w:tcMar>
-          </w:tcPr>
-          <w:p>
-            <w:r>
-              <w:rPr>
-                <w:rFonts w:ascii="Consolas" w:cs="Consolas" w:eastAsia="Consolas" w:hAnsi="Consolas"/>
-                <w:sz w:val="18"/>
-                <w:szCs w:val="18"/>
-              </w:rPr>
-              <w:t xml:space="preserve">GET</w:t>
-            </w:r>
-          </w:p>
-        </w:tc>
-        <w:tc>
-          <w:tcPr>
-            <w:tcW w:type="dxa" w:w="5400"/>
-            <w:tcBorders>
-              <w:top w:val="single" w:color="CCCCCC" w:sz="1"/>
-              <w:left w:val="single" w:color="CCCCCC" w:sz="1"/>
-              <w:bottom w:val="single" w:color="CCCCCC" w:sz="1"/>
-              <w:right w:val="single" w:color="CCCCCC" w:sz="1"/>
-            </w:tcBorders>
-            <w:shd w:fill="F4F6F7" w:val="clear"/>
-            <w:tcMar>
-              <w:top w:type="dxa" w:w="60"/>
-              <w:left w:type="dxa" w:w="100"/>
-              <w:bottom w:type="dxa" w:w="60"/>
-              <w:right w:type="dxa" w:w="100"/>
-            </w:tcMar>
-          </w:tcPr>
-          <w:p>
-            <w:r>
-              <w:rPr>
-                <w:rFonts w:ascii="Consolas" w:cs="Consolas" w:eastAsia="Consolas" w:hAnsi="Consolas"/>
-                <w:sz w:val="18"/>
-                <w:szCs w:val="18"/>
-              </w:rPr>
-              <w:t xml:space="preserve">/api/marketplace/orders/{id}</w:t>
-            </w:r>
-          </w:p>
-        </w:tc>
-        <w:tc>
-          <w:tcPr>
-            <w:tcW w:type="dxa" w:w="2760"/>
-            <w:tcBorders>
-              <w:top w:val="single" w:color="CCCCCC" w:sz="1"/>
-              <w:left w:val="single" w:color="CCCCCC" w:sz="1"/>
-              <w:bottom w:val="single" w:color="CCCCCC" w:sz="1"/>
-              <w:right w:val="single" w:color="CCCCCC" w:sz="1"/>
-            </w:tcBorders>
-            <w:shd w:fill="F4F6F7" w:val="clear"/>
-            <w:tcMar>
-              <w:top w:type="dxa" w:w="60"/>
-              <w:left w:type="dxa" w:w="100"/>
-              <w:bottom w:type="dxa" w:w="60"/>
-              <w:right w:type="dxa" w:w="100"/>
-            </w:tcMar>
-          </w:tcPr>
-          <w:p>
-            <w:r>
-              <w:rPr>
-                <w:rFonts w:ascii="Arial" w:cs="Arial" w:eastAsia="Arial" w:hAnsi="Arial"/>
-                <w:sz w:val="22"/>
-                <w:szCs w:val="22"/>
-              </w:rPr>
-              <w:t xml:space="preserve">AUTH</w:t>
-            </w:r>
-          </w:p>
-        </w:tc>
-      </w:tr>
-      <w:tr>
-        <w:tc>
-          <w:tcPr>
-            <w:tcW w:type="dxa" w:w="1200"/>
-            <w:tcBorders>
-              <w:top w:val="single" w:color="CCCCCC" w:sz="1"/>
-              <w:left w:val="single" w:color="CCCCCC" w:sz="1"/>
-              <w:bottom w:val="single" w:color="CCCCCC" w:sz="1"/>
-              <w:right w:val="single" w:color="CCCCCC" w:sz="1"/>
-            </w:tcBorders>
-            <w:tcMar>
-              <w:top w:type="dxa" w:w="60"/>
-              <w:left w:type="dxa" w:w="100"/>
-              <w:bottom w:type="dxa" w:w="60"/>
-              <w:right w:type="dxa" w:w="100"/>
-            </w:tcMar>
-          </w:tcPr>
-          <w:p>
-            <w:r>
-              <w:rPr>
-                <w:rFonts w:ascii="Consolas" w:cs="Consolas" w:eastAsia="Consolas" w:hAnsi="Consolas"/>
-                <w:sz w:val="18"/>
-                <w:szCs w:val="18"/>
-              </w:rPr>
-              <w:t xml:space="preserve">POST</w:t>
-            </w:r>
-          </w:p>
-        </w:tc>
-        <w:tc>
-          <w:tcPr>
-            <w:tcW w:type="dxa" w:w="5400"/>
-            <w:tcBorders>
-              <w:top w:val="single" w:color="CCCCCC" w:sz="1"/>
-              <w:left w:val="single" w:color="CCCCCC" w:sz="1"/>
-              <w:bottom w:val="single" w:color="CCCCCC" w:sz="1"/>
-              <w:right w:val="single" w:color="CCCCCC" w:sz="1"/>
-            </w:tcBorders>
-            <w:tcMar>
-              <w:top w:type="dxa" w:w="60"/>
-              <w:left w:type="dxa" w:w="100"/>
-              <w:bottom w:type="dxa" w:w="60"/>
-              <w:right w:type="dxa" w:w="100"/>
-            </w:tcMar>
-          </w:tcPr>
-          <w:p>
-            <w:r>
-              <w:rPr>
-                <w:rFonts w:ascii="Consolas" w:cs="Consolas" w:eastAsia="Consolas" w:hAnsi="Consolas"/>
-                <w:sz w:val="18"/>
-                <w:szCs w:val="18"/>
-              </w:rPr>
-              <w:t xml:space="preserve">/api/marketplace/orders</w:t>
-            </w:r>
-          </w:p>
-        </w:tc>
-        <w:tc>
-          <w:tcPr>
-            <w:tcW w:type="dxa" w:w="2760"/>
-            <w:tcBorders>
-              <w:top w:val="single" w:color="CCCCCC" w:sz="1"/>
-              <w:left w:val="single" w:color="CCCCCC" w:sz="1"/>
-              <w:bottom w:val="single" w:color="CCCCCC" w:sz="1"/>
-              <w:right w:val="single" w:color="CCCCCC" w:sz="1"/>
-            </w:tcBorders>
-            <w:tcMar>
-              <w:top w:type="dxa" w:w="60"/>
-              <w:left w:type="dxa" w:w="100"/>
-              <w:bottom w:type="dxa" w:w="60"/>
-              <w:right w:type="dxa" w:w="100"/>
-            </w:tcMar>
-          </w:tcPr>
-          <w:p>
-            <w:r>
-              <w:rPr>
-                <w:rFonts w:ascii="Arial" w:cs="Arial" w:eastAsia="Arial" w:hAnsi="Arial"/>
-                <w:sz w:val="22"/>
-                <w:szCs w:val="22"/>
-              </w:rPr>
-              <w:t xml:space="preserve">INVENTORY_EDIT</w:t>
-            </w:r>
-          </w:p>
-        </w:tc>
-      </w:tr>
-      <w:tr>
-        <w:tc>
-          <w:tcPr>
-            <w:tcW w:type="dxa" w:w="1200"/>
-            <w:tcBorders>
-              <w:top w:val="single" w:color="CCCCCC" w:sz="1"/>
-              <w:left w:val="single" w:color="CCCCCC" w:sz="1"/>
-              <w:bottom w:val="single" w:color="CCCCCC" w:sz="1"/>
-              <w:right w:val="single" w:color="CCCCCC" w:sz="1"/>
-            </w:tcBorders>
-            <w:shd w:fill="F4F6F7" w:val="clear"/>
-            <w:tcMar>
-              <w:top w:type="dxa" w:w="60"/>
-              <w:left w:type="dxa" w:w="100"/>
-              <w:bottom w:type="dxa" w:w="60"/>
-              <w:right w:type="dxa" w:w="100"/>
-            </w:tcMar>
-          </w:tcPr>
-          <w:p>
-            <w:r>
-              <w:rPr>
-                <w:rFonts w:ascii="Consolas" w:cs="Consolas" w:eastAsia="Consolas" w:hAnsi="Consolas"/>
-                <w:sz w:val="18"/>
-                <w:szCs w:val="18"/>
-              </w:rPr>
-              <w:t xml:space="preserve">PATCH</w:t>
-            </w:r>
-          </w:p>
-        </w:tc>
-        <w:tc>
-          <w:tcPr>
-            <w:tcW w:type="dxa" w:w="5400"/>
-            <w:tcBorders>
-              <w:top w:val="single" w:color="CCCCCC" w:sz="1"/>
-              <w:left w:val="single" w:color="CCCCCC" w:sz="1"/>
-              <w:bottom w:val="single" w:color="CCCCCC" w:sz="1"/>
-              <w:right w:val="single" w:color="CCCCCC" w:sz="1"/>
-            </w:tcBorders>
-            <w:shd w:fill="F4F6F7" w:val="clear"/>
-            <w:tcMar>
-              <w:top w:type="dxa" w:w="60"/>
-              <w:left w:type="dxa" w:w="100"/>
-              <w:bottom w:type="dxa" w:w="60"/>
-              <w:right w:type="dxa" w:w="100"/>
-            </w:tcMar>
-          </w:tcPr>
-          <w:p>
-            <w:r>
-              <w:rPr>
-                <w:rFonts w:ascii="Consolas" w:cs="Consolas" w:eastAsia="Consolas" w:hAnsi="Consolas"/>
-                <w:sz w:val="18"/>
-                <w:szCs w:val="18"/>
-              </w:rPr>
-              <w:t xml:space="preserve">/api/marketplace/orders/{id}/status</w:t>
-            </w:r>
-          </w:p>
-        </w:tc>
-        <w:tc>
-          <w:tcPr>
-            <w:tcW w:type="dxa" w:w="2760"/>
-            <w:tcBorders>
-              <w:top w:val="single" w:color="CCCCCC" w:sz="1"/>
-              <w:left w:val="single" w:color="CCCCCC" w:sz="1"/>
-              <w:bottom w:val="single" w:color="CCCCCC" w:sz="1"/>
-              <w:right w:val="single" w:color="CCCCCC" w:sz="1"/>
-            </w:tcBorders>
-            <w:shd w:fill="F4F6F7" w:val="clear"/>
-            <w:tcMar>
-              <w:top w:type="dxa" w:w="60"/>
-              <w:left w:type="dxa" w:w="100"/>
-              <w:bottom w:type="dxa" w:w="60"/>
-              <w:right w:type="dxa" w:w="100"/>
-            </w:tcMar>
-          </w:tcPr>
-          <w:p>
-            <w:r>
-              <w:rPr>
-                <w:rFonts w:ascii="Arial" w:cs="Arial" w:eastAsia="Arial" w:hAnsi="Arial"/>
-                <w:sz w:val="22"/>
-                <w:szCs w:val="22"/>
-              </w:rPr>
-              <w:t xml:space="preserve">INVENTORY_EDIT</w:t>
             </w:r>
           </w:p>
         </w:tc>
@@ -20697,7 +22262,7 @@
           <w:b/>
           <w:bCs/>
         </w:rPr>
-        <w:t xml:space="preserve">6.36  Distributors</w:t>
+        <w:t xml:space="preserve">6.36  Tire Storage</w:t>
       </w:r>
     </w:p>
     <w:tbl>
@@ -20863,7 +22428,7 @@
                 <w:sz w:val="18"/>
                 <w:szCs w:val="18"/>
               </w:rPr>
-              <w:t xml:space="preserve">/api/distributors/{name}/search</w:t>
+              <w:t xml:space="preserve">/api/tire-storage</w:t>
             </w:r>
           </w:p>
         </w:tc>
@@ -20920,6 +22485,91 @@
                 <w:sz w:val="18"/>
                 <w:szCs w:val="18"/>
               </w:rPr>
+              <w:t xml:space="preserve">GET</w:t>
+            </w:r>
+          </w:p>
+        </w:tc>
+        <w:tc>
+          <w:tcPr>
+            <w:tcW w:type="dxa" w:w="5400"/>
+            <w:tcBorders>
+              <w:top w:val="single" w:color="CCCCCC" w:sz="1"/>
+              <w:left w:val="single" w:color="CCCCCC" w:sz="1"/>
+              <w:bottom w:val="single" w:color="CCCCCC" w:sz="1"/>
+              <w:right w:val="single" w:color="CCCCCC" w:sz="1"/>
+            </w:tcBorders>
+            <w:shd w:fill="F4F6F7" w:val="clear"/>
+            <w:tcMar>
+              <w:top w:type="dxa" w:w="60"/>
+              <w:left w:type="dxa" w:w="100"/>
+              <w:bottom w:type="dxa" w:w="60"/>
+              <w:right w:type="dxa" w:w="100"/>
+            </w:tcMar>
+          </w:tcPr>
+          <w:p>
+            <w:r>
+              <w:rPr>
+                <w:rFonts w:ascii="Consolas" w:cs="Consolas" w:eastAsia="Consolas" w:hAnsi="Consolas"/>
+                <w:sz w:val="18"/>
+                <w:szCs w:val="18"/>
+              </w:rPr>
+              <w:t xml:space="preserve">/api/tire-storage/{id}</w:t>
+            </w:r>
+          </w:p>
+        </w:tc>
+        <w:tc>
+          <w:tcPr>
+            <w:tcW w:type="dxa" w:w="2760"/>
+            <w:tcBorders>
+              <w:top w:val="single" w:color="CCCCCC" w:sz="1"/>
+              <w:left w:val="single" w:color="CCCCCC" w:sz="1"/>
+              <w:bottom w:val="single" w:color="CCCCCC" w:sz="1"/>
+              <w:right w:val="single" w:color="CCCCCC" w:sz="1"/>
+            </w:tcBorders>
+            <w:shd w:fill="F4F6F7" w:val="clear"/>
+            <w:tcMar>
+              <w:top w:type="dxa" w:w="60"/>
+              <w:left w:type="dxa" w:w="100"/>
+              <w:bottom w:type="dxa" w:w="60"/>
+              <w:right w:type="dxa" w:w="100"/>
+            </w:tcMar>
+          </w:tcPr>
+          <w:p>
+            <w:r>
+              <w:rPr>
+                <w:rFonts w:ascii="Arial" w:cs="Arial" w:eastAsia="Arial" w:hAnsi="Arial"/>
+                <w:sz w:val="22"/>
+                <w:szCs w:val="22"/>
+              </w:rPr>
+              <w:t xml:space="preserve">AUTH</w:t>
+            </w:r>
+          </w:p>
+        </w:tc>
+      </w:tr>
+      <w:tr>
+        <w:tc>
+          <w:tcPr>
+            <w:tcW w:type="dxa" w:w="1200"/>
+            <w:tcBorders>
+              <w:top w:val="single" w:color="CCCCCC" w:sz="1"/>
+              <w:left w:val="single" w:color="CCCCCC" w:sz="1"/>
+              <w:bottom w:val="single" w:color="CCCCCC" w:sz="1"/>
+              <w:right w:val="single" w:color="CCCCCC" w:sz="1"/>
+            </w:tcBorders>
+            <w:tcMar>
+              <w:top w:type="dxa" w:w="60"/>
+              <w:left w:type="dxa" w:w="100"/>
+              <w:bottom w:type="dxa" w:w="60"/>
+              <w:right w:type="dxa" w:w="100"/>
+            </w:tcMar>
+          </w:tcPr>
+          <w:p>
+            <w:r>
+              <w:rPr>
+                <w:rFonts w:ascii="Consolas" w:cs="Consolas" w:eastAsia="Consolas" w:hAnsi="Consolas"/>
+                <w:sz w:val="18"/>
+                <w:szCs w:val="18"/>
+              </w:rPr>
               <w:t xml:space="preserve">POST</w:t>
             </w:r>
           </w:p>
@@ -20933,22 +22583,21 @@
               <w:bottom w:val="single" w:color="CCCCCC" w:sz="1"/>
               <w:right w:val="single" w:color="CCCCCC" w:sz="1"/>
             </w:tcBorders>
-            <w:shd w:fill="F4F6F7" w:val="clear"/>
-            <w:tcMar>
-              <w:top w:type="dxa" w:w="60"/>
-              <w:left w:type="dxa" w:w="100"/>
-              <w:bottom w:type="dxa" w:w="60"/>
-              <w:right w:type="dxa" w:w="100"/>
-            </w:tcMar>
-          </w:tcPr>
-          <w:p>
-            <w:r>
-              <w:rPr>
-                <w:rFonts w:ascii="Consolas" w:cs="Consolas" w:eastAsia="Consolas" w:hAnsi="Consolas"/>
-                <w:sz w:val="18"/>
-                <w:szCs w:val="18"/>
-              </w:rPr>
-              <w:t xml:space="preserve">/api/distributors/{name}/order</w:t>
+            <w:tcMar>
+              <w:top w:type="dxa" w:w="60"/>
+              <w:left w:type="dxa" w:w="100"/>
+              <w:bottom w:type="dxa" w:w="60"/>
+              <w:right w:type="dxa" w:w="100"/>
+            </w:tcMar>
+          </w:tcPr>
+          <w:p>
+            <w:r>
+              <w:rPr>
+                <w:rFonts w:ascii="Consolas" w:cs="Consolas" w:eastAsia="Consolas" w:hAnsi="Consolas"/>
+                <w:sz w:val="18"/>
+                <w:szCs w:val="18"/>
+              </w:rPr>
+              <w:t xml:space="preserve">/api/tire-storage</w:t>
             </w:r>
           </w:p>
         </w:tc>
@@ -20961,22 +22610,190 @@
               <w:bottom w:val="single" w:color="CCCCCC" w:sz="1"/>
               <w:right w:val="single" w:color="CCCCCC" w:sz="1"/>
             </w:tcBorders>
-            <w:shd w:fill="F4F6F7" w:val="clear"/>
-            <w:tcMar>
-              <w:top w:type="dxa" w:w="60"/>
-              <w:left w:type="dxa" w:w="100"/>
-              <w:bottom w:type="dxa" w:w="60"/>
-              <w:right w:type="dxa" w:w="100"/>
-            </w:tcMar>
-          </w:tcPr>
-          <w:p>
-            <w:r>
-              <w:rPr>
-                <w:rFonts w:ascii="Arial" w:cs="Arial" w:eastAsia="Arial" w:hAnsi="Arial"/>
-                <w:sz w:val="22"/>
-                <w:szCs w:val="22"/>
-              </w:rPr>
-              <w:t xml:space="preserve">PO_CREATE</w:t>
+            <w:tcMar>
+              <w:top w:type="dxa" w:w="60"/>
+              <w:left w:type="dxa" w:w="100"/>
+              <w:bottom w:type="dxa" w:w="60"/>
+              <w:right w:type="dxa" w:w="100"/>
+            </w:tcMar>
+          </w:tcPr>
+          <w:p>
+            <w:r>
+              <w:rPr>
+                <w:rFonts w:ascii="Arial" w:cs="Arial" w:eastAsia="Arial" w:hAnsi="Arial"/>
+                <w:sz w:val="22"/>
+                <w:szCs w:val="22"/>
+              </w:rPr>
+              <w:t xml:space="preserve">CUSTOMER_MANAGE</w:t>
+            </w:r>
+          </w:p>
+        </w:tc>
+      </w:tr>
+      <w:tr>
+        <w:tc>
+          <w:tcPr>
+            <w:tcW w:type="dxa" w:w="1200"/>
+            <w:tcBorders>
+              <w:top w:val="single" w:color="CCCCCC" w:sz="1"/>
+              <w:left w:val="single" w:color="CCCCCC" w:sz="1"/>
+              <w:bottom w:val="single" w:color="CCCCCC" w:sz="1"/>
+              <w:right w:val="single" w:color="CCCCCC" w:sz="1"/>
+            </w:tcBorders>
+            <w:shd w:fill="F4F6F7" w:val="clear"/>
+            <w:tcMar>
+              <w:top w:type="dxa" w:w="60"/>
+              <w:left w:type="dxa" w:w="100"/>
+              <w:bottom w:type="dxa" w:w="60"/>
+              <w:right w:type="dxa" w:w="100"/>
+            </w:tcMar>
+          </w:tcPr>
+          <w:p>
+            <w:r>
+              <w:rPr>
+                <w:rFonts w:ascii="Consolas" w:cs="Consolas" w:eastAsia="Consolas" w:hAnsi="Consolas"/>
+                <w:sz w:val="18"/>
+                <w:szCs w:val="18"/>
+              </w:rPr>
+              <w:t xml:space="preserve">PATCH</w:t>
+            </w:r>
+          </w:p>
+        </w:tc>
+        <w:tc>
+          <w:tcPr>
+            <w:tcW w:type="dxa" w:w="5400"/>
+            <w:tcBorders>
+              <w:top w:val="single" w:color="CCCCCC" w:sz="1"/>
+              <w:left w:val="single" w:color="CCCCCC" w:sz="1"/>
+              <w:bottom w:val="single" w:color="CCCCCC" w:sz="1"/>
+              <w:right w:val="single" w:color="CCCCCC" w:sz="1"/>
+            </w:tcBorders>
+            <w:shd w:fill="F4F6F7" w:val="clear"/>
+            <w:tcMar>
+              <w:top w:type="dxa" w:w="60"/>
+              <w:left w:type="dxa" w:w="100"/>
+              <w:bottom w:type="dxa" w:w="60"/>
+              <w:right w:type="dxa" w:w="100"/>
+            </w:tcMar>
+          </w:tcPr>
+          <w:p>
+            <w:r>
+              <w:rPr>
+                <w:rFonts w:ascii="Consolas" w:cs="Consolas" w:eastAsia="Consolas" w:hAnsi="Consolas"/>
+                <w:sz w:val="18"/>
+                <w:szCs w:val="18"/>
+              </w:rPr>
+              <w:t xml:space="preserve">/api/tire-storage/{id}</w:t>
+            </w:r>
+          </w:p>
+        </w:tc>
+        <w:tc>
+          <w:tcPr>
+            <w:tcW w:type="dxa" w:w="2760"/>
+            <w:tcBorders>
+              <w:top w:val="single" w:color="CCCCCC" w:sz="1"/>
+              <w:left w:val="single" w:color="CCCCCC" w:sz="1"/>
+              <w:bottom w:val="single" w:color="CCCCCC" w:sz="1"/>
+              <w:right w:val="single" w:color="CCCCCC" w:sz="1"/>
+            </w:tcBorders>
+            <w:shd w:fill="F4F6F7" w:val="clear"/>
+            <w:tcMar>
+              <w:top w:type="dxa" w:w="60"/>
+              <w:left w:type="dxa" w:w="100"/>
+              <w:bottom w:type="dxa" w:w="60"/>
+              <w:right w:type="dxa" w:w="100"/>
+            </w:tcMar>
+          </w:tcPr>
+          <w:p>
+            <w:r>
+              <w:rPr>
+                <w:rFonts w:ascii="Arial" w:cs="Arial" w:eastAsia="Arial" w:hAnsi="Arial"/>
+                <w:sz w:val="22"/>
+                <w:szCs w:val="22"/>
+              </w:rPr>
+              <w:t xml:space="preserve">CUSTOMER_MANAGE</w:t>
+            </w:r>
+          </w:p>
+        </w:tc>
+      </w:tr>
+      <w:tr>
+        <w:tc>
+          <w:tcPr>
+            <w:tcW w:type="dxa" w:w="1200"/>
+            <w:tcBorders>
+              <w:top w:val="single" w:color="CCCCCC" w:sz="1"/>
+              <w:left w:val="single" w:color="CCCCCC" w:sz="1"/>
+              <w:bottom w:val="single" w:color="CCCCCC" w:sz="1"/>
+              <w:right w:val="single" w:color="CCCCCC" w:sz="1"/>
+            </w:tcBorders>
+            <w:tcMar>
+              <w:top w:type="dxa" w:w="60"/>
+              <w:left w:type="dxa" w:w="100"/>
+              <w:bottom w:type="dxa" w:w="60"/>
+              <w:right w:type="dxa" w:w="100"/>
+            </w:tcMar>
+          </w:tcPr>
+          <w:p>
+            <w:r>
+              <w:rPr>
+                <w:rFonts w:ascii="Consolas" w:cs="Consolas" w:eastAsia="Consolas" w:hAnsi="Consolas"/>
+                <w:sz w:val="18"/>
+                <w:szCs w:val="18"/>
+              </w:rPr>
+              <w:t xml:space="preserve">POST</w:t>
+            </w:r>
+          </w:p>
+        </w:tc>
+        <w:tc>
+          <w:tcPr>
+            <w:tcW w:type="dxa" w:w="5400"/>
+            <w:tcBorders>
+              <w:top w:val="single" w:color="CCCCCC" w:sz="1"/>
+              <w:left w:val="single" w:color="CCCCCC" w:sz="1"/>
+              <w:bottom w:val="single" w:color="CCCCCC" w:sz="1"/>
+              <w:right w:val="single" w:color="CCCCCC" w:sz="1"/>
+            </w:tcBorders>
+            <w:tcMar>
+              <w:top w:type="dxa" w:w="60"/>
+              <w:left w:type="dxa" w:w="100"/>
+              <w:bottom w:type="dxa" w:w="60"/>
+              <w:right w:type="dxa" w:w="100"/>
+            </w:tcMar>
+          </w:tcPr>
+          <w:p>
+            <w:r>
+              <w:rPr>
+                <w:rFonts w:ascii="Consolas" w:cs="Consolas" w:eastAsia="Consolas" w:hAnsi="Consolas"/>
+                <w:sz w:val="18"/>
+                <w:szCs w:val="18"/>
+              </w:rPr>
+              <w:t xml:space="preserve">/api/tire-storage/{id}/bill</w:t>
+            </w:r>
+          </w:p>
+        </w:tc>
+        <w:tc>
+          <w:tcPr>
+            <w:tcW w:type="dxa" w:w="2760"/>
+            <w:tcBorders>
+              <w:top w:val="single" w:color="CCCCCC" w:sz="1"/>
+              <w:left w:val="single" w:color="CCCCCC" w:sz="1"/>
+              <w:bottom w:val="single" w:color="CCCCCC" w:sz="1"/>
+              <w:right w:val="single" w:color="CCCCCC" w:sz="1"/>
+            </w:tcBorders>
+            <w:tcMar>
+              <w:top w:type="dxa" w:w="60"/>
+              <w:left w:type="dxa" w:w="100"/>
+              <w:bottom w:type="dxa" w:w="60"/>
+              <w:right w:type="dxa" w:w="100"/>
+            </w:tcMar>
+          </w:tcPr>
+          <w:p>
+            <w:r>
+              <w:rPr>
+                <w:rFonts w:ascii="Arial" w:cs="Arial" w:eastAsia="Arial" w:hAnsi="Arial"/>
+                <w:sz w:val="22"/>
+                <w:szCs w:val="22"/>
+              </w:rPr>
+              <w:t xml:space="preserve">CUSTOMER_MANAGE</w:t>
             </w:r>
           </w:p>
         </w:tc>
@@ -20997,7 +22814,7 @@
           <w:b/>
           <w:bCs/>
         </w:rPr>
-        <w:t xml:space="preserve">6.37  B2B Network</w:t>
+        <w:t xml:space="preserve">6.37  Tire Disposal</w:t>
       </w:r>
     </w:p>
     <w:tbl>
@@ -21163,7 +22980,7 @@
                 <w:sz w:val="18"/>
                 <w:szCs w:val="18"/>
               </w:rPr>
-              <w:t xml:space="preserve">/api/b2b/inventory</w:t>
+              <w:t xml:space="preserve">/api/disposals</w:t>
             </w:r>
           </w:p>
         </w:tc>
@@ -21190,7 +23007,7 @@
                 <w:sz w:val="22"/>
                 <w:szCs w:val="22"/>
               </w:rPr>
-              <w:t xml:space="preserve">AUTH</w:t>
+              <w:t xml:space="preserve">INVENTORY_MANAGE</w:t>
             </w:r>
           </w:p>
         </w:tc>
@@ -21220,6 +23037,91 @@
                 <w:sz w:val="18"/>
                 <w:szCs w:val="18"/>
               </w:rPr>
+              <w:t xml:space="preserve">GET</w:t>
+            </w:r>
+          </w:p>
+        </w:tc>
+        <w:tc>
+          <w:tcPr>
+            <w:tcW w:type="dxa" w:w="5400"/>
+            <w:tcBorders>
+              <w:top w:val="single" w:color="CCCCCC" w:sz="1"/>
+              <w:left w:val="single" w:color="CCCCCC" w:sz="1"/>
+              <w:bottom w:val="single" w:color="CCCCCC" w:sz="1"/>
+              <w:right w:val="single" w:color="CCCCCC" w:sz="1"/>
+            </w:tcBorders>
+            <w:shd w:fill="F4F6F7" w:val="clear"/>
+            <w:tcMar>
+              <w:top w:type="dxa" w:w="60"/>
+              <w:left w:type="dxa" w:w="100"/>
+              <w:bottom w:type="dxa" w:w="60"/>
+              <w:right w:type="dxa" w:w="100"/>
+            </w:tcMar>
+          </w:tcPr>
+          <w:p>
+            <w:r>
+              <w:rPr>
+                <w:rFonts w:ascii="Consolas" w:cs="Consolas" w:eastAsia="Consolas" w:hAnsi="Consolas"/>
+                <w:sz w:val="18"/>
+                <w:szCs w:val="18"/>
+              </w:rPr>
+              <w:t xml:space="preserve">/api/disposals/{id}</w:t>
+            </w:r>
+          </w:p>
+        </w:tc>
+        <w:tc>
+          <w:tcPr>
+            <w:tcW w:type="dxa" w:w="2760"/>
+            <w:tcBorders>
+              <w:top w:val="single" w:color="CCCCCC" w:sz="1"/>
+              <w:left w:val="single" w:color="CCCCCC" w:sz="1"/>
+              <w:bottom w:val="single" w:color="CCCCCC" w:sz="1"/>
+              <w:right w:val="single" w:color="CCCCCC" w:sz="1"/>
+            </w:tcBorders>
+            <w:shd w:fill="F4F6F7" w:val="clear"/>
+            <w:tcMar>
+              <w:top w:type="dxa" w:w="60"/>
+              <w:left w:type="dxa" w:w="100"/>
+              <w:bottom w:type="dxa" w:w="60"/>
+              <w:right w:type="dxa" w:w="100"/>
+            </w:tcMar>
+          </w:tcPr>
+          <w:p>
+            <w:r>
+              <w:rPr>
+                <w:rFonts w:ascii="Arial" w:cs="Arial" w:eastAsia="Arial" w:hAnsi="Arial"/>
+                <w:sz w:val="22"/>
+                <w:szCs w:val="22"/>
+              </w:rPr>
+              <w:t xml:space="preserve">INVENTORY_MANAGE</w:t>
+            </w:r>
+          </w:p>
+        </w:tc>
+      </w:tr>
+      <w:tr>
+        <w:tc>
+          <w:tcPr>
+            <w:tcW w:type="dxa" w:w="1200"/>
+            <w:tcBorders>
+              <w:top w:val="single" w:color="CCCCCC" w:sz="1"/>
+              <w:left w:val="single" w:color="CCCCCC" w:sz="1"/>
+              <w:bottom w:val="single" w:color="CCCCCC" w:sz="1"/>
+              <w:right w:val="single" w:color="CCCCCC" w:sz="1"/>
+            </w:tcBorders>
+            <w:tcMar>
+              <w:top w:type="dxa" w:w="60"/>
+              <w:left w:type="dxa" w:w="100"/>
+              <w:bottom w:type="dxa" w:w="60"/>
+              <w:right w:type="dxa" w:w="100"/>
+            </w:tcMar>
+          </w:tcPr>
+          <w:p>
+            <w:r>
+              <w:rPr>
+                <w:rFonts w:ascii="Consolas" w:cs="Consolas" w:eastAsia="Consolas" w:hAnsi="Consolas"/>
+                <w:sz w:val="18"/>
+                <w:szCs w:val="18"/>
+              </w:rPr>
               <w:t xml:space="preserve">POST</w:t>
             </w:r>
           </w:p>
@@ -21233,22 +23135,21 @@
               <w:bottom w:val="single" w:color="CCCCCC" w:sz="1"/>
               <w:right w:val="single" w:color="CCCCCC" w:sz="1"/>
             </w:tcBorders>
-            <w:shd w:fill="F4F6F7" w:val="clear"/>
-            <w:tcMar>
-              <w:top w:type="dxa" w:w="60"/>
-              <w:left w:type="dxa" w:w="100"/>
-              <w:bottom w:type="dxa" w:w="60"/>
-              <w:right w:type="dxa" w:w="100"/>
-            </w:tcMar>
-          </w:tcPr>
-          <w:p>
-            <w:r>
-              <w:rPr>
-                <w:rFonts w:ascii="Consolas" w:cs="Consolas" w:eastAsia="Consolas" w:hAnsi="Consolas"/>
-                <w:sz w:val="18"/>
-                <w:szCs w:val="18"/>
-              </w:rPr>
-              <w:t xml:space="preserve">/api/b2b/inventory</w:t>
+            <w:tcMar>
+              <w:top w:type="dxa" w:w="60"/>
+              <w:left w:type="dxa" w:w="100"/>
+              <w:bottom w:type="dxa" w:w="60"/>
+              <w:right w:type="dxa" w:w="100"/>
+            </w:tcMar>
+          </w:tcPr>
+          <w:p>
+            <w:r>
+              <w:rPr>
+                <w:rFonts w:ascii="Consolas" w:cs="Consolas" w:eastAsia="Consolas" w:hAnsi="Consolas"/>
+                <w:sz w:val="18"/>
+                <w:szCs w:val="18"/>
+              </w:rPr>
+              <w:t xml:space="preserve">/api/disposals</w:t>
             </w:r>
           </w:p>
         </w:tc>
@@ -21261,105 +23162,21 @@
               <w:bottom w:val="single" w:color="CCCCCC" w:sz="1"/>
               <w:right w:val="single" w:color="CCCCCC" w:sz="1"/>
             </w:tcBorders>
-            <w:shd w:fill="F4F6F7" w:val="clear"/>
-            <w:tcMar>
-              <w:top w:type="dxa" w:w="60"/>
-              <w:left w:type="dxa" w:w="100"/>
-              <w:bottom w:type="dxa" w:w="60"/>
-              <w:right w:type="dxa" w:w="100"/>
-            </w:tcMar>
-          </w:tcPr>
-          <w:p>
-            <w:r>
-              <w:rPr>
-                <w:rFonts w:ascii="Arial" w:cs="Arial" w:eastAsia="Arial" w:hAnsi="Arial"/>
-                <w:sz w:val="22"/>
-                <w:szCs w:val="22"/>
-              </w:rPr>
-              <w:t xml:space="preserve">INVENTORY_EDIT</w:t>
-            </w:r>
-          </w:p>
-        </w:tc>
-      </w:tr>
-      <w:tr>
-        <w:tc>
-          <w:tcPr>
-            <w:tcW w:type="dxa" w:w="1200"/>
-            <w:tcBorders>
-              <w:top w:val="single" w:color="CCCCCC" w:sz="1"/>
-              <w:left w:val="single" w:color="CCCCCC" w:sz="1"/>
-              <w:bottom w:val="single" w:color="CCCCCC" w:sz="1"/>
-              <w:right w:val="single" w:color="CCCCCC" w:sz="1"/>
-            </w:tcBorders>
-            <w:tcMar>
-              <w:top w:type="dxa" w:w="60"/>
-              <w:left w:type="dxa" w:w="100"/>
-              <w:bottom w:type="dxa" w:w="60"/>
-              <w:right w:type="dxa" w:w="100"/>
-            </w:tcMar>
-          </w:tcPr>
-          <w:p>
-            <w:r>
-              <w:rPr>
-                <w:rFonts w:ascii="Consolas" w:cs="Consolas" w:eastAsia="Consolas" w:hAnsi="Consolas"/>
-                <w:sz w:val="18"/>
-                <w:szCs w:val="18"/>
-              </w:rPr>
-              <w:t xml:space="preserve">DELETE</w:t>
-            </w:r>
-          </w:p>
-        </w:tc>
-        <w:tc>
-          <w:tcPr>
-            <w:tcW w:type="dxa" w:w="5400"/>
-            <w:tcBorders>
-              <w:top w:val="single" w:color="CCCCCC" w:sz="1"/>
-              <w:left w:val="single" w:color="CCCCCC" w:sz="1"/>
-              <w:bottom w:val="single" w:color="CCCCCC" w:sz="1"/>
-              <w:right w:val="single" w:color="CCCCCC" w:sz="1"/>
-            </w:tcBorders>
-            <w:tcMar>
-              <w:top w:type="dxa" w:w="60"/>
-              <w:left w:type="dxa" w:w="100"/>
-              <w:bottom w:type="dxa" w:w="60"/>
-              <w:right w:type="dxa" w:w="100"/>
-            </w:tcMar>
-          </w:tcPr>
-          <w:p>
-            <w:r>
-              <w:rPr>
-                <w:rFonts w:ascii="Consolas" w:cs="Consolas" w:eastAsia="Consolas" w:hAnsi="Consolas"/>
-                <w:sz w:val="18"/>
-                <w:szCs w:val="18"/>
-              </w:rPr>
-              <w:t xml:space="preserve">/api/b2b/inventory/{id}</w:t>
-            </w:r>
-          </w:p>
-        </w:tc>
-        <w:tc>
-          <w:tcPr>
-            <w:tcW w:type="dxa" w:w="2760"/>
-            <w:tcBorders>
-              <w:top w:val="single" w:color="CCCCCC" w:sz="1"/>
-              <w:left w:val="single" w:color="CCCCCC" w:sz="1"/>
-              <w:bottom w:val="single" w:color="CCCCCC" w:sz="1"/>
-              <w:right w:val="single" w:color="CCCCCC" w:sz="1"/>
-            </w:tcBorders>
-            <w:tcMar>
-              <w:top w:type="dxa" w:w="60"/>
-              <w:left w:type="dxa" w:w="100"/>
-              <w:bottom w:type="dxa" w:w="60"/>
-              <w:right w:type="dxa" w:w="100"/>
-            </w:tcMar>
-          </w:tcPr>
-          <w:p>
-            <w:r>
-              <w:rPr>
-                <w:rFonts w:ascii="Arial" w:cs="Arial" w:eastAsia="Arial" w:hAnsi="Arial"/>
-                <w:sz w:val="22"/>
-                <w:szCs w:val="22"/>
-              </w:rPr>
-              <w:t xml:space="preserve">INVENTORY_EDIT</w:t>
+            <w:tcMar>
+              <w:top w:type="dxa" w:w="60"/>
+              <w:left w:type="dxa" w:w="100"/>
+              <w:bottom w:type="dxa" w:w="60"/>
+              <w:right w:type="dxa" w:w="100"/>
+            </w:tcMar>
+          </w:tcPr>
+          <w:p>
+            <w:r>
+              <w:rPr>
+                <w:rFonts w:ascii="Arial" w:cs="Arial" w:eastAsia="Arial" w:hAnsi="Arial"/>
+                <w:sz w:val="22"/>
+                <w:szCs w:val="22"/>
+              </w:rPr>
+              <w:t xml:space="preserve">INVENTORY_MANAGE</w:t>
             </w:r>
           </w:p>
         </w:tc>
@@ -21380,7 +23197,7 @@
           <w:b/>
           <w:bCs/>
         </w:rPr>
-        <w:t xml:space="preserve">6.38  Directory</w:t>
+        <w:t xml:space="preserve">6.38  Integrations</w:t>
       </w:r>
     </w:p>
     <w:tbl>
@@ -21546,7 +23363,7 @@
                 <w:sz w:val="18"/>
                 <w:szCs w:val="18"/>
               </w:rPr>
-              <w:t xml:space="preserve">/api/directory-listings</w:t>
+              <w:t xml:space="preserve">/api/integrations</w:t>
             </w:r>
           </w:p>
         </w:tc>
@@ -21603,6 +23420,91 @@
                 <w:sz w:val="18"/>
                 <w:szCs w:val="18"/>
               </w:rPr>
+              <w:t xml:space="preserve">GET</w:t>
+            </w:r>
+          </w:p>
+        </w:tc>
+        <w:tc>
+          <w:tcPr>
+            <w:tcW w:type="dxa" w:w="5400"/>
+            <w:tcBorders>
+              <w:top w:val="single" w:color="CCCCCC" w:sz="1"/>
+              <w:left w:val="single" w:color="CCCCCC" w:sz="1"/>
+              <w:bottom w:val="single" w:color="CCCCCC" w:sz="1"/>
+              <w:right w:val="single" w:color="CCCCCC" w:sz="1"/>
+            </w:tcBorders>
+            <w:shd w:fill="F4F6F7" w:val="clear"/>
+            <w:tcMar>
+              <w:top w:type="dxa" w:w="60"/>
+              <w:left w:type="dxa" w:w="100"/>
+              <w:bottom w:type="dxa" w:w="60"/>
+              <w:right w:type="dxa" w:w="100"/>
+            </w:tcMar>
+          </w:tcPr>
+          <w:p>
+            <w:r>
+              <w:rPr>
+                <w:rFonts w:ascii="Consolas" w:cs="Consolas" w:eastAsia="Consolas" w:hAnsi="Consolas"/>
+                <w:sz w:val="18"/>
+                <w:szCs w:val="18"/>
+              </w:rPr>
+              <w:t xml:space="preserve">/api/integrations/{name}/credentials</w:t>
+            </w:r>
+          </w:p>
+        </w:tc>
+        <w:tc>
+          <w:tcPr>
+            <w:tcW w:type="dxa" w:w="2760"/>
+            <w:tcBorders>
+              <w:top w:val="single" w:color="CCCCCC" w:sz="1"/>
+              <w:left w:val="single" w:color="CCCCCC" w:sz="1"/>
+              <w:bottom w:val="single" w:color="CCCCCC" w:sz="1"/>
+              <w:right w:val="single" w:color="CCCCCC" w:sz="1"/>
+            </w:tcBorders>
+            <w:shd w:fill="F4F6F7" w:val="clear"/>
+            <w:tcMar>
+              <w:top w:type="dxa" w:w="60"/>
+              <w:left w:type="dxa" w:w="100"/>
+              <w:bottom w:type="dxa" w:w="60"/>
+              <w:right w:type="dxa" w:w="100"/>
+            </w:tcMar>
+          </w:tcPr>
+          <w:p>
+            <w:r>
+              <w:rPr>
+                <w:rFonts w:ascii="Arial" w:cs="Arial" w:eastAsia="Arial" w:hAnsi="Arial"/>
+                <w:sz w:val="22"/>
+                <w:szCs w:val="22"/>
+              </w:rPr>
+              <w:t xml:space="preserve">USER_MANAGE</w:t>
+            </w:r>
+          </w:p>
+        </w:tc>
+      </w:tr>
+      <w:tr>
+        <w:tc>
+          <w:tcPr>
+            <w:tcW w:type="dxa" w:w="1200"/>
+            <w:tcBorders>
+              <w:top w:val="single" w:color="CCCCCC" w:sz="1"/>
+              <w:left w:val="single" w:color="CCCCCC" w:sz="1"/>
+              <w:bottom w:val="single" w:color="CCCCCC" w:sz="1"/>
+              <w:right w:val="single" w:color="CCCCCC" w:sz="1"/>
+            </w:tcBorders>
+            <w:tcMar>
+              <w:top w:type="dxa" w:w="60"/>
+              <w:left w:type="dxa" w:w="100"/>
+              <w:bottom w:type="dxa" w:w="60"/>
+              <w:right w:type="dxa" w:w="100"/>
+            </w:tcMar>
+          </w:tcPr>
+          <w:p>
+            <w:r>
+              <w:rPr>
+                <w:rFonts w:ascii="Consolas" w:cs="Consolas" w:eastAsia="Consolas" w:hAnsi="Consolas"/>
+                <w:sz w:val="18"/>
+                <w:szCs w:val="18"/>
+              </w:rPr>
               <w:t xml:space="preserve">POST</w:t>
             </w:r>
           </w:p>
@@ -21616,22 +23518,21 @@
               <w:bottom w:val="single" w:color="CCCCCC" w:sz="1"/>
               <w:right w:val="single" w:color="CCCCCC" w:sz="1"/>
             </w:tcBorders>
-            <w:shd w:fill="F4F6F7" w:val="clear"/>
-            <w:tcMar>
-              <w:top w:type="dxa" w:w="60"/>
-              <w:left w:type="dxa" w:w="100"/>
-              <w:bottom w:type="dxa" w:w="60"/>
-              <w:right w:type="dxa" w:w="100"/>
-            </w:tcMar>
-          </w:tcPr>
-          <w:p>
-            <w:r>
-              <w:rPr>
-                <w:rFonts w:ascii="Consolas" w:cs="Consolas" w:eastAsia="Consolas" w:hAnsi="Consolas"/>
-                <w:sz w:val="18"/>
-                <w:szCs w:val="18"/>
-              </w:rPr>
-              <w:t xml:space="preserve">/api/directory-listings</w:t>
+            <w:tcMar>
+              <w:top w:type="dxa" w:w="60"/>
+              <w:left w:type="dxa" w:w="100"/>
+              <w:bottom w:type="dxa" w:w="60"/>
+              <w:right w:type="dxa" w:w="100"/>
+            </w:tcMar>
+          </w:tcPr>
+          <w:p>
+            <w:r>
+              <w:rPr>
+                <w:rFonts w:ascii="Consolas" w:cs="Consolas" w:eastAsia="Consolas" w:hAnsi="Consolas"/>
+                <w:sz w:val="18"/>
+                <w:szCs w:val="18"/>
+              </w:rPr>
+              <w:t xml:space="preserve">/api/integrations/{name}/credentials</w:t>
             </w:r>
           </w:p>
         </w:tc>
@@ -21644,7 +23545,6 @@
               <w:bottom w:val="single" w:color="CCCCCC" w:sz="1"/>
               <w:right w:val="single" w:color="CCCCCC" w:sz="1"/>
             </w:tcBorders>
-            <w:shd w:fill="F4F6F7" w:val="clear"/>
             <w:tcMar>
               <w:top w:type="dxa" w:w="60"/>
               <w:left w:type="dxa" w:w="100"/>
@@ -21674,21 +23574,22 @@
               <w:bottom w:val="single" w:color="CCCCCC" w:sz="1"/>
               <w:right w:val="single" w:color="CCCCCC" w:sz="1"/>
             </w:tcBorders>
-            <w:tcMar>
-              <w:top w:type="dxa" w:w="60"/>
-              <w:left w:type="dxa" w:w="100"/>
-              <w:bottom w:type="dxa" w:w="60"/>
-              <w:right w:type="dxa" w:w="100"/>
-            </w:tcMar>
-          </w:tcPr>
-          <w:p>
-            <w:r>
-              <w:rPr>
-                <w:rFonts w:ascii="Consolas" w:cs="Consolas" w:eastAsia="Consolas" w:hAnsi="Consolas"/>
-                <w:sz w:val="18"/>
-                <w:szCs w:val="18"/>
-              </w:rPr>
-              <w:t xml:space="preserve">PATCH</w:t>
+            <w:shd w:fill="F4F6F7" w:val="clear"/>
+            <w:tcMar>
+              <w:top w:type="dxa" w:w="60"/>
+              <w:left w:type="dxa" w:w="100"/>
+              <w:bottom w:type="dxa" w:w="60"/>
+              <w:right w:type="dxa" w:w="100"/>
+            </w:tcMar>
+          </w:tcPr>
+          <w:p>
+            <w:r>
+              <w:rPr>
+                <w:rFonts w:ascii="Consolas" w:cs="Consolas" w:eastAsia="Consolas" w:hAnsi="Consolas"/>
+                <w:sz w:val="18"/>
+                <w:szCs w:val="18"/>
+              </w:rPr>
+              <w:t xml:space="preserve">DELETE</w:t>
             </w:r>
           </w:p>
         </w:tc>
@@ -21701,21 +23602,106 @@
               <w:bottom w:val="single" w:color="CCCCCC" w:sz="1"/>
               <w:right w:val="single" w:color="CCCCCC" w:sz="1"/>
             </w:tcBorders>
-            <w:tcMar>
-              <w:top w:type="dxa" w:w="60"/>
-              <w:left w:type="dxa" w:w="100"/>
-              <w:bottom w:type="dxa" w:w="60"/>
-              <w:right w:type="dxa" w:w="100"/>
-            </w:tcMar>
-          </w:tcPr>
-          <w:p>
-            <w:r>
-              <w:rPr>
-                <w:rFonts w:ascii="Consolas" w:cs="Consolas" w:eastAsia="Consolas" w:hAnsi="Consolas"/>
-                <w:sz w:val="18"/>
-                <w:szCs w:val="18"/>
-              </w:rPr>
-              <w:t xml:space="preserve">/api/directory-listings/{id}</w:t>
+            <w:shd w:fill="F4F6F7" w:val="clear"/>
+            <w:tcMar>
+              <w:top w:type="dxa" w:w="60"/>
+              <w:left w:type="dxa" w:w="100"/>
+              <w:bottom w:type="dxa" w:w="60"/>
+              <w:right w:type="dxa" w:w="100"/>
+            </w:tcMar>
+          </w:tcPr>
+          <w:p>
+            <w:r>
+              <w:rPr>
+                <w:rFonts w:ascii="Consolas" w:cs="Consolas" w:eastAsia="Consolas" w:hAnsi="Consolas"/>
+                <w:sz w:val="18"/>
+                <w:szCs w:val="18"/>
+              </w:rPr>
+              <w:t xml:space="preserve">/api/integrations/{name}/credentials/{key}</w:t>
+            </w:r>
+          </w:p>
+        </w:tc>
+        <w:tc>
+          <w:tcPr>
+            <w:tcW w:type="dxa" w:w="2760"/>
+            <w:tcBorders>
+              <w:top w:val="single" w:color="CCCCCC" w:sz="1"/>
+              <w:left w:val="single" w:color="CCCCCC" w:sz="1"/>
+              <w:bottom w:val="single" w:color="CCCCCC" w:sz="1"/>
+              <w:right w:val="single" w:color="CCCCCC" w:sz="1"/>
+            </w:tcBorders>
+            <w:shd w:fill="F4F6F7" w:val="clear"/>
+            <w:tcMar>
+              <w:top w:type="dxa" w:w="60"/>
+              <w:left w:type="dxa" w:w="100"/>
+              <w:bottom w:type="dxa" w:w="60"/>
+              <w:right w:type="dxa" w:w="100"/>
+            </w:tcMar>
+          </w:tcPr>
+          <w:p>
+            <w:r>
+              <w:rPr>
+                <w:rFonts w:ascii="Arial" w:cs="Arial" w:eastAsia="Arial" w:hAnsi="Arial"/>
+                <w:sz w:val="22"/>
+                <w:szCs w:val="22"/>
+              </w:rPr>
+              <w:t xml:space="preserve">USER_MANAGE</w:t>
+            </w:r>
+          </w:p>
+        </w:tc>
+      </w:tr>
+      <w:tr>
+        <w:tc>
+          <w:tcPr>
+            <w:tcW w:type="dxa" w:w="1200"/>
+            <w:tcBorders>
+              <w:top w:val="single" w:color="CCCCCC" w:sz="1"/>
+              <w:left w:val="single" w:color="CCCCCC" w:sz="1"/>
+              <w:bottom w:val="single" w:color="CCCCCC" w:sz="1"/>
+              <w:right w:val="single" w:color="CCCCCC" w:sz="1"/>
+            </w:tcBorders>
+            <w:tcMar>
+              <w:top w:type="dxa" w:w="60"/>
+              <w:left w:type="dxa" w:w="100"/>
+              <w:bottom w:type="dxa" w:w="60"/>
+              <w:right w:type="dxa" w:w="100"/>
+            </w:tcMar>
+          </w:tcPr>
+          <w:p>
+            <w:r>
+              <w:rPr>
+                <w:rFonts w:ascii="Consolas" w:cs="Consolas" w:eastAsia="Consolas" w:hAnsi="Consolas"/>
+                <w:sz w:val="18"/>
+                <w:szCs w:val="18"/>
+              </w:rPr>
+              <w:t xml:space="preserve">GET</w:t>
+            </w:r>
+          </w:p>
+        </w:tc>
+        <w:tc>
+          <w:tcPr>
+            <w:tcW w:type="dxa" w:w="5400"/>
+            <w:tcBorders>
+              <w:top w:val="single" w:color="CCCCCC" w:sz="1"/>
+              <w:left w:val="single" w:color="CCCCCC" w:sz="1"/>
+              <w:bottom w:val="single" w:color="CCCCCC" w:sz="1"/>
+              <w:right w:val="single" w:color="CCCCCC" w:sz="1"/>
+            </w:tcBorders>
+            <w:tcMar>
+              <w:top w:type="dxa" w:w="60"/>
+              <w:left w:type="dxa" w:w="100"/>
+              <w:bottom w:type="dxa" w:w="60"/>
+              <w:right w:type="dxa" w:w="100"/>
+            </w:tcMar>
+          </w:tcPr>
+          <w:p>
+            <w:r>
+              <w:rPr>
+                <w:rFonts w:ascii="Consolas" w:cs="Consolas" w:eastAsia="Consolas" w:hAnsi="Consolas"/>
+                <w:sz w:val="18"/>
+                <w:szCs w:val="18"/>
+              </w:rPr>
+              <w:t xml:space="preserve">/api/integrations/sync-log</w:t>
             </w:r>
           </w:p>
         </w:tc>
@@ -21763,7 +23749,7 @@
           <w:b/>
           <w:bCs/>
         </w:rPr>
-        <w:t xml:space="preserve">6.39  Reports</w:t>
+        <w:t xml:space="preserve">6.39  Marketplace</w:t>
       </w:r>
     </w:p>
     <w:tbl>
@@ -21929,7 +23915,7 @@
                 <w:sz w:val="18"/>
                 <w:szCs w:val="18"/>
               </w:rPr>
-              <w:t xml:space="preserve">/api/reports/quarterly-fees</w:t>
+              <w:t xml:space="preserve">/api/marketplace/listings</w:t>
             </w:r>
           </w:p>
         </w:tc>
@@ -21956,7 +23942,7 @@
                 <w:sz w:val="22"/>
                 <w:szCs w:val="22"/>
               </w:rPr>
-              <w:t xml:space="preserve">REPORT_VIEW</w:t>
+              <w:t xml:space="preserve">AUTH</w:t>
             </w:r>
           </w:p>
         </w:tc>
@@ -21986,6 +23972,175 @@
                 <w:sz w:val="18"/>
                 <w:szCs w:val="18"/>
               </w:rPr>
+              <w:t xml:space="preserve">POST</w:t>
+            </w:r>
+          </w:p>
+        </w:tc>
+        <w:tc>
+          <w:tcPr>
+            <w:tcW w:type="dxa" w:w="5400"/>
+            <w:tcBorders>
+              <w:top w:val="single" w:color="CCCCCC" w:sz="1"/>
+              <w:left w:val="single" w:color="CCCCCC" w:sz="1"/>
+              <w:bottom w:val="single" w:color="CCCCCC" w:sz="1"/>
+              <w:right w:val="single" w:color="CCCCCC" w:sz="1"/>
+            </w:tcBorders>
+            <w:shd w:fill="F4F6F7" w:val="clear"/>
+            <w:tcMar>
+              <w:top w:type="dxa" w:w="60"/>
+              <w:left w:type="dxa" w:w="100"/>
+              <w:bottom w:type="dxa" w:w="60"/>
+              <w:right w:type="dxa" w:w="100"/>
+            </w:tcMar>
+          </w:tcPr>
+          <w:p>
+            <w:r>
+              <w:rPr>
+                <w:rFonts w:ascii="Consolas" w:cs="Consolas" w:eastAsia="Consolas" w:hAnsi="Consolas"/>
+                <w:sz w:val="18"/>
+                <w:szCs w:val="18"/>
+              </w:rPr>
+              <w:t xml:space="preserve">/api/marketplace/listings</w:t>
+            </w:r>
+          </w:p>
+        </w:tc>
+        <w:tc>
+          <w:tcPr>
+            <w:tcW w:type="dxa" w:w="2760"/>
+            <w:tcBorders>
+              <w:top w:val="single" w:color="CCCCCC" w:sz="1"/>
+              <w:left w:val="single" w:color="CCCCCC" w:sz="1"/>
+              <w:bottom w:val="single" w:color="CCCCCC" w:sz="1"/>
+              <w:right w:val="single" w:color="CCCCCC" w:sz="1"/>
+            </w:tcBorders>
+            <w:shd w:fill="F4F6F7" w:val="clear"/>
+            <w:tcMar>
+              <w:top w:type="dxa" w:w="60"/>
+              <w:left w:type="dxa" w:w="100"/>
+              <w:bottom w:type="dxa" w:w="60"/>
+              <w:right w:type="dxa" w:w="100"/>
+            </w:tcMar>
+          </w:tcPr>
+          <w:p>
+            <w:r>
+              <w:rPr>
+                <w:rFonts w:ascii="Arial" w:cs="Arial" w:eastAsia="Arial" w:hAnsi="Arial"/>
+                <w:sz w:val="22"/>
+                <w:szCs w:val="22"/>
+              </w:rPr>
+              <w:t xml:space="preserve">INVENTORY_EDIT</w:t>
+            </w:r>
+          </w:p>
+        </w:tc>
+      </w:tr>
+      <w:tr>
+        <w:tc>
+          <w:tcPr>
+            <w:tcW w:type="dxa" w:w="1200"/>
+            <w:tcBorders>
+              <w:top w:val="single" w:color="CCCCCC" w:sz="1"/>
+              <w:left w:val="single" w:color="CCCCCC" w:sz="1"/>
+              <w:bottom w:val="single" w:color="CCCCCC" w:sz="1"/>
+              <w:right w:val="single" w:color="CCCCCC" w:sz="1"/>
+            </w:tcBorders>
+            <w:tcMar>
+              <w:top w:type="dxa" w:w="60"/>
+              <w:left w:type="dxa" w:w="100"/>
+              <w:bottom w:type="dxa" w:w="60"/>
+              <w:right w:type="dxa" w:w="100"/>
+            </w:tcMar>
+          </w:tcPr>
+          <w:p>
+            <w:r>
+              <w:rPr>
+                <w:rFonts w:ascii="Consolas" w:cs="Consolas" w:eastAsia="Consolas" w:hAnsi="Consolas"/>
+                <w:sz w:val="18"/>
+                <w:szCs w:val="18"/>
+              </w:rPr>
+              <w:t xml:space="preserve">PATCH</w:t>
+            </w:r>
+          </w:p>
+        </w:tc>
+        <w:tc>
+          <w:tcPr>
+            <w:tcW w:type="dxa" w:w="5400"/>
+            <w:tcBorders>
+              <w:top w:val="single" w:color="CCCCCC" w:sz="1"/>
+              <w:left w:val="single" w:color="CCCCCC" w:sz="1"/>
+              <w:bottom w:val="single" w:color="CCCCCC" w:sz="1"/>
+              <w:right w:val="single" w:color="CCCCCC" w:sz="1"/>
+            </w:tcBorders>
+            <w:tcMar>
+              <w:top w:type="dxa" w:w="60"/>
+              <w:left w:type="dxa" w:w="100"/>
+              <w:bottom w:type="dxa" w:w="60"/>
+              <w:right w:type="dxa" w:w="100"/>
+            </w:tcMar>
+          </w:tcPr>
+          <w:p>
+            <w:r>
+              <w:rPr>
+                <w:rFonts w:ascii="Consolas" w:cs="Consolas" w:eastAsia="Consolas" w:hAnsi="Consolas"/>
+                <w:sz w:val="18"/>
+                <w:szCs w:val="18"/>
+              </w:rPr>
+              <w:t xml:space="preserve">/api/marketplace/listings/{id}</w:t>
+            </w:r>
+          </w:p>
+        </w:tc>
+        <w:tc>
+          <w:tcPr>
+            <w:tcW w:type="dxa" w:w="2760"/>
+            <w:tcBorders>
+              <w:top w:val="single" w:color="CCCCCC" w:sz="1"/>
+              <w:left w:val="single" w:color="CCCCCC" w:sz="1"/>
+              <w:bottom w:val="single" w:color="CCCCCC" w:sz="1"/>
+              <w:right w:val="single" w:color="CCCCCC" w:sz="1"/>
+            </w:tcBorders>
+            <w:tcMar>
+              <w:top w:type="dxa" w:w="60"/>
+              <w:left w:type="dxa" w:w="100"/>
+              <w:bottom w:type="dxa" w:w="60"/>
+              <w:right w:type="dxa" w:w="100"/>
+            </w:tcMar>
+          </w:tcPr>
+          <w:p>
+            <w:r>
+              <w:rPr>
+                <w:rFonts w:ascii="Arial" w:cs="Arial" w:eastAsia="Arial" w:hAnsi="Arial"/>
+                <w:sz w:val="22"/>
+                <w:szCs w:val="22"/>
+              </w:rPr>
+              <w:t xml:space="preserve">INVENTORY_EDIT</w:t>
+            </w:r>
+          </w:p>
+        </w:tc>
+      </w:tr>
+      <w:tr>
+        <w:tc>
+          <w:tcPr>
+            <w:tcW w:type="dxa" w:w="1200"/>
+            <w:tcBorders>
+              <w:top w:val="single" w:color="CCCCCC" w:sz="1"/>
+              <w:left w:val="single" w:color="CCCCCC" w:sz="1"/>
+              <w:bottom w:val="single" w:color="CCCCCC" w:sz="1"/>
+              <w:right w:val="single" w:color="CCCCCC" w:sz="1"/>
+            </w:tcBorders>
+            <w:shd w:fill="F4F6F7" w:val="clear"/>
+            <w:tcMar>
+              <w:top w:type="dxa" w:w="60"/>
+              <w:left w:type="dxa" w:w="100"/>
+              <w:bottom w:type="dxa" w:w="60"/>
+              <w:right w:type="dxa" w:w="100"/>
+            </w:tcMar>
+          </w:tcPr>
+          <w:p>
+            <w:r>
+              <w:rPr>
+                <w:rFonts w:ascii="Consolas" w:cs="Consolas" w:eastAsia="Consolas" w:hAnsi="Consolas"/>
+                <w:sz w:val="18"/>
+                <w:szCs w:val="18"/>
+              </w:rPr>
               <w:t xml:space="preserve">GET</w:t>
             </w:r>
           </w:p>
@@ -22014,7 +24169,7 @@
                 <w:sz w:val="18"/>
                 <w:szCs w:val="18"/>
               </w:rPr>
-              <w:t xml:space="preserve">/api/reports/service-usage</w:t>
+              <w:t xml:space="preserve">/api/marketplace/generate-content/{tireId}</w:t>
             </w:r>
           </w:p>
         </w:tc>
@@ -22042,7 +24197,7 @@
                 <w:sz w:val="22"/>
                 <w:szCs w:val="22"/>
               </w:rPr>
-              <w:t xml:space="preserve">REPORT_VIEW</w:t>
+              <w:t xml:space="preserve">AUTH</w:t>
             </w:r>
           </w:p>
         </w:tc>
@@ -22098,7 +24253,7 @@
                 <w:sz w:val="18"/>
                 <w:szCs w:val="18"/>
               </w:rPr>
-              <w:t xml:space="preserve">/api/reports/employee-activity</w:t>
+              <w:t xml:space="preserve">/api/marketplace/orders</w:t>
             </w:r>
           </w:p>
         </w:tc>
@@ -22125,7 +24280,7 @@
                 <w:sz w:val="22"/>
                 <w:szCs w:val="22"/>
               </w:rPr>
-              <w:t xml:space="preserve">REPORT_VIEW</w:t>
+              <w:t xml:space="preserve">AUTH</w:t>
             </w:r>
           </w:p>
         </w:tc>
@@ -22183,7 +24338,7 @@
                 <w:sz w:val="18"/>
                 <w:szCs w:val="18"/>
               </w:rPr>
-              <w:t xml:space="preserve">/api/reports/active-warranties</w:t>
+              <w:t xml:space="preserve">/api/marketplace/orders/{id}</w:t>
             </w:r>
           </w:p>
         </w:tc>
@@ -22211,7 +24366,7 @@
                 <w:sz w:val="22"/>
                 <w:szCs w:val="22"/>
               </w:rPr>
-              <w:t xml:space="preserve">REPORT_VIEW</w:t>
+              <w:t xml:space="preserve">AUTH</w:t>
             </w:r>
           </w:p>
         </w:tc>
@@ -22240,7 +24395,7 @@
                 <w:sz w:val="18"/>
                 <w:szCs w:val="18"/>
               </w:rPr>
-              <w:t xml:space="preserve">GET</w:t>
+              <w:t xml:space="preserve">POST</w:t>
             </w:r>
           </w:p>
         </w:tc>
@@ -22267,7 +24422,7 @@
                 <w:sz w:val="18"/>
                 <w:szCs w:val="18"/>
               </w:rPr>
-              <w:t xml:space="preserve">/api/reports/sales-summary</w:t>
+              <w:t xml:space="preserve">/api/marketplace/orders</w:t>
             </w:r>
           </w:p>
         </w:tc>
@@ -22294,7 +24449,7 @@
                 <w:sz w:val="22"/>
                 <w:szCs w:val="22"/>
               </w:rPr>
-              <w:t xml:space="preserve">REPORT_VIEW</w:t>
+              <w:t xml:space="preserve">INVENTORY_EDIT</w:t>
             </w:r>
           </w:p>
         </w:tc>
@@ -22324,7 +24479,7 @@
                 <w:sz w:val="18"/>
                 <w:szCs w:val="18"/>
               </w:rPr>
-              <w:t xml:space="preserve">GET</w:t>
+              <w:t xml:space="preserve">PATCH</w:t>
             </w:r>
           </w:p>
         </w:tc>
@@ -22352,7 +24507,7 @@
                 <w:sz w:val="18"/>
                 <w:szCs w:val="18"/>
               </w:rPr>
-              <w:t xml:space="preserve">/api/reports/inventory-stats</w:t>
+              <w:t xml:space="preserve">/api/marketplace/orders/{id}/status</w:t>
             </w:r>
           </w:p>
         </w:tc>
@@ -22380,428 +24535,7 @@
                 <w:sz w:val="22"/>
                 <w:szCs w:val="22"/>
               </w:rPr>
-              <w:t xml:space="preserve">REPORT_VIEW</w:t>
-            </w:r>
-          </w:p>
-        </w:tc>
-      </w:tr>
-      <w:tr>
-        <w:tc>
-          <w:tcPr>
-            <w:tcW w:type="dxa" w:w="1200"/>
-            <w:tcBorders>
-              <w:top w:val="single" w:color="CCCCCC" w:sz="1"/>
-              <w:left w:val="single" w:color="CCCCCC" w:sz="1"/>
-              <w:bottom w:val="single" w:color="CCCCCC" w:sz="1"/>
-              <w:right w:val="single" w:color="CCCCCC" w:sz="1"/>
-            </w:tcBorders>
-            <w:tcMar>
-              <w:top w:type="dxa" w:w="60"/>
-              <w:left w:type="dxa" w:w="100"/>
-              <w:bottom w:type="dxa" w:w="60"/>
-              <w:right w:type="dxa" w:w="100"/>
-            </w:tcMar>
-          </w:tcPr>
-          <w:p>
-            <w:r>
-              <w:rPr>
-                <w:rFonts w:ascii="Consolas" w:cs="Consolas" w:eastAsia="Consolas" w:hAnsi="Consolas"/>
-                <w:sz w:val="18"/>
-                <w:szCs w:val="18"/>
-              </w:rPr>
-              <w:t xml:space="preserve">GET</w:t>
-            </w:r>
-          </w:p>
-        </w:tc>
-        <w:tc>
-          <w:tcPr>
-            <w:tcW w:type="dxa" w:w="5400"/>
-            <w:tcBorders>
-              <w:top w:val="single" w:color="CCCCCC" w:sz="1"/>
-              <w:left w:val="single" w:color="CCCCCC" w:sz="1"/>
-              <w:bottom w:val="single" w:color="CCCCCC" w:sz="1"/>
-              <w:right w:val="single" w:color="CCCCCC" w:sz="1"/>
-            </w:tcBorders>
-            <w:tcMar>
-              <w:top w:type="dxa" w:w="60"/>
-              <w:left w:type="dxa" w:w="100"/>
-              <w:bottom w:type="dxa" w:w="60"/>
-              <w:right w:type="dxa" w:w="100"/>
-            </w:tcMar>
-          </w:tcPr>
-          <w:p>
-            <w:r>
-              <w:rPr>
-                <w:rFonts w:ascii="Consolas" w:cs="Consolas" w:eastAsia="Consolas" w:hAnsi="Consolas"/>
-                <w:sz w:val="18"/>
-                <w:szCs w:val="18"/>
-              </w:rPr>
-              <w:t xml:space="preserve">/api/reports/top-selling-tires</w:t>
-            </w:r>
-          </w:p>
-        </w:tc>
-        <w:tc>
-          <w:tcPr>
-            <w:tcW w:type="dxa" w:w="2760"/>
-            <w:tcBorders>
-              <w:top w:val="single" w:color="CCCCCC" w:sz="1"/>
-              <w:left w:val="single" w:color="CCCCCC" w:sz="1"/>
-              <w:bottom w:val="single" w:color="CCCCCC" w:sz="1"/>
-              <w:right w:val="single" w:color="CCCCCC" w:sz="1"/>
-            </w:tcBorders>
-            <w:tcMar>
-              <w:top w:type="dxa" w:w="60"/>
-              <w:left w:type="dxa" w:w="100"/>
-              <w:bottom w:type="dxa" w:w="60"/>
-              <w:right w:type="dxa" w:w="100"/>
-            </w:tcMar>
-          </w:tcPr>
-          <w:p>
-            <w:r>
-              <w:rPr>
-                <w:rFonts w:ascii="Arial" w:cs="Arial" w:eastAsia="Arial" w:hAnsi="Arial"/>
-                <w:sz w:val="22"/>
-                <w:szCs w:val="22"/>
-              </w:rPr>
-              <w:t xml:space="preserve">REPORT_VIEW</w:t>
-            </w:r>
-          </w:p>
-        </w:tc>
-      </w:tr>
-      <w:tr>
-        <w:tc>
-          <w:tcPr>
-            <w:tcW w:type="dxa" w:w="1200"/>
-            <w:tcBorders>
-              <w:top w:val="single" w:color="CCCCCC" w:sz="1"/>
-              <w:left w:val="single" w:color="CCCCCC" w:sz="1"/>
-              <w:bottom w:val="single" w:color="CCCCCC" w:sz="1"/>
-              <w:right w:val="single" w:color="CCCCCC" w:sz="1"/>
-            </w:tcBorders>
-            <w:shd w:fill="F4F6F7" w:val="clear"/>
-            <w:tcMar>
-              <w:top w:type="dxa" w:w="60"/>
-              <w:left w:type="dxa" w:w="100"/>
-              <w:bottom w:type="dxa" w:w="60"/>
-              <w:right w:type="dxa" w:w="100"/>
-            </w:tcMar>
-          </w:tcPr>
-          <w:p>
-            <w:r>
-              <w:rPr>
-                <w:rFonts w:ascii="Consolas" w:cs="Consolas" w:eastAsia="Consolas" w:hAnsi="Consolas"/>
-                <w:sz w:val="18"/>
-                <w:szCs w:val="18"/>
-              </w:rPr>
-              <w:t xml:space="preserve">GET</w:t>
-            </w:r>
-          </w:p>
-        </w:tc>
-        <w:tc>
-          <w:tcPr>
-            <w:tcW w:type="dxa" w:w="5400"/>
-            <w:tcBorders>
-              <w:top w:val="single" w:color="CCCCCC" w:sz="1"/>
-              <w:left w:val="single" w:color="CCCCCC" w:sz="1"/>
-              <w:bottom w:val="single" w:color="CCCCCC" w:sz="1"/>
-              <w:right w:val="single" w:color="CCCCCC" w:sz="1"/>
-            </w:tcBorders>
-            <w:shd w:fill="F4F6F7" w:val="clear"/>
-            <w:tcMar>
-              <w:top w:type="dxa" w:w="60"/>
-              <w:left w:type="dxa" w:w="100"/>
-              <w:bottom w:type="dxa" w:w="60"/>
-              <w:right w:type="dxa" w:w="100"/>
-            </w:tcMar>
-          </w:tcPr>
-          <w:p>
-            <w:r>
-              <w:rPr>
-                <w:rFonts w:ascii="Consolas" w:cs="Consolas" w:eastAsia="Consolas" w:hAnsi="Consolas"/>
-                <w:sz w:val="18"/>
-                <w:szCs w:val="18"/>
-              </w:rPr>
-              <w:t xml:space="preserve">/api/reports/lookup-cost</w:t>
-            </w:r>
-          </w:p>
-        </w:tc>
-        <w:tc>
-          <w:tcPr>
-            <w:tcW w:type="dxa" w:w="2760"/>
-            <w:tcBorders>
-              <w:top w:val="single" w:color="CCCCCC" w:sz="1"/>
-              <w:left w:val="single" w:color="CCCCCC" w:sz="1"/>
-              <w:bottom w:val="single" w:color="CCCCCC" w:sz="1"/>
-              <w:right w:val="single" w:color="CCCCCC" w:sz="1"/>
-            </w:tcBorders>
-            <w:shd w:fill="F4F6F7" w:val="clear"/>
-            <w:tcMar>
-              <w:top w:type="dxa" w:w="60"/>
-              <w:left w:type="dxa" w:w="100"/>
-              <w:bottom w:type="dxa" w:w="60"/>
-              <w:right w:type="dxa" w:w="100"/>
-            </w:tcMar>
-          </w:tcPr>
-          <w:p>
-            <w:r>
-              <w:rPr>
-                <w:rFonts w:ascii="Arial" w:cs="Arial" w:eastAsia="Arial" w:hAnsi="Arial"/>
-                <w:sz w:val="22"/>
-                <w:szCs w:val="22"/>
-              </w:rPr>
-              <w:t xml:space="preserve">REPORT_VIEW</w:t>
-            </w:r>
-          </w:p>
-        </w:tc>
-      </w:tr>
-      <w:tr>
-        <w:tc>
-          <w:tcPr>
-            <w:tcW w:type="dxa" w:w="1200"/>
-            <w:tcBorders>
-              <w:top w:val="single" w:color="CCCCCC" w:sz="1"/>
-              <w:left w:val="single" w:color="CCCCCC" w:sz="1"/>
-              <w:bottom w:val="single" w:color="CCCCCC" w:sz="1"/>
-              <w:right w:val="single" w:color="CCCCCC" w:sz="1"/>
-            </w:tcBorders>
-            <w:tcMar>
-              <w:top w:type="dxa" w:w="60"/>
-              <w:left w:type="dxa" w:w="100"/>
-              <w:bottom w:type="dxa" w:w="60"/>
-              <w:right w:type="dxa" w:w="100"/>
-            </w:tcMar>
-          </w:tcPr>
-          <w:p>
-            <w:r>
-              <w:rPr>
-                <w:rFonts w:ascii="Consolas" w:cs="Consolas" w:eastAsia="Consolas" w:hAnsi="Consolas"/>
-                <w:sz w:val="18"/>
-                <w:szCs w:val="18"/>
-              </w:rPr>
-              <w:t xml:space="preserve">GET</w:t>
-            </w:r>
-          </w:p>
-        </w:tc>
-        <w:tc>
-          <w:tcPr>
-            <w:tcW w:type="dxa" w:w="5400"/>
-            <w:tcBorders>
-              <w:top w:val="single" w:color="CCCCCC" w:sz="1"/>
-              <w:left w:val="single" w:color="CCCCCC" w:sz="1"/>
-              <w:bottom w:val="single" w:color="CCCCCC" w:sz="1"/>
-              <w:right w:val="single" w:color="CCCCCC" w:sz="1"/>
-            </w:tcBorders>
-            <w:tcMar>
-              <w:top w:type="dxa" w:w="60"/>
-              <w:left w:type="dxa" w:w="100"/>
-              <w:bottom w:type="dxa" w:w="60"/>
-              <w:right w:type="dxa" w:w="100"/>
-            </w:tcMar>
-          </w:tcPr>
-          <w:p>
-            <w:r>
-              <w:rPr>
-                <w:rFonts w:ascii="Consolas" w:cs="Consolas" w:eastAsia="Consolas" w:hAnsi="Consolas"/>
-                <w:sz w:val="18"/>
-                <w:szCs w:val="18"/>
-              </w:rPr>
-              <w:t xml:space="preserve">/api/reports/lookup-dashboard</w:t>
-            </w:r>
-          </w:p>
-        </w:tc>
-        <w:tc>
-          <w:tcPr>
-            <w:tcW w:type="dxa" w:w="2760"/>
-            <w:tcBorders>
-              <w:top w:val="single" w:color="CCCCCC" w:sz="1"/>
-              <w:left w:val="single" w:color="CCCCCC" w:sz="1"/>
-              <w:bottom w:val="single" w:color="CCCCCC" w:sz="1"/>
-              <w:right w:val="single" w:color="CCCCCC" w:sz="1"/>
-            </w:tcBorders>
-            <w:tcMar>
-              <w:top w:type="dxa" w:w="60"/>
-              <w:left w:type="dxa" w:w="100"/>
-              <w:bottom w:type="dxa" w:w="60"/>
-              <w:right w:type="dxa" w:w="100"/>
-            </w:tcMar>
-          </w:tcPr>
-          <w:p>
-            <w:r>
-              <w:rPr>
-                <w:rFonts w:ascii="Arial" w:cs="Arial" w:eastAsia="Arial" w:hAnsi="Arial"/>
-                <w:sz w:val="22"/>
-                <w:szCs w:val="22"/>
-              </w:rPr>
-              <w:t xml:space="preserve">REPORT_VIEW</w:t>
-            </w:r>
-          </w:p>
-        </w:tc>
-      </w:tr>
-      <w:tr>
-        <w:tc>
-          <w:tcPr>
-            <w:tcW w:type="dxa" w:w="1200"/>
-            <w:tcBorders>
-              <w:top w:val="single" w:color="CCCCCC" w:sz="1"/>
-              <w:left w:val="single" w:color="CCCCCC" w:sz="1"/>
-              <w:bottom w:val="single" w:color="CCCCCC" w:sz="1"/>
-              <w:right w:val="single" w:color="CCCCCC" w:sz="1"/>
-            </w:tcBorders>
-            <w:shd w:fill="F4F6F7" w:val="clear"/>
-            <w:tcMar>
-              <w:top w:type="dxa" w:w="60"/>
-              <w:left w:type="dxa" w:w="100"/>
-              <w:bottom w:type="dxa" w:w="60"/>
-              <w:right w:type="dxa" w:w="100"/>
-            </w:tcMar>
-          </w:tcPr>
-          <w:p>
-            <w:r>
-              <w:rPr>
-                <w:rFonts w:ascii="Consolas" w:cs="Consolas" w:eastAsia="Consolas" w:hAnsi="Consolas"/>
-                <w:sz w:val="18"/>
-                <w:szCs w:val="18"/>
-              </w:rPr>
-              <w:t xml:space="preserve">GET</w:t>
-            </w:r>
-          </w:p>
-        </w:tc>
-        <w:tc>
-          <w:tcPr>
-            <w:tcW w:type="dxa" w:w="5400"/>
-            <w:tcBorders>
-              <w:top w:val="single" w:color="CCCCCC" w:sz="1"/>
-              <w:left w:val="single" w:color="CCCCCC" w:sz="1"/>
-              <w:bottom w:val="single" w:color="CCCCCC" w:sz="1"/>
-              <w:right w:val="single" w:color="CCCCCC" w:sz="1"/>
-            </w:tcBorders>
-            <w:shd w:fill="F4F6F7" w:val="clear"/>
-            <w:tcMar>
-              <w:top w:type="dxa" w:w="60"/>
-              <w:left w:type="dxa" w:w="100"/>
-              <w:bottom w:type="dxa" w:w="60"/>
-              <w:right w:type="dxa" w:w="100"/>
-            </w:tcMar>
-          </w:tcPr>
-          <w:p>
-            <w:r>
-              <w:rPr>
-                <w:rFonts w:ascii="Consolas" w:cs="Consolas" w:eastAsia="Consolas" w:hAnsi="Consolas"/>
-                <w:sz w:val="18"/>
-                <w:szCs w:val="18"/>
-              </w:rPr>
-              <w:t xml:space="preserve">/api/reports/lookup-monthly</w:t>
-            </w:r>
-          </w:p>
-        </w:tc>
-        <w:tc>
-          <w:tcPr>
-            <w:tcW w:type="dxa" w:w="2760"/>
-            <w:tcBorders>
-              <w:top w:val="single" w:color="CCCCCC" w:sz="1"/>
-              <w:left w:val="single" w:color="CCCCCC" w:sz="1"/>
-              <w:bottom w:val="single" w:color="CCCCCC" w:sz="1"/>
-              <w:right w:val="single" w:color="CCCCCC" w:sz="1"/>
-            </w:tcBorders>
-            <w:shd w:fill="F4F6F7" w:val="clear"/>
-            <w:tcMar>
-              <w:top w:type="dxa" w:w="60"/>
-              <w:left w:type="dxa" w:w="100"/>
-              <w:bottom w:type="dxa" w:w="60"/>
-              <w:right w:type="dxa" w:w="100"/>
-            </w:tcMar>
-          </w:tcPr>
-          <w:p>
-            <w:r>
-              <w:rPr>
-                <w:rFonts w:ascii="Arial" w:cs="Arial" w:eastAsia="Arial" w:hAnsi="Arial"/>
-                <w:sz w:val="22"/>
-                <w:szCs w:val="22"/>
-              </w:rPr>
-              <w:t xml:space="preserve">REPORT_VIEW</w:t>
-            </w:r>
-          </w:p>
-        </w:tc>
-      </w:tr>
-      <w:tr>
-        <w:tc>
-          <w:tcPr>
-            <w:tcW w:type="dxa" w:w="1200"/>
-            <w:tcBorders>
-              <w:top w:val="single" w:color="CCCCCC" w:sz="1"/>
-              <w:left w:val="single" w:color="CCCCCC" w:sz="1"/>
-              <w:bottom w:val="single" w:color="CCCCCC" w:sz="1"/>
-              <w:right w:val="single" w:color="CCCCCC" w:sz="1"/>
-            </w:tcBorders>
-            <w:tcMar>
-              <w:top w:type="dxa" w:w="60"/>
-              <w:left w:type="dxa" w:w="100"/>
-              <w:bottom w:type="dxa" w:w="60"/>
-              <w:right w:type="dxa" w:w="100"/>
-            </w:tcMar>
-          </w:tcPr>
-          <w:p>
-            <w:r>
-              <w:rPr>
-                <w:rFonts w:ascii="Consolas" w:cs="Consolas" w:eastAsia="Consolas" w:hAnsi="Consolas"/>
-                <w:sz w:val="18"/>
-                <w:szCs w:val="18"/>
-              </w:rPr>
-              <w:t xml:space="preserve">GET</w:t>
-            </w:r>
-          </w:p>
-        </w:tc>
-        <w:tc>
-          <w:tcPr>
-            <w:tcW w:type="dxa" w:w="5400"/>
-            <w:tcBorders>
-              <w:top w:val="single" w:color="CCCCCC" w:sz="1"/>
-              <w:left w:val="single" w:color="CCCCCC" w:sz="1"/>
-              <w:bottom w:val="single" w:color="CCCCCC" w:sz="1"/>
-              <w:right w:val="single" w:color="CCCCCC" w:sz="1"/>
-            </w:tcBorders>
-            <w:tcMar>
-              <w:top w:type="dxa" w:w="60"/>
-              <w:left w:type="dxa" w:w="100"/>
-              <w:bottom w:type="dxa" w:w="60"/>
-              <w:right w:type="dxa" w:w="100"/>
-            </w:tcMar>
-          </w:tcPr>
-          <w:p>
-            <w:r>
-              <w:rPr>
-                <w:rFonts w:ascii="Consolas" w:cs="Consolas" w:eastAsia="Consolas" w:hAnsi="Consolas"/>
-                <w:sz w:val="18"/>
-                <w:szCs w:val="18"/>
-              </w:rPr>
-              <w:t xml:space="preserve">/api/reports/warranty-claims</w:t>
-            </w:r>
-          </w:p>
-        </w:tc>
-        <w:tc>
-          <w:tcPr>
-            <w:tcW w:type="dxa" w:w="2760"/>
-            <w:tcBorders>
-              <w:top w:val="single" w:color="CCCCCC" w:sz="1"/>
-              <w:left w:val="single" w:color="CCCCCC" w:sz="1"/>
-              <w:bottom w:val="single" w:color="CCCCCC" w:sz="1"/>
-              <w:right w:val="single" w:color="CCCCCC" w:sz="1"/>
-            </w:tcBorders>
-            <w:tcMar>
-              <w:top w:type="dxa" w:w="60"/>
-              <w:left w:type="dxa" w:w="100"/>
-              <w:bottom w:type="dxa" w:w="60"/>
-              <w:right w:type="dxa" w:w="100"/>
-            </w:tcMar>
-          </w:tcPr>
-          <w:p>
-            <w:r>
-              <w:rPr>
-                <w:rFonts w:ascii="Arial" w:cs="Arial" w:eastAsia="Arial" w:hAnsi="Arial"/>
-                <w:sz w:val="22"/>
-                <w:szCs w:val="22"/>
-              </w:rPr>
-              <w:t xml:space="preserve">REPORT_VIEW</w:t>
+              <w:t xml:space="preserve">INVENTORY_EDIT</w:t>
             </w:r>
           </w:p>
         </w:tc>
@@ -22822,7 +24556,7 @@
           <w:b/>
           <w:bCs/>
         </w:rPr>
-        <w:t xml:space="preserve">6.40  Audit</w:t>
+        <w:t xml:space="preserve">6.40  Distributors</w:t>
       </w:r>
     </w:p>
     <w:tbl>
@@ -22988,7 +24722,7 @@
                 <w:sz w:val="18"/>
                 <w:szCs w:val="18"/>
               </w:rPr>
-              <w:t xml:space="preserve">/api/audit</w:t>
+              <w:t xml:space="preserve">/api/distributors/{name}/search</w:t>
             </w:r>
           </w:p>
         </w:tc>
@@ -23015,7 +24749,93 @@
                 <w:sz w:val="22"/>
                 <w:szCs w:val="22"/>
               </w:rPr>
-              <w:t xml:space="preserve">AUDIT_VIEW</w:t>
+              <w:t xml:space="preserve">AUTH</w:t>
+            </w:r>
+          </w:p>
+        </w:tc>
+      </w:tr>
+      <w:tr>
+        <w:tc>
+          <w:tcPr>
+            <w:tcW w:type="dxa" w:w="1200"/>
+            <w:tcBorders>
+              <w:top w:val="single" w:color="CCCCCC" w:sz="1"/>
+              <w:left w:val="single" w:color="CCCCCC" w:sz="1"/>
+              <w:bottom w:val="single" w:color="CCCCCC" w:sz="1"/>
+              <w:right w:val="single" w:color="CCCCCC" w:sz="1"/>
+            </w:tcBorders>
+            <w:shd w:fill="F4F6F7" w:val="clear"/>
+            <w:tcMar>
+              <w:top w:type="dxa" w:w="60"/>
+              <w:left w:type="dxa" w:w="100"/>
+              <w:bottom w:type="dxa" w:w="60"/>
+              <w:right w:type="dxa" w:w="100"/>
+            </w:tcMar>
+          </w:tcPr>
+          <w:p>
+            <w:r>
+              <w:rPr>
+                <w:rFonts w:ascii="Consolas" w:cs="Consolas" w:eastAsia="Consolas" w:hAnsi="Consolas"/>
+                <w:sz w:val="18"/>
+                <w:szCs w:val="18"/>
+              </w:rPr>
+              <w:t xml:space="preserve">POST</w:t>
+            </w:r>
+          </w:p>
+        </w:tc>
+        <w:tc>
+          <w:tcPr>
+            <w:tcW w:type="dxa" w:w="5400"/>
+            <w:tcBorders>
+              <w:top w:val="single" w:color="CCCCCC" w:sz="1"/>
+              <w:left w:val="single" w:color="CCCCCC" w:sz="1"/>
+              <w:bottom w:val="single" w:color="CCCCCC" w:sz="1"/>
+              <w:right w:val="single" w:color="CCCCCC" w:sz="1"/>
+            </w:tcBorders>
+            <w:shd w:fill="F4F6F7" w:val="clear"/>
+            <w:tcMar>
+              <w:top w:type="dxa" w:w="60"/>
+              <w:left w:type="dxa" w:w="100"/>
+              <w:bottom w:type="dxa" w:w="60"/>
+              <w:right w:type="dxa" w:w="100"/>
+            </w:tcMar>
+          </w:tcPr>
+          <w:p>
+            <w:r>
+              <w:rPr>
+                <w:rFonts w:ascii="Consolas" w:cs="Consolas" w:eastAsia="Consolas" w:hAnsi="Consolas"/>
+                <w:sz w:val="18"/>
+                <w:szCs w:val="18"/>
+              </w:rPr>
+              <w:t xml:space="preserve">/api/distributors/{name}/order</w:t>
+            </w:r>
+          </w:p>
+        </w:tc>
+        <w:tc>
+          <w:tcPr>
+            <w:tcW w:type="dxa" w:w="2760"/>
+            <w:tcBorders>
+              <w:top w:val="single" w:color="CCCCCC" w:sz="1"/>
+              <w:left w:val="single" w:color="CCCCCC" w:sz="1"/>
+              <w:bottom w:val="single" w:color="CCCCCC" w:sz="1"/>
+              <w:right w:val="single" w:color="CCCCCC" w:sz="1"/>
+            </w:tcBorders>
+            <w:shd w:fill="F4F6F7" w:val="clear"/>
+            <w:tcMar>
+              <w:top w:type="dxa" w:w="60"/>
+              <w:left w:type="dxa" w:w="100"/>
+              <w:bottom w:type="dxa" w:w="60"/>
+              <w:right w:type="dxa" w:w="100"/>
+            </w:tcMar>
+          </w:tcPr>
+          <w:p>
+            <w:r>
+              <w:rPr>
+                <w:rFonts w:ascii="Arial" w:cs="Arial" w:eastAsia="Arial" w:hAnsi="Arial"/>
+                <w:sz w:val="22"/>
+                <w:szCs w:val="22"/>
+              </w:rPr>
+              <w:t xml:space="preserve">PO_CREATE</w:t>
             </w:r>
           </w:p>
         </w:tc>
@@ -23036,7 +24856,2046 @@
           <w:b/>
           <w:bCs/>
         </w:rPr>
-        <w:t xml:space="preserve">6.41  Public (No Auth)</w:t>
+        <w:t xml:space="preserve">6.41  B2B Network</w:t>
+      </w:r>
+    </w:p>
+    <w:tbl>
+      <w:tblPr>
+        <w:tblW w:type="dxa" w:w="9360"/>
+        <w:tblBorders>
+          <w:top w:val="single" w:color="auto" w:sz="4"/>
+          <w:left w:val="single" w:color="auto" w:sz="4"/>
+          <w:bottom w:val="single" w:color="auto" w:sz="4"/>
+          <w:right w:val="single" w:color="auto" w:sz="4"/>
+          <w:insideH w:val="single" w:color="auto" w:sz="4"/>
+          <w:insideV w:val="single" w:color="auto" w:sz="4"/>
+        </w:tblBorders>
+      </w:tblPr>
+      <w:tblGrid>
+        <w:gridCol w:w="1200"/>
+        <w:gridCol w:w="5400"/>
+        <w:gridCol w:w="2760"/>
+      </w:tblGrid>
+      <w:tr>
+        <w:tc>
+          <w:tcPr>
+            <w:tcW w:type="dxa" w:w="1200"/>
+            <w:tcBorders>
+              <w:top w:val="single" w:color="CCCCCC" w:sz="1"/>
+              <w:left w:val="single" w:color="CCCCCC" w:sz="1"/>
+              <w:bottom w:val="single" w:color="CCCCCC" w:sz="1"/>
+              <w:right w:val="single" w:color="CCCCCC" w:sz="1"/>
+            </w:tcBorders>
+            <w:shd w:fill="1B4F72" w:val="clear"/>
+            <w:tcMar>
+              <w:top w:type="dxa" w:w="60"/>
+              <w:left w:type="dxa" w:w="100"/>
+              <w:bottom w:type="dxa" w:w="60"/>
+              <w:right w:type="dxa" w:w="100"/>
+            </w:tcMar>
+          </w:tcPr>
+          <w:p>
+            <w:r>
+              <w:rPr>
+                <w:rFonts w:ascii="Arial" w:cs="Arial" w:eastAsia="Arial" w:hAnsi="Arial"/>
+                <w:b/>
+                <w:bCs/>
+                <w:color w:val="FFFFFF"/>
+                <w:sz w:val="18"/>
+                <w:szCs w:val="18"/>
+              </w:rPr>
+              <w:t xml:space="preserve">Method</w:t>
+            </w:r>
+          </w:p>
+        </w:tc>
+        <w:tc>
+          <w:tcPr>
+            <w:tcW w:type="dxa" w:w="5400"/>
+            <w:tcBorders>
+              <w:top w:val="single" w:color="CCCCCC" w:sz="1"/>
+              <w:left w:val="single" w:color="CCCCCC" w:sz="1"/>
+              <w:bottom w:val="single" w:color="CCCCCC" w:sz="1"/>
+              <w:right w:val="single" w:color="CCCCCC" w:sz="1"/>
+            </w:tcBorders>
+            <w:shd w:fill="1B4F72" w:val="clear"/>
+            <w:tcMar>
+              <w:top w:type="dxa" w:w="60"/>
+              <w:left w:type="dxa" w:w="100"/>
+              <w:bottom w:type="dxa" w:w="60"/>
+              <w:right w:type="dxa" w:w="100"/>
+            </w:tcMar>
+          </w:tcPr>
+          <w:p>
+            <w:r>
+              <w:rPr>
+                <w:rFonts w:ascii="Arial" w:cs="Arial" w:eastAsia="Arial" w:hAnsi="Arial"/>
+                <w:b/>
+                <w:bCs/>
+                <w:color w:val="FFFFFF"/>
+                <w:sz w:val="18"/>
+                <w:szCs w:val="18"/>
+              </w:rPr>
+              <w:t xml:space="preserve">Path</w:t>
+            </w:r>
+          </w:p>
+        </w:tc>
+        <w:tc>
+          <w:tcPr>
+            <w:tcW w:type="dxa" w:w="2760"/>
+            <w:tcBorders>
+              <w:top w:val="single" w:color="CCCCCC" w:sz="1"/>
+              <w:left w:val="single" w:color="CCCCCC" w:sz="1"/>
+              <w:bottom w:val="single" w:color="CCCCCC" w:sz="1"/>
+              <w:right w:val="single" w:color="CCCCCC" w:sz="1"/>
+            </w:tcBorders>
+            <w:shd w:fill="1B4F72" w:val="clear"/>
+            <w:tcMar>
+              <w:top w:type="dxa" w:w="60"/>
+              <w:left w:type="dxa" w:w="100"/>
+              <w:bottom w:type="dxa" w:w="60"/>
+              <w:right w:type="dxa" w:w="100"/>
+            </w:tcMar>
+          </w:tcPr>
+          <w:p>
+            <w:r>
+              <w:rPr>
+                <w:rFonts w:ascii="Arial" w:cs="Arial" w:eastAsia="Arial" w:hAnsi="Arial"/>
+                <w:b/>
+                <w:bCs/>
+                <w:color w:val="FFFFFF"/>
+                <w:sz w:val="18"/>
+                <w:szCs w:val="18"/>
+              </w:rPr>
+              <w:t xml:space="preserve">Permission</w:t>
+            </w:r>
+          </w:p>
+        </w:tc>
+      </w:tr>
+      <w:tr>
+        <w:tc>
+          <w:tcPr>
+            <w:tcW w:type="dxa" w:w="1200"/>
+            <w:tcBorders>
+              <w:top w:val="single" w:color="CCCCCC" w:sz="1"/>
+              <w:left w:val="single" w:color="CCCCCC" w:sz="1"/>
+              <w:bottom w:val="single" w:color="CCCCCC" w:sz="1"/>
+              <w:right w:val="single" w:color="CCCCCC" w:sz="1"/>
+            </w:tcBorders>
+            <w:tcMar>
+              <w:top w:type="dxa" w:w="60"/>
+              <w:left w:type="dxa" w:w="100"/>
+              <w:bottom w:type="dxa" w:w="60"/>
+              <w:right w:type="dxa" w:w="100"/>
+            </w:tcMar>
+          </w:tcPr>
+          <w:p>
+            <w:r>
+              <w:rPr>
+                <w:rFonts w:ascii="Consolas" w:cs="Consolas" w:eastAsia="Consolas" w:hAnsi="Consolas"/>
+                <w:sz w:val="18"/>
+                <w:szCs w:val="18"/>
+              </w:rPr>
+              <w:t xml:space="preserve">GET</w:t>
+            </w:r>
+          </w:p>
+        </w:tc>
+        <w:tc>
+          <w:tcPr>
+            <w:tcW w:type="dxa" w:w="5400"/>
+            <w:tcBorders>
+              <w:top w:val="single" w:color="CCCCCC" w:sz="1"/>
+              <w:left w:val="single" w:color="CCCCCC" w:sz="1"/>
+              <w:bottom w:val="single" w:color="CCCCCC" w:sz="1"/>
+              <w:right w:val="single" w:color="CCCCCC" w:sz="1"/>
+            </w:tcBorders>
+            <w:tcMar>
+              <w:top w:type="dxa" w:w="60"/>
+              <w:left w:type="dxa" w:w="100"/>
+              <w:bottom w:type="dxa" w:w="60"/>
+              <w:right w:type="dxa" w:w="100"/>
+            </w:tcMar>
+          </w:tcPr>
+          <w:p>
+            <w:r>
+              <w:rPr>
+                <w:rFonts w:ascii="Consolas" w:cs="Consolas" w:eastAsia="Consolas" w:hAnsi="Consolas"/>
+                <w:sz w:val="18"/>
+                <w:szCs w:val="18"/>
+              </w:rPr>
+              <w:t xml:space="preserve">/api/b2b/inventory</w:t>
+            </w:r>
+          </w:p>
+        </w:tc>
+        <w:tc>
+          <w:tcPr>
+            <w:tcW w:type="dxa" w:w="2760"/>
+            <w:tcBorders>
+              <w:top w:val="single" w:color="CCCCCC" w:sz="1"/>
+              <w:left w:val="single" w:color="CCCCCC" w:sz="1"/>
+              <w:bottom w:val="single" w:color="CCCCCC" w:sz="1"/>
+              <w:right w:val="single" w:color="CCCCCC" w:sz="1"/>
+            </w:tcBorders>
+            <w:tcMar>
+              <w:top w:type="dxa" w:w="60"/>
+              <w:left w:type="dxa" w:w="100"/>
+              <w:bottom w:type="dxa" w:w="60"/>
+              <w:right w:type="dxa" w:w="100"/>
+            </w:tcMar>
+          </w:tcPr>
+          <w:p>
+            <w:r>
+              <w:rPr>
+                <w:rFonts w:ascii="Arial" w:cs="Arial" w:eastAsia="Arial" w:hAnsi="Arial"/>
+                <w:sz w:val="22"/>
+                <w:szCs w:val="22"/>
+              </w:rPr>
+              <w:t xml:space="preserve">AUTH</w:t>
+            </w:r>
+          </w:p>
+        </w:tc>
+      </w:tr>
+      <w:tr>
+        <w:tc>
+          <w:tcPr>
+            <w:tcW w:type="dxa" w:w="1200"/>
+            <w:tcBorders>
+              <w:top w:val="single" w:color="CCCCCC" w:sz="1"/>
+              <w:left w:val="single" w:color="CCCCCC" w:sz="1"/>
+              <w:bottom w:val="single" w:color="CCCCCC" w:sz="1"/>
+              <w:right w:val="single" w:color="CCCCCC" w:sz="1"/>
+            </w:tcBorders>
+            <w:shd w:fill="F4F6F7" w:val="clear"/>
+            <w:tcMar>
+              <w:top w:type="dxa" w:w="60"/>
+              <w:left w:type="dxa" w:w="100"/>
+              <w:bottom w:type="dxa" w:w="60"/>
+              <w:right w:type="dxa" w:w="100"/>
+            </w:tcMar>
+          </w:tcPr>
+          <w:p>
+            <w:r>
+              <w:rPr>
+                <w:rFonts w:ascii="Consolas" w:cs="Consolas" w:eastAsia="Consolas" w:hAnsi="Consolas"/>
+                <w:sz w:val="18"/>
+                <w:szCs w:val="18"/>
+              </w:rPr>
+              <w:t xml:space="preserve">POST</w:t>
+            </w:r>
+          </w:p>
+        </w:tc>
+        <w:tc>
+          <w:tcPr>
+            <w:tcW w:type="dxa" w:w="5400"/>
+            <w:tcBorders>
+              <w:top w:val="single" w:color="CCCCCC" w:sz="1"/>
+              <w:left w:val="single" w:color="CCCCCC" w:sz="1"/>
+              <w:bottom w:val="single" w:color="CCCCCC" w:sz="1"/>
+              <w:right w:val="single" w:color="CCCCCC" w:sz="1"/>
+            </w:tcBorders>
+            <w:shd w:fill="F4F6F7" w:val="clear"/>
+            <w:tcMar>
+              <w:top w:type="dxa" w:w="60"/>
+              <w:left w:type="dxa" w:w="100"/>
+              <w:bottom w:type="dxa" w:w="60"/>
+              <w:right w:type="dxa" w:w="100"/>
+            </w:tcMar>
+          </w:tcPr>
+          <w:p>
+            <w:r>
+              <w:rPr>
+                <w:rFonts w:ascii="Consolas" w:cs="Consolas" w:eastAsia="Consolas" w:hAnsi="Consolas"/>
+                <w:sz w:val="18"/>
+                <w:szCs w:val="18"/>
+              </w:rPr>
+              <w:t xml:space="preserve">/api/b2b/inventory</w:t>
+            </w:r>
+          </w:p>
+        </w:tc>
+        <w:tc>
+          <w:tcPr>
+            <w:tcW w:type="dxa" w:w="2760"/>
+            <w:tcBorders>
+              <w:top w:val="single" w:color="CCCCCC" w:sz="1"/>
+              <w:left w:val="single" w:color="CCCCCC" w:sz="1"/>
+              <w:bottom w:val="single" w:color="CCCCCC" w:sz="1"/>
+              <w:right w:val="single" w:color="CCCCCC" w:sz="1"/>
+            </w:tcBorders>
+            <w:shd w:fill="F4F6F7" w:val="clear"/>
+            <w:tcMar>
+              <w:top w:type="dxa" w:w="60"/>
+              <w:left w:type="dxa" w:w="100"/>
+              <w:bottom w:type="dxa" w:w="60"/>
+              <w:right w:type="dxa" w:w="100"/>
+            </w:tcMar>
+          </w:tcPr>
+          <w:p>
+            <w:r>
+              <w:rPr>
+                <w:rFonts w:ascii="Arial" w:cs="Arial" w:eastAsia="Arial" w:hAnsi="Arial"/>
+                <w:sz w:val="22"/>
+                <w:szCs w:val="22"/>
+              </w:rPr>
+              <w:t xml:space="preserve">INVENTORY_EDIT</w:t>
+            </w:r>
+          </w:p>
+        </w:tc>
+      </w:tr>
+      <w:tr>
+        <w:tc>
+          <w:tcPr>
+            <w:tcW w:type="dxa" w:w="1200"/>
+            <w:tcBorders>
+              <w:top w:val="single" w:color="CCCCCC" w:sz="1"/>
+              <w:left w:val="single" w:color="CCCCCC" w:sz="1"/>
+              <w:bottom w:val="single" w:color="CCCCCC" w:sz="1"/>
+              <w:right w:val="single" w:color="CCCCCC" w:sz="1"/>
+            </w:tcBorders>
+            <w:tcMar>
+              <w:top w:type="dxa" w:w="60"/>
+              <w:left w:type="dxa" w:w="100"/>
+              <w:bottom w:type="dxa" w:w="60"/>
+              <w:right w:type="dxa" w:w="100"/>
+            </w:tcMar>
+          </w:tcPr>
+          <w:p>
+            <w:r>
+              <w:rPr>
+                <w:rFonts w:ascii="Consolas" w:cs="Consolas" w:eastAsia="Consolas" w:hAnsi="Consolas"/>
+                <w:sz w:val="18"/>
+                <w:szCs w:val="18"/>
+              </w:rPr>
+              <w:t xml:space="preserve">DELETE</w:t>
+            </w:r>
+          </w:p>
+        </w:tc>
+        <w:tc>
+          <w:tcPr>
+            <w:tcW w:type="dxa" w:w="5400"/>
+            <w:tcBorders>
+              <w:top w:val="single" w:color="CCCCCC" w:sz="1"/>
+              <w:left w:val="single" w:color="CCCCCC" w:sz="1"/>
+              <w:bottom w:val="single" w:color="CCCCCC" w:sz="1"/>
+              <w:right w:val="single" w:color="CCCCCC" w:sz="1"/>
+            </w:tcBorders>
+            <w:tcMar>
+              <w:top w:type="dxa" w:w="60"/>
+              <w:left w:type="dxa" w:w="100"/>
+              <w:bottom w:type="dxa" w:w="60"/>
+              <w:right w:type="dxa" w:w="100"/>
+            </w:tcMar>
+          </w:tcPr>
+          <w:p>
+            <w:r>
+              <w:rPr>
+                <w:rFonts w:ascii="Consolas" w:cs="Consolas" w:eastAsia="Consolas" w:hAnsi="Consolas"/>
+                <w:sz w:val="18"/>
+                <w:szCs w:val="18"/>
+              </w:rPr>
+              <w:t xml:space="preserve">/api/b2b/inventory/{id}</w:t>
+            </w:r>
+          </w:p>
+        </w:tc>
+        <w:tc>
+          <w:tcPr>
+            <w:tcW w:type="dxa" w:w="2760"/>
+            <w:tcBorders>
+              <w:top w:val="single" w:color="CCCCCC" w:sz="1"/>
+              <w:left w:val="single" w:color="CCCCCC" w:sz="1"/>
+              <w:bottom w:val="single" w:color="CCCCCC" w:sz="1"/>
+              <w:right w:val="single" w:color="CCCCCC" w:sz="1"/>
+            </w:tcBorders>
+            <w:tcMar>
+              <w:top w:type="dxa" w:w="60"/>
+              <w:left w:type="dxa" w:w="100"/>
+              <w:bottom w:type="dxa" w:w="60"/>
+              <w:right w:type="dxa" w:w="100"/>
+            </w:tcMar>
+          </w:tcPr>
+          <w:p>
+            <w:r>
+              <w:rPr>
+                <w:rFonts w:ascii="Arial" w:cs="Arial" w:eastAsia="Arial" w:hAnsi="Arial"/>
+                <w:sz w:val="22"/>
+                <w:szCs w:val="22"/>
+              </w:rPr>
+              <w:t xml:space="preserve">INVENTORY_EDIT</w:t>
+            </w:r>
+          </w:p>
+        </w:tc>
+      </w:tr>
+    </w:tbl>
+    <w:p>
+      <w:pPr>
+        <w:spacing w:after="120"/>
+      </w:pPr>
+    </w:p>
+    <w:p>
+      <w:pPr>
+        <w:pStyle w:val="Heading3"/>
+        <w:spacing w:after="120" w:before="200"/>
+      </w:pPr>
+      <w:r>
+        <w:rPr>
+          <w:b/>
+          <w:bCs/>
+        </w:rPr>
+        <w:t xml:space="preserve">6.42  Directory</w:t>
+      </w:r>
+    </w:p>
+    <w:tbl>
+      <w:tblPr>
+        <w:tblW w:type="dxa" w:w="9360"/>
+        <w:tblBorders>
+          <w:top w:val="single" w:color="auto" w:sz="4"/>
+          <w:left w:val="single" w:color="auto" w:sz="4"/>
+          <w:bottom w:val="single" w:color="auto" w:sz="4"/>
+          <w:right w:val="single" w:color="auto" w:sz="4"/>
+          <w:insideH w:val="single" w:color="auto" w:sz="4"/>
+          <w:insideV w:val="single" w:color="auto" w:sz="4"/>
+        </w:tblBorders>
+      </w:tblPr>
+      <w:tblGrid>
+        <w:gridCol w:w="1200"/>
+        <w:gridCol w:w="5400"/>
+        <w:gridCol w:w="2760"/>
+      </w:tblGrid>
+      <w:tr>
+        <w:tc>
+          <w:tcPr>
+            <w:tcW w:type="dxa" w:w="1200"/>
+            <w:tcBorders>
+              <w:top w:val="single" w:color="CCCCCC" w:sz="1"/>
+              <w:left w:val="single" w:color="CCCCCC" w:sz="1"/>
+              <w:bottom w:val="single" w:color="CCCCCC" w:sz="1"/>
+              <w:right w:val="single" w:color="CCCCCC" w:sz="1"/>
+            </w:tcBorders>
+            <w:shd w:fill="1B4F72" w:val="clear"/>
+            <w:tcMar>
+              <w:top w:type="dxa" w:w="60"/>
+              <w:left w:type="dxa" w:w="100"/>
+              <w:bottom w:type="dxa" w:w="60"/>
+              <w:right w:type="dxa" w:w="100"/>
+            </w:tcMar>
+          </w:tcPr>
+          <w:p>
+            <w:r>
+              <w:rPr>
+                <w:rFonts w:ascii="Arial" w:cs="Arial" w:eastAsia="Arial" w:hAnsi="Arial"/>
+                <w:b/>
+                <w:bCs/>
+                <w:color w:val="FFFFFF"/>
+                <w:sz w:val="18"/>
+                <w:szCs w:val="18"/>
+              </w:rPr>
+              <w:t xml:space="preserve">Method</w:t>
+            </w:r>
+          </w:p>
+        </w:tc>
+        <w:tc>
+          <w:tcPr>
+            <w:tcW w:type="dxa" w:w="5400"/>
+            <w:tcBorders>
+              <w:top w:val="single" w:color="CCCCCC" w:sz="1"/>
+              <w:left w:val="single" w:color="CCCCCC" w:sz="1"/>
+              <w:bottom w:val="single" w:color="CCCCCC" w:sz="1"/>
+              <w:right w:val="single" w:color="CCCCCC" w:sz="1"/>
+            </w:tcBorders>
+            <w:shd w:fill="1B4F72" w:val="clear"/>
+            <w:tcMar>
+              <w:top w:type="dxa" w:w="60"/>
+              <w:left w:type="dxa" w:w="100"/>
+              <w:bottom w:type="dxa" w:w="60"/>
+              <w:right w:type="dxa" w:w="100"/>
+            </w:tcMar>
+          </w:tcPr>
+          <w:p>
+            <w:r>
+              <w:rPr>
+                <w:rFonts w:ascii="Arial" w:cs="Arial" w:eastAsia="Arial" w:hAnsi="Arial"/>
+                <w:b/>
+                <w:bCs/>
+                <w:color w:val="FFFFFF"/>
+                <w:sz w:val="18"/>
+                <w:szCs w:val="18"/>
+              </w:rPr>
+              <w:t xml:space="preserve">Path</w:t>
+            </w:r>
+          </w:p>
+        </w:tc>
+        <w:tc>
+          <w:tcPr>
+            <w:tcW w:type="dxa" w:w="2760"/>
+            <w:tcBorders>
+              <w:top w:val="single" w:color="CCCCCC" w:sz="1"/>
+              <w:left w:val="single" w:color="CCCCCC" w:sz="1"/>
+              <w:bottom w:val="single" w:color="CCCCCC" w:sz="1"/>
+              <w:right w:val="single" w:color="CCCCCC" w:sz="1"/>
+            </w:tcBorders>
+            <w:shd w:fill="1B4F72" w:val="clear"/>
+            <w:tcMar>
+              <w:top w:type="dxa" w:w="60"/>
+              <w:left w:type="dxa" w:w="100"/>
+              <w:bottom w:type="dxa" w:w="60"/>
+              <w:right w:type="dxa" w:w="100"/>
+            </w:tcMar>
+          </w:tcPr>
+          <w:p>
+            <w:r>
+              <w:rPr>
+                <w:rFonts w:ascii="Arial" w:cs="Arial" w:eastAsia="Arial" w:hAnsi="Arial"/>
+                <w:b/>
+                <w:bCs/>
+                <w:color w:val="FFFFFF"/>
+                <w:sz w:val="18"/>
+                <w:szCs w:val="18"/>
+              </w:rPr>
+              <w:t xml:space="preserve">Permission</w:t>
+            </w:r>
+          </w:p>
+        </w:tc>
+      </w:tr>
+      <w:tr>
+        <w:tc>
+          <w:tcPr>
+            <w:tcW w:type="dxa" w:w="1200"/>
+            <w:tcBorders>
+              <w:top w:val="single" w:color="CCCCCC" w:sz="1"/>
+              <w:left w:val="single" w:color="CCCCCC" w:sz="1"/>
+              <w:bottom w:val="single" w:color="CCCCCC" w:sz="1"/>
+              <w:right w:val="single" w:color="CCCCCC" w:sz="1"/>
+            </w:tcBorders>
+            <w:tcMar>
+              <w:top w:type="dxa" w:w="60"/>
+              <w:left w:type="dxa" w:w="100"/>
+              <w:bottom w:type="dxa" w:w="60"/>
+              <w:right w:type="dxa" w:w="100"/>
+            </w:tcMar>
+          </w:tcPr>
+          <w:p>
+            <w:r>
+              <w:rPr>
+                <w:rFonts w:ascii="Consolas" w:cs="Consolas" w:eastAsia="Consolas" w:hAnsi="Consolas"/>
+                <w:sz w:val="18"/>
+                <w:szCs w:val="18"/>
+              </w:rPr>
+              <w:t xml:space="preserve">GET</w:t>
+            </w:r>
+          </w:p>
+        </w:tc>
+        <w:tc>
+          <w:tcPr>
+            <w:tcW w:type="dxa" w:w="5400"/>
+            <w:tcBorders>
+              <w:top w:val="single" w:color="CCCCCC" w:sz="1"/>
+              <w:left w:val="single" w:color="CCCCCC" w:sz="1"/>
+              <w:bottom w:val="single" w:color="CCCCCC" w:sz="1"/>
+              <w:right w:val="single" w:color="CCCCCC" w:sz="1"/>
+            </w:tcBorders>
+            <w:tcMar>
+              <w:top w:type="dxa" w:w="60"/>
+              <w:left w:type="dxa" w:w="100"/>
+              <w:bottom w:type="dxa" w:w="60"/>
+              <w:right w:type="dxa" w:w="100"/>
+            </w:tcMar>
+          </w:tcPr>
+          <w:p>
+            <w:r>
+              <w:rPr>
+                <w:rFonts w:ascii="Consolas" w:cs="Consolas" w:eastAsia="Consolas" w:hAnsi="Consolas"/>
+                <w:sz w:val="18"/>
+                <w:szCs w:val="18"/>
+              </w:rPr>
+              <w:t xml:space="preserve">/api/directory-listings</w:t>
+            </w:r>
+          </w:p>
+        </w:tc>
+        <w:tc>
+          <w:tcPr>
+            <w:tcW w:type="dxa" w:w="2760"/>
+            <w:tcBorders>
+              <w:top w:val="single" w:color="CCCCCC" w:sz="1"/>
+              <w:left w:val="single" w:color="CCCCCC" w:sz="1"/>
+              <w:bottom w:val="single" w:color="CCCCCC" w:sz="1"/>
+              <w:right w:val="single" w:color="CCCCCC" w:sz="1"/>
+            </w:tcBorders>
+            <w:tcMar>
+              <w:top w:type="dxa" w:w="60"/>
+              <w:left w:type="dxa" w:w="100"/>
+              <w:bottom w:type="dxa" w:w="60"/>
+              <w:right w:type="dxa" w:w="100"/>
+            </w:tcMar>
+          </w:tcPr>
+          <w:p>
+            <w:r>
+              <w:rPr>
+                <w:rFonts w:ascii="Arial" w:cs="Arial" w:eastAsia="Arial" w:hAnsi="Arial"/>
+                <w:sz w:val="22"/>
+                <w:szCs w:val="22"/>
+              </w:rPr>
+              <w:t xml:space="preserve">USER_MANAGE</w:t>
+            </w:r>
+          </w:p>
+        </w:tc>
+      </w:tr>
+      <w:tr>
+        <w:tc>
+          <w:tcPr>
+            <w:tcW w:type="dxa" w:w="1200"/>
+            <w:tcBorders>
+              <w:top w:val="single" w:color="CCCCCC" w:sz="1"/>
+              <w:left w:val="single" w:color="CCCCCC" w:sz="1"/>
+              <w:bottom w:val="single" w:color="CCCCCC" w:sz="1"/>
+              <w:right w:val="single" w:color="CCCCCC" w:sz="1"/>
+            </w:tcBorders>
+            <w:shd w:fill="F4F6F7" w:val="clear"/>
+            <w:tcMar>
+              <w:top w:type="dxa" w:w="60"/>
+              <w:left w:type="dxa" w:w="100"/>
+              <w:bottom w:type="dxa" w:w="60"/>
+              <w:right w:type="dxa" w:w="100"/>
+            </w:tcMar>
+          </w:tcPr>
+          <w:p>
+            <w:r>
+              <w:rPr>
+                <w:rFonts w:ascii="Consolas" w:cs="Consolas" w:eastAsia="Consolas" w:hAnsi="Consolas"/>
+                <w:sz w:val="18"/>
+                <w:szCs w:val="18"/>
+              </w:rPr>
+              <w:t xml:space="preserve">POST</w:t>
+            </w:r>
+          </w:p>
+        </w:tc>
+        <w:tc>
+          <w:tcPr>
+            <w:tcW w:type="dxa" w:w="5400"/>
+            <w:tcBorders>
+              <w:top w:val="single" w:color="CCCCCC" w:sz="1"/>
+              <w:left w:val="single" w:color="CCCCCC" w:sz="1"/>
+              <w:bottom w:val="single" w:color="CCCCCC" w:sz="1"/>
+              <w:right w:val="single" w:color="CCCCCC" w:sz="1"/>
+            </w:tcBorders>
+            <w:shd w:fill="F4F6F7" w:val="clear"/>
+            <w:tcMar>
+              <w:top w:type="dxa" w:w="60"/>
+              <w:left w:type="dxa" w:w="100"/>
+              <w:bottom w:type="dxa" w:w="60"/>
+              <w:right w:type="dxa" w:w="100"/>
+            </w:tcMar>
+          </w:tcPr>
+          <w:p>
+            <w:r>
+              <w:rPr>
+                <w:rFonts w:ascii="Consolas" w:cs="Consolas" w:eastAsia="Consolas" w:hAnsi="Consolas"/>
+                <w:sz w:val="18"/>
+                <w:szCs w:val="18"/>
+              </w:rPr>
+              <w:t xml:space="preserve">/api/directory-listings</w:t>
+            </w:r>
+          </w:p>
+        </w:tc>
+        <w:tc>
+          <w:tcPr>
+            <w:tcW w:type="dxa" w:w="2760"/>
+            <w:tcBorders>
+              <w:top w:val="single" w:color="CCCCCC" w:sz="1"/>
+              <w:left w:val="single" w:color="CCCCCC" w:sz="1"/>
+              <w:bottom w:val="single" w:color="CCCCCC" w:sz="1"/>
+              <w:right w:val="single" w:color="CCCCCC" w:sz="1"/>
+            </w:tcBorders>
+            <w:shd w:fill="F4F6F7" w:val="clear"/>
+            <w:tcMar>
+              <w:top w:type="dxa" w:w="60"/>
+              <w:left w:type="dxa" w:w="100"/>
+              <w:bottom w:type="dxa" w:w="60"/>
+              <w:right w:type="dxa" w:w="100"/>
+            </w:tcMar>
+          </w:tcPr>
+          <w:p>
+            <w:r>
+              <w:rPr>
+                <w:rFonts w:ascii="Arial" w:cs="Arial" w:eastAsia="Arial" w:hAnsi="Arial"/>
+                <w:sz w:val="22"/>
+                <w:szCs w:val="22"/>
+              </w:rPr>
+              <w:t xml:space="preserve">USER_MANAGE</w:t>
+            </w:r>
+          </w:p>
+        </w:tc>
+      </w:tr>
+      <w:tr>
+        <w:tc>
+          <w:tcPr>
+            <w:tcW w:type="dxa" w:w="1200"/>
+            <w:tcBorders>
+              <w:top w:val="single" w:color="CCCCCC" w:sz="1"/>
+              <w:left w:val="single" w:color="CCCCCC" w:sz="1"/>
+              <w:bottom w:val="single" w:color="CCCCCC" w:sz="1"/>
+              <w:right w:val="single" w:color="CCCCCC" w:sz="1"/>
+            </w:tcBorders>
+            <w:tcMar>
+              <w:top w:type="dxa" w:w="60"/>
+              <w:left w:type="dxa" w:w="100"/>
+              <w:bottom w:type="dxa" w:w="60"/>
+              <w:right w:type="dxa" w:w="100"/>
+            </w:tcMar>
+          </w:tcPr>
+          <w:p>
+            <w:r>
+              <w:rPr>
+                <w:rFonts w:ascii="Consolas" w:cs="Consolas" w:eastAsia="Consolas" w:hAnsi="Consolas"/>
+                <w:sz w:val="18"/>
+                <w:szCs w:val="18"/>
+              </w:rPr>
+              <w:t xml:space="preserve">PATCH</w:t>
+            </w:r>
+          </w:p>
+        </w:tc>
+        <w:tc>
+          <w:tcPr>
+            <w:tcW w:type="dxa" w:w="5400"/>
+            <w:tcBorders>
+              <w:top w:val="single" w:color="CCCCCC" w:sz="1"/>
+              <w:left w:val="single" w:color="CCCCCC" w:sz="1"/>
+              <w:bottom w:val="single" w:color="CCCCCC" w:sz="1"/>
+              <w:right w:val="single" w:color="CCCCCC" w:sz="1"/>
+            </w:tcBorders>
+            <w:tcMar>
+              <w:top w:type="dxa" w:w="60"/>
+              <w:left w:type="dxa" w:w="100"/>
+              <w:bottom w:type="dxa" w:w="60"/>
+              <w:right w:type="dxa" w:w="100"/>
+            </w:tcMar>
+          </w:tcPr>
+          <w:p>
+            <w:r>
+              <w:rPr>
+                <w:rFonts w:ascii="Consolas" w:cs="Consolas" w:eastAsia="Consolas" w:hAnsi="Consolas"/>
+                <w:sz w:val="18"/>
+                <w:szCs w:val="18"/>
+              </w:rPr>
+              <w:t xml:space="preserve">/api/directory-listings/{id}</w:t>
+            </w:r>
+          </w:p>
+        </w:tc>
+        <w:tc>
+          <w:tcPr>
+            <w:tcW w:type="dxa" w:w="2760"/>
+            <w:tcBorders>
+              <w:top w:val="single" w:color="CCCCCC" w:sz="1"/>
+              <w:left w:val="single" w:color="CCCCCC" w:sz="1"/>
+              <w:bottom w:val="single" w:color="CCCCCC" w:sz="1"/>
+              <w:right w:val="single" w:color="CCCCCC" w:sz="1"/>
+            </w:tcBorders>
+            <w:tcMar>
+              <w:top w:type="dxa" w:w="60"/>
+              <w:left w:type="dxa" w:w="100"/>
+              <w:bottom w:type="dxa" w:w="60"/>
+              <w:right w:type="dxa" w:w="100"/>
+            </w:tcMar>
+          </w:tcPr>
+          <w:p>
+            <w:r>
+              <w:rPr>
+                <w:rFonts w:ascii="Arial" w:cs="Arial" w:eastAsia="Arial" w:hAnsi="Arial"/>
+                <w:sz w:val="22"/>
+                <w:szCs w:val="22"/>
+              </w:rPr>
+              <w:t xml:space="preserve">USER_MANAGE</w:t>
+            </w:r>
+          </w:p>
+        </w:tc>
+      </w:tr>
+    </w:tbl>
+    <w:p>
+      <w:pPr>
+        <w:spacing w:after="120"/>
+      </w:pPr>
+    </w:p>
+    <w:p>
+      <w:pPr>
+        <w:pStyle w:val="Heading3"/>
+        <w:spacing w:after="120" w:before="200"/>
+      </w:pPr>
+      <w:r>
+        <w:rPr>
+          <w:b/>
+          <w:bCs/>
+        </w:rPr>
+        <w:t xml:space="preserve">6.43  Reports</w:t>
+      </w:r>
+    </w:p>
+    <w:tbl>
+      <w:tblPr>
+        <w:tblW w:type="dxa" w:w="9360"/>
+        <w:tblBorders>
+          <w:top w:val="single" w:color="auto" w:sz="4"/>
+          <w:left w:val="single" w:color="auto" w:sz="4"/>
+          <w:bottom w:val="single" w:color="auto" w:sz="4"/>
+          <w:right w:val="single" w:color="auto" w:sz="4"/>
+          <w:insideH w:val="single" w:color="auto" w:sz="4"/>
+          <w:insideV w:val="single" w:color="auto" w:sz="4"/>
+        </w:tblBorders>
+      </w:tblPr>
+      <w:tblGrid>
+        <w:gridCol w:w="1200"/>
+        <w:gridCol w:w="5400"/>
+        <w:gridCol w:w="2760"/>
+      </w:tblGrid>
+      <w:tr>
+        <w:tc>
+          <w:tcPr>
+            <w:tcW w:type="dxa" w:w="1200"/>
+            <w:tcBorders>
+              <w:top w:val="single" w:color="CCCCCC" w:sz="1"/>
+              <w:left w:val="single" w:color="CCCCCC" w:sz="1"/>
+              <w:bottom w:val="single" w:color="CCCCCC" w:sz="1"/>
+              <w:right w:val="single" w:color="CCCCCC" w:sz="1"/>
+            </w:tcBorders>
+            <w:shd w:fill="1B4F72" w:val="clear"/>
+            <w:tcMar>
+              <w:top w:type="dxa" w:w="60"/>
+              <w:left w:type="dxa" w:w="100"/>
+              <w:bottom w:type="dxa" w:w="60"/>
+              <w:right w:type="dxa" w:w="100"/>
+            </w:tcMar>
+          </w:tcPr>
+          <w:p>
+            <w:r>
+              <w:rPr>
+                <w:rFonts w:ascii="Arial" w:cs="Arial" w:eastAsia="Arial" w:hAnsi="Arial"/>
+                <w:b/>
+                <w:bCs/>
+                <w:color w:val="FFFFFF"/>
+                <w:sz w:val="18"/>
+                <w:szCs w:val="18"/>
+              </w:rPr>
+              <w:t xml:space="preserve">Method</w:t>
+            </w:r>
+          </w:p>
+        </w:tc>
+        <w:tc>
+          <w:tcPr>
+            <w:tcW w:type="dxa" w:w="5400"/>
+            <w:tcBorders>
+              <w:top w:val="single" w:color="CCCCCC" w:sz="1"/>
+              <w:left w:val="single" w:color="CCCCCC" w:sz="1"/>
+              <w:bottom w:val="single" w:color="CCCCCC" w:sz="1"/>
+              <w:right w:val="single" w:color="CCCCCC" w:sz="1"/>
+            </w:tcBorders>
+            <w:shd w:fill="1B4F72" w:val="clear"/>
+            <w:tcMar>
+              <w:top w:type="dxa" w:w="60"/>
+              <w:left w:type="dxa" w:w="100"/>
+              <w:bottom w:type="dxa" w:w="60"/>
+              <w:right w:type="dxa" w:w="100"/>
+            </w:tcMar>
+          </w:tcPr>
+          <w:p>
+            <w:r>
+              <w:rPr>
+                <w:rFonts w:ascii="Arial" w:cs="Arial" w:eastAsia="Arial" w:hAnsi="Arial"/>
+                <w:b/>
+                <w:bCs/>
+                <w:color w:val="FFFFFF"/>
+                <w:sz w:val="18"/>
+                <w:szCs w:val="18"/>
+              </w:rPr>
+              <w:t xml:space="preserve">Path</w:t>
+            </w:r>
+          </w:p>
+        </w:tc>
+        <w:tc>
+          <w:tcPr>
+            <w:tcW w:type="dxa" w:w="2760"/>
+            <w:tcBorders>
+              <w:top w:val="single" w:color="CCCCCC" w:sz="1"/>
+              <w:left w:val="single" w:color="CCCCCC" w:sz="1"/>
+              <w:bottom w:val="single" w:color="CCCCCC" w:sz="1"/>
+              <w:right w:val="single" w:color="CCCCCC" w:sz="1"/>
+            </w:tcBorders>
+            <w:shd w:fill="1B4F72" w:val="clear"/>
+            <w:tcMar>
+              <w:top w:type="dxa" w:w="60"/>
+              <w:left w:type="dxa" w:w="100"/>
+              <w:bottom w:type="dxa" w:w="60"/>
+              <w:right w:type="dxa" w:w="100"/>
+            </w:tcMar>
+          </w:tcPr>
+          <w:p>
+            <w:r>
+              <w:rPr>
+                <w:rFonts w:ascii="Arial" w:cs="Arial" w:eastAsia="Arial" w:hAnsi="Arial"/>
+                <w:b/>
+                <w:bCs/>
+                <w:color w:val="FFFFFF"/>
+                <w:sz w:val="18"/>
+                <w:szCs w:val="18"/>
+              </w:rPr>
+              <w:t xml:space="preserve">Permission</w:t>
+            </w:r>
+          </w:p>
+        </w:tc>
+      </w:tr>
+      <w:tr>
+        <w:tc>
+          <w:tcPr>
+            <w:tcW w:type="dxa" w:w="1200"/>
+            <w:tcBorders>
+              <w:top w:val="single" w:color="CCCCCC" w:sz="1"/>
+              <w:left w:val="single" w:color="CCCCCC" w:sz="1"/>
+              <w:bottom w:val="single" w:color="CCCCCC" w:sz="1"/>
+              <w:right w:val="single" w:color="CCCCCC" w:sz="1"/>
+            </w:tcBorders>
+            <w:tcMar>
+              <w:top w:type="dxa" w:w="60"/>
+              <w:left w:type="dxa" w:w="100"/>
+              <w:bottom w:type="dxa" w:w="60"/>
+              <w:right w:type="dxa" w:w="100"/>
+            </w:tcMar>
+          </w:tcPr>
+          <w:p>
+            <w:r>
+              <w:rPr>
+                <w:rFonts w:ascii="Consolas" w:cs="Consolas" w:eastAsia="Consolas" w:hAnsi="Consolas"/>
+                <w:sz w:val="18"/>
+                <w:szCs w:val="18"/>
+              </w:rPr>
+              <w:t xml:space="preserve">GET</w:t>
+            </w:r>
+          </w:p>
+        </w:tc>
+        <w:tc>
+          <w:tcPr>
+            <w:tcW w:type="dxa" w:w="5400"/>
+            <w:tcBorders>
+              <w:top w:val="single" w:color="CCCCCC" w:sz="1"/>
+              <w:left w:val="single" w:color="CCCCCC" w:sz="1"/>
+              <w:bottom w:val="single" w:color="CCCCCC" w:sz="1"/>
+              <w:right w:val="single" w:color="CCCCCC" w:sz="1"/>
+            </w:tcBorders>
+            <w:tcMar>
+              <w:top w:type="dxa" w:w="60"/>
+              <w:left w:type="dxa" w:w="100"/>
+              <w:bottom w:type="dxa" w:w="60"/>
+              <w:right w:type="dxa" w:w="100"/>
+            </w:tcMar>
+          </w:tcPr>
+          <w:p>
+            <w:r>
+              <w:rPr>
+                <w:rFonts w:ascii="Consolas" w:cs="Consolas" w:eastAsia="Consolas" w:hAnsi="Consolas"/>
+                <w:sz w:val="18"/>
+                <w:szCs w:val="18"/>
+              </w:rPr>
+              <w:t xml:space="preserve">/api/reports/quarterly-fees</w:t>
+            </w:r>
+          </w:p>
+        </w:tc>
+        <w:tc>
+          <w:tcPr>
+            <w:tcW w:type="dxa" w:w="2760"/>
+            <w:tcBorders>
+              <w:top w:val="single" w:color="CCCCCC" w:sz="1"/>
+              <w:left w:val="single" w:color="CCCCCC" w:sz="1"/>
+              <w:bottom w:val="single" w:color="CCCCCC" w:sz="1"/>
+              <w:right w:val="single" w:color="CCCCCC" w:sz="1"/>
+            </w:tcBorders>
+            <w:tcMar>
+              <w:top w:type="dxa" w:w="60"/>
+              <w:left w:type="dxa" w:w="100"/>
+              <w:bottom w:type="dxa" w:w="60"/>
+              <w:right w:type="dxa" w:w="100"/>
+            </w:tcMar>
+          </w:tcPr>
+          <w:p>
+            <w:r>
+              <w:rPr>
+                <w:rFonts w:ascii="Arial" w:cs="Arial" w:eastAsia="Arial" w:hAnsi="Arial"/>
+                <w:sz w:val="22"/>
+                <w:szCs w:val="22"/>
+              </w:rPr>
+              <w:t xml:space="preserve">REPORT_VIEW</w:t>
+            </w:r>
+          </w:p>
+        </w:tc>
+      </w:tr>
+      <w:tr>
+        <w:tc>
+          <w:tcPr>
+            <w:tcW w:type="dxa" w:w="1200"/>
+            <w:tcBorders>
+              <w:top w:val="single" w:color="CCCCCC" w:sz="1"/>
+              <w:left w:val="single" w:color="CCCCCC" w:sz="1"/>
+              <w:bottom w:val="single" w:color="CCCCCC" w:sz="1"/>
+              <w:right w:val="single" w:color="CCCCCC" w:sz="1"/>
+            </w:tcBorders>
+            <w:shd w:fill="F4F6F7" w:val="clear"/>
+            <w:tcMar>
+              <w:top w:type="dxa" w:w="60"/>
+              <w:left w:type="dxa" w:w="100"/>
+              <w:bottom w:type="dxa" w:w="60"/>
+              <w:right w:type="dxa" w:w="100"/>
+            </w:tcMar>
+          </w:tcPr>
+          <w:p>
+            <w:r>
+              <w:rPr>
+                <w:rFonts w:ascii="Consolas" w:cs="Consolas" w:eastAsia="Consolas" w:hAnsi="Consolas"/>
+                <w:sz w:val="18"/>
+                <w:szCs w:val="18"/>
+              </w:rPr>
+              <w:t xml:space="preserve">GET</w:t>
+            </w:r>
+          </w:p>
+        </w:tc>
+        <w:tc>
+          <w:tcPr>
+            <w:tcW w:type="dxa" w:w="5400"/>
+            <w:tcBorders>
+              <w:top w:val="single" w:color="CCCCCC" w:sz="1"/>
+              <w:left w:val="single" w:color="CCCCCC" w:sz="1"/>
+              <w:bottom w:val="single" w:color="CCCCCC" w:sz="1"/>
+              <w:right w:val="single" w:color="CCCCCC" w:sz="1"/>
+            </w:tcBorders>
+            <w:shd w:fill="F4F6F7" w:val="clear"/>
+            <w:tcMar>
+              <w:top w:type="dxa" w:w="60"/>
+              <w:left w:type="dxa" w:w="100"/>
+              <w:bottom w:type="dxa" w:w="60"/>
+              <w:right w:type="dxa" w:w="100"/>
+            </w:tcMar>
+          </w:tcPr>
+          <w:p>
+            <w:r>
+              <w:rPr>
+                <w:rFonts w:ascii="Consolas" w:cs="Consolas" w:eastAsia="Consolas" w:hAnsi="Consolas"/>
+                <w:sz w:val="18"/>
+                <w:szCs w:val="18"/>
+              </w:rPr>
+              <w:t xml:space="preserve">/api/reports/service-usage</w:t>
+            </w:r>
+          </w:p>
+        </w:tc>
+        <w:tc>
+          <w:tcPr>
+            <w:tcW w:type="dxa" w:w="2760"/>
+            <w:tcBorders>
+              <w:top w:val="single" w:color="CCCCCC" w:sz="1"/>
+              <w:left w:val="single" w:color="CCCCCC" w:sz="1"/>
+              <w:bottom w:val="single" w:color="CCCCCC" w:sz="1"/>
+              <w:right w:val="single" w:color="CCCCCC" w:sz="1"/>
+            </w:tcBorders>
+            <w:shd w:fill="F4F6F7" w:val="clear"/>
+            <w:tcMar>
+              <w:top w:type="dxa" w:w="60"/>
+              <w:left w:type="dxa" w:w="100"/>
+              <w:bottom w:type="dxa" w:w="60"/>
+              <w:right w:type="dxa" w:w="100"/>
+            </w:tcMar>
+          </w:tcPr>
+          <w:p>
+            <w:r>
+              <w:rPr>
+                <w:rFonts w:ascii="Arial" w:cs="Arial" w:eastAsia="Arial" w:hAnsi="Arial"/>
+                <w:sz w:val="22"/>
+                <w:szCs w:val="22"/>
+              </w:rPr>
+              <w:t xml:space="preserve">REPORT_VIEW</w:t>
+            </w:r>
+          </w:p>
+        </w:tc>
+      </w:tr>
+      <w:tr>
+        <w:tc>
+          <w:tcPr>
+            <w:tcW w:type="dxa" w:w="1200"/>
+            <w:tcBorders>
+              <w:top w:val="single" w:color="CCCCCC" w:sz="1"/>
+              <w:left w:val="single" w:color="CCCCCC" w:sz="1"/>
+              <w:bottom w:val="single" w:color="CCCCCC" w:sz="1"/>
+              <w:right w:val="single" w:color="CCCCCC" w:sz="1"/>
+            </w:tcBorders>
+            <w:tcMar>
+              <w:top w:type="dxa" w:w="60"/>
+              <w:left w:type="dxa" w:w="100"/>
+              <w:bottom w:type="dxa" w:w="60"/>
+              <w:right w:type="dxa" w:w="100"/>
+            </w:tcMar>
+          </w:tcPr>
+          <w:p>
+            <w:r>
+              <w:rPr>
+                <w:rFonts w:ascii="Consolas" w:cs="Consolas" w:eastAsia="Consolas" w:hAnsi="Consolas"/>
+                <w:sz w:val="18"/>
+                <w:szCs w:val="18"/>
+              </w:rPr>
+              <w:t xml:space="preserve">GET</w:t>
+            </w:r>
+          </w:p>
+        </w:tc>
+        <w:tc>
+          <w:tcPr>
+            <w:tcW w:type="dxa" w:w="5400"/>
+            <w:tcBorders>
+              <w:top w:val="single" w:color="CCCCCC" w:sz="1"/>
+              <w:left w:val="single" w:color="CCCCCC" w:sz="1"/>
+              <w:bottom w:val="single" w:color="CCCCCC" w:sz="1"/>
+              <w:right w:val="single" w:color="CCCCCC" w:sz="1"/>
+            </w:tcBorders>
+            <w:tcMar>
+              <w:top w:type="dxa" w:w="60"/>
+              <w:left w:type="dxa" w:w="100"/>
+              <w:bottom w:type="dxa" w:w="60"/>
+              <w:right w:type="dxa" w:w="100"/>
+            </w:tcMar>
+          </w:tcPr>
+          <w:p>
+            <w:r>
+              <w:rPr>
+                <w:rFonts w:ascii="Consolas" w:cs="Consolas" w:eastAsia="Consolas" w:hAnsi="Consolas"/>
+                <w:sz w:val="18"/>
+                <w:szCs w:val="18"/>
+              </w:rPr>
+              <w:t xml:space="preserve">/api/reports/employee-activity</w:t>
+            </w:r>
+          </w:p>
+        </w:tc>
+        <w:tc>
+          <w:tcPr>
+            <w:tcW w:type="dxa" w:w="2760"/>
+            <w:tcBorders>
+              <w:top w:val="single" w:color="CCCCCC" w:sz="1"/>
+              <w:left w:val="single" w:color="CCCCCC" w:sz="1"/>
+              <w:bottom w:val="single" w:color="CCCCCC" w:sz="1"/>
+              <w:right w:val="single" w:color="CCCCCC" w:sz="1"/>
+            </w:tcBorders>
+            <w:tcMar>
+              <w:top w:type="dxa" w:w="60"/>
+              <w:left w:type="dxa" w:w="100"/>
+              <w:bottom w:type="dxa" w:w="60"/>
+              <w:right w:type="dxa" w:w="100"/>
+            </w:tcMar>
+          </w:tcPr>
+          <w:p>
+            <w:r>
+              <w:rPr>
+                <w:rFonts w:ascii="Arial" w:cs="Arial" w:eastAsia="Arial" w:hAnsi="Arial"/>
+                <w:sz w:val="22"/>
+                <w:szCs w:val="22"/>
+              </w:rPr>
+              <w:t xml:space="preserve">REPORT_VIEW</w:t>
+            </w:r>
+          </w:p>
+        </w:tc>
+      </w:tr>
+      <w:tr>
+        <w:tc>
+          <w:tcPr>
+            <w:tcW w:type="dxa" w:w="1200"/>
+            <w:tcBorders>
+              <w:top w:val="single" w:color="CCCCCC" w:sz="1"/>
+              <w:left w:val="single" w:color="CCCCCC" w:sz="1"/>
+              <w:bottom w:val="single" w:color="CCCCCC" w:sz="1"/>
+              <w:right w:val="single" w:color="CCCCCC" w:sz="1"/>
+            </w:tcBorders>
+            <w:shd w:fill="F4F6F7" w:val="clear"/>
+            <w:tcMar>
+              <w:top w:type="dxa" w:w="60"/>
+              <w:left w:type="dxa" w:w="100"/>
+              <w:bottom w:type="dxa" w:w="60"/>
+              <w:right w:type="dxa" w:w="100"/>
+            </w:tcMar>
+          </w:tcPr>
+          <w:p>
+            <w:r>
+              <w:rPr>
+                <w:rFonts w:ascii="Consolas" w:cs="Consolas" w:eastAsia="Consolas" w:hAnsi="Consolas"/>
+                <w:sz w:val="18"/>
+                <w:szCs w:val="18"/>
+              </w:rPr>
+              <w:t xml:space="preserve">GET</w:t>
+            </w:r>
+          </w:p>
+        </w:tc>
+        <w:tc>
+          <w:tcPr>
+            <w:tcW w:type="dxa" w:w="5400"/>
+            <w:tcBorders>
+              <w:top w:val="single" w:color="CCCCCC" w:sz="1"/>
+              <w:left w:val="single" w:color="CCCCCC" w:sz="1"/>
+              <w:bottom w:val="single" w:color="CCCCCC" w:sz="1"/>
+              <w:right w:val="single" w:color="CCCCCC" w:sz="1"/>
+            </w:tcBorders>
+            <w:shd w:fill="F4F6F7" w:val="clear"/>
+            <w:tcMar>
+              <w:top w:type="dxa" w:w="60"/>
+              <w:left w:type="dxa" w:w="100"/>
+              <w:bottom w:type="dxa" w:w="60"/>
+              <w:right w:type="dxa" w:w="100"/>
+            </w:tcMar>
+          </w:tcPr>
+          <w:p>
+            <w:r>
+              <w:rPr>
+                <w:rFonts w:ascii="Consolas" w:cs="Consolas" w:eastAsia="Consolas" w:hAnsi="Consolas"/>
+                <w:sz w:val="18"/>
+                <w:szCs w:val="18"/>
+              </w:rPr>
+              <w:t xml:space="preserve">/api/reports/active-warranties</w:t>
+            </w:r>
+          </w:p>
+        </w:tc>
+        <w:tc>
+          <w:tcPr>
+            <w:tcW w:type="dxa" w:w="2760"/>
+            <w:tcBorders>
+              <w:top w:val="single" w:color="CCCCCC" w:sz="1"/>
+              <w:left w:val="single" w:color="CCCCCC" w:sz="1"/>
+              <w:bottom w:val="single" w:color="CCCCCC" w:sz="1"/>
+              <w:right w:val="single" w:color="CCCCCC" w:sz="1"/>
+            </w:tcBorders>
+            <w:shd w:fill="F4F6F7" w:val="clear"/>
+            <w:tcMar>
+              <w:top w:type="dxa" w:w="60"/>
+              <w:left w:type="dxa" w:w="100"/>
+              <w:bottom w:type="dxa" w:w="60"/>
+              <w:right w:type="dxa" w:w="100"/>
+            </w:tcMar>
+          </w:tcPr>
+          <w:p>
+            <w:r>
+              <w:rPr>
+                <w:rFonts w:ascii="Arial" w:cs="Arial" w:eastAsia="Arial" w:hAnsi="Arial"/>
+                <w:sz w:val="22"/>
+                <w:szCs w:val="22"/>
+              </w:rPr>
+              <w:t xml:space="preserve">REPORT_VIEW</w:t>
+            </w:r>
+          </w:p>
+        </w:tc>
+      </w:tr>
+      <w:tr>
+        <w:tc>
+          <w:tcPr>
+            <w:tcW w:type="dxa" w:w="1200"/>
+            <w:tcBorders>
+              <w:top w:val="single" w:color="CCCCCC" w:sz="1"/>
+              <w:left w:val="single" w:color="CCCCCC" w:sz="1"/>
+              <w:bottom w:val="single" w:color="CCCCCC" w:sz="1"/>
+              <w:right w:val="single" w:color="CCCCCC" w:sz="1"/>
+            </w:tcBorders>
+            <w:tcMar>
+              <w:top w:type="dxa" w:w="60"/>
+              <w:left w:type="dxa" w:w="100"/>
+              <w:bottom w:type="dxa" w:w="60"/>
+              <w:right w:type="dxa" w:w="100"/>
+            </w:tcMar>
+          </w:tcPr>
+          <w:p>
+            <w:r>
+              <w:rPr>
+                <w:rFonts w:ascii="Consolas" w:cs="Consolas" w:eastAsia="Consolas" w:hAnsi="Consolas"/>
+                <w:sz w:val="18"/>
+                <w:szCs w:val="18"/>
+              </w:rPr>
+              <w:t xml:space="preserve">GET</w:t>
+            </w:r>
+          </w:p>
+        </w:tc>
+        <w:tc>
+          <w:tcPr>
+            <w:tcW w:type="dxa" w:w="5400"/>
+            <w:tcBorders>
+              <w:top w:val="single" w:color="CCCCCC" w:sz="1"/>
+              <w:left w:val="single" w:color="CCCCCC" w:sz="1"/>
+              <w:bottom w:val="single" w:color="CCCCCC" w:sz="1"/>
+              <w:right w:val="single" w:color="CCCCCC" w:sz="1"/>
+            </w:tcBorders>
+            <w:tcMar>
+              <w:top w:type="dxa" w:w="60"/>
+              <w:left w:type="dxa" w:w="100"/>
+              <w:bottom w:type="dxa" w:w="60"/>
+              <w:right w:type="dxa" w:w="100"/>
+            </w:tcMar>
+          </w:tcPr>
+          <w:p>
+            <w:r>
+              <w:rPr>
+                <w:rFonts w:ascii="Consolas" w:cs="Consolas" w:eastAsia="Consolas" w:hAnsi="Consolas"/>
+                <w:sz w:val="18"/>
+                <w:szCs w:val="18"/>
+              </w:rPr>
+              <w:t xml:space="preserve">/api/reports/sales-summary</w:t>
+            </w:r>
+          </w:p>
+        </w:tc>
+        <w:tc>
+          <w:tcPr>
+            <w:tcW w:type="dxa" w:w="2760"/>
+            <w:tcBorders>
+              <w:top w:val="single" w:color="CCCCCC" w:sz="1"/>
+              <w:left w:val="single" w:color="CCCCCC" w:sz="1"/>
+              <w:bottom w:val="single" w:color="CCCCCC" w:sz="1"/>
+              <w:right w:val="single" w:color="CCCCCC" w:sz="1"/>
+            </w:tcBorders>
+            <w:tcMar>
+              <w:top w:type="dxa" w:w="60"/>
+              <w:left w:type="dxa" w:w="100"/>
+              <w:bottom w:type="dxa" w:w="60"/>
+              <w:right w:type="dxa" w:w="100"/>
+            </w:tcMar>
+          </w:tcPr>
+          <w:p>
+            <w:r>
+              <w:rPr>
+                <w:rFonts w:ascii="Arial" w:cs="Arial" w:eastAsia="Arial" w:hAnsi="Arial"/>
+                <w:sz w:val="22"/>
+                <w:szCs w:val="22"/>
+              </w:rPr>
+              <w:t xml:space="preserve">REPORT_VIEW</w:t>
+            </w:r>
+          </w:p>
+        </w:tc>
+      </w:tr>
+      <w:tr>
+        <w:tc>
+          <w:tcPr>
+            <w:tcW w:type="dxa" w:w="1200"/>
+            <w:tcBorders>
+              <w:top w:val="single" w:color="CCCCCC" w:sz="1"/>
+              <w:left w:val="single" w:color="CCCCCC" w:sz="1"/>
+              <w:bottom w:val="single" w:color="CCCCCC" w:sz="1"/>
+              <w:right w:val="single" w:color="CCCCCC" w:sz="1"/>
+            </w:tcBorders>
+            <w:shd w:fill="F4F6F7" w:val="clear"/>
+            <w:tcMar>
+              <w:top w:type="dxa" w:w="60"/>
+              <w:left w:type="dxa" w:w="100"/>
+              <w:bottom w:type="dxa" w:w="60"/>
+              <w:right w:type="dxa" w:w="100"/>
+            </w:tcMar>
+          </w:tcPr>
+          <w:p>
+            <w:r>
+              <w:rPr>
+                <w:rFonts w:ascii="Consolas" w:cs="Consolas" w:eastAsia="Consolas" w:hAnsi="Consolas"/>
+                <w:sz w:val="18"/>
+                <w:szCs w:val="18"/>
+              </w:rPr>
+              <w:t xml:space="preserve">GET</w:t>
+            </w:r>
+          </w:p>
+        </w:tc>
+        <w:tc>
+          <w:tcPr>
+            <w:tcW w:type="dxa" w:w="5400"/>
+            <w:tcBorders>
+              <w:top w:val="single" w:color="CCCCCC" w:sz="1"/>
+              <w:left w:val="single" w:color="CCCCCC" w:sz="1"/>
+              <w:bottom w:val="single" w:color="CCCCCC" w:sz="1"/>
+              <w:right w:val="single" w:color="CCCCCC" w:sz="1"/>
+            </w:tcBorders>
+            <w:shd w:fill="F4F6F7" w:val="clear"/>
+            <w:tcMar>
+              <w:top w:type="dxa" w:w="60"/>
+              <w:left w:type="dxa" w:w="100"/>
+              <w:bottom w:type="dxa" w:w="60"/>
+              <w:right w:type="dxa" w:w="100"/>
+            </w:tcMar>
+          </w:tcPr>
+          <w:p>
+            <w:r>
+              <w:rPr>
+                <w:rFonts w:ascii="Consolas" w:cs="Consolas" w:eastAsia="Consolas" w:hAnsi="Consolas"/>
+                <w:sz w:val="18"/>
+                <w:szCs w:val="18"/>
+              </w:rPr>
+              <w:t xml:space="preserve">/api/reports/inventory-stats</w:t>
+            </w:r>
+          </w:p>
+        </w:tc>
+        <w:tc>
+          <w:tcPr>
+            <w:tcW w:type="dxa" w:w="2760"/>
+            <w:tcBorders>
+              <w:top w:val="single" w:color="CCCCCC" w:sz="1"/>
+              <w:left w:val="single" w:color="CCCCCC" w:sz="1"/>
+              <w:bottom w:val="single" w:color="CCCCCC" w:sz="1"/>
+              <w:right w:val="single" w:color="CCCCCC" w:sz="1"/>
+            </w:tcBorders>
+            <w:shd w:fill="F4F6F7" w:val="clear"/>
+            <w:tcMar>
+              <w:top w:type="dxa" w:w="60"/>
+              <w:left w:type="dxa" w:w="100"/>
+              <w:bottom w:type="dxa" w:w="60"/>
+              <w:right w:type="dxa" w:w="100"/>
+            </w:tcMar>
+          </w:tcPr>
+          <w:p>
+            <w:r>
+              <w:rPr>
+                <w:rFonts w:ascii="Arial" w:cs="Arial" w:eastAsia="Arial" w:hAnsi="Arial"/>
+                <w:sz w:val="22"/>
+                <w:szCs w:val="22"/>
+              </w:rPr>
+              <w:t xml:space="preserve">REPORT_VIEW</w:t>
+            </w:r>
+          </w:p>
+        </w:tc>
+      </w:tr>
+      <w:tr>
+        <w:tc>
+          <w:tcPr>
+            <w:tcW w:type="dxa" w:w="1200"/>
+            <w:tcBorders>
+              <w:top w:val="single" w:color="CCCCCC" w:sz="1"/>
+              <w:left w:val="single" w:color="CCCCCC" w:sz="1"/>
+              <w:bottom w:val="single" w:color="CCCCCC" w:sz="1"/>
+              <w:right w:val="single" w:color="CCCCCC" w:sz="1"/>
+            </w:tcBorders>
+            <w:tcMar>
+              <w:top w:type="dxa" w:w="60"/>
+              <w:left w:type="dxa" w:w="100"/>
+              <w:bottom w:type="dxa" w:w="60"/>
+              <w:right w:type="dxa" w:w="100"/>
+            </w:tcMar>
+          </w:tcPr>
+          <w:p>
+            <w:r>
+              <w:rPr>
+                <w:rFonts w:ascii="Consolas" w:cs="Consolas" w:eastAsia="Consolas" w:hAnsi="Consolas"/>
+                <w:sz w:val="18"/>
+                <w:szCs w:val="18"/>
+              </w:rPr>
+              <w:t xml:space="preserve">GET</w:t>
+            </w:r>
+          </w:p>
+        </w:tc>
+        <w:tc>
+          <w:tcPr>
+            <w:tcW w:type="dxa" w:w="5400"/>
+            <w:tcBorders>
+              <w:top w:val="single" w:color="CCCCCC" w:sz="1"/>
+              <w:left w:val="single" w:color="CCCCCC" w:sz="1"/>
+              <w:bottom w:val="single" w:color="CCCCCC" w:sz="1"/>
+              <w:right w:val="single" w:color="CCCCCC" w:sz="1"/>
+            </w:tcBorders>
+            <w:tcMar>
+              <w:top w:type="dxa" w:w="60"/>
+              <w:left w:type="dxa" w:w="100"/>
+              <w:bottom w:type="dxa" w:w="60"/>
+              <w:right w:type="dxa" w:w="100"/>
+            </w:tcMar>
+          </w:tcPr>
+          <w:p>
+            <w:r>
+              <w:rPr>
+                <w:rFonts w:ascii="Consolas" w:cs="Consolas" w:eastAsia="Consolas" w:hAnsi="Consolas"/>
+                <w:sz w:val="18"/>
+                <w:szCs w:val="18"/>
+              </w:rPr>
+              <w:t xml:space="preserve">/api/reports/top-selling-tires</w:t>
+            </w:r>
+          </w:p>
+        </w:tc>
+        <w:tc>
+          <w:tcPr>
+            <w:tcW w:type="dxa" w:w="2760"/>
+            <w:tcBorders>
+              <w:top w:val="single" w:color="CCCCCC" w:sz="1"/>
+              <w:left w:val="single" w:color="CCCCCC" w:sz="1"/>
+              <w:bottom w:val="single" w:color="CCCCCC" w:sz="1"/>
+              <w:right w:val="single" w:color="CCCCCC" w:sz="1"/>
+            </w:tcBorders>
+            <w:tcMar>
+              <w:top w:type="dxa" w:w="60"/>
+              <w:left w:type="dxa" w:w="100"/>
+              <w:bottom w:type="dxa" w:w="60"/>
+              <w:right w:type="dxa" w:w="100"/>
+            </w:tcMar>
+          </w:tcPr>
+          <w:p>
+            <w:r>
+              <w:rPr>
+                <w:rFonts w:ascii="Arial" w:cs="Arial" w:eastAsia="Arial" w:hAnsi="Arial"/>
+                <w:sz w:val="22"/>
+                <w:szCs w:val="22"/>
+              </w:rPr>
+              <w:t xml:space="preserve">REPORT_VIEW</w:t>
+            </w:r>
+          </w:p>
+        </w:tc>
+      </w:tr>
+      <w:tr>
+        <w:tc>
+          <w:tcPr>
+            <w:tcW w:type="dxa" w:w="1200"/>
+            <w:tcBorders>
+              <w:top w:val="single" w:color="CCCCCC" w:sz="1"/>
+              <w:left w:val="single" w:color="CCCCCC" w:sz="1"/>
+              <w:bottom w:val="single" w:color="CCCCCC" w:sz="1"/>
+              <w:right w:val="single" w:color="CCCCCC" w:sz="1"/>
+            </w:tcBorders>
+            <w:shd w:fill="F4F6F7" w:val="clear"/>
+            <w:tcMar>
+              <w:top w:type="dxa" w:w="60"/>
+              <w:left w:type="dxa" w:w="100"/>
+              <w:bottom w:type="dxa" w:w="60"/>
+              <w:right w:type="dxa" w:w="100"/>
+            </w:tcMar>
+          </w:tcPr>
+          <w:p>
+            <w:r>
+              <w:rPr>
+                <w:rFonts w:ascii="Consolas" w:cs="Consolas" w:eastAsia="Consolas" w:hAnsi="Consolas"/>
+                <w:sz w:val="18"/>
+                <w:szCs w:val="18"/>
+              </w:rPr>
+              <w:t xml:space="preserve">GET</w:t>
+            </w:r>
+          </w:p>
+        </w:tc>
+        <w:tc>
+          <w:tcPr>
+            <w:tcW w:type="dxa" w:w="5400"/>
+            <w:tcBorders>
+              <w:top w:val="single" w:color="CCCCCC" w:sz="1"/>
+              <w:left w:val="single" w:color="CCCCCC" w:sz="1"/>
+              <w:bottom w:val="single" w:color="CCCCCC" w:sz="1"/>
+              <w:right w:val="single" w:color="CCCCCC" w:sz="1"/>
+            </w:tcBorders>
+            <w:shd w:fill="F4F6F7" w:val="clear"/>
+            <w:tcMar>
+              <w:top w:type="dxa" w:w="60"/>
+              <w:left w:type="dxa" w:w="100"/>
+              <w:bottom w:type="dxa" w:w="60"/>
+              <w:right w:type="dxa" w:w="100"/>
+            </w:tcMar>
+          </w:tcPr>
+          <w:p>
+            <w:r>
+              <w:rPr>
+                <w:rFonts w:ascii="Consolas" w:cs="Consolas" w:eastAsia="Consolas" w:hAnsi="Consolas"/>
+                <w:sz w:val="18"/>
+                <w:szCs w:val="18"/>
+              </w:rPr>
+              <w:t xml:space="preserve">/api/reports/lookup-cost</w:t>
+            </w:r>
+          </w:p>
+        </w:tc>
+        <w:tc>
+          <w:tcPr>
+            <w:tcW w:type="dxa" w:w="2760"/>
+            <w:tcBorders>
+              <w:top w:val="single" w:color="CCCCCC" w:sz="1"/>
+              <w:left w:val="single" w:color="CCCCCC" w:sz="1"/>
+              <w:bottom w:val="single" w:color="CCCCCC" w:sz="1"/>
+              <w:right w:val="single" w:color="CCCCCC" w:sz="1"/>
+            </w:tcBorders>
+            <w:shd w:fill="F4F6F7" w:val="clear"/>
+            <w:tcMar>
+              <w:top w:type="dxa" w:w="60"/>
+              <w:left w:type="dxa" w:w="100"/>
+              <w:bottom w:type="dxa" w:w="60"/>
+              <w:right w:type="dxa" w:w="100"/>
+            </w:tcMar>
+          </w:tcPr>
+          <w:p>
+            <w:r>
+              <w:rPr>
+                <w:rFonts w:ascii="Arial" w:cs="Arial" w:eastAsia="Arial" w:hAnsi="Arial"/>
+                <w:sz w:val="22"/>
+                <w:szCs w:val="22"/>
+              </w:rPr>
+              <w:t xml:space="preserve">REPORT_VIEW</w:t>
+            </w:r>
+          </w:p>
+        </w:tc>
+      </w:tr>
+      <w:tr>
+        <w:tc>
+          <w:tcPr>
+            <w:tcW w:type="dxa" w:w="1200"/>
+            <w:tcBorders>
+              <w:top w:val="single" w:color="CCCCCC" w:sz="1"/>
+              <w:left w:val="single" w:color="CCCCCC" w:sz="1"/>
+              <w:bottom w:val="single" w:color="CCCCCC" w:sz="1"/>
+              <w:right w:val="single" w:color="CCCCCC" w:sz="1"/>
+            </w:tcBorders>
+            <w:tcMar>
+              <w:top w:type="dxa" w:w="60"/>
+              <w:left w:type="dxa" w:w="100"/>
+              <w:bottom w:type="dxa" w:w="60"/>
+              <w:right w:type="dxa" w:w="100"/>
+            </w:tcMar>
+          </w:tcPr>
+          <w:p>
+            <w:r>
+              <w:rPr>
+                <w:rFonts w:ascii="Consolas" w:cs="Consolas" w:eastAsia="Consolas" w:hAnsi="Consolas"/>
+                <w:sz w:val="18"/>
+                <w:szCs w:val="18"/>
+              </w:rPr>
+              <w:t xml:space="preserve">GET</w:t>
+            </w:r>
+          </w:p>
+        </w:tc>
+        <w:tc>
+          <w:tcPr>
+            <w:tcW w:type="dxa" w:w="5400"/>
+            <w:tcBorders>
+              <w:top w:val="single" w:color="CCCCCC" w:sz="1"/>
+              <w:left w:val="single" w:color="CCCCCC" w:sz="1"/>
+              <w:bottom w:val="single" w:color="CCCCCC" w:sz="1"/>
+              <w:right w:val="single" w:color="CCCCCC" w:sz="1"/>
+            </w:tcBorders>
+            <w:tcMar>
+              <w:top w:type="dxa" w:w="60"/>
+              <w:left w:type="dxa" w:w="100"/>
+              <w:bottom w:type="dxa" w:w="60"/>
+              <w:right w:type="dxa" w:w="100"/>
+            </w:tcMar>
+          </w:tcPr>
+          <w:p>
+            <w:r>
+              <w:rPr>
+                <w:rFonts w:ascii="Consolas" w:cs="Consolas" w:eastAsia="Consolas" w:hAnsi="Consolas"/>
+                <w:sz w:val="18"/>
+                <w:szCs w:val="18"/>
+              </w:rPr>
+              <w:t xml:space="preserve">/api/reports/lookup-dashboard</w:t>
+            </w:r>
+          </w:p>
+        </w:tc>
+        <w:tc>
+          <w:tcPr>
+            <w:tcW w:type="dxa" w:w="2760"/>
+            <w:tcBorders>
+              <w:top w:val="single" w:color="CCCCCC" w:sz="1"/>
+              <w:left w:val="single" w:color="CCCCCC" w:sz="1"/>
+              <w:bottom w:val="single" w:color="CCCCCC" w:sz="1"/>
+              <w:right w:val="single" w:color="CCCCCC" w:sz="1"/>
+            </w:tcBorders>
+            <w:tcMar>
+              <w:top w:type="dxa" w:w="60"/>
+              <w:left w:type="dxa" w:w="100"/>
+              <w:bottom w:type="dxa" w:w="60"/>
+              <w:right w:type="dxa" w:w="100"/>
+            </w:tcMar>
+          </w:tcPr>
+          <w:p>
+            <w:r>
+              <w:rPr>
+                <w:rFonts w:ascii="Arial" w:cs="Arial" w:eastAsia="Arial" w:hAnsi="Arial"/>
+                <w:sz w:val="22"/>
+                <w:szCs w:val="22"/>
+              </w:rPr>
+              <w:t xml:space="preserve">REPORT_VIEW</w:t>
+            </w:r>
+          </w:p>
+        </w:tc>
+      </w:tr>
+      <w:tr>
+        <w:tc>
+          <w:tcPr>
+            <w:tcW w:type="dxa" w:w="1200"/>
+            <w:tcBorders>
+              <w:top w:val="single" w:color="CCCCCC" w:sz="1"/>
+              <w:left w:val="single" w:color="CCCCCC" w:sz="1"/>
+              <w:bottom w:val="single" w:color="CCCCCC" w:sz="1"/>
+              <w:right w:val="single" w:color="CCCCCC" w:sz="1"/>
+            </w:tcBorders>
+            <w:shd w:fill="F4F6F7" w:val="clear"/>
+            <w:tcMar>
+              <w:top w:type="dxa" w:w="60"/>
+              <w:left w:type="dxa" w:w="100"/>
+              <w:bottom w:type="dxa" w:w="60"/>
+              <w:right w:type="dxa" w:w="100"/>
+            </w:tcMar>
+          </w:tcPr>
+          <w:p>
+            <w:r>
+              <w:rPr>
+                <w:rFonts w:ascii="Consolas" w:cs="Consolas" w:eastAsia="Consolas" w:hAnsi="Consolas"/>
+                <w:sz w:val="18"/>
+                <w:szCs w:val="18"/>
+              </w:rPr>
+              <w:t xml:space="preserve">GET</w:t>
+            </w:r>
+          </w:p>
+        </w:tc>
+        <w:tc>
+          <w:tcPr>
+            <w:tcW w:type="dxa" w:w="5400"/>
+            <w:tcBorders>
+              <w:top w:val="single" w:color="CCCCCC" w:sz="1"/>
+              <w:left w:val="single" w:color="CCCCCC" w:sz="1"/>
+              <w:bottom w:val="single" w:color="CCCCCC" w:sz="1"/>
+              <w:right w:val="single" w:color="CCCCCC" w:sz="1"/>
+            </w:tcBorders>
+            <w:shd w:fill="F4F6F7" w:val="clear"/>
+            <w:tcMar>
+              <w:top w:type="dxa" w:w="60"/>
+              <w:left w:type="dxa" w:w="100"/>
+              <w:bottom w:type="dxa" w:w="60"/>
+              <w:right w:type="dxa" w:w="100"/>
+            </w:tcMar>
+          </w:tcPr>
+          <w:p>
+            <w:r>
+              <w:rPr>
+                <w:rFonts w:ascii="Consolas" w:cs="Consolas" w:eastAsia="Consolas" w:hAnsi="Consolas"/>
+                <w:sz w:val="18"/>
+                <w:szCs w:val="18"/>
+              </w:rPr>
+              <w:t xml:space="preserve">/api/reports/lookup-monthly</w:t>
+            </w:r>
+          </w:p>
+        </w:tc>
+        <w:tc>
+          <w:tcPr>
+            <w:tcW w:type="dxa" w:w="2760"/>
+            <w:tcBorders>
+              <w:top w:val="single" w:color="CCCCCC" w:sz="1"/>
+              <w:left w:val="single" w:color="CCCCCC" w:sz="1"/>
+              <w:bottom w:val="single" w:color="CCCCCC" w:sz="1"/>
+              <w:right w:val="single" w:color="CCCCCC" w:sz="1"/>
+            </w:tcBorders>
+            <w:shd w:fill="F4F6F7" w:val="clear"/>
+            <w:tcMar>
+              <w:top w:type="dxa" w:w="60"/>
+              <w:left w:type="dxa" w:w="100"/>
+              <w:bottom w:type="dxa" w:w="60"/>
+              <w:right w:type="dxa" w:w="100"/>
+            </w:tcMar>
+          </w:tcPr>
+          <w:p>
+            <w:r>
+              <w:rPr>
+                <w:rFonts w:ascii="Arial" w:cs="Arial" w:eastAsia="Arial" w:hAnsi="Arial"/>
+                <w:sz w:val="22"/>
+                <w:szCs w:val="22"/>
+              </w:rPr>
+              <w:t xml:space="preserve">REPORT_VIEW</w:t>
+            </w:r>
+          </w:p>
+        </w:tc>
+      </w:tr>
+      <w:tr>
+        <w:tc>
+          <w:tcPr>
+            <w:tcW w:type="dxa" w:w="1200"/>
+            <w:tcBorders>
+              <w:top w:val="single" w:color="CCCCCC" w:sz="1"/>
+              <w:left w:val="single" w:color="CCCCCC" w:sz="1"/>
+              <w:bottom w:val="single" w:color="CCCCCC" w:sz="1"/>
+              <w:right w:val="single" w:color="CCCCCC" w:sz="1"/>
+            </w:tcBorders>
+            <w:tcMar>
+              <w:top w:type="dxa" w:w="60"/>
+              <w:left w:type="dxa" w:w="100"/>
+              <w:bottom w:type="dxa" w:w="60"/>
+              <w:right w:type="dxa" w:w="100"/>
+            </w:tcMar>
+          </w:tcPr>
+          <w:p>
+            <w:r>
+              <w:rPr>
+                <w:rFonts w:ascii="Consolas" w:cs="Consolas" w:eastAsia="Consolas" w:hAnsi="Consolas"/>
+                <w:sz w:val="18"/>
+                <w:szCs w:val="18"/>
+              </w:rPr>
+              <w:t xml:space="preserve">GET</w:t>
+            </w:r>
+          </w:p>
+        </w:tc>
+        <w:tc>
+          <w:tcPr>
+            <w:tcW w:type="dxa" w:w="5400"/>
+            <w:tcBorders>
+              <w:top w:val="single" w:color="CCCCCC" w:sz="1"/>
+              <w:left w:val="single" w:color="CCCCCC" w:sz="1"/>
+              <w:bottom w:val="single" w:color="CCCCCC" w:sz="1"/>
+              <w:right w:val="single" w:color="CCCCCC" w:sz="1"/>
+            </w:tcBorders>
+            <w:tcMar>
+              <w:top w:type="dxa" w:w="60"/>
+              <w:left w:type="dxa" w:w="100"/>
+              <w:bottom w:type="dxa" w:w="60"/>
+              <w:right w:type="dxa" w:w="100"/>
+            </w:tcMar>
+          </w:tcPr>
+          <w:p>
+            <w:r>
+              <w:rPr>
+                <w:rFonts w:ascii="Consolas" w:cs="Consolas" w:eastAsia="Consolas" w:hAnsi="Consolas"/>
+                <w:sz w:val="18"/>
+                <w:szCs w:val="18"/>
+              </w:rPr>
+              <w:t xml:space="preserve">/api/reports/warranty-claims</w:t>
+            </w:r>
+          </w:p>
+        </w:tc>
+        <w:tc>
+          <w:tcPr>
+            <w:tcW w:type="dxa" w:w="2760"/>
+            <w:tcBorders>
+              <w:top w:val="single" w:color="CCCCCC" w:sz="1"/>
+              <w:left w:val="single" w:color="CCCCCC" w:sz="1"/>
+              <w:bottom w:val="single" w:color="CCCCCC" w:sz="1"/>
+              <w:right w:val="single" w:color="CCCCCC" w:sz="1"/>
+            </w:tcBorders>
+            <w:tcMar>
+              <w:top w:type="dxa" w:w="60"/>
+              <w:left w:type="dxa" w:w="100"/>
+              <w:bottom w:type="dxa" w:w="60"/>
+              <w:right w:type="dxa" w:w="100"/>
+            </w:tcMar>
+          </w:tcPr>
+          <w:p>
+            <w:r>
+              <w:rPr>
+                <w:rFonts w:ascii="Arial" w:cs="Arial" w:eastAsia="Arial" w:hAnsi="Arial"/>
+                <w:sz w:val="22"/>
+                <w:szCs w:val="22"/>
+              </w:rPr>
+              <w:t xml:space="preserve">REPORT_VIEW</w:t>
+            </w:r>
+          </w:p>
+        </w:tc>
+      </w:tr>
+    </w:tbl>
+    <w:p>
+      <w:pPr>
+        <w:spacing w:after="120"/>
+      </w:pPr>
+    </w:p>
+    <w:p>
+      <w:pPr>
+        <w:pStyle w:val="Heading3"/>
+        <w:spacing w:after="120" w:before="200"/>
+      </w:pPr>
+      <w:r>
+        <w:rPr>
+          <w:b/>
+          <w:bCs/>
+        </w:rPr>
+        <w:t xml:space="preserve">6.44  Audit</w:t>
+      </w:r>
+    </w:p>
+    <w:tbl>
+      <w:tblPr>
+        <w:tblW w:type="dxa" w:w="9360"/>
+        <w:tblBorders>
+          <w:top w:val="single" w:color="auto" w:sz="4"/>
+          <w:left w:val="single" w:color="auto" w:sz="4"/>
+          <w:bottom w:val="single" w:color="auto" w:sz="4"/>
+          <w:right w:val="single" w:color="auto" w:sz="4"/>
+          <w:insideH w:val="single" w:color="auto" w:sz="4"/>
+          <w:insideV w:val="single" w:color="auto" w:sz="4"/>
+        </w:tblBorders>
+      </w:tblPr>
+      <w:tblGrid>
+        <w:gridCol w:w="1200"/>
+        <w:gridCol w:w="5400"/>
+        <w:gridCol w:w="2760"/>
+      </w:tblGrid>
+      <w:tr>
+        <w:tc>
+          <w:tcPr>
+            <w:tcW w:type="dxa" w:w="1200"/>
+            <w:tcBorders>
+              <w:top w:val="single" w:color="CCCCCC" w:sz="1"/>
+              <w:left w:val="single" w:color="CCCCCC" w:sz="1"/>
+              <w:bottom w:val="single" w:color="CCCCCC" w:sz="1"/>
+              <w:right w:val="single" w:color="CCCCCC" w:sz="1"/>
+            </w:tcBorders>
+            <w:shd w:fill="1B4F72" w:val="clear"/>
+            <w:tcMar>
+              <w:top w:type="dxa" w:w="60"/>
+              <w:left w:type="dxa" w:w="100"/>
+              <w:bottom w:type="dxa" w:w="60"/>
+              <w:right w:type="dxa" w:w="100"/>
+            </w:tcMar>
+          </w:tcPr>
+          <w:p>
+            <w:r>
+              <w:rPr>
+                <w:rFonts w:ascii="Arial" w:cs="Arial" w:eastAsia="Arial" w:hAnsi="Arial"/>
+                <w:b/>
+                <w:bCs/>
+                <w:color w:val="FFFFFF"/>
+                <w:sz w:val="18"/>
+                <w:szCs w:val="18"/>
+              </w:rPr>
+              <w:t xml:space="preserve">Method</w:t>
+            </w:r>
+          </w:p>
+        </w:tc>
+        <w:tc>
+          <w:tcPr>
+            <w:tcW w:type="dxa" w:w="5400"/>
+            <w:tcBorders>
+              <w:top w:val="single" w:color="CCCCCC" w:sz="1"/>
+              <w:left w:val="single" w:color="CCCCCC" w:sz="1"/>
+              <w:bottom w:val="single" w:color="CCCCCC" w:sz="1"/>
+              <w:right w:val="single" w:color="CCCCCC" w:sz="1"/>
+            </w:tcBorders>
+            <w:shd w:fill="1B4F72" w:val="clear"/>
+            <w:tcMar>
+              <w:top w:type="dxa" w:w="60"/>
+              <w:left w:type="dxa" w:w="100"/>
+              <w:bottom w:type="dxa" w:w="60"/>
+              <w:right w:type="dxa" w:w="100"/>
+            </w:tcMar>
+          </w:tcPr>
+          <w:p>
+            <w:r>
+              <w:rPr>
+                <w:rFonts w:ascii="Arial" w:cs="Arial" w:eastAsia="Arial" w:hAnsi="Arial"/>
+                <w:b/>
+                <w:bCs/>
+                <w:color w:val="FFFFFF"/>
+                <w:sz w:val="18"/>
+                <w:szCs w:val="18"/>
+              </w:rPr>
+              <w:t xml:space="preserve">Path</w:t>
+            </w:r>
+          </w:p>
+        </w:tc>
+        <w:tc>
+          <w:tcPr>
+            <w:tcW w:type="dxa" w:w="2760"/>
+            <w:tcBorders>
+              <w:top w:val="single" w:color="CCCCCC" w:sz="1"/>
+              <w:left w:val="single" w:color="CCCCCC" w:sz="1"/>
+              <w:bottom w:val="single" w:color="CCCCCC" w:sz="1"/>
+              <w:right w:val="single" w:color="CCCCCC" w:sz="1"/>
+            </w:tcBorders>
+            <w:shd w:fill="1B4F72" w:val="clear"/>
+            <w:tcMar>
+              <w:top w:type="dxa" w:w="60"/>
+              <w:left w:type="dxa" w:w="100"/>
+              <w:bottom w:type="dxa" w:w="60"/>
+              <w:right w:type="dxa" w:w="100"/>
+            </w:tcMar>
+          </w:tcPr>
+          <w:p>
+            <w:r>
+              <w:rPr>
+                <w:rFonts w:ascii="Arial" w:cs="Arial" w:eastAsia="Arial" w:hAnsi="Arial"/>
+                <w:b/>
+                <w:bCs/>
+                <w:color w:val="FFFFFF"/>
+                <w:sz w:val="18"/>
+                <w:szCs w:val="18"/>
+              </w:rPr>
+              <w:t xml:space="preserve">Permission</w:t>
+            </w:r>
+          </w:p>
+        </w:tc>
+      </w:tr>
+      <w:tr>
+        <w:tc>
+          <w:tcPr>
+            <w:tcW w:type="dxa" w:w="1200"/>
+            <w:tcBorders>
+              <w:top w:val="single" w:color="CCCCCC" w:sz="1"/>
+              <w:left w:val="single" w:color="CCCCCC" w:sz="1"/>
+              <w:bottom w:val="single" w:color="CCCCCC" w:sz="1"/>
+              <w:right w:val="single" w:color="CCCCCC" w:sz="1"/>
+            </w:tcBorders>
+            <w:tcMar>
+              <w:top w:type="dxa" w:w="60"/>
+              <w:left w:type="dxa" w:w="100"/>
+              <w:bottom w:type="dxa" w:w="60"/>
+              <w:right w:type="dxa" w:w="100"/>
+            </w:tcMar>
+          </w:tcPr>
+          <w:p>
+            <w:r>
+              <w:rPr>
+                <w:rFonts w:ascii="Consolas" w:cs="Consolas" w:eastAsia="Consolas" w:hAnsi="Consolas"/>
+                <w:sz w:val="18"/>
+                <w:szCs w:val="18"/>
+              </w:rPr>
+              <w:t xml:space="preserve">GET</w:t>
+            </w:r>
+          </w:p>
+        </w:tc>
+        <w:tc>
+          <w:tcPr>
+            <w:tcW w:type="dxa" w:w="5400"/>
+            <w:tcBorders>
+              <w:top w:val="single" w:color="CCCCCC" w:sz="1"/>
+              <w:left w:val="single" w:color="CCCCCC" w:sz="1"/>
+              <w:bottom w:val="single" w:color="CCCCCC" w:sz="1"/>
+              <w:right w:val="single" w:color="CCCCCC" w:sz="1"/>
+            </w:tcBorders>
+            <w:tcMar>
+              <w:top w:type="dxa" w:w="60"/>
+              <w:left w:type="dxa" w:w="100"/>
+              <w:bottom w:type="dxa" w:w="60"/>
+              <w:right w:type="dxa" w:w="100"/>
+            </w:tcMar>
+          </w:tcPr>
+          <w:p>
+            <w:r>
+              <w:rPr>
+                <w:rFonts w:ascii="Consolas" w:cs="Consolas" w:eastAsia="Consolas" w:hAnsi="Consolas"/>
+                <w:sz w:val="18"/>
+                <w:szCs w:val="18"/>
+              </w:rPr>
+              <w:t xml:space="preserve">/api/audit</w:t>
+            </w:r>
+          </w:p>
+        </w:tc>
+        <w:tc>
+          <w:tcPr>
+            <w:tcW w:type="dxa" w:w="2760"/>
+            <w:tcBorders>
+              <w:top w:val="single" w:color="CCCCCC" w:sz="1"/>
+              <w:left w:val="single" w:color="CCCCCC" w:sz="1"/>
+              <w:bottom w:val="single" w:color="CCCCCC" w:sz="1"/>
+              <w:right w:val="single" w:color="CCCCCC" w:sz="1"/>
+            </w:tcBorders>
+            <w:tcMar>
+              <w:top w:type="dxa" w:w="60"/>
+              <w:left w:type="dxa" w:w="100"/>
+              <w:bottom w:type="dxa" w:w="60"/>
+              <w:right w:type="dxa" w:w="100"/>
+            </w:tcMar>
+          </w:tcPr>
+          <w:p>
+            <w:r>
+              <w:rPr>
+                <w:rFonts w:ascii="Arial" w:cs="Arial" w:eastAsia="Arial" w:hAnsi="Arial"/>
+                <w:sz w:val="22"/>
+                <w:szCs w:val="22"/>
+              </w:rPr>
+              <w:t xml:space="preserve">AUDIT_VIEW</w:t>
+            </w:r>
+          </w:p>
+        </w:tc>
+      </w:tr>
+    </w:tbl>
+    <w:p>
+      <w:pPr>
+        <w:spacing w:after="120"/>
+      </w:pPr>
+    </w:p>
+    <w:p>
+      <w:pPr>
+        <w:pStyle w:val="Heading3"/>
+        <w:spacing w:after="120" w:before="200"/>
+      </w:pPr>
+      <w:r>
+        <w:rPr>
+          <w:b/>
+          <w:bCs/>
+        </w:rPr>
+        <w:t xml:space="preserve">6.45  Public (No Auth)</w:t>
       </w:r>
     </w:p>
     <w:tbl>
@@ -24199,25 +28058,7 @@
           <w:sz w:val="22"/>
           <w:szCs w:val="22"/>
         </w:rPr>
-        <w:t xml:space="preserve">React 19 SPA built with Vite 7. 31 page components. Lazy-loaded chunks: ReportsDashboard (201 KB with Chart.js), MarketplaceHub (27 KB), UserManagement (6 KB), AuditLog (5 KB), PrintTemplates (14 KB). Main chunk: 449 KB.</w:t>
-      </w:r>
-    </w:p>
-    <w:p>
-      <w:pPr>
-        <w:spacing w:after="120"/>
-      </w:pPr>
-      <w:r>
-        <w:rPr>
-          <w:rFonts w:ascii="Arial" w:cs="Arial" w:eastAsia="Arial" w:hAnsi="Arial"/>
-          <w:sz w:val="22"/>
-          <w:szCs w:val="22"/>
-        </w:rPr>
-        <w:t xml:space="preserve">Key pages: Dashboard (5 widgets: health, WOs, appointments, retorque, plate lookups). WorkOrderDetail (full financial panel). ReportsDashboard (8 tabs, all with CSV export buttons). CustomerComm (PendingTab with Process Queue button and delivery stats). SettingsAdmin (8 tabs including Notifications for SMTP/SMS config). UserManagement. AuditLog. Storefront with reverse fitment and wheels catalog.</w:t>
-      </w:r>
-    </w:p>
-    <w:p>
-      <w:r>
-        <w:br w:type="page"/>
+        <w:t xml:space="preserve">React 19 SPA built with Vite 7. 31 page components. DOMPurify for HTML sanitization. Main chunk: 473 KB (includes DOMPurify). Lazy-loaded: ReportsDashboard (201 KB with Chart.js), MarketplaceHub (27 KB), PrintTemplates (13 KB), UserManagement, AuditLog.</w:t>
       </w:r>
     </w:p>
     <w:p>
@@ -24248,34 +28089,268 @@
     </w:p>
     <w:p>
       <w:pPr>
-        <w:shd w:fill="F0F0F0" w:val="clear"/>
-        <w:spacing w:after="80"/>
-        <w:ind w:left="360"/>
+        <w:pStyle w:val="Heading1"/>
+        <w:spacing w:after="200" w:before="360"/>
       </w:pPr>
       <w:r>
         <w:rPr>
-          <w:rFonts w:ascii="Consolas" w:cs="Consolas" w:eastAsia="Consolas" w:hAnsi="Consolas"/>
-          <w:sz w:val="18"/>
-          <w:szCs w:val="18"/>
+          <w:b/>
+          <w:bCs/>
         </w:rPr>
-        <w:t xml:space="preserve">bash tests/test_backend.sh     # 122 assertions</w:t>
+        <w:t xml:space="preserve">9. Deferred to v1.1</w:t>
       </w:r>
     </w:p>
-    <w:p>
-      <w:pPr>
-        <w:shd w:fill="F0F0F0" w:val="clear"/>
-        <w:spacing w:after="80"/>
-        <w:ind w:left="360"/>
-      </w:pPr>
-      <w:r>
-        <w:rPr>
-          <w:rFonts w:ascii="Consolas" w:cs="Consolas" w:eastAsia="Consolas" w:hAnsi="Consolas"/>
-          <w:sz w:val="18"/>
-          <w:szCs w:val="18"/>
-        </w:rPr>
-        <w:t xml:space="preserve">bash tests/test_installer.sh   # 55 assertions</w:t>
-      </w:r>
-    </w:p>
+    <w:tbl>
+      <w:tblPr>
+        <w:tblW w:type="dxa" w:w="9360"/>
+        <w:tblBorders>
+          <w:top w:val="single" w:color="auto" w:sz="4"/>
+          <w:left w:val="single" w:color="auto" w:sz="4"/>
+          <w:bottom w:val="single" w:color="auto" w:sz="4"/>
+          <w:right w:val="single" w:color="auto" w:sz="4"/>
+          <w:insideH w:val="single" w:color="auto" w:sz="4"/>
+          <w:insideV w:val="single" w:color="auto" w:sz="4"/>
+        </w:tblBorders>
+      </w:tblPr>
+      <w:tblGrid>
+        <w:gridCol w:w="4600"/>
+        <w:gridCol w:w="4760"/>
+      </w:tblGrid>
+      <w:tr>
+        <w:tc>
+          <w:tcPr>
+            <w:tcW w:type="dxa" w:w="4600"/>
+            <w:tcBorders>
+              <w:top w:val="single" w:color="CCCCCC" w:sz="1"/>
+              <w:left w:val="single" w:color="CCCCCC" w:sz="1"/>
+              <w:bottom w:val="single" w:color="CCCCCC" w:sz="1"/>
+              <w:right w:val="single" w:color="CCCCCC" w:sz="1"/>
+            </w:tcBorders>
+            <w:shd w:fill="1B4F72" w:val="clear"/>
+            <w:tcMar>
+              <w:top w:type="dxa" w:w="60"/>
+              <w:left w:type="dxa" w:w="100"/>
+              <w:bottom w:type="dxa" w:w="60"/>
+              <w:right w:type="dxa" w:w="100"/>
+            </w:tcMar>
+          </w:tcPr>
+          <w:p>
+            <w:r>
+              <w:rPr>
+                <w:rFonts w:ascii="Arial" w:cs="Arial" w:eastAsia="Arial" w:hAnsi="Arial"/>
+                <w:b/>
+                <w:bCs/>
+                <w:color w:val="FFFFFF"/>
+                <w:sz w:val="18"/>
+                <w:szCs w:val="18"/>
+              </w:rPr>
+              <w:t xml:space="preserve">Feature</w:t>
+            </w:r>
+          </w:p>
+        </w:tc>
+        <w:tc>
+          <w:tcPr>
+            <w:tcW w:type="dxa" w:w="4760"/>
+            <w:tcBorders>
+              <w:top w:val="single" w:color="CCCCCC" w:sz="1"/>
+              <w:left w:val="single" w:color="CCCCCC" w:sz="1"/>
+              <w:bottom w:val="single" w:color="CCCCCC" w:sz="1"/>
+              <w:right w:val="single" w:color="CCCCCC" w:sz="1"/>
+            </w:tcBorders>
+            <w:shd w:fill="1B4F72" w:val="clear"/>
+            <w:tcMar>
+              <w:top w:type="dxa" w:w="60"/>
+              <w:left w:type="dxa" w:w="100"/>
+              <w:bottom w:type="dxa" w:w="60"/>
+              <w:right w:type="dxa" w:w="100"/>
+            </w:tcMar>
+          </w:tcPr>
+          <w:p>
+            <w:r>
+              <w:rPr>
+                <w:rFonts w:ascii="Arial" w:cs="Arial" w:eastAsia="Arial" w:hAnsi="Arial"/>
+                <w:b/>
+                <w:bCs/>
+                <w:color w:val="FFFFFF"/>
+                <w:sz w:val="18"/>
+                <w:szCs w:val="18"/>
+              </w:rPr>
+              <w:t xml:space="preserve">Reason</w:t>
+            </w:r>
+          </w:p>
+        </w:tc>
+      </w:tr>
+      <w:tr>
+        <w:tc>
+          <w:tcPr>
+            <w:tcW w:type="dxa" w:w="4600"/>
+            <w:tcBorders>
+              <w:top w:val="single" w:color="CCCCCC" w:sz="1"/>
+              <w:left w:val="single" w:color="CCCCCC" w:sz="1"/>
+              <w:bottom w:val="single" w:color="CCCCCC" w:sz="1"/>
+              <w:right w:val="single" w:color="CCCCCC" w:sz="1"/>
+            </w:tcBorders>
+            <w:tcMar>
+              <w:top w:type="dxa" w:w="60"/>
+              <w:left w:type="dxa" w:w="100"/>
+              <w:bottom w:type="dxa" w:w="60"/>
+              <w:right w:type="dxa" w:w="100"/>
+            </w:tcMar>
+          </w:tcPr>
+          <w:p>
+            <w:r>
+              <w:rPr>
+                <w:rFonts w:ascii="Arial" w:cs="Arial" w:eastAsia="Arial" w:hAnsi="Arial"/>
+                <w:sz w:val="22"/>
+                <w:szCs w:val="22"/>
+              </w:rPr>
+              <w:t xml:space="preserve">billing_statements + statement_line_items</w:t>
+            </w:r>
+          </w:p>
+        </w:tc>
+        <w:tc>
+          <w:tcPr>
+            <w:tcW w:type="dxa" w:w="4760"/>
+            <w:tcBorders>
+              <w:top w:val="single" w:color="CCCCCC" w:sz="1"/>
+              <w:left w:val="single" w:color="CCCCCC" w:sz="1"/>
+              <w:bottom w:val="single" w:color="CCCCCC" w:sz="1"/>
+              <w:right w:val="single" w:color="CCCCCC" w:sz="1"/>
+            </w:tcBorders>
+            <w:tcMar>
+              <w:top w:type="dxa" w:w="60"/>
+              <w:left w:type="dxa" w:w="100"/>
+              <w:bottom w:type="dxa" w:w="60"/>
+              <w:right w:type="dxa" w:w="100"/>
+            </w:tcMar>
+          </w:tcPr>
+          <w:p>
+            <w:r>
+              <w:rPr>
+                <w:rFonts w:ascii="Arial" w:cs="Arial" w:eastAsia="Arial" w:hAnsi="Arial"/>
+                <w:sz w:val="22"/>
+                <w:szCs w:val="22"/>
+              </w:rPr>
+              <w:t xml:space="preserve">Full AR/AP system; needs payment processing layer</w:t>
+            </w:r>
+          </w:p>
+        </w:tc>
+      </w:tr>
+      <w:tr>
+        <w:tc>
+          <w:tcPr>
+            <w:tcW w:type="dxa" w:w="4600"/>
+            <w:tcBorders>
+              <w:top w:val="single" w:color="CCCCCC" w:sz="1"/>
+              <w:left w:val="single" w:color="CCCCCC" w:sz="1"/>
+              <w:bottom w:val="single" w:color="CCCCCC" w:sz="1"/>
+              <w:right w:val="single" w:color="CCCCCC" w:sz="1"/>
+            </w:tcBorders>
+            <w:shd w:fill="F4F6F7" w:val="clear"/>
+            <w:tcMar>
+              <w:top w:type="dxa" w:w="60"/>
+              <w:left w:type="dxa" w:w="100"/>
+              <w:bottom w:type="dxa" w:w="60"/>
+              <w:right w:type="dxa" w:w="100"/>
+            </w:tcMar>
+          </w:tcPr>
+          <w:p>
+            <w:r>
+              <w:rPr>
+                <w:rFonts w:ascii="Arial" w:cs="Arial" w:eastAsia="Arial" w:hAnsi="Arial"/>
+                <w:sz w:val="22"/>
+                <w:szCs w:val="22"/>
+              </w:rPr>
+              <w:t xml:space="preserve">placeDistributorOrder live ordering</w:t>
+            </w:r>
+          </w:p>
+        </w:tc>
+        <w:tc>
+          <w:tcPr>
+            <w:tcW w:type="dxa" w:w="4760"/>
+            <w:tcBorders>
+              <w:top w:val="single" w:color="CCCCCC" w:sz="1"/>
+              <w:left w:val="single" w:color="CCCCCC" w:sz="1"/>
+              <w:bottom w:val="single" w:color="CCCCCC" w:sz="1"/>
+              <w:right w:val="single" w:color="CCCCCC" w:sz="1"/>
+            </w:tcBorders>
+            <w:shd w:fill="F4F6F7" w:val="clear"/>
+            <w:tcMar>
+              <w:top w:type="dxa" w:w="60"/>
+              <w:left w:type="dxa" w:w="100"/>
+              <w:bottom w:type="dxa" w:w="60"/>
+              <w:right w:type="dxa" w:w="100"/>
+            </w:tcMar>
+          </w:tcPr>
+          <w:p>
+            <w:r>
+              <w:rPr>
+                <w:rFonts w:ascii="Arial" w:cs="Arial" w:eastAsia="Arial" w:hAnsi="Arial"/>
+                <w:sz w:val="22"/>
+                <w:szCs w:val="22"/>
+              </w:rPr>
+              <w:t xml:space="preserve">Needs ATD/Tire Hub API credentials and sandbox access</w:t>
+            </w:r>
+          </w:p>
+        </w:tc>
+      </w:tr>
+      <w:tr>
+        <w:tc>
+          <w:tcPr>
+            <w:tcW w:type="dxa" w:w="4600"/>
+            <w:tcBorders>
+              <w:top w:val="single" w:color="CCCCCC" w:sz="1"/>
+              <w:left w:val="single" w:color="CCCCCC" w:sz="1"/>
+              <w:bottom w:val="single" w:color="CCCCCC" w:sz="1"/>
+              <w:right w:val="single" w:color="CCCCCC" w:sz="1"/>
+            </w:tcBorders>
+            <w:tcMar>
+              <w:top w:type="dxa" w:w="60"/>
+              <w:left w:type="dxa" w:w="100"/>
+              <w:bottom w:type="dxa" w:w="60"/>
+              <w:right w:type="dxa" w:w="100"/>
+            </w:tcMar>
+          </w:tcPr>
+          <w:p>
+            <w:r>
+              <w:rPr>
+                <w:rFonts w:ascii="Arial" w:cs="Arial" w:eastAsia="Arial" w:hAnsi="Arial"/>
+                <w:sz w:val="22"/>
+                <w:szCs w:val="22"/>
+              </w:rPr>
+              <w:t xml:space="preserve">service_parts CRUD</w:t>
+            </w:r>
+          </w:p>
+        </w:tc>
+        <w:tc>
+          <w:tcPr>
+            <w:tcW w:type="dxa" w:w="4760"/>
+            <w:tcBorders>
+              <w:top w:val="single" w:color="CCCCCC" w:sz="1"/>
+              <w:left w:val="single" w:color="CCCCCC" w:sz="1"/>
+              <w:bottom w:val="single" w:color="CCCCCC" w:sz="1"/>
+              <w:right w:val="single" w:color="CCCCCC" w:sz="1"/>
+            </w:tcBorders>
+            <w:tcMar>
+              <w:top w:type="dxa" w:w="60"/>
+              <w:left w:type="dxa" w:w="100"/>
+              <w:bottom w:type="dxa" w:w="60"/>
+              <w:right w:type="dxa" w:w="100"/>
+            </w:tcMar>
+          </w:tcPr>
+          <w:p>
+            <w:r>
+              <w:rPr>
+                <w:rFonts w:ascii="Arial" w:cs="Arial" w:eastAsia="Arial" w:hAnsi="Arial"/>
+                <w:sz w:val="22"/>
+                <w:szCs w:val="22"/>
+              </w:rPr>
+              <w:t xml:space="preserve">Low priority; parts tracked as line items on work orders</w:t>
+            </w:r>
+          </w:p>
+        </w:tc>
+      </w:tr>
+    </w:tbl>
     <w:sectPr>
       <w:headerReference w:type="default" r:id="rId7"/>
       <w:footerReference w:type="default" r:id="rId8"/>
